--- a/新泰週報20260628[2626]B4F.docx
+++ b/新泰週報20260628[2626]B4F.docx
@@ -1391,27 +1391,7 @@
                 <w:sz w:val="26"/>
                 <w:szCs w:val="26"/>
               </w:rPr>
-              <w:t>舉行施文蓓牧師就任第五任</w:t>
-            </w:r>
-            <w:proofErr w:type="gramStart"/>
-            <w:r>
-              <w:rPr>
-                <w:rFonts w:ascii="Barlow Condensed Medium" w:eastAsia="標楷體" w:hAnsi="Barlow Condensed Medium" w:cs="Segoe UI Symbol" w:hint="eastAsia"/>
-                <w:w w:val="90"/>
-                <w:sz w:val="26"/>
-                <w:szCs w:val="26"/>
-              </w:rPr>
-              <w:t>牧師授職感恩</w:t>
-            </w:r>
-            <w:proofErr w:type="gramEnd"/>
-            <w:r>
-              <w:rPr>
-                <w:rFonts w:ascii="Barlow Condensed Medium" w:eastAsia="標楷體" w:hAnsi="Barlow Condensed Medium" w:cs="Segoe UI Symbol" w:hint="eastAsia"/>
-                <w:w w:val="90"/>
-                <w:sz w:val="26"/>
-                <w:szCs w:val="26"/>
-              </w:rPr>
-              <w:t>禮拜。</w:t>
+              <w:t>舉行施文蓓牧師就任第五任牧師授職感恩禮拜。</w:t>
             </w:r>
           </w:p>
         </w:tc>
@@ -1653,9 +1633,8 @@
                 <w:sz w:val="26"/>
                 <w:szCs w:val="26"/>
               </w:rPr>
-              <w:t>，請會</w:t>
-            </w:r>
-            <w:proofErr w:type="gramStart"/>
+              <w:t>，請會眾</w:t>
+            </w:r>
             <w:r>
               <w:rPr>
                 <w:rFonts w:ascii="Barlow Condensed Medium" w:eastAsia="標楷體" w:hAnsi="Barlow Condensed Medium" w:cs="Segoe UI Symbol" w:hint="eastAsia"/>
@@ -1663,26 +1642,7 @@
                 <w:sz w:val="26"/>
                 <w:szCs w:val="26"/>
               </w:rPr>
-              <w:t>眾</w:t>
-            </w:r>
-            <w:r>
-              <w:rPr>
-                <w:rFonts w:ascii="Barlow Condensed Medium" w:eastAsia="標楷體" w:hAnsi="Barlow Condensed Medium" w:cs="Segoe UI Symbol" w:hint="eastAsia"/>
-                <w:w w:val="90"/>
-                <w:sz w:val="26"/>
-                <w:szCs w:val="26"/>
-              </w:rPr>
-              <w:t>代禱和</w:t>
-            </w:r>
-            <w:proofErr w:type="gramEnd"/>
-            <w:r>
-              <w:rPr>
-                <w:rFonts w:ascii="Barlow Condensed Medium" w:eastAsia="標楷體" w:hAnsi="Barlow Condensed Medium" w:cs="Segoe UI Symbol" w:hint="eastAsia"/>
-                <w:w w:val="90"/>
-                <w:sz w:val="26"/>
-                <w:szCs w:val="26"/>
-              </w:rPr>
-              <w:t>奉獻</w:t>
+              <w:t>代禱和奉獻</w:t>
             </w:r>
             <w:r>
               <w:rPr>
@@ -1890,7 +1850,6 @@
         </w:rPr>
         <w:t>§</w:t>
       </w:r>
-      <w:proofErr w:type="gramStart"/>
       <w:r>
         <w:rPr>
           <w:rFonts w:ascii="Barlow Condensed Medium" w:eastAsia="華康正顏楷體W9" w:hAnsi="Barlow Condensed Medium" w:cstheme="minorHAnsi"/>
@@ -1898,7 +1857,6 @@
         </w:rPr>
         <w:t>公禱事項</w:t>
       </w:r>
-      <w:proofErr w:type="gramEnd"/>
     </w:p>
     <w:tbl>
       <w:tblPr>
@@ -2041,9 +1999,8 @@
                 <w:sz w:val="26"/>
                 <w:szCs w:val="26"/>
               </w:rPr>
-              <w:t xml:space="preserve">、人權和生態永續，願　</w:t>
-            </w:r>
-            <w:proofErr w:type="gramStart"/>
+              <w:t>、人權和生態永續，願　神公義的國度降臨</w:t>
+            </w:r>
             <w:r>
               <w:rPr>
                 <w:rFonts w:ascii="Barlow Condensed Medium" w:eastAsia="標楷體" w:hAnsi="Barlow Condensed Medium" w:cstheme="minorHAnsi" w:hint="eastAsia"/>
@@ -2051,9 +2008,32 @@
                 <w:sz w:val="26"/>
                 <w:szCs w:val="26"/>
               </w:rPr>
-              <w:t>神公義</w:t>
-            </w:r>
-            <w:proofErr w:type="gramEnd"/>
+              <w:t>。</w:t>
+            </w:r>
+          </w:p>
+        </w:tc>
+      </w:tr>
+      <w:tr>
+        <w:tc>
+          <w:tcPr>
+            <w:tcW w:w="266" w:type="dxa"/>
+            <w:tcMar>
+              <w:left w:w="28" w:type="dxa"/>
+              <w:right w:w="28" w:type="dxa"/>
+            </w:tcMar>
+          </w:tcPr>
+          <w:p>
+            <w:pPr>
+              <w:snapToGrid w:val="0"/>
+              <w:spacing w:line="300" w:lineRule="exact"/>
+              <w:jc w:val="right"/>
+              <w:rPr>
+                <w:rFonts w:ascii="Barlow Condensed Medium" w:eastAsia="標楷體" w:hAnsi="Barlow Condensed Medium" w:cstheme="minorHAnsi"/>
+                <w:w w:val="90"/>
+                <w:sz w:val="26"/>
+                <w:szCs w:val="26"/>
+              </w:rPr>
+            </w:pPr>
             <w:r>
               <w:rPr>
                 <w:rFonts w:ascii="Barlow Condensed Medium" w:eastAsia="標楷體" w:hAnsi="Barlow Condensed Medium" w:cstheme="minorHAnsi" w:hint="eastAsia"/>
@@ -2061,8 +2041,39 @@
                 <w:sz w:val="26"/>
                 <w:szCs w:val="26"/>
               </w:rPr>
-              <w:t>的國度降臨</w:t>
-            </w:r>
+              <w:t>2</w:t>
+            </w:r>
+            <w:r>
+              <w:rPr>
+                <w:rFonts w:ascii="Barlow Condensed Medium" w:eastAsia="標楷體" w:hAnsi="Barlow Condensed Medium" w:cstheme="minorHAnsi"/>
+                <w:w w:val="90"/>
+                <w:sz w:val="26"/>
+                <w:szCs w:val="26"/>
+              </w:rPr>
+              <w:t>.</w:t>
+            </w:r>
+          </w:p>
+        </w:tc>
+        <w:tc>
+          <w:tcPr>
+            <w:tcW w:w="5669" w:type="dxa"/>
+            <w:tcMar>
+              <w:left w:w="28" w:type="dxa"/>
+              <w:right w:w="28" w:type="dxa"/>
+            </w:tcMar>
+          </w:tcPr>
+          <w:p>
+            <w:pPr>
+              <w:snapToGrid w:val="0"/>
+              <w:spacing w:line="300" w:lineRule="exact"/>
+              <w:jc w:val="both"/>
+              <w:rPr>
+                <w:rFonts w:ascii="Barlow Condensed Medium" w:eastAsia="標楷體" w:hAnsi="Barlow Condensed Medium" w:cstheme="minorHAnsi"/>
+                <w:w w:val="90"/>
+                <w:sz w:val="26"/>
+                <w:szCs w:val="26"/>
+              </w:rPr>
+            </w:pPr>
             <w:r>
               <w:rPr>
                 <w:rFonts w:ascii="Barlow Condensed Medium" w:eastAsia="標楷體" w:hAnsi="Barlow Condensed Medium" w:cstheme="minorHAnsi" w:hint="eastAsia"/>
@@ -2070,31 +2081,40 @@
                 <w:sz w:val="26"/>
                 <w:szCs w:val="26"/>
               </w:rPr>
-              <w:t>。</w:t>
-            </w:r>
-          </w:p>
-        </w:tc>
-      </w:tr>
-      <w:tr>
-        <w:tc>
-          <w:tcPr>
-            <w:tcW w:w="266" w:type="dxa"/>
-            <w:tcMar>
-              <w:left w:w="28" w:type="dxa"/>
-              <w:right w:w="28" w:type="dxa"/>
-            </w:tcMar>
-          </w:tcPr>
-          <w:p>
-            <w:pPr>
-              <w:snapToGrid w:val="0"/>
-              <w:spacing w:line="300" w:lineRule="exact"/>
-              <w:jc w:val="right"/>
+              <w:t>為非洲伊波拉病毒疫情代禱</w:t>
+            </w:r>
+            <w:r>
               <w:rPr>
                 <w:rFonts w:ascii="Barlow Condensed Medium" w:eastAsia="標楷體" w:hAnsi="Barlow Condensed Medium" w:cstheme="minorHAnsi"/>
                 <w:w w:val="90"/>
                 <w:sz w:val="26"/>
                 <w:szCs w:val="26"/>
               </w:rPr>
+              <w:t>。</w:t>
+            </w:r>
+          </w:p>
+        </w:tc>
+      </w:tr>
+      <w:tr>
+        <w:tc>
+          <w:tcPr>
+            <w:tcW w:w="266" w:type="dxa"/>
+            <w:tcMar>
+              <w:left w:w="28" w:type="dxa"/>
+              <w:right w:w="28" w:type="dxa"/>
+            </w:tcMar>
+          </w:tcPr>
+          <w:p>
+            <w:pPr>
+              <w:snapToGrid w:val="0"/>
+              <w:spacing w:line="300" w:lineRule="exact"/>
+              <w:jc w:val="right"/>
+              <w:rPr>
+                <w:rFonts w:ascii="Barlow Condensed Medium" w:eastAsia="標楷體" w:hAnsi="Barlow Condensed Medium" w:cstheme="minorHAnsi"/>
+                <w:w w:val="90"/>
+                <w:sz w:val="26"/>
+                <w:szCs w:val="26"/>
+              </w:rPr>
             </w:pPr>
             <w:r>
               <w:rPr>
@@ -2103,7 +2123,7 @@
                 <w:sz w:val="26"/>
                 <w:szCs w:val="26"/>
               </w:rPr>
-              <w:t>2</w:t>
+              <w:t>3</w:t>
             </w:r>
             <w:r>
               <w:rPr>
@@ -2143,9 +2163,8 @@
                 <w:sz w:val="26"/>
                 <w:szCs w:val="26"/>
               </w:rPr>
-              <w:t>為非洲伊波拉病毒</w:t>
-            </w:r>
-            <w:proofErr w:type="gramStart"/>
+              <w:t>為台灣祈福，願</w:t>
+            </w:r>
             <w:r>
               <w:rPr>
                 <w:rFonts w:ascii="Barlow Condensed Medium" w:eastAsia="標楷體" w:hAnsi="Barlow Condensed Medium" w:cstheme="minorHAnsi" w:hint="eastAsia"/>
@@ -2153,9 +2172,17 @@
                 <w:sz w:val="26"/>
                 <w:szCs w:val="26"/>
               </w:rPr>
-              <w:t>疫情代禱</w:t>
-            </w:r>
-            <w:proofErr w:type="gramEnd"/>
+              <w:t>2026</w:t>
+            </w:r>
+            <w:r>
+              <w:rPr>
+                <w:rFonts w:ascii="Barlow Condensed Medium" w:eastAsia="標楷體" w:hAnsi="Barlow Condensed Medium" w:cstheme="minorHAnsi" w:hint="eastAsia"/>
+                <w:w w:val="90"/>
+                <w:sz w:val="26"/>
+                <w:szCs w:val="26"/>
+              </w:rPr>
+              <w:t>年全民為守護台灣更同心、更團結，求真相除詐騙，以及求真　神棄偶像</w:t>
+            </w:r>
             <w:r>
               <w:rPr>
                 <w:rFonts w:ascii="Barlow Condensed Medium" w:eastAsia="標楷體" w:hAnsi="Barlow Condensed Medium" w:cstheme="minorHAnsi"/>
@@ -2196,7 +2223,7 @@
                 <w:sz w:val="26"/>
                 <w:szCs w:val="26"/>
               </w:rPr>
-              <w:t>3</w:t>
+              <w:t>4</w:t>
             </w:r>
             <w:r>
               <w:rPr>
@@ -2231,12 +2258,130 @@
             </w:pPr>
             <w:r>
               <w:rPr>
+                <w:rFonts w:ascii="Barlow Condensed Medium" w:eastAsia="標楷體" w:hAnsi="Barlow Condensed Medium" w:cs="Segoe UI Symbol"/>
+                <w:w w:val="90"/>
+                <w:sz w:val="26"/>
+                <w:szCs w:val="26"/>
+              </w:rPr>
+              <w:t>為</w:t>
+            </w:r>
+            <w:r>
+              <w:rPr>
+                <w:rFonts w:ascii="Barlow Condensed Medium" w:eastAsia="標楷體" w:hAnsi="Barlow Condensed Medium" w:cs="Segoe UI Symbol"/>
+                <w:w w:val="90"/>
+                <w:sz w:val="26"/>
+                <w:szCs w:val="26"/>
+              </w:rPr>
+              <w:t>2026</w:t>
+            </w:r>
+            <w:r>
+              <w:rPr>
+                <w:rFonts w:ascii="Barlow Condensed Medium" w:eastAsia="標楷體" w:hAnsi="Barlow Condensed Medium" w:cs="Segoe UI Symbol"/>
+                <w:w w:val="90"/>
+                <w:sz w:val="26"/>
+                <w:szCs w:val="26"/>
+              </w:rPr>
+              <w:t>年本會</w:t>
+            </w:r>
+            <w:r>
+              <w:rPr>
+                <w:rFonts w:ascii="Barlow Condensed Medium" w:eastAsia="標楷體" w:hAnsi="Barlow Condensed Medium" w:cs="Segoe UI Symbol" w:hint="eastAsia"/>
+                <w:w w:val="90"/>
+                <w:sz w:val="26"/>
+                <w:szCs w:val="26"/>
+              </w:rPr>
+              <w:t>各項</w:t>
+            </w:r>
+            <w:r>
+              <w:rPr>
+                <w:rFonts w:ascii="Barlow Condensed Medium" w:eastAsia="標楷體" w:hAnsi="Barlow Condensed Medium" w:cs="Segoe UI Symbol"/>
+                <w:w w:val="90"/>
+                <w:sz w:val="26"/>
+                <w:szCs w:val="26"/>
+              </w:rPr>
+              <w:t>事工代禱</w:t>
+            </w:r>
+            <w:r>
+              <w:rPr>
+                <w:rFonts w:ascii="Barlow Condensed Medium" w:eastAsia="標楷體" w:hAnsi="Barlow Condensed Medium" w:cstheme="minorHAnsi"/>
+                <w:w w:val="90"/>
+                <w:sz w:val="26"/>
+                <w:szCs w:val="26"/>
+              </w:rPr>
+              <w:t>。</w:t>
+            </w:r>
+          </w:p>
+        </w:tc>
+      </w:tr>
+      <w:tr>
+        <w:tc>
+          <w:tcPr>
+            <w:tcW w:w="266" w:type="dxa"/>
+            <w:tcMar>
+              <w:left w:w="28" w:type="dxa"/>
+              <w:right w:w="28" w:type="dxa"/>
+            </w:tcMar>
+          </w:tcPr>
+          <w:p>
+            <w:pPr>
+              <w:snapToGrid w:val="0"/>
+              <w:spacing w:line="300" w:lineRule="exact"/>
+              <w:jc w:val="right"/>
+              <w:rPr>
+                <w:rFonts w:ascii="Barlow Condensed Medium" w:eastAsia="標楷體" w:hAnsi="Barlow Condensed Medium" w:cstheme="minorHAnsi"/>
+                <w:w w:val="90"/>
+                <w:sz w:val="26"/>
+                <w:szCs w:val="26"/>
+              </w:rPr>
+            </w:pPr>
+            <w:r>
+              <w:rPr>
                 <w:rFonts w:ascii="Barlow Condensed Medium" w:eastAsia="標楷體" w:hAnsi="Barlow Condensed Medium" w:cstheme="minorHAnsi" w:hint="eastAsia"/>
                 <w:w w:val="90"/>
                 <w:sz w:val="26"/>
                 <w:szCs w:val="26"/>
               </w:rPr>
-              <w:t>為台灣祈福，願</w:t>
+              <w:t>5</w:t>
+            </w:r>
+            <w:r>
+              <w:rPr>
+                <w:rFonts w:ascii="Barlow Condensed Medium" w:eastAsia="標楷體" w:hAnsi="Barlow Condensed Medium" w:cstheme="minorHAnsi"/>
+                <w:w w:val="90"/>
+                <w:sz w:val="26"/>
+                <w:szCs w:val="26"/>
+              </w:rPr>
+              <w:t>.</w:t>
+            </w:r>
+          </w:p>
+        </w:tc>
+        <w:tc>
+          <w:tcPr>
+            <w:tcW w:w="5669" w:type="dxa"/>
+            <w:tcMar>
+              <w:left w:w="28" w:type="dxa"/>
+              <w:right w:w="28" w:type="dxa"/>
+            </w:tcMar>
+          </w:tcPr>
+          <w:p>
+            <w:pPr>
+              <w:snapToGrid w:val="0"/>
+              <w:spacing w:line="300" w:lineRule="exact"/>
+              <w:jc w:val="both"/>
+              <w:rPr>
+                <w:rFonts w:ascii="Barlow Condensed Medium" w:eastAsia="標楷體" w:hAnsi="Barlow Condensed Medium" w:cstheme="minorHAnsi"/>
+                <w:w w:val="90"/>
+                <w:sz w:val="26"/>
+                <w:szCs w:val="26"/>
+              </w:rPr>
+            </w:pPr>
+            <w:r>
+              <w:rPr>
+                <w:rFonts w:ascii="Barlow Condensed Medium" w:eastAsia="標楷體" w:hAnsi="Barlow Condensed Medium" w:cstheme="minorHAnsi"/>
+                <w:w w:val="90"/>
+                <w:sz w:val="26"/>
+                <w:szCs w:val="26"/>
+              </w:rPr>
+              <w:t>為</w:t>
             </w:r>
             <w:r>
               <w:rPr>
@@ -2245,7 +2390,16 @@
                 <w:sz w:val="26"/>
                 <w:szCs w:val="26"/>
               </w:rPr>
-              <w:t>2026</w:t>
+              <w:t>教會所有</w:t>
+            </w:r>
+            <w:r>
+              <w:rPr>
+                <w:rFonts w:ascii="Barlow Condensed Medium" w:eastAsia="標楷體" w:hAnsi="Barlow Condensed Medium" w:cstheme="minorHAnsi"/>
+                <w:w w:val="90"/>
+                <w:sz w:val="26"/>
+                <w:szCs w:val="26"/>
+              </w:rPr>
+              <w:t>任職同工的事奉</w:t>
             </w:r>
             <w:r>
               <w:rPr>
@@ -2254,19 +2408,8 @@
                 <w:sz w:val="26"/>
                 <w:szCs w:val="26"/>
               </w:rPr>
-              <w:t xml:space="preserve">年全民為守護台灣更同心、更團結，求真相除詐騙，以及求真　</w:t>
-            </w:r>
-            <w:proofErr w:type="gramStart"/>
-            <w:r>
-              <w:rPr>
-                <w:rFonts w:ascii="Barlow Condensed Medium" w:eastAsia="標楷體" w:hAnsi="Barlow Condensed Medium" w:cstheme="minorHAnsi" w:hint="eastAsia"/>
-                <w:w w:val="90"/>
-                <w:sz w:val="26"/>
-                <w:szCs w:val="26"/>
-              </w:rPr>
-              <w:t>神棄偶像</w:t>
-            </w:r>
-            <w:proofErr w:type="gramEnd"/>
+              <w:t>、工作</w:t>
+            </w:r>
             <w:r>
               <w:rPr>
                 <w:rFonts w:ascii="Barlow Condensed Medium" w:eastAsia="標楷體" w:hAnsi="Barlow Condensed Medium" w:cstheme="minorHAnsi"/>
@@ -2274,265 +2417,7 @@
                 <w:sz w:val="26"/>
                 <w:szCs w:val="26"/>
               </w:rPr>
-              <w:t>。</w:t>
-            </w:r>
-          </w:p>
-        </w:tc>
-      </w:tr>
-      <w:tr>
-        <w:tc>
-          <w:tcPr>
-            <w:tcW w:w="266" w:type="dxa"/>
-            <w:tcMar>
-              <w:left w:w="28" w:type="dxa"/>
-              <w:right w:w="28" w:type="dxa"/>
-            </w:tcMar>
-          </w:tcPr>
-          <w:p>
-            <w:pPr>
-              <w:snapToGrid w:val="0"/>
-              <w:spacing w:line="300" w:lineRule="exact"/>
-              <w:jc w:val="right"/>
-              <w:rPr>
-                <w:rFonts w:ascii="Barlow Condensed Medium" w:eastAsia="標楷體" w:hAnsi="Barlow Condensed Medium" w:cstheme="minorHAnsi"/>
-                <w:w w:val="90"/>
-                <w:sz w:val="26"/>
-                <w:szCs w:val="26"/>
-              </w:rPr>
-            </w:pPr>
-            <w:r>
-              <w:rPr>
-                <w:rFonts w:ascii="Barlow Condensed Medium" w:eastAsia="標楷體" w:hAnsi="Barlow Condensed Medium" w:cstheme="minorHAnsi" w:hint="eastAsia"/>
-                <w:w w:val="90"/>
-                <w:sz w:val="26"/>
-                <w:szCs w:val="26"/>
-              </w:rPr>
-              <w:t>4</w:t>
-            </w:r>
-            <w:r>
-              <w:rPr>
-                <w:rFonts w:ascii="Barlow Condensed Medium" w:eastAsia="標楷體" w:hAnsi="Barlow Condensed Medium" w:cstheme="minorHAnsi"/>
-                <w:w w:val="90"/>
-                <w:sz w:val="26"/>
-                <w:szCs w:val="26"/>
-              </w:rPr>
-              <w:t>.</w:t>
-            </w:r>
-          </w:p>
-        </w:tc>
-        <w:tc>
-          <w:tcPr>
-            <w:tcW w:w="5669" w:type="dxa"/>
-            <w:tcMar>
-              <w:left w:w="28" w:type="dxa"/>
-              <w:right w:w="28" w:type="dxa"/>
-            </w:tcMar>
-          </w:tcPr>
-          <w:p>
-            <w:pPr>
-              <w:snapToGrid w:val="0"/>
-              <w:spacing w:line="300" w:lineRule="exact"/>
-              <w:jc w:val="both"/>
-              <w:rPr>
-                <w:rFonts w:ascii="Barlow Condensed Medium" w:eastAsia="標楷體" w:hAnsi="Barlow Condensed Medium" w:cstheme="minorHAnsi"/>
-                <w:w w:val="90"/>
-                <w:sz w:val="26"/>
-                <w:szCs w:val="26"/>
-              </w:rPr>
-            </w:pPr>
-            <w:r>
-              <w:rPr>
-                <w:rFonts w:ascii="Barlow Condensed Medium" w:eastAsia="標楷體" w:hAnsi="Barlow Condensed Medium" w:cs="Segoe UI Symbol"/>
-                <w:w w:val="90"/>
-                <w:sz w:val="26"/>
-                <w:szCs w:val="26"/>
-              </w:rPr>
-              <w:t>為</w:t>
-            </w:r>
-            <w:r>
-              <w:rPr>
-                <w:rFonts w:ascii="Barlow Condensed Medium" w:eastAsia="標楷體" w:hAnsi="Barlow Condensed Medium" w:cs="Segoe UI Symbol"/>
-                <w:w w:val="90"/>
-                <w:sz w:val="26"/>
-                <w:szCs w:val="26"/>
-              </w:rPr>
-              <w:t>2026</w:t>
-            </w:r>
-            <w:r>
-              <w:rPr>
-                <w:rFonts w:ascii="Barlow Condensed Medium" w:eastAsia="標楷體" w:hAnsi="Barlow Condensed Medium" w:cs="Segoe UI Symbol"/>
-                <w:w w:val="90"/>
-                <w:sz w:val="26"/>
-                <w:szCs w:val="26"/>
-              </w:rPr>
-              <w:t>年本會</w:t>
-            </w:r>
-            <w:r>
-              <w:rPr>
-                <w:rFonts w:ascii="Barlow Condensed Medium" w:eastAsia="標楷體" w:hAnsi="Barlow Condensed Medium" w:cs="Segoe UI Symbol" w:hint="eastAsia"/>
-                <w:w w:val="90"/>
-                <w:sz w:val="26"/>
-                <w:szCs w:val="26"/>
-              </w:rPr>
-              <w:t>各項</w:t>
-            </w:r>
-            <w:r>
-              <w:rPr>
-                <w:rFonts w:ascii="Barlow Condensed Medium" w:eastAsia="標楷體" w:hAnsi="Barlow Condensed Medium" w:cs="Segoe UI Symbol"/>
-                <w:w w:val="90"/>
-                <w:sz w:val="26"/>
-                <w:szCs w:val="26"/>
-              </w:rPr>
-              <w:t>事</w:t>
-            </w:r>
-            <w:proofErr w:type="gramStart"/>
-            <w:r>
-              <w:rPr>
-                <w:rFonts w:ascii="Barlow Condensed Medium" w:eastAsia="標楷體" w:hAnsi="Barlow Condensed Medium" w:cs="Segoe UI Symbol"/>
-                <w:w w:val="90"/>
-                <w:sz w:val="26"/>
-                <w:szCs w:val="26"/>
-              </w:rPr>
-              <w:t>工代禱</w:t>
-            </w:r>
-            <w:proofErr w:type="gramEnd"/>
-            <w:r>
-              <w:rPr>
-                <w:rFonts w:ascii="Barlow Condensed Medium" w:eastAsia="標楷體" w:hAnsi="Barlow Condensed Medium" w:cstheme="minorHAnsi"/>
-                <w:w w:val="90"/>
-                <w:sz w:val="26"/>
-                <w:szCs w:val="26"/>
-              </w:rPr>
-              <w:t>。</w:t>
-            </w:r>
-          </w:p>
-        </w:tc>
-      </w:tr>
-      <w:tr>
-        <w:tc>
-          <w:tcPr>
-            <w:tcW w:w="266" w:type="dxa"/>
-            <w:tcMar>
-              <w:left w:w="28" w:type="dxa"/>
-              <w:right w:w="28" w:type="dxa"/>
-            </w:tcMar>
-          </w:tcPr>
-          <w:p>
-            <w:pPr>
-              <w:snapToGrid w:val="0"/>
-              <w:spacing w:line="300" w:lineRule="exact"/>
-              <w:jc w:val="right"/>
-              <w:rPr>
-                <w:rFonts w:ascii="Barlow Condensed Medium" w:eastAsia="標楷體" w:hAnsi="Barlow Condensed Medium" w:cstheme="minorHAnsi"/>
-                <w:w w:val="90"/>
-                <w:sz w:val="26"/>
-                <w:szCs w:val="26"/>
-              </w:rPr>
-            </w:pPr>
-            <w:r>
-              <w:rPr>
-                <w:rFonts w:ascii="Barlow Condensed Medium" w:eastAsia="標楷體" w:hAnsi="Barlow Condensed Medium" w:cstheme="minorHAnsi" w:hint="eastAsia"/>
-                <w:w w:val="90"/>
-                <w:sz w:val="26"/>
-                <w:szCs w:val="26"/>
-              </w:rPr>
-              <w:t>5</w:t>
-            </w:r>
-            <w:r>
-              <w:rPr>
-                <w:rFonts w:ascii="Barlow Condensed Medium" w:eastAsia="標楷體" w:hAnsi="Barlow Condensed Medium" w:cstheme="minorHAnsi"/>
-                <w:w w:val="90"/>
-                <w:sz w:val="26"/>
-                <w:szCs w:val="26"/>
-              </w:rPr>
-              <w:t>.</w:t>
-            </w:r>
-          </w:p>
-        </w:tc>
-        <w:tc>
-          <w:tcPr>
-            <w:tcW w:w="5669" w:type="dxa"/>
-            <w:tcMar>
-              <w:left w:w="28" w:type="dxa"/>
-              <w:right w:w="28" w:type="dxa"/>
-            </w:tcMar>
-          </w:tcPr>
-          <w:p>
-            <w:pPr>
-              <w:snapToGrid w:val="0"/>
-              <w:spacing w:line="300" w:lineRule="exact"/>
-              <w:jc w:val="both"/>
-              <w:rPr>
-                <w:rFonts w:ascii="Barlow Condensed Medium" w:eastAsia="標楷體" w:hAnsi="Barlow Condensed Medium" w:cstheme="minorHAnsi"/>
-                <w:w w:val="90"/>
-                <w:sz w:val="26"/>
-                <w:szCs w:val="26"/>
-              </w:rPr>
-            </w:pPr>
-            <w:r>
-              <w:rPr>
-                <w:rFonts w:ascii="Barlow Condensed Medium" w:eastAsia="標楷體" w:hAnsi="Barlow Condensed Medium" w:cstheme="minorHAnsi"/>
-                <w:w w:val="90"/>
-                <w:sz w:val="26"/>
-                <w:szCs w:val="26"/>
-              </w:rPr>
-              <w:t>為</w:t>
-            </w:r>
-            <w:r>
-              <w:rPr>
-                <w:rFonts w:ascii="Barlow Condensed Medium" w:eastAsia="標楷體" w:hAnsi="Barlow Condensed Medium" w:cstheme="minorHAnsi" w:hint="eastAsia"/>
-                <w:w w:val="90"/>
-                <w:sz w:val="26"/>
-                <w:szCs w:val="26"/>
-              </w:rPr>
-              <w:t>教會所有</w:t>
-            </w:r>
-            <w:r>
-              <w:rPr>
-                <w:rFonts w:ascii="Barlow Condensed Medium" w:eastAsia="標楷體" w:hAnsi="Barlow Condensed Medium" w:cstheme="minorHAnsi"/>
-                <w:w w:val="90"/>
-                <w:sz w:val="26"/>
-                <w:szCs w:val="26"/>
-              </w:rPr>
-              <w:t>任職同工的事奉</w:t>
-            </w:r>
-            <w:r>
-              <w:rPr>
-                <w:rFonts w:ascii="Barlow Condensed Medium" w:eastAsia="標楷體" w:hAnsi="Barlow Condensed Medium" w:cstheme="minorHAnsi" w:hint="eastAsia"/>
-                <w:w w:val="90"/>
-                <w:sz w:val="26"/>
-                <w:szCs w:val="26"/>
-              </w:rPr>
-              <w:t>、工作</w:t>
-            </w:r>
-            <w:r>
-              <w:rPr>
-                <w:rFonts w:ascii="Barlow Condensed Medium" w:eastAsia="標楷體" w:hAnsi="Barlow Condensed Medium" w:cstheme="minorHAnsi"/>
-                <w:w w:val="90"/>
-                <w:sz w:val="26"/>
-                <w:szCs w:val="26"/>
-              </w:rPr>
-              <w:t>和</w:t>
-            </w:r>
-            <w:proofErr w:type="gramStart"/>
-            <w:r>
-              <w:rPr>
-                <w:rFonts w:ascii="Barlow Condensed Medium" w:eastAsia="標楷體" w:hAnsi="Barlow Condensed Medium" w:cstheme="minorHAnsi"/>
-                <w:w w:val="90"/>
-                <w:sz w:val="26"/>
-                <w:szCs w:val="26"/>
-              </w:rPr>
-              <w:t>家庭代禱</w:t>
-            </w:r>
-            <w:proofErr w:type="gramEnd"/>
-            <w:r>
-              <w:rPr>
-                <w:rFonts w:ascii="Barlow Condensed Medium" w:eastAsia="標楷體" w:hAnsi="Barlow Condensed Medium" w:cstheme="minorHAnsi"/>
-                <w:w w:val="90"/>
-                <w:sz w:val="26"/>
-                <w:szCs w:val="26"/>
-              </w:rPr>
-              <w:t>。</w:t>
+              <w:t>和家庭代禱。</w:t>
             </w:r>
           </w:p>
         </w:tc>
@@ -2648,9 +2533,8 @@
                 <w:sz w:val="26"/>
                 <w:szCs w:val="26"/>
               </w:rPr>
-              <w:t>兄</w:t>
-            </w:r>
-            <w:proofErr w:type="gramStart"/>
+              <w:t>兄姊</w:t>
+            </w:r>
             <w:r>
               <w:rPr>
                 <w:rFonts w:ascii="Barlow Condensed Medium" w:eastAsia="華康中黑體" w:hAnsi="Barlow Condensed Medium" w:cs="Segoe UI Symbol"/>
@@ -2658,9 +2542,8 @@
                 <w:sz w:val="26"/>
                 <w:szCs w:val="26"/>
               </w:rPr>
-              <w:t>姊</w:t>
-            </w:r>
-            <w:proofErr w:type="gramEnd"/>
+              <w:t>利用代禱卡</w:t>
+            </w:r>
             <w:r>
               <w:rPr>
                 <w:rFonts w:ascii="Barlow Condensed Medium" w:eastAsia="華康中黑體" w:hAnsi="Barlow Condensed Medium" w:cs="Segoe UI Symbol"/>
@@ -2668,9 +2551,8 @@
                 <w:sz w:val="26"/>
                 <w:szCs w:val="26"/>
               </w:rPr>
-              <w:t>利用</w:t>
-            </w:r>
-            <w:proofErr w:type="gramStart"/>
+              <w:t>(</w:t>
+            </w:r>
             <w:r>
               <w:rPr>
                 <w:rFonts w:ascii="Barlow Condensed Medium" w:eastAsia="華康中黑體" w:hAnsi="Barlow Condensed Medium" w:cs="Segoe UI Symbol"/>
@@ -2678,9 +2560,8 @@
                 <w:sz w:val="26"/>
                 <w:szCs w:val="26"/>
               </w:rPr>
-              <w:t>代禱卡</w:t>
-            </w:r>
-            <w:proofErr w:type="gramEnd"/>
+              <w:t>於招待桌上</w:t>
+            </w:r>
             <w:r>
               <w:rPr>
                 <w:rFonts w:ascii="Barlow Condensed Medium" w:eastAsia="華康中黑體" w:hAnsi="Barlow Condensed Medium" w:cs="Segoe UI Symbol"/>
@@ -2688,7 +2569,7 @@
                 <w:sz w:val="26"/>
                 <w:szCs w:val="26"/>
               </w:rPr>
-              <w:t>(</w:t>
+              <w:t>)</w:t>
             </w:r>
             <w:r>
               <w:rPr>
@@ -2697,36 +2578,7 @@
                 <w:sz w:val="26"/>
                 <w:szCs w:val="26"/>
               </w:rPr>
-              <w:t>於招待桌上</w:t>
-            </w:r>
-            <w:r>
-              <w:rPr>
-                <w:rFonts w:ascii="Barlow Condensed Medium" w:eastAsia="華康中黑體" w:hAnsi="Barlow Condensed Medium" w:cs="Segoe UI Symbol"/>
-                <w:w w:val="90"/>
-                <w:sz w:val="26"/>
-                <w:szCs w:val="26"/>
-              </w:rPr>
-              <w:t>)</w:t>
-            </w:r>
-            <w:proofErr w:type="gramStart"/>
-            <w:r>
-              <w:rPr>
-                <w:rFonts w:ascii="Barlow Condensed Medium" w:eastAsia="華康中黑體" w:hAnsi="Barlow Condensed Medium" w:cs="Segoe UI Symbol"/>
-                <w:w w:val="90"/>
-                <w:sz w:val="26"/>
-                <w:szCs w:val="26"/>
-              </w:rPr>
-              <w:t>投代禱</w:t>
-            </w:r>
-            <w:proofErr w:type="gramEnd"/>
-            <w:r>
-              <w:rPr>
-                <w:rFonts w:ascii="Barlow Condensed Medium" w:eastAsia="華康中黑體" w:hAnsi="Barlow Condensed Medium" w:cs="Segoe UI Symbol"/>
-                <w:w w:val="90"/>
-                <w:sz w:val="26"/>
-                <w:szCs w:val="26"/>
-              </w:rPr>
-              <w:t>信箱。</w:t>
+              <w:t>投代禱信箱。</w:t>
             </w:r>
           </w:p>
         </w:tc>
@@ -2805,19 +2657,8 @@
                 <w:sz w:val="26"/>
                 <w:szCs w:val="26"/>
               </w:rPr>
-              <w:t>王</w:t>
-            </w:r>
-            <w:proofErr w:type="gramStart"/>
-            <w:r>
-              <w:rPr>
-                <w:rFonts w:ascii="Barlow Condensed Medium" w:eastAsia="標楷體" w:hAnsi="Barlow Condensed Medium" w:cstheme="minorHAnsi" w:hint="eastAsia"/>
-                <w:w w:val="90"/>
-                <w:sz w:val="26"/>
-                <w:szCs w:val="26"/>
-              </w:rPr>
-              <w:t>聖崴。</w:t>
-            </w:r>
-            <w:proofErr w:type="gramEnd"/>
+              <w:t>王聖崴。</w:t>
+            </w:r>
           </w:p>
         </w:tc>
       </w:tr>
@@ -3135,29 +2976,7 @@
           <w:sz w:val="26"/>
           <w:szCs w:val="26"/>
         </w:rPr>
-        <w:t>我欲打</w:t>
-      </w:r>
-      <w:proofErr w:type="gramStart"/>
-      <w:r>
-        <w:rPr>
-          <w:rFonts w:asciiTheme="majorBidi" w:eastAsia="標楷體" w:hAnsiTheme="majorBidi" w:cstheme="majorBidi" w:hint="eastAsia"/>
-          <w:bCs/>
-          <w:w w:val="80"/>
-          <w:sz w:val="26"/>
-          <w:szCs w:val="26"/>
-        </w:rPr>
-        <w:t>開心門聽</w:t>
-      </w:r>
-      <w:proofErr w:type="gramEnd"/>
-      <w:r>
-        <w:rPr>
-          <w:rFonts w:asciiTheme="majorBidi" w:eastAsia="標楷體" w:hAnsiTheme="majorBidi" w:cstheme="majorBidi" w:hint="eastAsia"/>
-          <w:bCs/>
-          <w:w w:val="80"/>
-          <w:sz w:val="26"/>
-          <w:szCs w:val="26"/>
-        </w:rPr>
-        <w:t>上帝真理，</w:t>
+        <w:t>我欲打開心門聽上帝真理，</w:t>
       </w:r>
     </w:p>
     <w:p>
@@ -3181,29 +3000,7 @@
           <w:sz w:val="26"/>
           <w:szCs w:val="26"/>
         </w:rPr>
-        <w:t>當我</w:t>
-      </w:r>
-      <w:proofErr w:type="gramStart"/>
-      <w:r>
-        <w:rPr>
-          <w:rFonts w:asciiTheme="majorBidi" w:eastAsia="標楷體" w:hAnsiTheme="majorBidi" w:cstheme="majorBidi" w:hint="eastAsia"/>
-          <w:bCs/>
-          <w:w w:val="80"/>
-          <w:sz w:val="26"/>
-          <w:szCs w:val="26"/>
-        </w:rPr>
-        <w:t>抄尋主</w:t>
-      </w:r>
-      <w:proofErr w:type="gramEnd"/>
-      <w:r>
-        <w:rPr>
-          <w:rFonts w:asciiTheme="majorBidi" w:eastAsia="標楷體" w:hAnsiTheme="majorBidi" w:cstheme="majorBidi" w:hint="eastAsia"/>
-          <w:bCs/>
-          <w:w w:val="80"/>
-          <w:sz w:val="26"/>
-          <w:szCs w:val="26"/>
-        </w:rPr>
-        <w:t>旨意。</w:t>
+        <w:t>當我抄尋主旨意。</w:t>
       </w:r>
     </w:p>
     <w:p>
@@ -3227,29 +3024,7 @@
           <w:sz w:val="26"/>
           <w:szCs w:val="26"/>
         </w:rPr>
-        <w:t>我欲舉目向山；我</w:t>
-      </w:r>
-      <w:proofErr w:type="gramStart"/>
-      <w:r>
-        <w:rPr>
-          <w:rFonts w:asciiTheme="majorBidi" w:eastAsia="標楷體" w:hAnsiTheme="majorBidi" w:cstheme="majorBidi" w:hint="eastAsia"/>
-          <w:bCs/>
-          <w:w w:val="80"/>
-          <w:sz w:val="26"/>
-          <w:szCs w:val="26"/>
-        </w:rPr>
-        <w:t>欲獻我之</w:t>
-      </w:r>
-      <w:proofErr w:type="gramEnd"/>
-      <w:r>
-        <w:rPr>
-          <w:rFonts w:asciiTheme="majorBidi" w:eastAsia="標楷體" w:hAnsiTheme="majorBidi" w:cstheme="majorBidi" w:hint="eastAsia"/>
-          <w:bCs/>
-          <w:w w:val="80"/>
-          <w:sz w:val="26"/>
-          <w:szCs w:val="26"/>
-        </w:rPr>
-        <w:t>手；</w:t>
+        <w:t>我欲舉目向山；我欲獻我之手；</w:t>
       </w:r>
     </w:p>
     <w:p>
@@ -3297,29 +3072,7 @@
           <w:sz w:val="26"/>
           <w:szCs w:val="26"/>
         </w:rPr>
-        <w:t>對最高之山頂到</w:t>
-      </w:r>
-      <w:proofErr w:type="gramStart"/>
-      <w:r>
-        <w:rPr>
-          <w:rFonts w:asciiTheme="majorBidi" w:eastAsia="標楷體" w:hAnsiTheme="majorBidi" w:cstheme="majorBidi" w:hint="eastAsia"/>
-          <w:bCs/>
-          <w:w w:val="80"/>
-          <w:sz w:val="26"/>
-          <w:szCs w:val="26"/>
-        </w:rPr>
-        <w:t>佇</w:t>
-      </w:r>
-      <w:proofErr w:type="gramEnd"/>
-      <w:r>
-        <w:rPr>
-          <w:rFonts w:asciiTheme="majorBidi" w:eastAsia="標楷體" w:hAnsiTheme="majorBidi" w:cstheme="majorBidi" w:hint="eastAsia"/>
-          <w:bCs/>
-          <w:w w:val="80"/>
-          <w:sz w:val="26"/>
-          <w:szCs w:val="26"/>
-        </w:rPr>
-        <w:t>地下深淵，</w:t>
+        <w:t>對最高之山頂到佇地下深淵，</w:t>
       </w:r>
     </w:p>
     <w:p>
@@ -3335,7 +3088,6 @@
           <w:szCs w:val="26"/>
         </w:rPr>
       </w:pPr>
-      <w:proofErr w:type="gramStart"/>
       <w:r>
         <w:rPr>
           <w:rFonts w:asciiTheme="majorBidi" w:eastAsia="標楷體" w:hAnsiTheme="majorBidi" w:cstheme="majorBidi" w:hint="eastAsia"/>
@@ -3344,40 +3096,7 @@
           <w:sz w:val="26"/>
           <w:szCs w:val="26"/>
         </w:rPr>
-        <w:t>佇</w:t>
-      </w:r>
-      <w:proofErr w:type="gramEnd"/>
-      <w:r>
-        <w:rPr>
-          <w:rFonts w:asciiTheme="majorBidi" w:eastAsia="標楷體" w:hAnsiTheme="majorBidi" w:cstheme="majorBidi" w:hint="eastAsia"/>
-          <w:bCs/>
-          <w:w w:val="80"/>
-          <w:sz w:val="26"/>
-          <w:szCs w:val="26"/>
-        </w:rPr>
-        <w:t>燦爛之日</w:t>
-      </w:r>
-      <w:proofErr w:type="gramStart"/>
-      <w:r>
-        <w:rPr>
-          <w:rFonts w:asciiTheme="majorBidi" w:eastAsia="標楷體" w:hAnsiTheme="majorBidi" w:cstheme="majorBidi" w:hint="eastAsia"/>
-          <w:bCs/>
-          <w:w w:val="80"/>
-          <w:sz w:val="26"/>
-          <w:szCs w:val="26"/>
-        </w:rPr>
-        <w:t>時抑是佇月光冥</w:t>
-      </w:r>
-      <w:proofErr w:type="gramEnd"/>
-      <w:r>
-        <w:rPr>
-          <w:rFonts w:asciiTheme="majorBidi" w:eastAsia="標楷體" w:hAnsiTheme="majorBidi" w:cstheme="majorBidi" w:hint="eastAsia"/>
-          <w:bCs/>
-          <w:w w:val="80"/>
-          <w:sz w:val="26"/>
-          <w:szCs w:val="26"/>
-        </w:rPr>
-        <w:t>，</w:t>
+        <w:t>佇燦爛之日時抑是佇月光冥，</w:t>
       </w:r>
     </w:p>
     <w:p>
@@ -3393,7 +3112,6 @@
           <w:szCs w:val="26"/>
         </w:rPr>
       </w:pPr>
-      <w:proofErr w:type="gramStart"/>
       <w:r>
         <w:rPr>
           <w:rFonts w:asciiTheme="majorBidi" w:eastAsia="標楷體" w:hAnsiTheme="majorBidi" w:cstheme="majorBidi" w:hint="eastAsia"/>
@@ -3402,40 +3120,7 @@
           <w:sz w:val="26"/>
           <w:szCs w:val="26"/>
         </w:rPr>
-        <w:t>佇</w:t>
-      </w:r>
-      <w:proofErr w:type="gramEnd"/>
-      <w:r>
-        <w:rPr>
-          <w:rFonts w:asciiTheme="majorBidi" w:eastAsia="標楷體" w:hAnsiTheme="majorBidi" w:cstheme="majorBidi" w:hint="eastAsia"/>
-          <w:bCs/>
-          <w:w w:val="80"/>
-          <w:sz w:val="26"/>
-          <w:szCs w:val="26"/>
-        </w:rPr>
-        <w:t>最遙遠旅途，抑是</w:t>
-      </w:r>
-      <w:proofErr w:type="gramStart"/>
-      <w:r>
-        <w:rPr>
-          <w:rFonts w:asciiTheme="majorBidi" w:eastAsia="標楷體" w:hAnsiTheme="majorBidi" w:cstheme="majorBidi" w:hint="eastAsia"/>
-          <w:bCs/>
-          <w:w w:val="80"/>
-          <w:sz w:val="26"/>
-          <w:szCs w:val="26"/>
-        </w:rPr>
-        <w:t>佇</w:t>
-      </w:r>
-      <w:proofErr w:type="gramEnd"/>
-      <w:r>
-        <w:rPr>
-          <w:rFonts w:asciiTheme="majorBidi" w:eastAsia="標楷體" w:hAnsiTheme="majorBidi" w:cstheme="majorBidi" w:hint="eastAsia"/>
-          <w:bCs/>
-          <w:w w:val="80"/>
-          <w:sz w:val="26"/>
-          <w:szCs w:val="26"/>
-        </w:rPr>
-        <w:t>此所在，</w:t>
+        <w:t>佇最遙遠旅途，抑是佇此所在，</w:t>
       </w:r>
     </w:p>
     <w:p>
@@ -3459,51 +3144,7 @@
           <w:sz w:val="26"/>
           <w:szCs w:val="26"/>
         </w:rPr>
-        <w:t>信以外</w:t>
-      </w:r>
-      <w:proofErr w:type="gramStart"/>
-      <w:r>
-        <w:rPr>
-          <w:rFonts w:asciiTheme="majorBidi" w:eastAsia="標楷體" w:hAnsiTheme="majorBidi" w:cstheme="majorBidi" w:hint="eastAsia"/>
-          <w:bCs/>
-          <w:w w:val="80"/>
-          <w:sz w:val="26"/>
-          <w:szCs w:val="26"/>
-        </w:rPr>
-        <w:t>無別條路</w:t>
-      </w:r>
-      <w:proofErr w:type="gramEnd"/>
-      <w:r>
-        <w:rPr>
-          <w:rFonts w:asciiTheme="majorBidi" w:eastAsia="標楷體" w:hAnsiTheme="majorBidi" w:cstheme="majorBidi" w:hint="eastAsia"/>
-          <w:bCs/>
-          <w:w w:val="80"/>
-          <w:sz w:val="26"/>
-          <w:szCs w:val="26"/>
-        </w:rPr>
-        <w:t>，可</w:t>
-      </w:r>
-      <w:proofErr w:type="gramStart"/>
-      <w:r>
-        <w:rPr>
-          <w:rFonts w:asciiTheme="majorBidi" w:eastAsia="標楷體" w:hAnsiTheme="majorBidi" w:cstheme="majorBidi" w:hint="eastAsia"/>
-          <w:bCs/>
-          <w:w w:val="80"/>
-          <w:sz w:val="26"/>
-          <w:szCs w:val="26"/>
-        </w:rPr>
-        <w:t>使我豎在</w:t>
-      </w:r>
-      <w:proofErr w:type="gramEnd"/>
-      <w:r>
-        <w:rPr>
-          <w:rFonts w:asciiTheme="majorBidi" w:eastAsia="標楷體" w:hAnsiTheme="majorBidi" w:cstheme="majorBidi" w:hint="eastAsia"/>
-          <w:bCs/>
-          <w:w w:val="80"/>
-          <w:sz w:val="26"/>
-          <w:szCs w:val="26"/>
-        </w:rPr>
-        <w:t>。</w:t>
+        <w:t>信以外無別條路，可使我豎在。</w:t>
       </w:r>
     </w:p>
     <w:p>
@@ -3575,51 +3216,7 @@
           <w:sz w:val="26"/>
           <w:szCs w:val="26"/>
         </w:rPr>
-        <w:t>我</w:t>
-      </w:r>
-      <w:proofErr w:type="gramStart"/>
-      <w:r>
-        <w:rPr>
-          <w:rFonts w:asciiTheme="majorBidi" w:eastAsia="標楷體" w:hAnsiTheme="majorBidi" w:cstheme="majorBidi" w:hint="eastAsia"/>
-          <w:bCs/>
-          <w:w w:val="80"/>
-          <w:sz w:val="26"/>
-          <w:szCs w:val="26"/>
-        </w:rPr>
-        <w:t>之主毋盹眠，祂</w:t>
-      </w:r>
-      <w:proofErr w:type="gramEnd"/>
-      <w:r>
-        <w:rPr>
-          <w:rFonts w:asciiTheme="majorBidi" w:eastAsia="標楷體" w:hAnsiTheme="majorBidi" w:cstheme="majorBidi" w:hint="eastAsia"/>
-          <w:bCs/>
-          <w:w w:val="80"/>
-          <w:sz w:val="26"/>
-          <w:szCs w:val="26"/>
-        </w:rPr>
-        <w:t>永遠毋</w:t>
-      </w:r>
-      <w:proofErr w:type="gramStart"/>
-      <w:r>
-        <w:rPr>
-          <w:rFonts w:asciiTheme="majorBidi" w:eastAsia="標楷體" w:hAnsiTheme="majorBidi" w:cstheme="majorBidi" w:hint="eastAsia"/>
-          <w:bCs/>
-          <w:w w:val="80"/>
-          <w:sz w:val="26"/>
-          <w:szCs w:val="26"/>
-        </w:rPr>
-        <w:t>睏</w:t>
-      </w:r>
-      <w:proofErr w:type="gramEnd"/>
-      <w:r>
-        <w:rPr>
-          <w:rFonts w:asciiTheme="majorBidi" w:eastAsia="標楷體" w:hAnsiTheme="majorBidi" w:cstheme="majorBidi" w:hint="eastAsia"/>
-          <w:bCs/>
-          <w:w w:val="80"/>
-          <w:sz w:val="26"/>
-          <w:szCs w:val="26"/>
-        </w:rPr>
-        <w:t>去：</w:t>
+        <w:t>我之主毋盹眠，祂永遠毋睏去：</w:t>
       </w:r>
     </w:p>
     <w:p>
@@ -3643,51 +3240,7 @@
           <w:sz w:val="26"/>
           <w:szCs w:val="26"/>
         </w:rPr>
-        <w:t>照</w:t>
-      </w:r>
-      <w:proofErr w:type="gramStart"/>
-      <w:r>
-        <w:rPr>
-          <w:rFonts w:asciiTheme="majorBidi" w:eastAsia="標楷體" w:hAnsiTheme="majorBidi" w:cstheme="majorBidi" w:hint="eastAsia"/>
-          <w:bCs/>
-          <w:w w:val="80"/>
-          <w:sz w:val="26"/>
-          <w:szCs w:val="26"/>
-        </w:rPr>
-        <w:t>祂</w:t>
-      </w:r>
-      <w:proofErr w:type="gramEnd"/>
-      <w:r>
-        <w:rPr>
-          <w:rFonts w:asciiTheme="majorBidi" w:eastAsia="標楷體" w:hAnsiTheme="majorBidi" w:cstheme="majorBidi" w:hint="eastAsia"/>
-          <w:bCs/>
-          <w:w w:val="80"/>
-          <w:sz w:val="26"/>
-          <w:szCs w:val="26"/>
-        </w:rPr>
-        <w:t>應允保守我，到</w:t>
-      </w:r>
-      <w:proofErr w:type="gramStart"/>
-      <w:r>
-        <w:rPr>
-          <w:rFonts w:asciiTheme="majorBidi" w:eastAsia="標楷體" w:hAnsiTheme="majorBidi" w:cstheme="majorBidi" w:hint="eastAsia"/>
-          <w:bCs/>
-          <w:w w:val="80"/>
-          <w:sz w:val="26"/>
-          <w:szCs w:val="26"/>
-        </w:rPr>
-        <w:t>永遠無離</w:t>
-      </w:r>
-      <w:proofErr w:type="gramEnd"/>
-      <w:r>
-        <w:rPr>
-          <w:rFonts w:asciiTheme="majorBidi" w:eastAsia="標楷體" w:hAnsiTheme="majorBidi" w:cstheme="majorBidi" w:hint="eastAsia"/>
-          <w:bCs/>
-          <w:w w:val="80"/>
-          <w:sz w:val="26"/>
-          <w:szCs w:val="26"/>
-        </w:rPr>
-        <w:t>。</w:t>
+        <w:t>照祂應允保守我，到永遠無離。</w:t>
       </w:r>
     </w:p>
     <w:p>
@@ -3711,29 +3264,7 @@
           <w:sz w:val="26"/>
           <w:szCs w:val="26"/>
         </w:rPr>
-        <w:t>我欲舉目</w:t>
-      </w:r>
-      <w:proofErr w:type="gramStart"/>
-      <w:r>
-        <w:rPr>
-          <w:rFonts w:asciiTheme="majorBidi" w:eastAsia="標楷體" w:hAnsiTheme="majorBidi" w:cstheme="majorBidi" w:hint="eastAsia"/>
-          <w:bCs/>
-          <w:w w:val="80"/>
-          <w:sz w:val="26"/>
-          <w:szCs w:val="26"/>
-        </w:rPr>
-        <w:t>向山欲舉目</w:t>
-      </w:r>
-      <w:proofErr w:type="gramEnd"/>
-      <w:r>
-        <w:rPr>
-          <w:rFonts w:asciiTheme="majorBidi" w:eastAsia="標楷體" w:hAnsiTheme="majorBidi" w:cstheme="majorBidi" w:hint="eastAsia"/>
-          <w:bCs/>
-          <w:w w:val="80"/>
-          <w:sz w:val="26"/>
-          <w:szCs w:val="26"/>
-        </w:rPr>
-        <w:t>向山。</w:t>
+        <w:t>我欲舉目向山欲舉目向山。</w:t>
       </w:r>
     </w:p>
     <w:p>
@@ -3781,29 +3312,7 @@
           <w:sz w:val="26"/>
           <w:szCs w:val="26"/>
         </w:rPr>
-        <w:t>我欲打</w:t>
-      </w:r>
-      <w:proofErr w:type="gramStart"/>
-      <w:r>
-        <w:rPr>
-          <w:rFonts w:asciiTheme="majorBidi" w:eastAsia="標楷體" w:hAnsiTheme="majorBidi" w:cstheme="majorBidi" w:hint="eastAsia"/>
-          <w:bCs/>
-          <w:w w:val="80"/>
-          <w:sz w:val="26"/>
-          <w:szCs w:val="26"/>
-        </w:rPr>
-        <w:t>開心門聽</w:t>
-      </w:r>
-      <w:proofErr w:type="gramEnd"/>
-      <w:r>
-        <w:rPr>
-          <w:rFonts w:asciiTheme="majorBidi" w:eastAsia="標楷體" w:hAnsiTheme="majorBidi" w:cstheme="majorBidi" w:hint="eastAsia"/>
-          <w:bCs/>
-          <w:w w:val="80"/>
-          <w:sz w:val="26"/>
-          <w:szCs w:val="26"/>
-        </w:rPr>
-        <w:t>上帝真理，</w:t>
+        <w:t>我欲打開心門聽上帝真理，</w:t>
       </w:r>
     </w:p>
     <w:p>
@@ -3827,29 +3336,7 @@
           <w:sz w:val="26"/>
           <w:szCs w:val="26"/>
         </w:rPr>
-        <w:t>當我</w:t>
-      </w:r>
-      <w:proofErr w:type="gramStart"/>
-      <w:r>
-        <w:rPr>
-          <w:rFonts w:asciiTheme="majorBidi" w:eastAsia="標楷體" w:hAnsiTheme="majorBidi" w:cstheme="majorBidi" w:hint="eastAsia"/>
-          <w:bCs/>
-          <w:w w:val="80"/>
-          <w:sz w:val="26"/>
-          <w:szCs w:val="26"/>
-        </w:rPr>
-        <w:t>抄尋主</w:t>
-      </w:r>
-      <w:proofErr w:type="gramEnd"/>
-      <w:r>
-        <w:rPr>
-          <w:rFonts w:asciiTheme="majorBidi" w:eastAsia="標楷體" w:hAnsiTheme="majorBidi" w:cstheme="majorBidi" w:hint="eastAsia"/>
-          <w:bCs/>
-          <w:w w:val="80"/>
-          <w:sz w:val="26"/>
-          <w:szCs w:val="26"/>
-        </w:rPr>
-        <w:t>旨意。</w:t>
+        <w:t>當我抄尋主旨意。</w:t>
       </w:r>
     </w:p>
     <w:p>
@@ -3873,29 +3360,7 @@
           <w:sz w:val="26"/>
           <w:szCs w:val="26"/>
         </w:rPr>
-        <w:t>我欲舉目向山；我</w:t>
-      </w:r>
-      <w:proofErr w:type="gramStart"/>
-      <w:r>
-        <w:rPr>
-          <w:rFonts w:asciiTheme="majorBidi" w:eastAsia="標楷體" w:hAnsiTheme="majorBidi" w:cstheme="majorBidi" w:hint="eastAsia"/>
-          <w:bCs/>
-          <w:w w:val="80"/>
-          <w:sz w:val="26"/>
-          <w:szCs w:val="26"/>
-        </w:rPr>
-        <w:t>欲獻我之</w:t>
-      </w:r>
-      <w:proofErr w:type="gramEnd"/>
-      <w:r>
-        <w:rPr>
-          <w:rFonts w:asciiTheme="majorBidi" w:eastAsia="標楷體" w:hAnsiTheme="majorBidi" w:cstheme="majorBidi" w:hint="eastAsia"/>
-          <w:bCs/>
-          <w:w w:val="80"/>
-          <w:sz w:val="26"/>
-          <w:szCs w:val="26"/>
-        </w:rPr>
-        <w:t>手；</w:t>
+        <w:t>我欲舉目向山；我欲獻我之手；</w:t>
       </w:r>
     </w:p>
     <w:p>
@@ -4109,47 +3574,7 @@
                                   <w:w w:val="90"/>
                                   <w:szCs w:val="24"/>
                                 </w:rPr>
-                                <w:t>我們因信主耶穌基督而蒙　神國福音的恩典，成為基督的肢體，並按主的命令彼此相愛。因此我們奉獻自己成為基督的教會的</w:t>
-                              </w:r>
-                              <w:proofErr w:type="gramStart"/>
-                              <w:r>
-                                <w:rPr>
-                                  <w:rFonts w:ascii="文鼎粗魏碑" w:eastAsia="文鼎粗魏碑" w:cstheme="minorHAnsi" w:hint="eastAsia"/>
-                                  <w:color w:val="0D0D0D" w:themeColor="text1" w:themeTint="F2"/>
-                                  <w:w w:val="90"/>
-                                  <w:szCs w:val="24"/>
-                                </w:rPr>
-                                <w:t>事奉者</w:t>
-                              </w:r>
-                              <w:proofErr w:type="gramEnd"/>
-                              <w:r>
-                                <w:rPr>
-                                  <w:rFonts w:ascii="文鼎粗魏碑" w:eastAsia="文鼎粗魏碑" w:cstheme="minorHAnsi" w:hint="eastAsia"/>
-                                  <w:color w:val="0D0D0D" w:themeColor="text1" w:themeTint="F2"/>
-                                  <w:w w:val="90"/>
-                                  <w:szCs w:val="24"/>
-                                </w:rPr>
-                                <w:t>，用彼此事奉、彼此順服、彼此成全，和彼此學習的心，效法基督成為服事人的僕人。將服事會眾的事看為優先，以服事</w:t>
-                              </w:r>
-                              <w:proofErr w:type="gramStart"/>
-                              <w:r>
-                                <w:rPr>
-                                  <w:rFonts w:ascii="文鼎粗魏碑" w:eastAsia="文鼎粗魏碑" w:cstheme="minorHAnsi" w:hint="eastAsia"/>
-                                  <w:color w:val="0D0D0D" w:themeColor="text1" w:themeTint="F2"/>
-                                  <w:w w:val="90"/>
-                                  <w:szCs w:val="24"/>
-                                </w:rPr>
-                                <w:t>會眾來服事</w:t>
-                              </w:r>
-                              <w:proofErr w:type="gramEnd"/>
-                              <w:r>
-                                <w:rPr>
-                                  <w:rFonts w:ascii="文鼎粗魏碑" w:eastAsia="文鼎粗魏碑" w:cstheme="minorHAnsi" w:hint="eastAsia"/>
-                                  <w:color w:val="0D0D0D" w:themeColor="text1" w:themeTint="F2"/>
-                                  <w:w w:val="90"/>
-                                  <w:szCs w:val="24"/>
-                                </w:rPr>
-                                <w:t xml:space="preserve">　神。使我們與我們得救的身分相稱。</w:t>
+                                <w:t>我們因信主耶穌基督而蒙　神國福音的恩典，成為基督的肢體，並按主的命令彼此相愛。因此我們奉獻自己成為基督的教會的事奉者，用彼此事奉、彼此順服、彼此成全，和彼此學習的心，效法基督成為服事人的僕人。將服事會眾的事看為優先，以服事會眾來服事　神。使我們與我們得救的身分相稱。</w:t>
                               </w:r>
                             </w:p>
                           </w:txbxContent>
@@ -4244,47 +3669,7 @@
                             <w:w w:val="90"/>
                             <w:szCs w:val="24"/>
                           </w:rPr>
-                          <w:t>我們因信主耶穌基督而蒙　神國福音的恩典，成為基督的肢體，並按主的命令彼此相愛。因此我們奉獻自己成為基督的教會的</w:t>
-                        </w:r>
-                        <w:proofErr w:type="gramStart"/>
-                        <w:r>
-                          <w:rPr>
-                            <w:rFonts w:ascii="文鼎粗魏碑" w:eastAsia="文鼎粗魏碑" w:cstheme="minorHAnsi" w:hint="eastAsia"/>
-                            <w:color w:val="0D0D0D" w:themeColor="text1" w:themeTint="F2"/>
-                            <w:w w:val="90"/>
-                            <w:szCs w:val="24"/>
-                          </w:rPr>
-                          <w:t>事奉者</w:t>
-                        </w:r>
-                        <w:proofErr w:type="gramEnd"/>
-                        <w:r>
-                          <w:rPr>
-                            <w:rFonts w:ascii="文鼎粗魏碑" w:eastAsia="文鼎粗魏碑" w:cstheme="minorHAnsi" w:hint="eastAsia"/>
-                            <w:color w:val="0D0D0D" w:themeColor="text1" w:themeTint="F2"/>
-                            <w:w w:val="90"/>
-                            <w:szCs w:val="24"/>
-                          </w:rPr>
-                          <w:t>，用彼此事奉、彼此順服、彼此成全，和彼此學習的心，效法基督成為服事人的僕人。將服事會眾的事看為優先，以服事</w:t>
-                        </w:r>
-                        <w:proofErr w:type="gramStart"/>
-                        <w:r>
-                          <w:rPr>
-                            <w:rFonts w:ascii="文鼎粗魏碑" w:eastAsia="文鼎粗魏碑" w:cstheme="minorHAnsi" w:hint="eastAsia"/>
-                            <w:color w:val="0D0D0D" w:themeColor="text1" w:themeTint="F2"/>
-                            <w:w w:val="90"/>
-                            <w:szCs w:val="24"/>
-                          </w:rPr>
-                          <w:t>會眾來服事</w:t>
-                        </w:r>
-                        <w:proofErr w:type="gramEnd"/>
-                        <w:r>
-                          <w:rPr>
-                            <w:rFonts w:ascii="文鼎粗魏碑" w:eastAsia="文鼎粗魏碑" w:cstheme="minorHAnsi" w:hint="eastAsia"/>
-                            <w:color w:val="0D0D0D" w:themeColor="text1" w:themeTint="F2"/>
-                            <w:w w:val="90"/>
-                            <w:szCs w:val="24"/>
-                          </w:rPr>
-                          <w:t xml:space="preserve">　神。使我們與我們得救的身分相稱。</w:t>
+                          <w:t>我們因信主耶穌基督而蒙　神國福音的恩典，成為基督的肢體，並按主的命令彼此相愛。因此我們奉獻自己成為基督的教會的事奉者，用彼此事奉、彼此順服、彼此成全，和彼此學習的心，效法基督成為服事人的僕人。將服事會眾的事看為優先，以服事會眾來服事　神。使我們與我們得救的身分相稱。</w:t>
                         </w:r>
                       </w:p>
                     </w:txbxContent>
@@ -4507,7 +3892,6 @@
                                 </w:rPr>
                                 <w:t>聚會時間表</w:t>
                               </w:r>
-                              <w:proofErr w:type="gramStart"/>
                               <w:r>
                                 <w:rPr>
                                   <w:rFonts w:ascii="Barlow Condensed Medium" w:eastAsia="華康正顏楷體W9" w:hAnsi="Barlow Condensed Medium" w:cstheme="minorHAnsi" w:hint="eastAsia"/>
@@ -4517,7 +3901,6 @@
                                 </w:rPr>
                                 <w:t>》</w:t>
                               </w:r>
-                              <w:proofErr w:type="gramEnd"/>
                             </w:p>
                             <w:tbl>
                               <w:tblPr>
@@ -5291,7 +4674,6 @@
                                         <w:szCs w:val="26"/>
                                       </w:rPr>
                                     </w:pPr>
-                                    <w:proofErr w:type="gramStart"/>
                                     <w:r>
                                       <w:rPr>
                                         <w:rFonts w:ascii="Barlow Condensed Medium" w:eastAsia="標楷體" w:hAnsi="Barlow Condensed Medium" w:hint="eastAsia"/>
@@ -5302,7 +4684,6 @@
                                       </w:rPr>
                                       <w:t>拿細耳</w:t>
                                     </w:r>
-                                    <w:proofErr w:type="gramEnd"/>
                                     <w:r>
                                       <w:rPr>
                                         <w:rFonts w:ascii="Barlow Condensed Medium" w:eastAsia="標楷體" w:hAnsi="Barlow Condensed Medium" w:hint="eastAsia"/>
@@ -5456,7 +4837,6 @@
                                         <w:szCs w:val="26"/>
                                       </w:rPr>
                                     </w:pPr>
-                                    <w:proofErr w:type="gramStart"/>
                                     <w:r>
                                       <w:rPr>
                                         <w:rFonts w:ascii="Barlow Condensed Medium" w:eastAsia="標楷體" w:hAnsi="Barlow Condensed Medium" w:hint="eastAsia"/>
@@ -5467,7 +4847,6 @@
                                       </w:rPr>
                                       <w:t>社青小組</w:t>
                                     </w:r>
-                                    <w:proofErr w:type="gramEnd"/>
                                   </w:p>
                                 </w:tc>
                                 <w:tc>
@@ -5661,7 +5040,6 @@
                                         <w:szCs w:val="26"/>
                                       </w:rPr>
                                     </w:pPr>
-                                    <w:proofErr w:type="gramStart"/>
                                     <w:r>
                                       <w:rPr>
                                         <w:rFonts w:ascii="Barlow Condensed Medium" w:eastAsia="標楷體" w:hAnsi="Barlow Condensed Medium"/>
@@ -5672,7 +5050,6 @@
                                       </w:rPr>
                                       <w:t>明憲家</w:t>
                                     </w:r>
-                                    <w:proofErr w:type="gramEnd"/>
                                   </w:p>
                                 </w:tc>
                               </w:tr>
@@ -6273,7 +5650,6 @@
                           </w:rPr>
                           <w:t>聚會時間表</w:t>
                         </w:r>
-                        <w:proofErr w:type="gramStart"/>
                         <w:r>
                           <w:rPr>
                             <w:rFonts w:ascii="Barlow Condensed Medium" w:eastAsia="華康正顏楷體W9" w:hAnsi="Barlow Condensed Medium" w:cstheme="minorHAnsi" w:hint="eastAsia"/>
@@ -6283,7 +5659,6 @@
                           </w:rPr>
                           <w:t>》</w:t>
                         </w:r>
-                        <w:proofErr w:type="gramEnd"/>
                       </w:p>
                       <w:tbl>
                         <w:tblPr>
@@ -7057,7 +6432,6 @@
                                   <w:szCs w:val="26"/>
                                 </w:rPr>
                               </w:pPr>
-                              <w:proofErr w:type="gramStart"/>
                               <w:r>
                                 <w:rPr>
                                   <w:rFonts w:ascii="Barlow Condensed Medium" w:eastAsia="標楷體" w:hAnsi="Barlow Condensed Medium" w:hint="eastAsia"/>
@@ -7068,7 +6442,6 @@
                                 </w:rPr>
                                 <w:t>拿細耳</w:t>
                               </w:r>
-                              <w:proofErr w:type="gramEnd"/>
                               <w:r>
                                 <w:rPr>
                                   <w:rFonts w:ascii="Barlow Condensed Medium" w:eastAsia="標楷體" w:hAnsi="Barlow Condensed Medium" w:hint="eastAsia"/>
@@ -7222,7 +6595,6 @@
                                   <w:szCs w:val="26"/>
                                 </w:rPr>
                               </w:pPr>
-                              <w:proofErr w:type="gramStart"/>
                               <w:r>
                                 <w:rPr>
                                   <w:rFonts w:ascii="Barlow Condensed Medium" w:eastAsia="標楷體" w:hAnsi="Barlow Condensed Medium" w:hint="eastAsia"/>
@@ -7233,7 +6605,6 @@
                                 </w:rPr>
                                 <w:t>社青小組</w:t>
                               </w:r>
-                              <w:proofErr w:type="gramEnd"/>
                             </w:p>
                           </w:tc>
                           <w:tc>
@@ -7427,7 +6798,6 @@
                                   <w:szCs w:val="26"/>
                                 </w:rPr>
                               </w:pPr>
-                              <w:proofErr w:type="gramStart"/>
                               <w:r>
                                 <w:rPr>
                                   <w:rFonts w:ascii="Barlow Condensed Medium" w:eastAsia="標楷體" w:hAnsi="Barlow Condensed Medium"/>
@@ -7438,7 +6808,6 @@
                                 </w:rPr>
                                 <w:t>明憲家</w:t>
                               </w:r>
-                              <w:proofErr w:type="gramEnd"/>
                             </w:p>
                           </w:tc>
                         </w:tr>
@@ -8294,29 +7663,7 @@
                                         <w:sz w:val="26"/>
                                         <w:szCs w:val="26"/>
                                       </w:rPr>
-                                      <w:t>多</w:t>
-                                    </w:r>
-                                    <w:proofErr w:type="gramStart"/>
-                                    <w:r>
-                                      <w:rPr>
-                                        <w:rFonts w:ascii="Barlow Condensed Medium" w:eastAsia="華康儷楷書" w:hAnsi="Barlow Condensed Medium" w:cs="華康儷楷書" w:hint="eastAsia"/>
-                                        <w:color w:val="000000" w:themeColor="text1"/>
-                                        <w:w w:val="75"/>
-                                        <w:sz w:val="26"/>
-                                        <w:szCs w:val="26"/>
-                                      </w:rPr>
-                                      <w:t>的無剩</w:t>
-                                    </w:r>
-                                    <w:proofErr w:type="gramEnd"/>
-                                    <w:r>
-                                      <w:rPr>
-                                        <w:rFonts w:ascii="Barlow Condensed Medium" w:eastAsia="華康儷楷書" w:hAnsi="Barlow Condensed Medium" w:cs="華康儷楷書" w:hint="eastAsia"/>
-                                        <w:color w:val="000000" w:themeColor="text1"/>
-                                        <w:w w:val="75"/>
-                                        <w:sz w:val="26"/>
-                                        <w:szCs w:val="26"/>
-                                      </w:rPr>
-                                      <w:t>，少的不缺</w:t>
+                                      <w:t>多的無剩，少的不缺</w:t>
                                     </w:r>
                                   </w:p>
                                 </w:tc>
@@ -8752,27 +8099,7 @@
                                         <w:sz w:val="26"/>
                                         <w:szCs w:val="26"/>
                                       </w:rPr>
-                                      <w:t>新的</w:t>
-                                    </w:r>
-                                    <w:proofErr w:type="gramStart"/>
-                                    <w:r>
-                                      <w:rPr>
-                                        <w:rFonts w:ascii="華康儷楷書" w:eastAsia="華康儷楷書" w:hAnsi="華康儷楷書" w:cs="華康儷楷書" w:hint="eastAsia"/>
-                                        <w:w w:val="90"/>
-                                        <w:sz w:val="26"/>
-                                        <w:szCs w:val="26"/>
-                                      </w:rPr>
-                                      <w:t>誡</w:t>
-                                    </w:r>
-                                    <w:proofErr w:type="gramEnd"/>
-                                    <w:r>
-                                      <w:rPr>
-                                        <w:rFonts w:ascii="華康儷楷書" w:eastAsia="華康儷楷書" w:hAnsi="華康儷楷書" w:cs="華康儷楷書" w:hint="eastAsia"/>
-                                        <w:w w:val="90"/>
-                                        <w:sz w:val="26"/>
-                                        <w:szCs w:val="26"/>
-                                      </w:rPr>
-                                      <w:t>命</w:t>
+                                      <w:t>新的誡命</w:t>
                                     </w:r>
                                   </w:p>
                                 </w:tc>
@@ -8801,7 +8128,6 @@
                                         <w:szCs w:val="26"/>
                                       </w:rPr>
                                     </w:pPr>
-                                    <w:proofErr w:type="gramStart"/>
                                     <w:r>
                                       <w:rPr>
                                         <w:rFonts w:ascii="Barlow Condensed Medium" w:eastAsia="華康中黑體" w:hAnsi="Barlow Condensed Medium" w:hint="eastAsia"/>
@@ -8811,7 +8137,6 @@
                                       </w:rPr>
                                       <w:t>啟應</w:t>
                                     </w:r>
-                                    <w:proofErr w:type="gramEnd"/>
                                     <w:r>
                                       <w:rPr>
                                         <w:rFonts w:ascii="Barlow Condensed Medium" w:eastAsia="華康中黑體" w:hAnsi="Barlow Condensed Medium" w:hint="eastAsia"/>
@@ -9270,29 +8595,7 @@
                                   <w:sz w:val="26"/>
                                   <w:szCs w:val="26"/>
                                 </w:rPr>
-                                <w:t>多</w:t>
-                              </w:r>
-                              <w:proofErr w:type="gramStart"/>
-                              <w:r>
-                                <w:rPr>
-                                  <w:rFonts w:ascii="Barlow Condensed Medium" w:eastAsia="華康儷楷書" w:hAnsi="Barlow Condensed Medium" w:cs="華康儷楷書" w:hint="eastAsia"/>
-                                  <w:color w:val="000000" w:themeColor="text1"/>
-                                  <w:w w:val="75"/>
-                                  <w:sz w:val="26"/>
-                                  <w:szCs w:val="26"/>
-                                </w:rPr>
-                                <w:t>的無剩</w:t>
-                              </w:r>
-                              <w:proofErr w:type="gramEnd"/>
-                              <w:r>
-                                <w:rPr>
-                                  <w:rFonts w:ascii="Barlow Condensed Medium" w:eastAsia="華康儷楷書" w:hAnsi="Barlow Condensed Medium" w:cs="華康儷楷書" w:hint="eastAsia"/>
-                                  <w:color w:val="000000" w:themeColor="text1"/>
-                                  <w:w w:val="75"/>
-                                  <w:sz w:val="26"/>
-                                  <w:szCs w:val="26"/>
-                                </w:rPr>
-                                <w:t>，少的不缺</w:t>
+                                <w:t>多的無剩，少的不缺</w:t>
                               </w:r>
                             </w:p>
                           </w:tc>
@@ -9728,27 +9031,7 @@
                                   <w:sz w:val="26"/>
                                   <w:szCs w:val="26"/>
                                 </w:rPr>
-                                <w:t>新的</w:t>
-                              </w:r>
-                              <w:proofErr w:type="gramStart"/>
-                              <w:r>
-                                <w:rPr>
-                                  <w:rFonts w:ascii="華康儷楷書" w:eastAsia="華康儷楷書" w:hAnsi="華康儷楷書" w:cs="華康儷楷書" w:hint="eastAsia"/>
-                                  <w:w w:val="90"/>
-                                  <w:sz w:val="26"/>
-                                  <w:szCs w:val="26"/>
-                                </w:rPr>
-                                <w:t>誡</w:t>
-                              </w:r>
-                              <w:proofErr w:type="gramEnd"/>
-                              <w:r>
-                                <w:rPr>
-                                  <w:rFonts w:ascii="華康儷楷書" w:eastAsia="華康儷楷書" w:hAnsi="華康儷楷書" w:cs="華康儷楷書" w:hint="eastAsia"/>
-                                  <w:w w:val="90"/>
-                                  <w:sz w:val="26"/>
-                                  <w:szCs w:val="26"/>
-                                </w:rPr>
-                                <w:t>命</w:t>
+                                <w:t>新的誡命</w:t>
                               </w:r>
                             </w:p>
                           </w:tc>
@@ -9777,7 +9060,6 @@
                                   <w:szCs w:val="26"/>
                                 </w:rPr>
                               </w:pPr>
-                              <w:proofErr w:type="gramStart"/>
                               <w:r>
                                 <w:rPr>
                                   <w:rFonts w:ascii="Barlow Condensed Medium" w:eastAsia="華康中黑體" w:hAnsi="Barlow Condensed Medium" w:hint="eastAsia"/>
@@ -9787,7 +9069,6 @@
                                 </w:rPr>
                                 <w:t>啟應</w:t>
                               </w:r>
-                              <w:proofErr w:type="gramEnd"/>
                               <w:r>
                                 <w:rPr>
                                   <w:rFonts w:ascii="Barlow Condensed Medium" w:eastAsia="華康中黑體" w:hAnsi="Barlow Condensed Medium" w:hint="eastAsia"/>
@@ -10954,7 +10235,6 @@
         </w:rPr>
         <w:t xml:space="preserve">       </w:t>
       </w:r>
-      <w:proofErr w:type="gramStart"/>
       <w:r>
         <w:rPr>
           <w:rFonts w:ascii="Barlow Condensed Medium" w:eastAsia="華康中圓體" w:hAnsi="Barlow Condensed Medium"/>
@@ -10962,7 +10242,6 @@
         </w:rPr>
         <w:t>主堂</w:t>
       </w:r>
-      <w:proofErr w:type="gramEnd"/>
       <w:r>
         <w:rPr>
           <w:rFonts w:ascii="Barlow Condensed Medium" w:eastAsia="華康中圓體" w:hAnsi="Barlow Condensed Medium"/>
@@ -11106,7 +10385,6 @@
                                 <w:sz w:val="22"/>
                               </w:rPr>
                             </w:pPr>
-                            <w:proofErr w:type="gramStart"/>
                             <w:r>
                               <w:rPr>
                                 <w:rFonts w:ascii="Barlow Condensed Medium" w:eastAsia="華康儷中黑" w:hAnsi="Barlow Condensed Medium"/>
@@ -11114,7 +10392,6 @@
                               </w:rPr>
                               <w:t>教會臉書</w:t>
                             </w:r>
-                            <w:proofErr w:type="gramEnd"/>
                             <w:r>
                               <w:rPr>
                                 <w:rFonts w:ascii="Barlow Condensed Medium" w:eastAsia="華康儷中黑" w:hAnsi="Barlow Condensed Medium"/>
@@ -11168,7 +10445,6 @@
                           <w:sz w:val="22"/>
                         </w:rPr>
                       </w:pPr>
-                      <w:proofErr w:type="gramStart"/>
                       <w:r>
                         <w:rPr>
                           <w:rFonts w:ascii="Barlow Condensed Medium" w:eastAsia="華康儷中黑" w:hAnsi="Barlow Condensed Medium"/>
@@ -11176,7 +10452,6 @@
                         </w:rPr>
                         <w:t>教會臉書</w:t>
                       </w:r>
-                      <w:proofErr w:type="gramEnd"/>
                       <w:r>
                         <w:rPr>
                           <w:rFonts w:ascii="Barlow Condensed Medium" w:eastAsia="華康儷中黑" w:hAnsi="Barlow Condensed Medium"/>
@@ -11234,19 +10509,8 @@
           <w:sz w:val="28"/>
           <w:szCs w:val="28"/>
         </w:rPr>
-        <w:t xml:space="preserve"> </w:t>
+        <w:t xml:space="preserve"> Weekly</w:t>
       </w:r>
-      <w:proofErr w:type="gramStart"/>
-      <w:r>
-        <w:rPr>
-          <w:rFonts w:ascii="Old English Text MT" w:hAnsi="Old English Text MT"/>
-          <w:color w:val="404040" w:themeColor="text1" w:themeTint="BF"/>
-          <w:sz w:val="28"/>
-          <w:szCs w:val="28"/>
-        </w:rPr>
-        <w:t>Weekly</w:t>
-      </w:r>
-      <w:proofErr w:type="gramEnd"/>
     </w:p>
     <w:p>
       <w:pPr>
@@ -12101,15 +11365,7 @@
                                       <w:color w:val="FFFFFF"/>
                                       <w:w w:val="66"/>
                                     </w:rPr>
-                                    <w:t xml:space="preserve">恭候　</w:t>
-                                  </w:r>
-                                  <w:r>
-                                    <w:rPr>
-                                      <w:rFonts w:ascii="華康儷中黑" w:eastAsia="華康儷中黑" w:hAnsi="Calibri" w:cs="Arial" w:hint="eastAsia"/>
-                                      <w:color w:val="FFFFFF"/>
-                                      <w:w w:val="66"/>
-                                    </w:rPr>
-                                    <w:t>神的話</w:t>
+                                    <w:t>恭候　神的話</w:t>
                                   </w:r>
                                 </w:p>
                               </w:txbxContent>
@@ -12154,15 +11410,7 @@
                                 <w:color w:val="FFFFFF"/>
                                 <w:w w:val="66"/>
                               </w:rPr>
-                              <w:t xml:space="preserve">恭候　</w:t>
-                            </w:r>
-                            <w:r>
-                              <w:rPr>
-                                <w:rFonts w:ascii="華康儷中黑" w:eastAsia="華康儷中黑" w:hAnsi="Calibri" w:cs="Arial" w:hint="eastAsia"/>
-                                <w:color w:val="FFFFFF"/>
-                                <w:w w:val="66"/>
-                              </w:rPr>
-                              <w:t>神的話</w:t>
+                              <w:t>恭候　神的話</w:t>
                             </w:r>
                           </w:p>
                         </w:txbxContent>
@@ -12200,7 +11448,6 @@
                 <w:szCs w:val="20"/>
               </w:rPr>
             </w:pPr>
-            <w:proofErr w:type="gramStart"/>
             <w:r>
               <w:rPr>
                 <w:rFonts w:eastAsia="華康儷中黑" w:cstheme="minorHAnsi"/>
@@ -12211,7 +11458,6 @@
               </w:rPr>
               <w:t>序樂</w:t>
             </w:r>
-            <w:proofErr w:type="gramEnd"/>
           </w:p>
         </w:tc>
         <w:tc>
@@ -12347,7 +11593,6 @@
                 <w:szCs w:val="20"/>
               </w:rPr>
             </w:pPr>
-            <w:proofErr w:type="gramStart"/>
             <w:r>
               <w:rPr>
                 <w:rFonts w:eastAsia="華康儷中黑" w:cstheme="minorHAnsi"/>
@@ -12358,7 +11603,6 @@
               </w:rPr>
               <w:t>宣召</w:t>
             </w:r>
-            <w:proofErr w:type="gramEnd"/>
           </w:p>
         </w:tc>
         <w:tc>
@@ -12814,7 +12058,6 @@
                 <w:szCs w:val="20"/>
               </w:rPr>
             </w:pPr>
-            <w:proofErr w:type="gramStart"/>
             <w:r>
               <w:rPr>
                 <w:rFonts w:eastAsia="華康儷中黑" w:cstheme="minorHAnsi"/>
@@ -12825,7 +12068,6 @@
               </w:rPr>
               <w:t>啟應文</w:t>
             </w:r>
-            <w:proofErr w:type="gramEnd"/>
           </w:p>
         </w:tc>
         <w:tc>
@@ -14774,7 +14016,6 @@
                 <w:szCs w:val="20"/>
               </w:rPr>
             </w:pPr>
-            <w:proofErr w:type="gramStart"/>
             <w:r>
               <w:rPr>
                 <w:rFonts w:eastAsia="華康儷中黑" w:cstheme="minorHAnsi" w:hint="eastAsia"/>
@@ -14785,7 +14026,6 @@
               </w:rPr>
               <w:t>公禱</w:t>
             </w:r>
-            <w:proofErr w:type="gramEnd"/>
           </w:p>
         </w:tc>
         <w:tc>
@@ -14921,7 +14161,6 @@
                 <w:szCs w:val="20"/>
               </w:rPr>
             </w:pPr>
-            <w:proofErr w:type="gramStart"/>
             <w:r>
               <w:rPr>
                 <w:rFonts w:eastAsia="華康儷中黑" w:cstheme="minorHAnsi"/>
@@ -14932,7 +14171,6 @@
               </w:rPr>
               <w:t>頌榮</w:t>
             </w:r>
-            <w:proofErr w:type="gramEnd"/>
           </w:p>
         </w:tc>
         <w:tc>
@@ -15165,7 +14403,6 @@
               </w:rPr>
               <w:t xml:space="preserve">: </w:t>
             </w:r>
-            <w:proofErr w:type="gramStart"/>
             <w:r>
               <w:rPr>
                 <w:rFonts w:ascii="Bahnschrift SemiBold Condensed" w:eastAsia="標楷體" w:hAnsi="Bahnschrift SemiBold Condensed" w:cstheme="minorHAnsi" w:hint="eastAsia"/>
@@ -15175,7 +14412,6 @@
               </w:rPr>
               <w:t>阿們頌</w:t>
             </w:r>
-            <w:proofErr w:type="gramEnd"/>
           </w:p>
         </w:tc>
         <w:tc>
@@ -15272,7 +14508,6 @@
                 <w:szCs w:val="20"/>
               </w:rPr>
             </w:pPr>
-            <w:proofErr w:type="gramStart"/>
             <w:r>
               <w:rPr>
                 <w:rFonts w:eastAsia="華康儷中黑" w:cstheme="minorHAnsi" w:hint="eastAsia"/>
@@ -15283,7 +14518,6 @@
               </w:rPr>
               <w:t>殿樂</w:t>
             </w:r>
-            <w:proofErr w:type="gramEnd"/>
           </w:p>
         </w:tc>
         <w:tc>
@@ -15808,7 +15042,7 @@
           </mc:Choice>
           <mc:Fallback>
             <w:pict>
-              <v:line w14:anchorId="7CC8FF3F" id="直線接點 2" o:spid="_x0000_s1026" style="position:absolute;z-index:251654144;visibility:visible;mso-wrap-style:square;mso-height-percent:0;mso-wrap-distance-left:9pt;mso-wrap-distance-top:0;mso-wrap-distance-right:9pt;mso-wrap-distance-bottom:0;mso-position-horizontal:absolute;mso-position-horizontal-relative:page;mso-position-vertical:absolute;mso-position-vertical-relative:page;mso-height-percent:0;mso-height-relative:margin" from="687.75pt,19.85pt" to="687.75pt,709.8pt" o:gfxdata="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" strokecolor="black [3213]" strokeweight=".5pt">
+              <v:line w14:anchorId="7D792FCD" id="直線接點 2" o:spid="_x0000_s1026" style="position:absolute;z-index:251654144;visibility:visible;mso-wrap-style:square;mso-height-percent:0;mso-wrap-distance-left:9pt;mso-wrap-distance-top:0;mso-wrap-distance-right:9pt;mso-wrap-distance-bottom:0;mso-position-horizontal:absolute;mso-position-horizontal-relative:page;mso-position-vertical:absolute;mso-position-vertical-relative:page;mso-height-percent:0;mso-height-relative:margin" from="687.75pt,19.85pt" to="687.75pt,709.8pt" o:gfxdata="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" strokecolor="black [3213]" strokeweight=".5pt">
                 <v:stroke dashstyle="3 1" joinstyle="miter"/>
                 <w10:wrap anchorx="page" anchory="page"/>
               </v:line>
@@ -15945,9 +15179,35 @@
           <w:sz w:val="26"/>
           <w:szCs w:val="26"/>
         </w:rPr>
-        <w:t>我講諸</w:t>
+        <w:t>我講諸個是為著恁家己的利益，呣是欲籠絡</w:t>
       </w:r>
-      <w:proofErr w:type="gramStart"/>
+      <w:r>
+        <w:rPr>
+          <w:rFonts w:ascii="標楷體" w:eastAsia="標楷體" w:hAnsi="標楷體" w:cs="Arial"/>
+          <w:w w:val="80"/>
+          <w:sz w:val="26"/>
+          <w:szCs w:val="26"/>
+        </w:rPr>
+        <w:t>(lóng-lo</w:t>
+      </w:r>
+      <w:r>
+        <w:rPr>
+          <w:rFonts w:ascii="Times New Roman" w:eastAsia="標楷體" w:hAnsi="Times New Roman" w:cs="Times New Roman"/>
+          <w:w w:val="80"/>
+          <w:sz w:val="26"/>
+          <w:szCs w:val="26"/>
+        </w:rPr>
+        <w:t>̍</w:t>
+      </w:r>
+      <w:r>
+        <w:rPr>
+          <w:rFonts w:ascii="標楷體" w:eastAsia="標楷體" w:hAnsi="標楷體" w:cs="Arial"/>
+          <w:w w:val="80"/>
+          <w:sz w:val="26"/>
+          <w:szCs w:val="26"/>
+        </w:rPr>
+        <w:t>k)</w:t>
+      </w:r>
       <w:r>
         <w:rPr>
           <w:rFonts w:ascii="標楷體" w:eastAsia="標楷體" w:hAnsi="標楷體" w:cs="Arial" w:hint="eastAsia"/>
@@ -15955,57 +15215,7 @@
           <w:sz w:val="26"/>
           <w:szCs w:val="26"/>
         </w:rPr>
-        <w:t>個</w:t>
-      </w:r>
-      <w:proofErr w:type="gramEnd"/>
-      <w:r>
-        <w:rPr>
-          <w:rFonts w:ascii="標楷體" w:eastAsia="標楷體" w:hAnsi="標楷體" w:cs="Arial" w:hint="eastAsia"/>
-          <w:w w:val="80"/>
-          <w:sz w:val="26"/>
-          <w:szCs w:val="26"/>
-        </w:rPr>
-        <w:t>是</w:t>
-      </w:r>
-      <w:proofErr w:type="gramStart"/>
-      <w:r>
-        <w:rPr>
-          <w:rFonts w:ascii="標楷體" w:eastAsia="標楷體" w:hAnsi="標楷體" w:cs="Arial" w:hint="eastAsia"/>
-          <w:w w:val="80"/>
-          <w:sz w:val="26"/>
-          <w:szCs w:val="26"/>
-        </w:rPr>
-        <w:t>為著恁</w:t>
-      </w:r>
-      <w:proofErr w:type="gramEnd"/>
-      <w:r>
-        <w:rPr>
-          <w:rFonts w:ascii="標楷體" w:eastAsia="標楷體" w:hAnsi="標楷體" w:cs="Arial" w:hint="eastAsia"/>
-          <w:w w:val="80"/>
-          <w:sz w:val="26"/>
-          <w:szCs w:val="26"/>
-        </w:rPr>
-        <w:t>家己的利益，</w:t>
-      </w:r>
-      <w:proofErr w:type="gramStart"/>
-      <w:r>
-        <w:rPr>
-          <w:rFonts w:ascii="標楷體" w:eastAsia="標楷體" w:hAnsi="標楷體" w:cs="Arial" w:hint="eastAsia"/>
-          <w:w w:val="80"/>
-          <w:sz w:val="26"/>
-          <w:szCs w:val="26"/>
-        </w:rPr>
-        <w:t>呣</w:t>
-      </w:r>
-      <w:proofErr w:type="gramEnd"/>
-      <w:r>
-        <w:rPr>
-          <w:rFonts w:ascii="標楷體" w:eastAsia="標楷體" w:hAnsi="標楷體" w:cs="Arial" w:hint="eastAsia"/>
-          <w:w w:val="80"/>
-          <w:sz w:val="26"/>
-          <w:szCs w:val="26"/>
-        </w:rPr>
-        <w:t>是欲籠絡</w:t>
+        <w:t>恁，就是欲互恁行合適</w:t>
       </w:r>
       <w:r>
         <w:rPr>
@@ -16014,9 +15224,17 @@
           <w:sz w:val="26"/>
           <w:szCs w:val="26"/>
         </w:rPr>
-        <w:t>(</w:t>
+        <w:t>(ha</w:t>
       </w:r>
-      <w:proofErr w:type="spellStart"/>
+      <w:r>
+        <w:rPr>
+          <w:rFonts w:ascii="Times New Roman" w:eastAsia="標楷體" w:hAnsi="Times New Roman" w:cs="Times New Roman"/>
+          <w:w w:val="80"/>
+          <w:sz w:val="26"/>
+          <w:szCs w:val="26"/>
+        </w:rPr>
+        <w:t>̍</w:t>
+      </w:r>
       <w:r>
         <w:rPr>
           <w:rFonts w:ascii="標楷體" w:eastAsia="標楷體" w:hAnsi="標楷體" w:cs="Arial"/>
@@ -16024,91 +15242,7 @@
           <w:sz w:val="26"/>
           <w:szCs w:val="26"/>
         </w:rPr>
-        <w:t>lóng-lo</w:t>
-      </w:r>
-      <w:r>
-        <w:rPr>
-          <w:rFonts w:ascii="Times New Roman" w:eastAsia="標楷體" w:hAnsi="Times New Roman" w:cs="Times New Roman"/>
-          <w:w w:val="80"/>
-          <w:sz w:val="26"/>
-          <w:szCs w:val="26"/>
-        </w:rPr>
-        <w:t>̍</w:t>
-      </w:r>
-      <w:r>
-        <w:rPr>
-          <w:rFonts w:ascii="標楷體" w:eastAsia="標楷體" w:hAnsi="標楷體" w:cs="Arial"/>
-          <w:w w:val="80"/>
-          <w:sz w:val="26"/>
-          <w:szCs w:val="26"/>
-        </w:rPr>
-        <w:t>k</w:t>
-      </w:r>
-      <w:proofErr w:type="spellEnd"/>
-      <w:r>
-        <w:rPr>
-          <w:rFonts w:ascii="標楷體" w:eastAsia="標楷體" w:hAnsi="標楷體" w:cs="Arial"/>
-          <w:w w:val="80"/>
-          <w:sz w:val="26"/>
-          <w:szCs w:val="26"/>
-        </w:rPr>
-        <w:t>)</w:t>
-      </w:r>
-      <w:r>
-        <w:rPr>
-          <w:rFonts w:ascii="標楷體" w:eastAsia="標楷體" w:hAnsi="標楷體" w:cs="Arial" w:hint="eastAsia"/>
-          <w:w w:val="80"/>
-          <w:sz w:val="26"/>
-          <w:szCs w:val="26"/>
-        </w:rPr>
-        <w:t>恁，就是欲互恁行合適</w:t>
-      </w:r>
-      <w:r>
-        <w:rPr>
-          <w:rFonts w:ascii="標楷體" w:eastAsia="標楷體" w:hAnsi="標楷體" w:cs="Arial"/>
-          <w:w w:val="80"/>
-          <w:sz w:val="26"/>
-          <w:szCs w:val="26"/>
-        </w:rPr>
-        <w:t>(</w:t>
-      </w:r>
-      <w:proofErr w:type="spellStart"/>
-      <w:r>
-        <w:rPr>
-          <w:rFonts w:ascii="標楷體" w:eastAsia="標楷體" w:hAnsi="標楷體" w:cs="Arial"/>
-          <w:w w:val="80"/>
-          <w:sz w:val="26"/>
-          <w:szCs w:val="26"/>
-        </w:rPr>
-        <w:t>ha</w:t>
-      </w:r>
-      <w:r>
-        <w:rPr>
-          <w:rFonts w:ascii="Times New Roman" w:eastAsia="標楷體" w:hAnsi="Times New Roman" w:cs="Times New Roman"/>
-          <w:w w:val="80"/>
-          <w:sz w:val="26"/>
-          <w:szCs w:val="26"/>
-        </w:rPr>
-        <w:t>̍</w:t>
-      </w:r>
-      <w:r>
-        <w:rPr>
-          <w:rFonts w:ascii="標楷體" w:eastAsia="標楷體" w:hAnsi="標楷體" w:cs="Arial"/>
-          <w:w w:val="80"/>
-          <w:sz w:val="26"/>
-          <w:szCs w:val="26"/>
-        </w:rPr>
-        <w:t>p-sek</w:t>
-      </w:r>
-      <w:proofErr w:type="spellEnd"/>
-      <w:r>
-        <w:rPr>
-          <w:rFonts w:ascii="標楷體" w:eastAsia="標楷體" w:hAnsi="標楷體" w:cs="Arial"/>
-          <w:w w:val="80"/>
-          <w:sz w:val="26"/>
-          <w:szCs w:val="26"/>
-        </w:rPr>
-        <w:t>)</w:t>
+        <w:t>p-sek)</w:t>
       </w:r>
       <w:r>
         <w:rPr>
@@ -16199,7 +15333,6 @@
         </w:rPr>
         <w:t xml:space="preserve"> </w:t>
       </w:r>
-      <w:proofErr w:type="gramStart"/>
       <w:r>
         <w:rPr>
           <w:rFonts w:ascii="Calibri" w:eastAsia="華康中黑體" w:hAnsi="Calibri" w:cs="Calibri" w:hint="eastAsia"/>
@@ -16208,18 +15341,7 @@
           <w:sz w:val="26"/>
           <w:szCs w:val="26"/>
         </w:rPr>
-        <w:t>我說這話</w:t>
-      </w:r>
-      <w:proofErr w:type="gramEnd"/>
-      <w:r>
-        <w:rPr>
-          <w:rFonts w:ascii="Calibri" w:eastAsia="華康中黑體" w:hAnsi="Calibri" w:cs="Calibri" w:hint="eastAsia"/>
-          <w:color w:val="000000"/>
-          <w:w w:val="80"/>
-          <w:sz w:val="26"/>
-          <w:szCs w:val="26"/>
-        </w:rPr>
-        <w:t>、是為你們的益處．不是要牢籠你們、乃是要叫你們行合宜的事、得以殷勤服事主、沒有分心的事</w:t>
+        <w:t>我說這話、是為你們的益處．不是要牢籠你們、乃是要叫你們行合宜的事、得以殷勤服事主、沒有分心的事</w:t>
       </w:r>
       <w:r>
         <w:rPr>
@@ -16349,7 +15471,6 @@
                 <w:w w:val="80"/>
               </w:rPr>
             </w:pPr>
-            <w:proofErr w:type="gramStart"/>
             <w:r>
               <w:rPr>
                 <w:rFonts w:ascii="Barlow Condensed Medium" w:eastAsia="華康中黑體" w:hAnsi="Barlow Condensed Medium" w:cstheme="minorHAnsi"/>
@@ -16357,7 +15478,6 @@
               </w:rPr>
               <w:t>主日事奉</w:t>
             </w:r>
-            <w:proofErr w:type="gramEnd"/>
           </w:p>
         </w:tc>
         <w:tc>
@@ -16388,17 +15508,8 @@
                 <w:rFonts w:ascii="Barlow Condensed Medium" w:eastAsia="華康中黑體" w:hAnsi="Barlow Condensed Medium" w:cstheme="minorHAnsi"/>
                 <w:w w:val="66"/>
               </w:rPr>
-              <w:t>本</w:t>
-            </w:r>
-            <w:proofErr w:type="gramStart"/>
-            <w:r>
-              <w:rPr>
-                <w:rFonts w:ascii="Barlow Condensed Medium" w:eastAsia="華康中黑體" w:hAnsi="Barlow Condensed Medium" w:cstheme="minorHAnsi"/>
-                <w:w w:val="66"/>
-              </w:rPr>
-              <w:t>週</w:t>
-            </w:r>
-            <w:proofErr w:type="gramEnd"/>
+              <w:t>本週</w:t>
+            </w:r>
             <w:r>
               <w:rPr>
                 <w:rFonts w:ascii="Barlow Condensed Medium" w:eastAsia="華康儷中黑" w:hAnsi="Barlow Condensed Medium" w:cstheme="minorHAnsi"/>
@@ -16508,17 +15619,8 @@
                 <w:rFonts w:ascii="Barlow Condensed Medium" w:eastAsia="華康中黑體" w:hAnsi="Barlow Condensed Medium" w:cstheme="minorHAnsi"/>
                 <w:w w:val="66"/>
               </w:rPr>
-              <w:t>下</w:t>
-            </w:r>
-            <w:proofErr w:type="gramStart"/>
-            <w:r>
-              <w:rPr>
-                <w:rFonts w:ascii="Barlow Condensed Medium" w:eastAsia="華康中黑體" w:hAnsi="Barlow Condensed Medium" w:cstheme="minorHAnsi"/>
-                <w:w w:val="66"/>
-              </w:rPr>
-              <w:t>週</w:t>
-            </w:r>
-            <w:proofErr w:type="gramEnd"/>
+              <w:t>下週</w:t>
+            </w:r>
             <w:r>
               <w:rPr>
                 <w:rFonts w:ascii="Barlow Condensed Medium" w:eastAsia="華康儷中黑" w:hAnsi="Barlow Condensed Medium" w:cstheme="minorHAnsi"/>
@@ -16966,7 +16068,6 @@
                 <w:szCs w:val="28"/>
               </w:rPr>
             </w:pPr>
-            <w:proofErr w:type="gramStart"/>
             <w:r>
               <w:rPr>
                 <w:rFonts w:ascii="Barlow Condensed Medium" w:eastAsia="華康正顏楷體W9" w:hAnsi="Barlow Condensed Medium" w:cstheme="minorHAnsi"/>
@@ -16976,7 +16077,6 @@
               </w:rPr>
               <w:t>月值月長執</w:t>
             </w:r>
-            <w:proofErr w:type="gramEnd"/>
             <w:r>
               <w:rPr>
                 <w:rFonts w:ascii="Barlow Condensed Medium" w:eastAsia="標楷體" w:hAnsi="Barlow Condensed Medium" w:cstheme="minorHAnsi"/>
@@ -18136,7 +17236,6 @@
                 <w:w w:val="80"/>
               </w:rPr>
             </w:pPr>
-            <w:proofErr w:type="gramStart"/>
             <w:r>
               <w:rPr>
                 <w:rFonts w:ascii="Barlow Condensed Medium" w:eastAsia="華康中黑體" w:hAnsi="Barlow Condensed Medium" w:cstheme="minorHAnsi"/>
@@ -18144,7 +17243,6 @@
               </w:rPr>
               <w:t>司獻</w:t>
             </w:r>
-            <w:proofErr w:type="gramEnd"/>
           </w:p>
         </w:tc>
         <w:tc>
@@ -19277,21 +18375,12 @@
                 <w:w w:val="80"/>
               </w:rPr>
             </w:pPr>
-            <w:proofErr w:type="gramStart"/>
             <w:r>
               <w:rPr>
                 <w:rFonts w:ascii="標楷體" w:eastAsia="標楷體" w:hAnsi="標楷體" w:cs="華康儷楷書" w:hint="eastAsia"/>
                 <w:w w:val="80"/>
               </w:rPr>
-              <w:t>拿細耳</w:t>
-            </w:r>
-            <w:proofErr w:type="gramEnd"/>
-            <w:r>
-              <w:rPr>
-                <w:rFonts w:ascii="標楷體" w:eastAsia="標楷體" w:hAnsi="標楷體" w:cs="華康儷楷書" w:hint="eastAsia"/>
-                <w:w w:val="80"/>
-              </w:rPr>
-              <w:t>小組</w:t>
+              <w:t>拿細耳小組</w:t>
             </w:r>
           </w:p>
         </w:tc>
@@ -19807,17 +18896,8 @@
                 <w:rFonts w:ascii="標楷體" w:eastAsia="標楷體" w:hAnsi="標楷體" w:cstheme="majorBidi" w:hint="eastAsia"/>
                 <w:szCs w:val="24"/>
               </w:rPr>
-              <w:t>張思</w:t>
-            </w:r>
-            <w:proofErr w:type="gramStart"/>
-            <w:r>
-              <w:rPr>
-                <w:rFonts w:ascii="標楷體" w:eastAsia="標楷體" w:hAnsi="標楷體" w:cstheme="majorBidi" w:hint="eastAsia"/>
-                <w:szCs w:val="24"/>
-              </w:rPr>
-              <w:t>婗</w:t>
-            </w:r>
-            <w:proofErr w:type="gramEnd"/>
+              <w:t>張思婗</w:t>
+            </w:r>
           </w:p>
         </w:tc>
         <w:tc>
@@ -20064,16 +19144,7 @@
                 <w:rFonts w:ascii="標楷體" w:eastAsia="標楷體" w:hAnsi="標楷體" w:hint="eastAsia"/>
                 <w:sz w:val="22"/>
               </w:rPr>
-              <w:t>敬拜團</w:t>
-            </w:r>
-            <w:bookmarkStart w:id="6" w:name="_GoBack"/>
-            <w:bookmarkEnd w:id="6"/>
-            <w:r>
-              <w:rPr>
-                <w:rFonts w:ascii="標楷體" w:eastAsia="標楷體" w:hAnsi="標楷體" w:hint="eastAsia"/>
-                <w:sz w:val="22"/>
-              </w:rPr>
-              <w:t>契</w:t>
+              <w:t>敬拜團契</w:t>
             </w:r>
           </w:p>
         </w:tc>
@@ -20634,14 +19705,12 @@
                 <w:szCs w:val="24"/>
               </w:rPr>
             </w:pPr>
-            <w:proofErr w:type="gramStart"/>
             <w:r>
               <w:rPr>
                 <w:rFonts w:ascii="標楷體" w:eastAsia="標楷體" w:hAnsi="標楷體" w:hint="eastAsia"/>
               </w:rPr>
               <w:t>王新依</w:t>
             </w:r>
-            <w:proofErr w:type="gramEnd"/>
           </w:p>
         </w:tc>
         <w:tc>
@@ -21185,7 +20254,6 @@
                 <w:w w:val="80"/>
               </w:rPr>
             </w:pPr>
-            <w:proofErr w:type="gramStart"/>
             <w:r>
               <w:rPr>
                 <w:rFonts w:ascii="Barlow Condensed Medium" w:eastAsia="華康中黑體" w:hAnsi="Barlow Condensed Medium" w:cstheme="minorHAnsi" w:hint="eastAsia"/>
@@ -21193,7 +20261,6 @@
               </w:rPr>
               <w:t>愛宴</w:t>
             </w:r>
-            <w:proofErr w:type="gramEnd"/>
           </w:p>
         </w:tc>
         <w:tc>
@@ -21360,7 +20427,6 @@
                 <w:w w:val="80"/>
               </w:rPr>
             </w:pPr>
-            <w:proofErr w:type="gramStart"/>
             <w:r>
               <w:rPr>
                 <w:rFonts w:ascii="Barlow Condensed Medium" w:eastAsia="華康中黑體" w:hAnsi="Barlow Condensed Medium" w:cstheme="minorHAnsi" w:hint="eastAsia"/>
@@ -21368,7 +20434,6 @@
               </w:rPr>
               <w:t>愛宴清洗</w:t>
             </w:r>
-            <w:proofErr w:type="gramEnd"/>
           </w:p>
         </w:tc>
         <w:tc>
@@ -21657,21 +20722,12 @@
                 <w:rFonts w:ascii="標楷體" w:eastAsia="標楷體" w:hAnsi="標楷體" w:cs="華康儷楷書"/>
               </w:rPr>
             </w:pPr>
-            <w:proofErr w:type="gramStart"/>
             <w:r>
               <w:rPr>
                 <w:rFonts w:ascii="Barlow Condensed Medium" w:eastAsia="標楷體" w:hAnsi="Barlow Condensed Medium" w:cs="華康儷楷書" w:hint="eastAsia"/>
                 <w:szCs w:val="24"/>
               </w:rPr>
-              <w:t>机</w:t>
-            </w:r>
-            <w:proofErr w:type="gramEnd"/>
-            <w:r>
-              <w:rPr>
-                <w:rFonts w:ascii="Barlow Condensed Medium" w:eastAsia="標楷體" w:hAnsi="Barlow Condensed Medium" w:cs="華康儷楷書" w:hint="eastAsia"/>
-                <w:szCs w:val="24"/>
-              </w:rPr>
-              <w:t>忠三</w:t>
+              <w:t>机忠三</w:t>
             </w:r>
           </w:p>
         </w:tc>
@@ -22064,15 +21120,15 @@
                 <w:w w:val="80"/>
                 <w:szCs w:val="24"/>
               </w:rPr>
-              <w:t>01</w:t>
-            </w:r>
-            <w:r>
-              <w:rPr>
-                <w:rFonts w:ascii="Barlow Condensed Medium" w:eastAsia="華康中黑體" w:hAnsi="Barlow Condensed Medium" w:cs="Times New Roman" w:hint="eastAsia"/>
+              <w:t>3</w:t>
+            </w:r>
+            <w:r>
+              <w:rPr>
+                <w:rFonts w:ascii="Barlow Condensed Medium" w:eastAsia="華康中黑體" w:hAnsi="Barlow Condensed Medium" w:cs="Times New Roman"/>
                 <w:w w:val="80"/>
                 <w:szCs w:val="24"/>
               </w:rPr>
-              <w:t>9</w:t>
+              <w:t>01</w:t>
             </w:r>
           </w:p>
         </w:tc>
@@ -22202,15 +21258,7 @@
                 <w:w w:val="80"/>
                 <w:szCs w:val="24"/>
               </w:rPr>
-              <w:t>1</w:t>
-            </w:r>
-            <w:r>
-              <w:rPr>
-                <w:rFonts w:ascii="Barlow Condensed Medium" w:eastAsia="標楷體" w:hAnsi="Barlow Condensed Medium" w:cstheme="minorHAnsi" w:hint="eastAsia"/>
-                <w:w w:val="80"/>
-                <w:szCs w:val="24"/>
-              </w:rPr>
-              <w:t>1</w:t>
+              <w:t>50</w:t>
             </w:r>
             <w:r>
               <w:rPr>
@@ -22244,66 +21292,27 @@
             </w:pPr>
             <w:r>
               <w:rPr>
-                <w:rFonts w:ascii="Barlow Condensed Medium" w:eastAsia="標楷體" w:hAnsi="Barlow Condensed Medium" w:cstheme="minorHAnsi" w:hint="eastAsia"/>
-                <w:w w:val="80"/>
-                <w:szCs w:val="24"/>
-              </w:rPr>
-              <w:t>3</w:t>
-            </w:r>
-            <w:r>
-              <w:rPr>
                 <w:rFonts w:ascii="Barlow Condensed Medium" w:eastAsia="標楷體" w:hAnsi="Barlow Condensed Medium" w:cstheme="minorHAnsi"/>
                 <w:w w:val="80"/>
                 <w:szCs w:val="24"/>
               </w:rPr>
-              <w:t>,000</w:t>
-            </w:r>
-          </w:p>
-        </w:tc>
-        <w:tc>
-          <w:tcPr>
-            <w:tcW w:w="686" w:type="dxa"/>
-            <w:tcMar>
-              <w:left w:w="28" w:type="dxa"/>
-              <w:right w:w="28" w:type="dxa"/>
-            </w:tcMar>
-            <w:vAlign w:val="center"/>
-          </w:tcPr>
-          <w:p>
-            <w:pPr>
-              <w:snapToGrid w:val="0"/>
-              <w:jc w:val="right"/>
+              <w:t>4</w:t>
+            </w:r>
+            <w:r>
               <w:rPr>
                 <w:rFonts w:ascii="Barlow Condensed Medium" w:eastAsia="標楷體" w:hAnsi="Barlow Condensed Medium" w:cstheme="minorHAnsi"/>
                 <w:w w:val="80"/>
                 <w:szCs w:val="24"/>
               </w:rPr>
-            </w:pPr>
-            <w:r>
-              <w:rPr>
-                <w:rFonts w:ascii="Barlow Condensed Medium" w:eastAsia="標楷體" w:hAnsi="Barlow Condensed Medium" w:cstheme="minorHAnsi" w:hint="eastAsia"/>
-                <w:w w:val="80"/>
-                <w:szCs w:val="24"/>
-              </w:rPr>
-              <w:t>11-1</w:t>
-            </w:r>
-            <w:r>
-              <w:rPr>
-                <w:rFonts w:ascii="Barlow Condensed Medium" w:eastAsia="標楷體" w:hAnsi="Barlow Condensed Medium" w:cstheme="minorHAnsi" w:hint="eastAsia"/>
-                <w:w w:val="80"/>
-                <w:szCs w:val="24"/>
-                <w:lang w:eastAsia="zh-HK"/>
-              </w:rPr>
-              <w:t>號</w:t>
-            </w:r>
-          </w:p>
-        </w:tc>
-        <w:tc>
-          <w:tcPr>
-            <w:tcW w:w="682" w:type="dxa"/>
-            <w:gridSpan w:val="2"/>
-            <w:tcMar>
-              <w:left w:w="113" w:type="dxa"/>
+              <w:t>,000</w:t>
+            </w:r>
+          </w:p>
+        </w:tc>
+        <w:tc>
+          <w:tcPr>
+            <w:tcW w:w="686" w:type="dxa"/>
+            <w:tcMar>
+              <w:left w:w="28" w:type="dxa"/>
               <w:right w:w="28" w:type="dxa"/>
             </w:tcMar>
             <w:vAlign w:val="center"/>
@@ -22311,28 +21320,34 @@
           <w:p>
             <w:pPr>
               <w:snapToGrid w:val="0"/>
+              <w:jc w:val="right"/>
               <w:rPr>
                 <w:rFonts w:ascii="Barlow Condensed Medium" w:eastAsia="標楷體" w:hAnsi="Barlow Condensed Medium" w:cstheme="minorHAnsi"/>
                 <w:w w:val="80"/>
                 <w:szCs w:val="24"/>
               </w:rPr>
             </w:pPr>
-            <w:r>
-              <w:rPr>
-                <w:rFonts w:ascii="Barlow Condensed Medium" w:eastAsia="標楷體" w:hAnsi="Barlow Condensed Medium" w:cstheme="minorHAnsi" w:hint="eastAsia"/>
-                <w:w w:val="80"/>
-                <w:szCs w:val="24"/>
-              </w:rPr>
-              <w:t>3</w:t>
-            </w:r>
-            <w:r>
+          </w:p>
+        </w:tc>
+        <w:tc>
+          <w:tcPr>
+            <w:tcW w:w="682" w:type="dxa"/>
+            <w:gridSpan w:val="2"/>
+            <w:tcMar>
+              <w:left w:w="113" w:type="dxa"/>
+              <w:right w:w="28" w:type="dxa"/>
+            </w:tcMar>
+            <w:vAlign w:val="center"/>
+          </w:tcPr>
+          <w:p>
+            <w:pPr>
+              <w:snapToGrid w:val="0"/>
               <w:rPr>
                 <w:rFonts w:ascii="Barlow Condensed Medium" w:eastAsia="標楷體" w:hAnsi="Barlow Condensed Medium" w:cstheme="minorHAnsi"/>
                 <w:w w:val="80"/>
                 <w:szCs w:val="24"/>
               </w:rPr>
-              <w:t>,000</w:t>
-            </w:r>
+            </w:pPr>
           </w:p>
         </w:tc>
         <w:tc>
@@ -22355,23 +21370,6 @@
                 <w:szCs w:val="24"/>
               </w:rPr>
             </w:pPr>
-            <w:r>
-              <w:rPr>
-                <w:rFonts w:ascii="Barlow Condensed Medium" w:eastAsia="標楷體" w:hAnsi="Barlow Condensed Medium" w:cstheme="minorHAnsi" w:hint="eastAsia"/>
-                <w:w w:val="80"/>
-                <w:szCs w:val="24"/>
-              </w:rPr>
-              <w:t>26</w:t>
-            </w:r>
-            <w:r>
-              <w:rPr>
-                <w:rFonts w:ascii="Barlow Condensed Medium" w:eastAsia="標楷體" w:hAnsi="Barlow Condensed Medium" w:cstheme="minorHAnsi" w:hint="eastAsia"/>
-                <w:w w:val="80"/>
-                <w:szCs w:val="24"/>
-                <w:lang w:eastAsia="zh-HK"/>
-              </w:rPr>
-              <w:t>號</w:t>
-            </w:r>
           </w:p>
         </w:tc>
         <w:tc>
@@ -22392,22 +21390,6 @@
                 <w:szCs w:val="24"/>
               </w:rPr>
             </w:pPr>
-            <w:r>
-              <w:rPr>
-                <w:rFonts w:ascii="Barlow Condensed Medium" w:eastAsia="標楷體" w:hAnsi="Barlow Condensed Medium" w:cstheme="minorHAnsi" w:hint="eastAsia"/>
-                <w:w w:val="80"/>
-                <w:szCs w:val="24"/>
-              </w:rPr>
-              <w:t>3</w:t>
-            </w:r>
-            <w:r>
-              <w:rPr>
-                <w:rFonts w:ascii="Barlow Condensed Medium" w:eastAsia="標楷體" w:hAnsi="Barlow Condensed Medium" w:cstheme="minorHAnsi"/>
-                <w:w w:val="80"/>
-                <w:szCs w:val="24"/>
-              </w:rPr>
-              <w:t>,000</w:t>
-            </w:r>
           </w:p>
         </w:tc>
       </w:tr>
@@ -22454,23 +21436,6 @@
                 <w:szCs w:val="24"/>
               </w:rPr>
             </w:pPr>
-            <w:r>
-              <w:rPr>
-                <w:rFonts w:ascii="Barlow Condensed Medium" w:eastAsia="標楷體" w:hAnsi="Barlow Condensed Medium" w:cstheme="minorHAnsi" w:hint="eastAsia"/>
-                <w:w w:val="80"/>
-                <w:szCs w:val="24"/>
-              </w:rPr>
-              <w:t>34</w:t>
-            </w:r>
-            <w:r>
-              <w:rPr>
-                <w:rFonts w:ascii="Barlow Condensed Medium" w:eastAsia="標楷體" w:hAnsi="Barlow Condensed Medium" w:cstheme="minorHAnsi" w:hint="eastAsia"/>
-                <w:w w:val="80"/>
-                <w:szCs w:val="24"/>
-                <w:lang w:eastAsia="zh-HK"/>
-              </w:rPr>
-              <w:t>號</w:t>
-            </w:r>
           </w:p>
         </w:tc>
         <w:tc>
@@ -22492,29 +21457,35 @@
                 <w:szCs w:val="24"/>
               </w:rPr>
             </w:pPr>
-            <w:r>
-              <w:rPr>
-                <w:rFonts w:ascii="Barlow Condensed Medium" w:eastAsia="標楷體" w:hAnsi="Barlow Condensed Medium" w:cstheme="minorHAnsi" w:hint="eastAsia"/>
-                <w:w w:val="80"/>
-                <w:szCs w:val="24"/>
-              </w:rPr>
-              <w:t>2</w:t>
-            </w:r>
-            <w:r>
+          </w:p>
+        </w:tc>
+        <w:tc>
+          <w:tcPr>
+            <w:tcW w:w="686" w:type="dxa"/>
+            <w:tcMar>
+              <w:left w:w="28" w:type="dxa"/>
+              <w:right w:w="28" w:type="dxa"/>
+            </w:tcMar>
+            <w:vAlign w:val="center"/>
+          </w:tcPr>
+          <w:p>
+            <w:pPr>
+              <w:snapToGrid w:val="0"/>
+              <w:jc w:val="right"/>
               <w:rPr>
                 <w:rFonts w:ascii="Barlow Condensed Medium" w:eastAsia="標楷體" w:hAnsi="Barlow Condensed Medium" w:cstheme="minorHAnsi"/>
                 <w:w w:val="80"/>
                 <w:szCs w:val="24"/>
               </w:rPr>
-              <w:t>,000</w:t>
-            </w:r>
-          </w:p>
-        </w:tc>
-        <w:tc>
-          <w:tcPr>
-            <w:tcW w:w="686" w:type="dxa"/>
-            <w:tcMar>
-              <w:left w:w="28" w:type="dxa"/>
+            </w:pPr>
+          </w:p>
+        </w:tc>
+        <w:tc>
+          <w:tcPr>
+            <w:tcW w:w="682" w:type="dxa"/>
+            <w:gridSpan w:val="2"/>
+            <w:tcMar>
+              <w:left w:w="113" w:type="dxa"/>
               <w:right w:w="28" w:type="dxa"/>
             </w:tcMar>
             <w:vAlign w:val="center"/>
@@ -22522,38 +21493,20 @@
           <w:p>
             <w:pPr>
               <w:snapToGrid w:val="0"/>
-              <w:jc w:val="right"/>
               <w:rPr>
                 <w:rFonts w:ascii="Barlow Condensed Medium" w:eastAsia="標楷體" w:hAnsi="Barlow Condensed Medium" w:cstheme="minorHAnsi"/>
                 <w:w w:val="80"/>
                 <w:szCs w:val="24"/>
               </w:rPr>
             </w:pPr>
-            <w:r>
-              <w:rPr>
-                <w:rFonts w:ascii="Barlow Condensed Medium" w:eastAsia="標楷體" w:hAnsi="Barlow Condensed Medium" w:cstheme="minorHAnsi" w:hint="eastAsia"/>
-                <w:w w:val="80"/>
-                <w:szCs w:val="24"/>
-              </w:rPr>
-              <w:t>34-1</w:t>
-            </w:r>
-            <w:r>
-              <w:rPr>
-                <w:rFonts w:ascii="Barlow Condensed Medium" w:eastAsia="標楷體" w:hAnsi="Barlow Condensed Medium" w:cstheme="minorHAnsi" w:hint="eastAsia"/>
-                <w:w w:val="80"/>
-                <w:szCs w:val="24"/>
-                <w:lang w:eastAsia="zh-HK"/>
-              </w:rPr>
-              <w:t>號</w:t>
-            </w:r>
-          </w:p>
-        </w:tc>
-        <w:tc>
-          <w:tcPr>
-            <w:tcW w:w="682" w:type="dxa"/>
+          </w:p>
+        </w:tc>
+        <w:tc>
+          <w:tcPr>
+            <w:tcW w:w="683" w:type="dxa"/>
             <w:gridSpan w:val="2"/>
             <w:tcMar>
-              <w:left w:w="113" w:type="dxa"/>
+              <w:left w:w="28" w:type="dxa"/>
               <w:right w:w="28" w:type="dxa"/>
             </w:tcMar>
             <w:vAlign w:val="center"/>
@@ -22561,119 +21514,33 @@
           <w:p>
             <w:pPr>
               <w:snapToGrid w:val="0"/>
+              <w:jc w:val="right"/>
               <w:rPr>
                 <w:rFonts w:ascii="Barlow Condensed Medium" w:eastAsia="標楷體" w:hAnsi="Barlow Condensed Medium" w:cstheme="minorHAnsi"/>
                 <w:w w:val="80"/>
                 <w:szCs w:val="24"/>
               </w:rPr>
             </w:pPr>
-            <w:r>
-              <w:rPr>
-                <w:rFonts w:ascii="Barlow Condensed Medium" w:eastAsia="標楷體" w:hAnsi="Barlow Condensed Medium" w:cstheme="minorHAnsi" w:hint="eastAsia"/>
-                <w:w w:val="80"/>
-                <w:szCs w:val="24"/>
-              </w:rPr>
-              <w:t>2</w:t>
-            </w:r>
-            <w:r>
+          </w:p>
+        </w:tc>
+        <w:tc>
+          <w:tcPr>
+            <w:tcW w:w="683" w:type="dxa"/>
+            <w:tcMar>
+              <w:left w:w="113" w:type="dxa"/>
+              <w:right w:w="28" w:type="dxa"/>
+            </w:tcMar>
+            <w:vAlign w:val="center"/>
+          </w:tcPr>
+          <w:p>
+            <w:pPr>
+              <w:snapToGrid w:val="0"/>
               <w:rPr>
                 <w:rFonts w:ascii="Barlow Condensed Medium" w:eastAsia="標楷體" w:hAnsi="Barlow Condensed Medium" w:cstheme="minorHAnsi"/>
                 <w:w w:val="80"/>
                 <w:szCs w:val="24"/>
               </w:rPr>
-              <w:t>,</w:t>
-            </w:r>
-            <w:r>
-              <w:rPr>
-                <w:rFonts w:ascii="Barlow Condensed Medium" w:eastAsia="標楷體" w:hAnsi="Barlow Condensed Medium" w:cstheme="minorHAnsi" w:hint="eastAsia"/>
-                <w:w w:val="80"/>
-                <w:szCs w:val="24"/>
-              </w:rPr>
-              <w:t>5</w:t>
-            </w:r>
-            <w:r>
-              <w:rPr>
-                <w:rFonts w:ascii="Barlow Condensed Medium" w:eastAsia="標楷體" w:hAnsi="Barlow Condensed Medium" w:cstheme="minorHAnsi"/>
-                <w:w w:val="80"/>
-                <w:szCs w:val="24"/>
-              </w:rPr>
-              <w:t>00</w:t>
-            </w:r>
-          </w:p>
-        </w:tc>
-        <w:tc>
-          <w:tcPr>
-            <w:tcW w:w="683" w:type="dxa"/>
-            <w:gridSpan w:val="2"/>
-            <w:tcMar>
-              <w:left w:w="28" w:type="dxa"/>
-              <w:right w:w="28" w:type="dxa"/>
-            </w:tcMar>
-            <w:vAlign w:val="center"/>
-          </w:tcPr>
-          <w:p>
-            <w:pPr>
-              <w:snapToGrid w:val="0"/>
-              <w:jc w:val="right"/>
-              <w:rPr>
-                <w:rFonts w:ascii="Barlow Condensed Medium" w:eastAsia="標楷體" w:hAnsi="Barlow Condensed Medium" w:cstheme="minorHAnsi"/>
-                <w:w w:val="80"/>
-                <w:szCs w:val="24"/>
-              </w:rPr>
-            </w:pPr>
-            <w:r>
-              <w:rPr>
-                <w:rFonts w:ascii="Barlow Condensed Medium" w:eastAsia="標楷體" w:hAnsi="Barlow Condensed Medium" w:cstheme="minorHAnsi" w:hint="eastAsia"/>
-                <w:w w:val="80"/>
-                <w:szCs w:val="24"/>
-              </w:rPr>
-              <w:t>39</w:t>
-            </w:r>
-            <w:r>
-              <w:rPr>
-                <w:rFonts w:ascii="Barlow Condensed Medium" w:eastAsia="標楷體" w:hAnsi="Barlow Condensed Medium" w:cstheme="minorHAnsi" w:hint="eastAsia"/>
-                <w:w w:val="80"/>
-                <w:szCs w:val="24"/>
-                <w:lang w:eastAsia="zh-HK"/>
-              </w:rPr>
-              <w:t>號</w:t>
-            </w:r>
-          </w:p>
-        </w:tc>
-        <w:tc>
-          <w:tcPr>
-            <w:tcW w:w="683" w:type="dxa"/>
-            <w:tcMar>
-              <w:left w:w="113" w:type="dxa"/>
-              <w:right w:w="28" w:type="dxa"/>
-            </w:tcMar>
-            <w:vAlign w:val="center"/>
-          </w:tcPr>
-          <w:p>
-            <w:pPr>
-              <w:snapToGrid w:val="0"/>
-              <w:rPr>
-                <w:rFonts w:ascii="Barlow Condensed Medium" w:eastAsia="標楷體" w:hAnsi="Barlow Condensed Medium" w:cstheme="minorHAnsi"/>
-                <w:w w:val="80"/>
-                <w:szCs w:val="24"/>
-              </w:rPr>
-            </w:pPr>
-            <w:r>
-              <w:rPr>
-                <w:rFonts w:ascii="Barlow Condensed Medium" w:eastAsia="標楷體" w:hAnsi="Barlow Condensed Medium" w:cstheme="minorHAnsi" w:hint="eastAsia"/>
-                <w:w w:val="80"/>
-                <w:szCs w:val="24"/>
-              </w:rPr>
-              <w:t>1</w:t>
-            </w:r>
-            <w:r>
-              <w:rPr>
-                <w:rFonts w:ascii="Barlow Condensed Medium" w:eastAsia="標楷體" w:hAnsi="Barlow Condensed Medium" w:cstheme="minorHAnsi"/>
-                <w:w w:val="80"/>
-                <w:szCs w:val="24"/>
-              </w:rPr>
-              <w:t>,000</w:t>
-            </w:r>
+            </w:pPr>
           </w:p>
         </w:tc>
       </w:tr>
@@ -22699,6 +21566,39 @@
                 <w:szCs w:val="24"/>
               </w:rPr>
             </w:pPr>
+            <w:r>
+              <w:rPr>
+                <w:rFonts w:ascii="Barlow Condensed Medium" w:eastAsia="華康中黑體" w:hAnsi="Barlow Condensed Medium" w:cstheme="minorHAnsi"/>
+                <w:w w:val="80"/>
+                <w:szCs w:val="24"/>
+              </w:rPr>
+              <w:sym w:font="Wingdings 2" w:char="F0AE"/>
+            </w:r>
+            <w:r>
+              <w:rPr>
+                <w:rFonts w:ascii="Barlow Condensed Medium" w:eastAsia="華康中黑體" w:hAnsi="Barlow Condensed Medium" w:cstheme="minorHAnsi" w:hint="eastAsia"/>
+                <w:w w:val="80"/>
+                <w:szCs w:val="24"/>
+                <w:lang w:eastAsia="zh-HK"/>
+              </w:rPr>
+              <w:t>感恩</w:t>
+            </w:r>
+            <w:r>
+              <w:rPr>
+                <w:rFonts w:ascii="Barlow Condensed Medium" w:eastAsia="華康中黑體" w:hAnsi="Barlow Condensed Medium" w:cstheme="minorHAnsi"/>
+                <w:w w:val="80"/>
+                <w:szCs w:val="24"/>
+              </w:rPr>
+              <w:t>奉獻</w:t>
+            </w:r>
+            <w:r>
+              <w:rPr>
+                <w:rFonts w:ascii="Barlow Condensed Medium" w:eastAsia="華康中黑體" w:hAnsi="Barlow Condensed Medium" w:cstheme="minorHAnsi"/>
+                <w:w w:val="80"/>
+                <w:szCs w:val="24"/>
+              </w:rPr>
+              <w:t>:</w:t>
+            </w:r>
           </w:p>
         </w:tc>
         <w:tc>
@@ -22850,39 +21750,6 @@
                 <w:szCs w:val="24"/>
               </w:rPr>
             </w:pPr>
-            <w:r>
-              <w:rPr>
-                <w:rFonts w:ascii="Barlow Condensed Medium" w:eastAsia="華康中黑體" w:hAnsi="Barlow Condensed Medium" w:cstheme="minorHAnsi"/>
-                <w:w w:val="80"/>
-                <w:szCs w:val="24"/>
-              </w:rPr>
-              <w:sym w:font="Wingdings 2" w:char="F0AE"/>
-            </w:r>
-            <w:r>
-              <w:rPr>
-                <w:rFonts w:ascii="Barlow Condensed Medium" w:eastAsia="華康中黑體" w:hAnsi="Barlow Condensed Medium" w:cstheme="minorHAnsi" w:hint="eastAsia"/>
-                <w:w w:val="80"/>
-                <w:szCs w:val="24"/>
-                <w:lang w:eastAsia="zh-HK"/>
-              </w:rPr>
-              <w:t>感恩</w:t>
-            </w:r>
-            <w:r>
-              <w:rPr>
-                <w:rFonts w:ascii="Barlow Condensed Medium" w:eastAsia="華康中黑體" w:hAnsi="Barlow Condensed Medium" w:cstheme="minorHAnsi"/>
-                <w:w w:val="80"/>
-                <w:szCs w:val="24"/>
-              </w:rPr>
-              <w:t>奉獻</w:t>
-            </w:r>
-            <w:r>
-              <w:rPr>
-                <w:rFonts w:ascii="Barlow Condensed Medium" w:eastAsia="華康中黑體" w:hAnsi="Barlow Condensed Medium" w:cstheme="minorHAnsi"/>
-                <w:w w:val="80"/>
-                <w:szCs w:val="24"/>
-              </w:rPr>
-              <w:t>:</w:t>
-            </w:r>
           </w:p>
         </w:tc>
         <w:tc>
@@ -22904,32 +21771,6 @@
                 <w:szCs w:val="24"/>
               </w:rPr>
             </w:pPr>
-            <w:r>
-              <w:rPr>
-                <w:rFonts w:ascii="Barlow Condensed Medium" w:eastAsia="標楷體" w:hAnsi="Barlow Condensed Medium" w:cstheme="minorHAnsi" w:hint="eastAsia"/>
-                <w:w w:val="80"/>
-                <w:szCs w:val="24"/>
-                <w:lang w:eastAsia="zh-HK"/>
-              </w:rPr>
-              <w:t>有志</w:t>
-            </w:r>
-            <w:r>
-              <w:rPr>
-                <w:rFonts w:ascii="Barlow Condensed Medium" w:eastAsia="標楷體" w:hAnsi="Barlow Condensed Medium" w:cstheme="minorHAnsi" w:hint="eastAsia"/>
-                <w:w w:val="80"/>
-                <w:szCs w:val="24"/>
-                <w:lang w:eastAsia="zh-HK"/>
-              </w:rPr>
-              <w:t>*</w:t>
-            </w:r>
-            <w:r>
-              <w:rPr>
-                <w:rFonts w:ascii="Barlow Condensed Medium" w:eastAsia="標楷體" w:hAnsi="Barlow Condensed Medium" w:cstheme="minorHAnsi" w:hint="eastAsia"/>
-                <w:w w:val="80"/>
-                <w:szCs w:val="24"/>
-              </w:rPr>
-              <w:t>2</w:t>
-            </w:r>
           </w:p>
         </w:tc>
         <w:tc>
@@ -22951,14 +21792,6 @@
                 <w:szCs w:val="24"/>
               </w:rPr>
             </w:pPr>
-            <w:r>
-              <w:rPr>
-                <w:rFonts w:ascii="Barlow Condensed Medium" w:eastAsia="標楷體" w:hAnsi="Barlow Condensed Medium" w:cstheme="minorHAnsi" w:hint="eastAsia"/>
-                <w:w w:val="80"/>
-                <w:szCs w:val="24"/>
-              </w:rPr>
-              <w:t>425</w:t>
-            </w:r>
           </w:p>
         </w:tc>
         <w:tc>
@@ -23062,12 +21895,56 @@
           <w:p>
             <w:pPr>
               <w:snapToGrid w:val="0"/>
+              <w:jc w:val="both"/>
               <w:rPr>
                 <w:rFonts w:ascii="Barlow Condensed Medium" w:eastAsia="華康中黑體" w:hAnsi="Barlow Condensed Medium" w:cstheme="minorHAnsi"/>
                 <w:w w:val="80"/>
                 <w:szCs w:val="24"/>
               </w:rPr>
             </w:pPr>
+            <w:r>
+              <w:rPr>
+                <w:rFonts w:ascii="Barlow Condensed Medium" w:eastAsia="華康中黑體" w:hAnsi="Barlow Condensed Medium" w:cstheme="minorHAnsi"/>
+                <w:w w:val="80"/>
+                <w:szCs w:val="24"/>
+              </w:rPr>
+              <w:sym w:font="Wingdings 2" w:char="F0AE"/>
+            </w:r>
+            <w:r>
+              <w:rPr>
+                <w:rFonts w:ascii="Barlow Condensed Medium" w:eastAsia="華康中黑體" w:hAnsi="Barlow Condensed Medium" w:cstheme="minorHAnsi" w:hint="eastAsia"/>
+                <w:w w:val="80"/>
+                <w:szCs w:val="24"/>
+                <w:lang w:eastAsia="zh-HK"/>
+              </w:rPr>
+              <w:t>為</w:t>
+            </w:r>
+            <w:r>
+              <w:rPr>
+                <w:rFonts w:ascii="Barlow Condensed Medium" w:eastAsia="華康中黑體" w:hAnsi="Barlow Condensed Medium" w:cstheme="minorHAnsi" w:hint="eastAsia"/>
+                <w:w w:val="80"/>
+                <w:szCs w:val="24"/>
+                <w:lang w:eastAsia="zh-HK"/>
+              </w:rPr>
+              <w:t>總會</w:t>
+            </w:r>
+            <w:r>
+              <w:rPr>
+                <w:rFonts w:ascii="Barlow Condensed Medium" w:eastAsia="華康中黑體" w:hAnsi="Barlow Condensed Medium" w:cstheme="minorHAnsi" w:hint="eastAsia"/>
+                <w:w w:val="80"/>
+                <w:szCs w:val="24"/>
+              </w:rPr>
+              <w:t>教育</w:t>
+            </w:r>
+            <w:r>
+              <w:rPr>
+                <w:rFonts w:ascii="Barlow Condensed Medium" w:eastAsia="華康中黑體" w:hAnsi="Barlow Condensed Medium" w:cstheme="minorHAnsi" w:hint="eastAsia"/>
+                <w:w w:val="80"/>
+                <w:szCs w:val="24"/>
+                <w:lang w:eastAsia="zh-HK"/>
+              </w:rPr>
+              <w:t>事工</w:t>
+            </w:r>
           </w:p>
         </w:tc>
         <w:tc>
@@ -23087,36 +21964,41 @@
                 <w:rFonts w:ascii="Barlow Condensed Medium" w:eastAsia="標楷體" w:hAnsi="Barlow Condensed Medium" w:cstheme="minorHAnsi"/>
                 <w:w w:val="80"/>
                 <w:szCs w:val="24"/>
-              </w:rPr>
-            </w:pPr>
-          </w:p>
-        </w:tc>
-        <w:tc>
-          <w:tcPr>
-            <w:tcW w:w="685" w:type="dxa"/>
-            <w:tcMar>
-              <w:left w:w="113" w:type="dxa"/>
-              <w:right w:w="28" w:type="dxa"/>
-            </w:tcMar>
-            <w:vAlign w:val="center"/>
-          </w:tcPr>
-          <w:p>
-            <w:pPr>
-              <w:snapToGrid w:val="0"/>
-              <w:ind w:leftChars="-2" w:left="-5" w:rightChars="-3" w:right="-7"/>
+                <w:lang w:eastAsia="zh-HK"/>
+              </w:rPr>
+            </w:pPr>
+            <w:r>
+              <w:rPr>
+                <w:rFonts w:ascii="Barlow Condensed Medium" w:eastAsia="標楷體" w:hAnsi="Barlow Condensed Medium" w:cstheme="minorHAnsi" w:hint="eastAsia"/>
+                <w:w w:val="80"/>
+                <w:szCs w:val="24"/>
+              </w:rPr>
+              <w:t>6</w:t>
+            </w:r>
+            <w:r>
               <w:rPr>
                 <w:rFonts w:ascii="Barlow Condensed Medium" w:eastAsia="標楷體" w:hAnsi="Barlow Condensed Medium" w:cstheme="minorHAnsi"/>
                 <w:w w:val="80"/>
                 <w:szCs w:val="24"/>
               </w:rPr>
-            </w:pPr>
-          </w:p>
-        </w:tc>
-        <w:tc>
-          <w:tcPr>
-            <w:tcW w:w="686" w:type="dxa"/>
-            <w:tcMar>
-              <w:left w:w="28" w:type="dxa"/>
+              <w:t>7</w:t>
+            </w:r>
+            <w:r>
+              <w:rPr>
+                <w:rFonts w:ascii="Barlow Condensed Medium" w:eastAsia="標楷體" w:hAnsi="Barlow Condensed Medium" w:cstheme="minorHAnsi" w:hint="eastAsia"/>
+                <w:w w:val="80"/>
+                <w:szCs w:val="24"/>
+                <w:lang w:eastAsia="zh-HK"/>
+              </w:rPr>
+              <w:t>號</w:t>
+            </w:r>
+          </w:p>
+        </w:tc>
+        <w:tc>
+          <w:tcPr>
+            <w:tcW w:w="685" w:type="dxa"/>
+            <w:tcMar>
+              <w:left w:w="113" w:type="dxa"/>
               <w:right w:w="28" w:type="dxa"/>
             </w:tcMar>
             <w:vAlign w:val="center"/>
@@ -23124,63 +22006,36 @@
           <w:p>
             <w:pPr>
               <w:snapToGrid w:val="0"/>
-              <w:jc w:val="right"/>
+              <w:ind w:leftChars="-2" w:left="-5" w:rightChars="-3" w:right="-7"/>
               <w:rPr>
                 <w:rFonts w:ascii="Barlow Condensed Medium" w:eastAsia="標楷體" w:hAnsi="Barlow Condensed Medium" w:cstheme="minorHAnsi"/>
                 <w:w w:val="80"/>
                 <w:szCs w:val="24"/>
               </w:rPr>
             </w:pPr>
-          </w:p>
-        </w:tc>
-        <w:tc>
-          <w:tcPr>
-            <w:tcW w:w="682" w:type="dxa"/>
-            <w:gridSpan w:val="2"/>
-            <w:tcMar>
-              <w:left w:w="113" w:type="dxa"/>
-              <w:right w:w="28" w:type="dxa"/>
-            </w:tcMar>
-            <w:vAlign w:val="center"/>
-          </w:tcPr>
-          <w:p>
-            <w:pPr>
-              <w:snapToGrid w:val="0"/>
+            <w:r>
               <w:rPr>
                 <w:rFonts w:ascii="Barlow Condensed Medium" w:eastAsia="標楷體" w:hAnsi="Barlow Condensed Medium" w:cstheme="minorHAnsi"/>
                 <w:w w:val="80"/>
                 <w:szCs w:val="24"/>
               </w:rPr>
-            </w:pPr>
-          </w:p>
-        </w:tc>
-        <w:tc>
-          <w:tcPr>
-            <w:tcW w:w="683" w:type="dxa"/>
-            <w:gridSpan w:val="2"/>
-            <w:tcMar>
-              <w:left w:w="28" w:type="dxa"/>
-              <w:right w:w="28" w:type="dxa"/>
-            </w:tcMar>
-            <w:vAlign w:val="center"/>
-          </w:tcPr>
-          <w:p>
-            <w:pPr>
-              <w:snapToGrid w:val="0"/>
-              <w:jc w:val="right"/>
+              <w:t>5</w:t>
+            </w:r>
+            <w:r>
               <w:rPr>
                 <w:rFonts w:ascii="Barlow Condensed Medium" w:eastAsia="標楷體" w:hAnsi="Barlow Condensed Medium" w:cstheme="minorHAnsi"/>
                 <w:w w:val="80"/>
                 <w:szCs w:val="24"/>
               </w:rPr>
-            </w:pPr>
-          </w:p>
-        </w:tc>
-        <w:tc>
-          <w:tcPr>
-            <w:tcW w:w="683" w:type="dxa"/>
-            <w:tcMar>
-              <w:left w:w="113" w:type="dxa"/>
+              <w:t>00</w:t>
+            </w:r>
+          </w:p>
+        </w:tc>
+        <w:tc>
+          <w:tcPr>
+            <w:tcW w:w="686" w:type="dxa"/>
+            <w:tcMar>
+              <w:left w:w="28" w:type="dxa"/>
               <w:right w:w="28" w:type="dxa"/>
             </w:tcMar>
             <w:vAlign w:val="center"/>
@@ -23188,12 +22043,142 @@
           <w:p>
             <w:pPr>
               <w:snapToGrid w:val="0"/>
+              <w:jc w:val="right"/>
               <w:rPr>
                 <w:rFonts w:ascii="Barlow Condensed Medium" w:eastAsia="標楷體" w:hAnsi="Barlow Condensed Medium" w:cstheme="minorHAnsi"/>
                 <w:w w:val="80"/>
                 <w:szCs w:val="24"/>
               </w:rPr>
             </w:pPr>
+            <w:r>
+              <w:rPr>
+                <w:rFonts w:ascii="Barlow Condensed Medium" w:eastAsia="標楷體" w:hAnsi="Barlow Condensed Medium" w:cstheme="minorHAnsi"/>
+                <w:w w:val="80"/>
+                <w:szCs w:val="24"/>
+              </w:rPr>
+              <w:t>20</w:t>
+            </w:r>
+            <w:r>
+              <w:rPr>
+                <w:rFonts w:ascii="Barlow Condensed Medium" w:eastAsia="標楷體" w:hAnsi="Barlow Condensed Medium" w:cstheme="minorHAnsi" w:hint="eastAsia"/>
+                <w:w w:val="80"/>
+                <w:szCs w:val="24"/>
+                <w:lang w:eastAsia="zh-HK"/>
+              </w:rPr>
+              <w:t>號</w:t>
+            </w:r>
+          </w:p>
+        </w:tc>
+        <w:tc>
+          <w:tcPr>
+            <w:tcW w:w="682" w:type="dxa"/>
+            <w:gridSpan w:val="2"/>
+            <w:tcMar>
+              <w:left w:w="113" w:type="dxa"/>
+              <w:right w:w="28" w:type="dxa"/>
+            </w:tcMar>
+            <w:vAlign w:val="center"/>
+          </w:tcPr>
+          <w:p>
+            <w:pPr>
+              <w:snapToGrid w:val="0"/>
+              <w:rPr>
+                <w:rFonts w:ascii="Barlow Condensed Medium" w:eastAsia="標楷體" w:hAnsi="Barlow Condensed Medium" w:cstheme="minorHAnsi"/>
+                <w:w w:val="80"/>
+                <w:szCs w:val="24"/>
+              </w:rPr>
+            </w:pPr>
+            <w:r>
+              <w:rPr>
+                <w:rFonts w:ascii="Barlow Condensed Medium" w:eastAsia="標楷體" w:hAnsi="Barlow Condensed Medium" w:cstheme="minorHAnsi"/>
+                <w:w w:val="80"/>
+                <w:szCs w:val="24"/>
+              </w:rPr>
+              <w:t>5</w:t>
+            </w:r>
+            <w:r>
+              <w:rPr>
+                <w:rFonts w:ascii="Barlow Condensed Medium" w:eastAsia="標楷體" w:hAnsi="Barlow Condensed Medium" w:cstheme="minorHAnsi"/>
+                <w:w w:val="80"/>
+                <w:szCs w:val="24"/>
+              </w:rPr>
+              <w:t>00</w:t>
+            </w:r>
+          </w:p>
+        </w:tc>
+        <w:tc>
+          <w:tcPr>
+            <w:tcW w:w="683" w:type="dxa"/>
+            <w:gridSpan w:val="2"/>
+            <w:tcMar>
+              <w:left w:w="28" w:type="dxa"/>
+              <w:right w:w="28" w:type="dxa"/>
+            </w:tcMar>
+            <w:vAlign w:val="center"/>
+          </w:tcPr>
+          <w:p>
+            <w:pPr>
+              <w:snapToGrid w:val="0"/>
+              <w:jc w:val="right"/>
+              <w:rPr>
+                <w:rFonts w:ascii="Barlow Condensed Medium" w:eastAsia="標楷體" w:hAnsi="Barlow Condensed Medium" w:cstheme="minorHAnsi"/>
+                <w:w w:val="80"/>
+                <w:szCs w:val="24"/>
+              </w:rPr>
+            </w:pPr>
+            <w:r>
+              <w:rPr>
+                <w:rFonts w:ascii="Barlow Condensed Medium" w:eastAsia="標楷體" w:hAnsi="Barlow Condensed Medium" w:cstheme="minorHAnsi"/>
+                <w:w w:val="80"/>
+                <w:szCs w:val="24"/>
+              </w:rPr>
+              <w:t>17</w:t>
+            </w:r>
+            <w:r>
+              <w:rPr>
+                <w:rFonts w:ascii="Barlow Condensed Medium" w:eastAsia="標楷體" w:hAnsi="Barlow Condensed Medium" w:cstheme="minorHAnsi" w:hint="eastAsia"/>
+                <w:w w:val="80"/>
+                <w:szCs w:val="24"/>
+                <w:lang w:eastAsia="zh-HK"/>
+              </w:rPr>
+              <w:t>號</w:t>
+            </w:r>
+          </w:p>
+        </w:tc>
+        <w:tc>
+          <w:tcPr>
+            <w:tcW w:w="683" w:type="dxa"/>
+            <w:tcMar>
+              <w:left w:w="113" w:type="dxa"/>
+              <w:right w:w="28" w:type="dxa"/>
+            </w:tcMar>
+            <w:vAlign w:val="center"/>
+          </w:tcPr>
+          <w:p>
+            <w:pPr>
+              <w:snapToGrid w:val="0"/>
+              <w:rPr>
+                <w:rFonts w:ascii="Barlow Condensed Medium" w:eastAsia="標楷體" w:hAnsi="Barlow Condensed Medium" w:cstheme="minorHAnsi"/>
+                <w:w w:val="80"/>
+                <w:szCs w:val="24"/>
+              </w:rPr>
+            </w:pPr>
+            <w:r>
+              <w:rPr>
+                <w:rFonts w:ascii="Barlow Condensed Medium" w:eastAsia="標楷體" w:hAnsi="Barlow Condensed Medium" w:cstheme="minorHAnsi"/>
+                <w:w w:val="80"/>
+                <w:szCs w:val="24"/>
+              </w:rPr>
+              <w:t>1</w:t>
+            </w:r>
+            <w:r>
+              <w:rPr>
+                <w:rFonts w:ascii="Barlow Condensed Medium" w:eastAsia="標楷體" w:hAnsi="Barlow Condensed Medium" w:cstheme="minorHAnsi"/>
+                <w:w w:val="80"/>
+                <w:szCs w:val="24"/>
+              </w:rPr>
+              <w:t>,000</w:t>
+            </w:r>
           </w:p>
         </w:tc>
       </w:tr>
@@ -23222,84 +22207,48 @@
             </w:pPr>
             <w:r>
               <w:rPr>
+                <w:rFonts w:ascii="Barlow Condensed Medium" w:eastAsia="華康中黑體" w:hAnsi="Barlow Condensed Medium" w:cstheme="minorHAnsi" w:hint="eastAsia"/>
+                <w:w w:val="80"/>
+                <w:szCs w:val="24"/>
+              </w:rPr>
+              <w:t>主日奉獻</w:t>
+            </w:r>
+            <w:r>
+              <w:rPr>
                 <w:rFonts w:ascii="Barlow Condensed Medium" w:eastAsia="華康中黑體" w:hAnsi="Barlow Condensed Medium" w:cstheme="minorHAnsi"/>
                 <w:w w:val="80"/>
                 <w:szCs w:val="24"/>
               </w:rPr>
-              <w:sym w:font="Wingdings 2" w:char="F0AE"/>
-            </w:r>
-            <w:r>
-              <w:rPr>
-                <w:rFonts w:ascii="Barlow Condensed Medium" w:eastAsia="華康中黑體" w:hAnsi="Barlow Condensed Medium" w:cstheme="minorHAnsi" w:hint="eastAsia"/>
+              <w:t>:</w:t>
+            </w:r>
+          </w:p>
+        </w:tc>
+        <w:tc>
+          <w:tcPr>
+            <w:tcW w:w="685" w:type="dxa"/>
+            <w:tcMar>
+              <w:left w:w="28" w:type="dxa"/>
+              <w:right w:w="28" w:type="dxa"/>
+            </w:tcMar>
+            <w:vAlign w:val="center"/>
+          </w:tcPr>
+          <w:p>
+            <w:pPr>
+              <w:snapToGrid w:val="0"/>
+              <w:jc w:val="right"/>
+              <w:rPr>
+                <w:rFonts w:ascii="Barlow Condensed Medium" w:eastAsia="標楷體" w:hAnsi="Barlow Condensed Medium" w:cstheme="minorHAnsi" w:hint="eastAsia"/>
                 <w:w w:val="80"/>
                 <w:szCs w:val="24"/>
-                <w:lang w:eastAsia="zh-HK"/>
-              </w:rPr>
-              <w:t>為</w:t>
-            </w:r>
-            <w:r>
-              <w:rPr>
-                <w:rFonts w:ascii="Barlow Condensed Medium" w:eastAsia="華康中黑體" w:hAnsi="Barlow Condensed Medium" w:cstheme="minorHAnsi" w:hint="eastAsia"/>
-                <w:w w:val="80"/>
-                <w:szCs w:val="24"/>
-                <w:lang w:eastAsia="zh-HK"/>
-              </w:rPr>
-              <w:t>聖歌隊</w:t>
-            </w:r>
-            <w:r>
-              <w:rPr>
-                <w:rFonts w:ascii="Barlow Condensed Medium" w:eastAsia="華康中黑體" w:hAnsi="Barlow Condensed Medium" w:cstheme="minorHAnsi" w:hint="eastAsia"/>
-                <w:w w:val="80"/>
-                <w:szCs w:val="24"/>
-                <w:lang w:eastAsia="zh-HK"/>
-              </w:rPr>
-              <w:t>奉</w:t>
-            </w:r>
-            <w:r>
-              <w:rPr>
-                <w:rFonts w:ascii="Barlow Condensed Medium" w:eastAsia="華康中黑體" w:hAnsi="Barlow Condensed Medium" w:cstheme="minorHAnsi"/>
-                <w:w w:val="80"/>
-                <w:szCs w:val="24"/>
-              </w:rPr>
-              <w:t>獻</w:t>
-            </w:r>
-            <w:r>
-              <w:rPr>
-                <w:rFonts w:ascii="Barlow Condensed Medium" w:eastAsia="華康中黑體" w:hAnsi="Barlow Condensed Medium" w:cstheme="minorHAnsi"/>
-                <w:w w:val="80"/>
-                <w:szCs w:val="24"/>
-              </w:rPr>
-              <w:t>:</w:t>
-            </w:r>
-          </w:p>
-        </w:tc>
-        <w:tc>
-          <w:tcPr>
-            <w:tcW w:w="685" w:type="dxa"/>
-            <w:tcMar>
-              <w:left w:w="28" w:type="dxa"/>
-              <w:right w:w="28" w:type="dxa"/>
-            </w:tcMar>
-            <w:vAlign w:val="center"/>
-          </w:tcPr>
-          <w:p>
-            <w:pPr>
-              <w:snapToGrid w:val="0"/>
-              <w:jc w:val="right"/>
+              </w:rPr>
+            </w:pPr>
+            <w:r>
               <w:rPr>
                 <w:rFonts w:ascii="Barlow Condensed Medium" w:eastAsia="標楷體" w:hAnsi="Barlow Condensed Medium" w:cstheme="minorHAnsi"/>
                 <w:w w:val="80"/>
                 <w:szCs w:val="24"/>
-                <w:lang w:eastAsia="zh-HK"/>
-              </w:rPr>
-            </w:pPr>
-            <w:r>
-              <w:rPr>
-                <w:rFonts w:ascii="Barlow Condensed Medium" w:eastAsia="標楷體" w:hAnsi="Barlow Condensed Medium" w:cstheme="minorHAnsi" w:hint="eastAsia"/>
-                <w:w w:val="80"/>
-                <w:szCs w:val="24"/>
-              </w:rPr>
-              <w:t>62</w:t>
+              </w:rPr>
+              <w:t>9-1</w:t>
             </w:r>
             <w:r>
               <w:rPr>
@@ -23326,69 +22275,102 @@
               <w:snapToGrid w:val="0"/>
               <w:ind w:leftChars="-2" w:left="-5" w:rightChars="-3" w:right="-7"/>
               <w:rPr>
+                <w:rFonts w:ascii="Barlow Condensed Medium" w:eastAsia="標楷體" w:hAnsi="Barlow Condensed Medium" w:cstheme="minorHAnsi" w:hint="eastAsia"/>
+                <w:w w:val="80"/>
+                <w:szCs w:val="24"/>
+              </w:rPr>
+            </w:pPr>
+            <w:r>
+              <w:rPr>
                 <w:rFonts w:ascii="Barlow Condensed Medium" w:eastAsia="標楷體" w:hAnsi="Barlow Condensed Medium" w:cstheme="minorHAnsi"/>
                 <w:w w:val="80"/>
                 <w:szCs w:val="24"/>
               </w:rPr>
-            </w:pPr>
+              <w:t>1</w:t>
+            </w:r>
+            <w:r>
+              <w:rPr>
+                <w:rFonts w:ascii="Barlow Condensed Medium" w:eastAsia="標楷體" w:hAnsi="Barlow Condensed Medium" w:cstheme="minorHAnsi"/>
+                <w:w w:val="80"/>
+                <w:szCs w:val="24"/>
+              </w:rPr>
+              <w:t>,000</w:t>
+            </w:r>
+          </w:p>
+        </w:tc>
+        <w:tc>
+          <w:tcPr>
+            <w:tcW w:w="686" w:type="dxa"/>
+            <w:tcMar>
+              <w:left w:w="28" w:type="dxa"/>
+              <w:right w:w="28" w:type="dxa"/>
+            </w:tcMar>
+            <w:vAlign w:val="center"/>
+          </w:tcPr>
+          <w:p>
+            <w:pPr>
+              <w:snapToGrid w:val="0"/>
+              <w:jc w:val="right"/>
+              <w:rPr>
+                <w:rFonts w:ascii="Barlow Condensed Medium" w:eastAsia="標楷體" w:hAnsi="Barlow Condensed Medium" w:cstheme="minorHAnsi"/>
+                <w:w w:val="80"/>
+                <w:szCs w:val="24"/>
+              </w:rPr>
+            </w:pPr>
+            <w:r>
+              <w:rPr>
+                <w:rFonts w:ascii="Barlow Condensed Medium" w:eastAsia="標楷體" w:hAnsi="Barlow Condensed Medium" w:cstheme="minorHAnsi"/>
+                <w:w w:val="80"/>
+                <w:szCs w:val="24"/>
+              </w:rPr>
+              <w:t>49</w:t>
+            </w:r>
             <w:r>
               <w:rPr>
                 <w:rFonts w:ascii="Barlow Condensed Medium" w:eastAsia="標楷體" w:hAnsi="Barlow Condensed Medium" w:cstheme="minorHAnsi" w:hint="eastAsia"/>
                 <w:w w:val="80"/>
                 <w:szCs w:val="24"/>
-              </w:rPr>
-              <w:t>2</w:t>
-            </w:r>
-            <w:r>
+                <w:lang w:eastAsia="zh-HK"/>
+              </w:rPr>
+              <w:t>號</w:t>
+            </w:r>
+          </w:p>
+        </w:tc>
+        <w:tc>
+          <w:tcPr>
+            <w:tcW w:w="682" w:type="dxa"/>
+            <w:gridSpan w:val="2"/>
+            <w:tcMar>
+              <w:left w:w="113" w:type="dxa"/>
+              <w:right w:w="28" w:type="dxa"/>
+            </w:tcMar>
+            <w:vAlign w:val="center"/>
+          </w:tcPr>
+          <w:p>
+            <w:pPr>
+              <w:snapToGrid w:val="0"/>
               <w:rPr>
                 <w:rFonts w:ascii="Barlow Condensed Medium" w:eastAsia="標楷體" w:hAnsi="Barlow Condensed Medium" w:cstheme="minorHAnsi"/>
                 <w:w w:val="80"/>
                 <w:szCs w:val="24"/>
               </w:rPr>
-              <w:t>,000</w:t>
-            </w:r>
-          </w:p>
-        </w:tc>
-        <w:tc>
-          <w:tcPr>
-            <w:tcW w:w="686" w:type="dxa"/>
-            <w:tcMar>
-              <w:left w:w="28" w:type="dxa"/>
-              <w:right w:w="28" w:type="dxa"/>
-            </w:tcMar>
-            <w:vAlign w:val="center"/>
-          </w:tcPr>
-          <w:p>
-            <w:pPr>
-              <w:snapToGrid w:val="0"/>
-              <w:jc w:val="right"/>
+            </w:pPr>
+            <w:r>
               <w:rPr>
                 <w:rFonts w:ascii="Barlow Condensed Medium" w:eastAsia="標楷體" w:hAnsi="Barlow Condensed Medium" w:cstheme="minorHAnsi"/>
                 <w:w w:val="80"/>
                 <w:szCs w:val="24"/>
               </w:rPr>
-            </w:pPr>
-          </w:p>
-        </w:tc>
-        <w:tc>
-          <w:tcPr>
-            <w:tcW w:w="682" w:type="dxa"/>
-            <w:gridSpan w:val="2"/>
-            <w:tcMar>
-              <w:left w:w="113" w:type="dxa"/>
-              <w:right w:w="28" w:type="dxa"/>
-            </w:tcMar>
-            <w:vAlign w:val="center"/>
-          </w:tcPr>
-          <w:p>
-            <w:pPr>
-              <w:snapToGrid w:val="0"/>
+              <w:t>1</w:t>
+            </w:r>
+            <w:r>
               <w:rPr>
                 <w:rFonts w:ascii="Barlow Condensed Medium" w:eastAsia="標楷體" w:hAnsi="Barlow Condensed Medium" w:cstheme="minorHAnsi"/>
                 <w:w w:val="80"/>
                 <w:szCs w:val="24"/>
               </w:rPr>
-            </w:pPr>
+              <w:t>,000</w:t>
+            </w:r>
           </w:p>
         </w:tc>
         <w:tc>
@@ -23411,6 +22393,23 @@
                 <w:szCs w:val="24"/>
               </w:rPr>
             </w:pPr>
+            <w:r>
+              <w:rPr>
+                <w:rFonts w:ascii="Barlow Condensed Medium" w:eastAsia="標楷體" w:hAnsi="Barlow Condensed Medium" w:cstheme="minorHAnsi" w:hint="eastAsia"/>
+                <w:w w:val="80"/>
+                <w:szCs w:val="24"/>
+              </w:rPr>
+              <w:t>6</w:t>
+            </w:r>
+            <w:r>
+              <w:rPr>
+                <w:rFonts w:ascii="Barlow Condensed Medium" w:eastAsia="標楷體" w:hAnsi="Barlow Condensed Medium" w:cstheme="minorHAnsi" w:hint="eastAsia"/>
+                <w:w w:val="80"/>
+                <w:szCs w:val="24"/>
+                <w:lang w:eastAsia="zh-HK"/>
+              </w:rPr>
+              <w:t>號</w:t>
+            </w:r>
           </w:p>
         </w:tc>
         <w:tc>
@@ -23431,6 +22430,22 @@
                 <w:szCs w:val="24"/>
               </w:rPr>
             </w:pPr>
+            <w:r>
+              <w:rPr>
+                <w:rFonts w:ascii="Barlow Condensed Medium" w:eastAsia="標楷體" w:hAnsi="Barlow Condensed Medium" w:cstheme="minorHAnsi"/>
+                <w:w w:val="80"/>
+                <w:szCs w:val="24"/>
+              </w:rPr>
+              <w:t>1</w:t>
+            </w:r>
+            <w:r>
+              <w:rPr>
+                <w:rFonts w:ascii="Barlow Condensed Medium" w:eastAsia="標楷體" w:hAnsi="Barlow Condensed Medium" w:cstheme="minorHAnsi"/>
+                <w:w w:val="80"/>
+                <w:szCs w:val="24"/>
+              </w:rPr>
+              <w:t>,000</w:t>
+            </w:r>
           </w:p>
         </w:tc>
       </w:tr>
@@ -23479,34 +22494,30 @@
                 <w:lang w:eastAsia="zh-HK"/>
               </w:rPr>
             </w:pPr>
-          </w:p>
-        </w:tc>
-        <w:tc>
-          <w:tcPr>
-            <w:tcW w:w="685" w:type="dxa"/>
-            <w:tcMar>
-              <w:left w:w="113" w:type="dxa"/>
-              <w:right w:w="28" w:type="dxa"/>
-            </w:tcMar>
-            <w:vAlign w:val="center"/>
-          </w:tcPr>
-          <w:p>
-            <w:pPr>
-              <w:snapToGrid w:val="0"/>
-              <w:ind w:leftChars="-2" w:left="-5" w:rightChars="-3" w:right="-7"/>
+            <w:r>
               <w:rPr>
                 <w:rFonts w:ascii="Barlow Condensed Medium" w:eastAsia="標楷體" w:hAnsi="Barlow Condensed Medium" w:cstheme="minorHAnsi"/>
                 <w:w w:val="80"/>
                 <w:szCs w:val="24"/>
               </w:rPr>
-            </w:pPr>
-          </w:p>
-        </w:tc>
-        <w:tc>
-          <w:tcPr>
-            <w:tcW w:w="686" w:type="dxa"/>
-            <w:tcMar>
-              <w:left w:w="28" w:type="dxa"/>
+              <w:t>22</w:t>
+            </w:r>
+            <w:r>
+              <w:rPr>
+                <w:rFonts w:ascii="Barlow Condensed Medium" w:eastAsia="標楷體" w:hAnsi="Barlow Condensed Medium" w:cstheme="minorHAnsi" w:hint="eastAsia"/>
+                <w:w w:val="80"/>
+                <w:szCs w:val="24"/>
+                <w:lang w:eastAsia="zh-HK"/>
+              </w:rPr>
+              <w:t>號</w:t>
+            </w:r>
+          </w:p>
+        </w:tc>
+        <w:tc>
+          <w:tcPr>
+            <w:tcW w:w="685" w:type="dxa"/>
+            <w:tcMar>
+              <w:left w:w="113" w:type="dxa"/>
               <w:right w:w="28" w:type="dxa"/>
             </w:tcMar>
             <w:vAlign w:val="center"/>
@@ -23514,34 +22525,107 @@
           <w:p>
             <w:pPr>
               <w:snapToGrid w:val="0"/>
-              <w:jc w:val="right"/>
+              <w:ind w:leftChars="-2" w:left="-5" w:rightChars="-3" w:right="-7"/>
               <w:rPr>
                 <w:rFonts w:ascii="Barlow Condensed Medium" w:eastAsia="標楷體" w:hAnsi="Barlow Condensed Medium" w:cstheme="minorHAnsi"/>
                 <w:w w:val="80"/>
                 <w:szCs w:val="24"/>
               </w:rPr>
             </w:pPr>
-          </w:p>
-        </w:tc>
-        <w:tc>
-          <w:tcPr>
-            <w:tcW w:w="682" w:type="dxa"/>
-            <w:gridSpan w:val="2"/>
-            <w:tcMar>
-              <w:left w:w="113" w:type="dxa"/>
-              <w:right w:w="28" w:type="dxa"/>
-            </w:tcMar>
-            <w:vAlign w:val="center"/>
-          </w:tcPr>
-          <w:p>
-            <w:pPr>
-              <w:snapToGrid w:val="0"/>
+            <w:r>
               <w:rPr>
                 <w:rFonts w:ascii="Barlow Condensed Medium" w:eastAsia="標楷體" w:hAnsi="Barlow Condensed Medium" w:cstheme="minorHAnsi"/>
                 <w:w w:val="80"/>
                 <w:szCs w:val="24"/>
               </w:rPr>
-            </w:pPr>
+              <w:t>1</w:t>
+            </w:r>
+            <w:r>
+              <w:rPr>
+                <w:rFonts w:ascii="Barlow Condensed Medium" w:eastAsia="標楷體" w:hAnsi="Barlow Condensed Medium" w:cstheme="minorHAnsi"/>
+                <w:w w:val="80"/>
+                <w:szCs w:val="24"/>
+              </w:rPr>
+              <w:t>,000</w:t>
+            </w:r>
+          </w:p>
+        </w:tc>
+        <w:tc>
+          <w:tcPr>
+            <w:tcW w:w="686" w:type="dxa"/>
+            <w:tcMar>
+              <w:left w:w="28" w:type="dxa"/>
+              <w:right w:w="28" w:type="dxa"/>
+            </w:tcMar>
+            <w:vAlign w:val="center"/>
+          </w:tcPr>
+          <w:p>
+            <w:pPr>
+              <w:snapToGrid w:val="0"/>
+              <w:jc w:val="right"/>
+              <w:rPr>
+                <w:rFonts w:ascii="Barlow Condensed Medium" w:eastAsia="標楷體" w:hAnsi="Barlow Condensed Medium" w:cstheme="minorHAnsi"/>
+                <w:w w:val="80"/>
+                <w:szCs w:val="24"/>
+              </w:rPr>
+            </w:pPr>
+            <w:r>
+              <w:rPr>
+                <w:rFonts w:ascii="Barlow Condensed Medium" w:eastAsia="標楷體" w:hAnsi="Barlow Condensed Medium" w:cstheme="minorHAnsi" w:hint="eastAsia"/>
+                <w:w w:val="80"/>
+                <w:szCs w:val="24"/>
+                <w:lang w:eastAsia="zh-HK"/>
+              </w:rPr>
+              <w:t>有志</w:t>
+            </w:r>
+            <w:r>
+              <w:rPr>
+                <w:rFonts w:ascii="Barlow Condensed Medium" w:eastAsia="標楷體" w:hAnsi="Barlow Condensed Medium" w:cstheme="minorHAnsi" w:hint="eastAsia"/>
+                <w:w w:val="80"/>
+                <w:szCs w:val="24"/>
+                <w:lang w:eastAsia="zh-HK"/>
+              </w:rPr>
+              <w:t>*</w:t>
+            </w:r>
+            <w:r>
+              <w:rPr>
+                <w:rFonts w:ascii="Barlow Condensed Medium" w:eastAsia="標楷體" w:hAnsi="Barlow Condensed Medium" w:cstheme="minorHAnsi"/>
+                <w:w w:val="80"/>
+                <w:szCs w:val="24"/>
+              </w:rPr>
+              <w:t>3</w:t>
+            </w:r>
+          </w:p>
+        </w:tc>
+        <w:tc>
+          <w:tcPr>
+            <w:tcW w:w="682" w:type="dxa"/>
+            <w:gridSpan w:val="2"/>
+            <w:tcMar>
+              <w:left w:w="113" w:type="dxa"/>
+              <w:right w:w="28" w:type="dxa"/>
+            </w:tcMar>
+            <w:vAlign w:val="center"/>
+          </w:tcPr>
+          <w:p>
+            <w:pPr>
+              <w:snapToGrid w:val="0"/>
+              <w:rPr>
+                <w:rFonts w:ascii="Barlow Condensed Medium" w:eastAsia="標楷體" w:hAnsi="Barlow Condensed Medium" w:cstheme="minorHAnsi"/>
+                <w:w w:val="80"/>
+                <w:szCs w:val="24"/>
+              </w:rPr>
+            </w:pPr>
+            <w:r>
+              <w:rPr>
+                <w:rFonts w:ascii="Barlow Condensed Medium" w:eastAsia="標楷體" w:hAnsi="Barlow Condensed Medium" w:cstheme="minorHAnsi"/>
+                <w:w w:val="80"/>
+                <w:szCs w:val="24"/>
+              </w:rPr>
+              <w:t>400</w:t>
+            </w:r>
+            <w:bookmarkStart w:id="6" w:name="_GoBack"/>
+            <w:bookmarkEnd w:id="6"/>
           </w:p>
         </w:tc>
         <w:tc>
@@ -23637,8 +22721,8 @@
         <w:tblLook w:val="04A0" w:firstRow="1" w:lastRow="0" w:firstColumn="1" w:lastColumn="0" w:noHBand="0" w:noVBand="1"/>
       </w:tblPr>
       <w:tblGrid>
-        <w:gridCol w:w="679"/>
-        <w:gridCol w:w="2138"/>
+        <w:gridCol w:w="911"/>
+        <w:gridCol w:w="1904"/>
       </w:tblGrid>
       <w:tr>
         <w:tc>
@@ -23913,7 +22997,6 @@
                 <w:szCs w:val="20"/>
               </w:rPr>
             </w:pPr>
-            <w:proofErr w:type="gramStart"/>
             <w:r>
               <w:rPr>
                 <w:rFonts w:ascii="Barlow Condensed Medium" w:eastAsia="華康儷中黑" w:hAnsi="Barlow Condensed Medium" w:cstheme="minorHAnsi"/>
@@ -23923,7 +23006,6 @@
               </w:rPr>
               <w:t>一</w:t>
             </w:r>
-            <w:proofErr w:type="gramEnd"/>
             <w:r>
               <w:rPr>
                 <w:rFonts w:ascii="Barlow Condensed Medium" w:eastAsia="華康儷中黑" w:hAnsi="Barlow Condensed Medium" w:cstheme="minorHAnsi"/>
@@ -24278,7 +23360,6 @@
                 <w:szCs w:val="20"/>
               </w:rPr>
             </w:pPr>
-            <w:proofErr w:type="gramStart"/>
             <w:r>
               <w:rPr>
                 <w:rFonts w:ascii="Barlow Condensed Medium" w:eastAsia="華康儷中黑" w:hAnsi="Barlow Condensed Medium" w:cstheme="minorHAnsi"/>
@@ -24288,7 +23369,6 @@
               </w:rPr>
               <w:t>三</w:t>
             </w:r>
-            <w:proofErr w:type="gramEnd"/>
             <w:r>
               <w:rPr>
                 <w:rFonts w:ascii="Barlow Condensed Medium" w:eastAsia="華康儷中黑" w:hAnsi="Barlow Condensed Medium" w:cstheme="minorHAnsi"/>
@@ -25041,7 +24121,6 @@
           </wp:anchor>
         </w:drawing>
       </w:r>
-      <w:proofErr w:type="gramStart"/>
       <w:r>
         <w:rPr>
           <w:rFonts w:ascii="Yanone Kaffeesatz Regular" w:eastAsia="華康儷中黑" w:hAnsi="Yanone Kaffeesatz Regular" w:cs="Arial"/>
@@ -25051,7 +24130,6 @@
         </w:rPr>
         <w:t>註</w:t>
       </w:r>
-      <w:proofErr w:type="gramEnd"/>
       <w:r>
         <w:rPr>
           <w:rFonts w:ascii="Yanone Kaffeesatz Regular" w:eastAsia="華康儷中黑" w:hAnsi="Yanone Kaffeesatz Regular" w:cs="Arial" w:hint="eastAsia"/>
@@ -25218,7 +24296,6 @@
         </w:rPr>
         <w:t>，</w:t>
       </w:r>
-      <w:proofErr w:type="gramStart"/>
       <w:r>
         <w:rPr>
           <w:rFonts w:ascii="Yanone Kaffeesatz Regular" w:eastAsia="華康儷中黑" w:hAnsi="Yanone Kaffeesatz Regular" w:cs="Arial" w:hint="eastAsia"/>
@@ -25244,17 +24321,7 @@
           <w:sz w:val="26"/>
           <w:szCs w:val="26"/>
         </w:rPr>
-        <w:t>省略</w:t>
-      </w:r>
-      <w:proofErr w:type="gramEnd"/>
-      <w:r>
-        <w:rPr>
-          <w:rFonts w:ascii="Yanone Kaffeesatz Regular" w:eastAsia="華康儷中黑" w:hAnsi="Yanone Kaffeesatz Regular" w:cs="Arial" w:hint="eastAsia"/>
-          <w:w w:val="60"/>
-          <w:sz w:val="26"/>
-          <w:szCs w:val="26"/>
-        </w:rPr>
-        <w:t>章</w:t>
+        <w:t>省略章</w:t>
       </w:r>
       <w:r>
         <w:rPr>
@@ -25403,7 +24470,6 @@
           <w:szCs w:val="26"/>
         </w:rPr>
       </w:pPr>
-      <w:proofErr w:type="gramStart"/>
       <w:r>
         <w:rPr>
           <w:rFonts w:ascii="Barlow Condensed Medium" w:eastAsia="華康儷中黑" w:hAnsi="Barlow Condensed Medium" w:cs="Arial" w:hint="eastAsia"/>
@@ -25411,17 +24477,7 @@
           <w:sz w:val="26"/>
           <w:szCs w:val="26"/>
         </w:rPr>
-        <w:t>鑰</w:t>
-      </w:r>
-      <w:proofErr w:type="gramEnd"/>
-      <w:r>
-        <w:rPr>
-          <w:rFonts w:ascii="Barlow Condensed Medium" w:eastAsia="華康儷中黑" w:hAnsi="Barlow Condensed Medium" w:cs="Arial" w:hint="eastAsia"/>
-          <w:w w:val="80"/>
-          <w:sz w:val="26"/>
-          <w:szCs w:val="26"/>
-        </w:rPr>
-        <w:t>節</w:t>
+        <w:t>鑰節</w:t>
       </w:r>
       <w:r>
         <w:rPr>
@@ -25432,7 +24488,6 @@
         </w:rPr>
         <w:t>：</w:t>
       </w:r>
-      <w:proofErr w:type="gramStart"/>
       <w:r>
         <w:rPr>
           <w:rFonts w:ascii="華康古印體" w:eastAsia="華康古印體" w:hAnsi="Barlow Condensed Medium" w:cs="Arial" w:hint="eastAsia"/>
@@ -25442,21 +24497,8 @@
           <w:sz w:val="26"/>
           <w:szCs w:val="26"/>
         </w:rPr>
-        <w:t>我說這話</w:t>
+        <w:t>我說這話是為你們的益處，不是要牢籠你們，乃是要叫你們行合宜的事，得以殷勤服事主，沒有分心的事。</w:t>
       </w:r>
-      <w:proofErr w:type="gramEnd"/>
-      <w:r>
-        <w:rPr>
-          <w:rFonts w:ascii="華康古印體" w:eastAsia="華康古印體" w:hAnsi="Barlow Condensed Medium" w:cs="Arial" w:hint="eastAsia"/>
-          <w:b/>
-          <w:bCs/>
-          <w:w w:val="70"/>
-          <w:sz w:val="26"/>
-          <w:szCs w:val="26"/>
-        </w:rPr>
-        <w:t>是為你們的益處，不是要牢籠你們，乃是要叫你們行合宜的事，得以殷勤服事主，沒有分心的事。</w:t>
-      </w:r>
-      <w:proofErr w:type="gramStart"/>
       <w:r>
         <w:rPr>
           <w:rFonts w:ascii="Barlow Condensed Medium" w:eastAsia="華康儷中黑" w:hAnsi="Barlow Condensed Medium" w:cs="Calibri" w:hint="eastAsia"/>
@@ -25467,7 +24509,6 @@
         </w:rPr>
         <w:t>（</w:t>
       </w:r>
-      <w:proofErr w:type="gramEnd"/>
       <w:r>
         <w:rPr>
           <w:rFonts w:ascii="Barlow Condensed Medium" w:eastAsia="華康儷中黑" w:hAnsi="Barlow Condensed Medium" w:cs="Calibri" w:hint="eastAsia"/>
@@ -25981,7 +25022,7 @@
           </mc:Choice>
           <mc:Fallback>
             <w:pict>
-              <v:line w14:anchorId="48556038" id="直線接點 6" o:spid="_x0000_s1026" style="position:absolute;z-index:251665408;visibility:visible;mso-wrap-style:square;mso-width-percent:0;mso-height-percent:0;mso-wrap-distance-left:9pt;mso-wrap-distance-top:0;mso-wrap-distance-right:9pt;mso-wrap-distance-bottom:0;mso-position-horizontal:absolute;mso-position-horizontal-relative:page;mso-position-vertical:absolute;mso-position-vertical-relative:page;mso-width-percent:0;mso-height-percent:0;mso-width-relative:margin;mso-height-relative:margin" from="343.9pt,19.85pt" to="345.05pt,710.95pt" o:gfxdata="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" strokecolor="black [3213]" strokeweight=".5pt">
+              <v:line w14:anchorId="3C33951B" id="直線接點 6" o:spid="_x0000_s1026" style="position:absolute;z-index:251665408;visibility:visible;mso-wrap-style:square;mso-width-percent:0;mso-height-percent:0;mso-wrap-distance-left:9pt;mso-wrap-distance-top:0;mso-wrap-distance-right:9pt;mso-wrap-distance-bottom:0;mso-position-horizontal:absolute;mso-position-horizontal-relative:page;mso-position-vertical:absolute;mso-position-vertical-relative:page;mso-width-percent:0;mso-height-percent:0;mso-width-relative:margin;mso-height-relative:margin" from="343.9pt,19.85pt" to="345.05pt,710.95pt" o:gfxdata="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" strokecolor="black [3213]" strokeweight=".5pt">
                 <v:stroke dashstyle="3 1" joinstyle="miter"/>
                 <w10:wrap anchorx="page" anchory="page"/>
               </v:line>
@@ -26058,7 +25099,7 @@
           </mc:Choice>
           <mc:Fallback>
             <w:pict>
-              <v:line w14:anchorId="77B8655A" id="直線接點 4" o:spid="_x0000_s1026" style="position:absolute;z-index:251661312;visibility:visible;mso-wrap-style:square;mso-width-percent:0;mso-height-percent:0;mso-wrap-distance-left:9pt;mso-wrap-distance-top:0;mso-wrap-distance-right:9pt;mso-wrap-distance-bottom:0;mso-position-horizontal:absolute;mso-position-horizontal-relative:page;mso-position-vertical:absolute;mso-position-vertical-relative:page;mso-width-percent:0;mso-height-percent:0;mso-width-relative:margin;mso-height-relative:margin" from="343.9pt,19.85pt" to="345.05pt,710.95pt" o:gfxdata="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" strokecolor="black [3213]" strokeweight=".5pt">
+              <v:line w14:anchorId="69DBCA0D" id="直線接點 4" o:spid="_x0000_s1026" style="position:absolute;z-index:251661312;visibility:visible;mso-wrap-style:square;mso-width-percent:0;mso-height-percent:0;mso-wrap-distance-left:9pt;mso-wrap-distance-top:0;mso-wrap-distance-right:9pt;mso-wrap-distance-bottom:0;mso-position-horizontal:absolute;mso-position-horizontal-relative:page;mso-position-vertical:absolute;mso-position-vertical-relative:page;mso-width-percent:0;mso-height-percent:0;mso-width-relative:margin;mso-height-relative:margin" from="343.9pt,19.85pt" to="345.05pt,710.95pt" o:gfxdata="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" strokecolor="black [3213]" strokeweight=".5pt">
                 <v:stroke dashstyle="3 1" joinstyle="miter"/>
                 <w10:wrap anchorx="page" anchory="page"/>
               </v:line>
@@ -26080,7 +25121,6 @@
         </w:rPr>
         <w:t>本</w:t>
       </w:r>
-      <w:proofErr w:type="gramStart"/>
       <w:r>
         <w:rPr>
           <w:rFonts w:ascii="Barlow Condensed Medium" w:eastAsia="華康正顏楷體W9" w:hAnsi="Barlow Condensed Medium" w:cstheme="minorHAnsi"/>
@@ -26088,7 +25128,6 @@
         </w:rPr>
         <w:t>週講章</w:t>
       </w:r>
-      <w:proofErr w:type="gramEnd"/>
       <w:r>
         <w:rPr>
           <w:rFonts w:ascii="Barlow Condensed Medium" w:eastAsia="華康正顏楷體W9" w:hAnsi="Barlow Condensed Medium" w:cstheme="minorHAnsi"/>
@@ -26396,27 +25435,7 @@
           <w:sz w:val="26"/>
           <w:szCs w:val="26"/>
         </w:rPr>
-        <w:t>性是生理的慾望，在文明社會中就變成一種誘惑。所謂淫亂，一是過度縱</w:t>
-      </w:r>
-      <w:proofErr w:type="gramStart"/>
-      <w:r>
-        <w:rPr>
-          <w:rFonts w:ascii="Barlow Condensed Medium" w:eastAsia="華康儷中黑" w:hAnsi="Barlow Condensed Medium" w:hint="eastAsia"/>
-          <w:w w:val="63"/>
-          <w:sz w:val="26"/>
-          <w:szCs w:val="26"/>
-        </w:rPr>
-        <w:t>慾</w:t>
-      </w:r>
-      <w:proofErr w:type="gramEnd"/>
-      <w:r>
-        <w:rPr>
-          <w:rFonts w:ascii="Barlow Condensed Medium" w:eastAsia="華康儷中黑" w:hAnsi="Barlow Condensed Medium" w:hint="eastAsia"/>
-          <w:w w:val="63"/>
-          <w:sz w:val="26"/>
-          <w:szCs w:val="26"/>
-        </w:rPr>
-        <w:t>傷已，二是破壞家庭的倫理傷人。而社會產生婚姻制度就是要作為倫理的界線。</w:t>
+        <w:t>性是生理的慾望，在文明社會中就變成一種誘惑。所謂淫亂，一是過度縱慾傷已，二是破壞家庭的倫理傷人。而社會產生婚姻制度就是要作為倫理的界線。</w:t>
       </w:r>
       <w:r>
         <w:rPr>
@@ -26425,107 +25444,7 @@
           <w:sz w:val="26"/>
           <w:szCs w:val="26"/>
         </w:rPr>
-        <w:t>慾望不是罪，是生命的動力，也是罪用來誘惑人的。像求知慾、食慾、性</w:t>
-      </w:r>
-      <w:proofErr w:type="gramStart"/>
-      <w:r>
-        <w:rPr>
-          <w:rFonts w:ascii="Barlow Condensed Medium" w:eastAsia="華康細黑體" w:hAnsi="Barlow Condensed Medium" w:cs="微軟正黑體" w:hint="eastAsia"/>
-          <w:w w:val="63"/>
-          <w:sz w:val="26"/>
-          <w:szCs w:val="26"/>
-        </w:rPr>
-        <w:t>慾</w:t>
-      </w:r>
-      <w:proofErr w:type="gramEnd"/>
-      <w:r>
-        <w:rPr>
-          <w:rFonts w:ascii="Barlow Condensed Medium" w:eastAsia="華康細黑體" w:hAnsi="Barlow Condensed Medium" w:cs="微軟正黑體" w:hint="eastAsia"/>
-          <w:w w:val="63"/>
-          <w:sz w:val="26"/>
-          <w:szCs w:val="26"/>
-        </w:rPr>
-        <w:t>、求生意志、安全感等都是生命與生俱來的，卻都有過與不及、需要節制的問題。特別</w:t>
-      </w:r>
-      <w:proofErr w:type="gramStart"/>
-      <w:r>
-        <w:rPr>
-          <w:rFonts w:ascii="Barlow Condensed Medium" w:eastAsia="華康細黑體" w:hAnsi="Barlow Condensed Medium" w:cs="微軟正黑體" w:hint="eastAsia"/>
-          <w:w w:val="63"/>
-          <w:sz w:val="26"/>
-          <w:szCs w:val="26"/>
-        </w:rPr>
-        <w:t>說到性慾</w:t>
-      </w:r>
-      <w:proofErr w:type="gramEnd"/>
-      <w:r>
-        <w:rPr>
-          <w:rFonts w:ascii="Barlow Condensed Medium" w:eastAsia="華康細黑體" w:hAnsi="Barlow Condensed Medium" w:cs="微軟正黑體" w:hint="eastAsia"/>
-          <w:w w:val="63"/>
-          <w:sz w:val="26"/>
-          <w:szCs w:val="26"/>
-        </w:rPr>
-        <w:t>，與人類共同生活和世代的繁衍密切相關。在早期原始的時代，形成家庭是生物求偶的本能，又可能用暴力掠奪而來。進入文明的群居社會，如何維持諸多</w:t>
-      </w:r>
-      <w:proofErr w:type="gramStart"/>
-      <w:r>
-        <w:rPr>
-          <w:rFonts w:ascii="Barlow Condensed Medium" w:eastAsia="華康細黑體" w:hAnsi="Barlow Condensed Medium" w:cs="微軟正黑體" w:hint="eastAsia"/>
-          <w:w w:val="63"/>
-          <w:sz w:val="26"/>
-          <w:szCs w:val="26"/>
-        </w:rPr>
-        <w:t>家庭間的秩序</w:t>
-      </w:r>
-      <w:proofErr w:type="gramEnd"/>
-      <w:r>
-        <w:rPr>
-          <w:rFonts w:ascii="Barlow Condensed Medium" w:eastAsia="華康細黑體" w:hAnsi="Barlow Condensed Medium" w:cs="微軟正黑體" w:hint="eastAsia"/>
-          <w:w w:val="63"/>
-          <w:sz w:val="26"/>
-          <w:szCs w:val="26"/>
-        </w:rPr>
-        <w:t>和關係的和諧，就形成了婚姻制度和家庭倫理。又在父權社會可能有一套維護男人的女性財產的律法，</w:t>
-      </w:r>
-      <w:proofErr w:type="gramStart"/>
-      <w:r>
-        <w:rPr>
-          <w:rFonts w:ascii="Barlow Condensed Medium" w:eastAsia="華康細黑體" w:hAnsi="Barlow Condensed Medium" w:cs="微軟正黑體" w:hint="eastAsia"/>
-          <w:w w:val="63"/>
-          <w:sz w:val="26"/>
-          <w:szCs w:val="26"/>
-        </w:rPr>
-        <w:t>像摩西</w:t>
-      </w:r>
-      <w:proofErr w:type="gramEnd"/>
-      <w:r>
-        <w:rPr>
-          <w:rFonts w:ascii="Barlow Condensed Medium" w:eastAsia="華康細黑體" w:hAnsi="Barlow Condensed Medium" w:cs="微軟正黑體" w:hint="eastAsia"/>
-          <w:w w:val="63"/>
-          <w:sz w:val="26"/>
-          <w:szCs w:val="26"/>
-        </w:rPr>
-        <w:t>律法，卻不需要去規定人要怎麼結婚，因為結婚是習俗。又在母系社會必然有另一套規矩，只是我們不太熟悉。回到經文，保羅挑戰了父權社會把女性</w:t>
-      </w:r>
-      <w:proofErr w:type="gramStart"/>
-      <w:r>
-        <w:rPr>
-          <w:rFonts w:ascii="Barlow Condensed Medium" w:eastAsia="華康細黑體" w:hAnsi="Barlow Condensed Medium" w:cs="微軟正黑體" w:hint="eastAsia"/>
-          <w:w w:val="63"/>
-          <w:sz w:val="26"/>
-          <w:szCs w:val="26"/>
-        </w:rPr>
-        <w:t>視為產財的</w:t>
-      </w:r>
-      <w:proofErr w:type="gramEnd"/>
-      <w:r>
-        <w:rPr>
-          <w:rFonts w:ascii="Barlow Condensed Medium" w:eastAsia="華康細黑體" w:hAnsi="Barlow Condensed Medium" w:cs="微軟正黑體" w:hint="eastAsia"/>
-          <w:w w:val="63"/>
-          <w:sz w:val="26"/>
-          <w:szCs w:val="26"/>
-        </w:rPr>
-        <w:t>問題。在基督的愛裡，丈夫和妻子擁有對等的權利和義務。肉體上的忠誠要求，就像耶穌的教導，是更高於休妻的律法。其次是父權社會對單身者的歧視，保羅認為單身是來自　神的恩賜，必須被理解和尊重。下文我們會進一步討論。但是在討論之前，我們要先分辨保羅所強調允許和命令之間的不同。簡單地說，允許就是人有權選擇，卻必須為選擇負責，而選擇卻是高於律法，有更多的愛和善意；而命令，就像律法，人無從選擇。</w:t>
+        <w:t>慾望不是罪，是生命的動力，也是罪用來誘惑人的。像求知慾、食慾、性慾、求生意志、安全感等都是生命與生俱來的，卻都有過與不及、需要節制的問題。特別說到性慾，與人類共同生活和世代的繁衍密切相關。在早期原始的時代，形成家庭是生物求偶的本能，又可能用暴力掠奪而來。進入文明的群居社會，如何維持諸多家庭間的秩序和關係的和諧，就形成了婚姻制度和家庭倫理。又在父權社會可能有一套維護男人的女性財產的律法，像摩西律法，卻不需要去規定人要怎麼結婚，因為結婚是習俗。又在母系社會必然有另一套規矩，只是我們不太熟悉。回到經文，保羅挑戰了父權社會把女性視為產財的問題。在基督的愛裡，丈夫和妻子擁有對等的權利和義務。肉體上的忠誠要求，就像耶穌的教導，是更高於休妻的律法。其次是父權社會對單身者的歧視，保羅認為單身是來自　神的恩賜，必須被理解和尊重。下文我們會進一步討論。但是在討論之前，我們要先分辨保羅所強調允許和命令之間的不同。簡單地說，允許就是人有權選擇，卻必須為選擇負責，而選擇卻是高於律法，有更多的愛和善意；而命令，就像律法，人無從選擇。</w:t>
       </w:r>
     </w:p>
     <w:p>
@@ -26548,47 +25467,7 @@
           <w:sz w:val="26"/>
           <w:szCs w:val="26"/>
         </w:rPr>
-        <w:t>婚姻不是基本人權，而選擇婚姻則是更高的價值</w:t>
-      </w:r>
-      <w:proofErr w:type="gramStart"/>
-      <w:r>
-        <w:rPr>
-          <w:rFonts w:ascii="Barlow Condensed Medium" w:eastAsia="華康儷中黑" w:hAnsi="Barlow Condensed Medium" w:hint="eastAsia"/>
-          <w:w w:val="63"/>
-          <w:sz w:val="26"/>
-          <w:szCs w:val="26"/>
-        </w:rPr>
-        <w:t>──</w:t>
-      </w:r>
-      <w:proofErr w:type="gramEnd"/>
-      <w:r>
-        <w:rPr>
-          <w:rFonts w:ascii="Barlow Condensed Medium" w:eastAsia="華康儷中黑" w:hAnsi="Barlow Condensed Medium" w:hint="eastAsia"/>
-          <w:w w:val="63"/>
-          <w:sz w:val="26"/>
-          <w:szCs w:val="26"/>
-        </w:rPr>
-        <w:t>守一個至死的盟約，如</w:t>
-      </w:r>
-      <w:proofErr w:type="gramStart"/>
-      <w:r>
-        <w:rPr>
-          <w:rFonts w:ascii="Barlow Condensed Medium" w:eastAsia="華康儷中黑" w:hAnsi="Barlow Condensed Medium" w:hint="eastAsia"/>
-          <w:w w:val="63"/>
-          <w:sz w:val="26"/>
-          <w:szCs w:val="26"/>
-        </w:rPr>
-        <w:t>保羅說的互相</w:t>
-      </w:r>
-      <w:proofErr w:type="gramEnd"/>
-      <w:r>
-        <w:rPr>
-          <w:rFonts w:ascii="Barlow Condensed Medium" w:eastAsia="華康儷中黑" w:hAnsi="Barlow Condensed Medium" w:hint="eastAsia"/>
-          <w:w w:val="63"/>
-          <w:sz w:val="26"/>
-          <w:szCs w:val="26"/>
-        </w:rPr>
-        <w:t>交託身體的主權。也是耶穌解釋律法，容許離婚，但若違背盟仍是罪。</w:t>
+        <w:t>婚姻不是基本人權，而選擇婚姻則是更高的價值──守一個至死的盟約，如保羅說的互相交託身體的主權。也是耶穌解釋律法，容許離婚，但若違背盟仍是罪。</w:t>
       </w:r>
       <w:r>
         <w:rPr>
@@ -26606,27 +25485,7 @@
           <w:sz w:val="26"/>
           <w:szCs w:val="26"/>
         </w:rPr>
-        <w:t>則有權決定是否進入這套社會習俗。而法律只是為了保障選擇進入這套婚姻制度的人的權益。因為如此，台灣人結婚也都是在行一套家族聯姻的儀式，而政府也只能登記和認證一份締結夫妻身分的契約。反觀西方基督教婚姻傳統，則是男女在　神面前立下的契約，重大的程度是至不渝。所以，耶穌解釋摩西允許人休妻的律法，乃是陷妻子於不義。因為盟約的關係，丈夫還活著，妻子再嫁就犯姦淫。而丈夫在多妻的父權社會，再娶多少也沒有姦淫的問題。而保羅則是在休妻和再嫁之間找出另一個辦法，就是先分居，保留復合的可能。這一切都是為了</w:t>
-      </w:r>
-      <w:proofErr w:type="gramStart"/>
-      <w:r>
-        <w:rPr>
-          <w:rFonts w:ascii="Barlow Condensed Medium" w:eastAsia="華康細黑體" w:hAnsi="Barlow Condensed Medium" w:cs="微軟正黑體" w:hint="eastAsia"/>
-          <w:w w:val="63"/>
-          <w:sz w:val="26"/>
-          <w:szCs w:val="26"/>
-        </w:rPr>
-        <w:t>不</w:t>
-      </w:r>
-      <w:proofErr w:type="gramEnd"/>
-      <w:r>
-        <w:rPr>
-          <w:rFonts w:ascii="Barlow Condensed Medium" w:eastAsia="華康細黑體" w:hAnsi="Barlow Condensed Medium" w:cs="微軟正黑體" w:hint="eastAsia"/>
-          <w:w w:val="63"/>
-          <w:sz w:val="26"/>
-          <w:szCs w:val="26"/>
-        </w:rPr>
-        <w:t>背棄自己所立的盟約，守住義和聖潔。</w:t>
+        <w:t>則有權決定是否進入這套社會習俗。而法律只是為了保障選擇進入這套婚姻制度的人的權益。因為如此，台灣人結婚也都是在行一套家族聯姻的儀式，而政府也只能登記和認證一份締結夫妻身分的契約。反觀西方基督教婚姻傳統，則是男女在　神面前立下的契約，重大的程度是至不渝。所以，耶穌解釋摩西允許人休妻的律法，乃是陷妻子於不義。因為盟約的關係，丈夫還活著，妻子再嫁就犯姦淫。而丈夫在多妻的父權社會，再娶多少也沒有姦淫的問題。而保羅則是在休妻和再嫁之間找出另一個辦法，就是先分居，保留復合的可能。這一切都是為了不背棄自己所立的盟約，守住義和聖潔。</w:t>
       </w:r>
     </w:p>
     <w:p>
@@ -26658,67 +25517,7 @@
           <w:sz w:val="26"/>
           <w:szCs w:val="26"/>
         </w:rPr>
-        <w:t>經文中保羅所謂的獨身，是一種完全沒有性伴侶的單身，就是如同修士和修女與耶穌基督結婚的概念。當然，將自己奉獻給主，是一個比婚姻更高的價值，是更配得稱讚，而非歧視。然而，耶穌的</w:t>
-      </w:r>
-      <w:proofErr w:type="gramStart"/>
-      <w:r>
-        <w:rPr>
-          <w:rFonts w:ascii="Barlow Condensed Medium" w:eastAsia="華康細黑體" w:hAnsi="Barlow Condensed Medium" w:cs="微軟正黑體" w:hint="eastAsia"/>
-          <w:w w:val="63"/>
-          <w:sz w:val="26"/>
-          <w:szCs w:val="26"/>
-        </w:rPr>
-        <w:t>再臨卻一再</w:t>
-      </w:r>
-      <w:proofErr w:type="gramEnd"/>
-      <w:r>
-        <w:rPr>
-          <w:rFonts w:ascii="Barlow Condensed Medium" w:eastAsia="華康細黑體" w:hAnsi="Barlow Condensed Medium" w:cs="微軟正黑體" w:hint="eastAsia"/>
-          <w:w w:val="63"/>
-          <w:sz w:val="26"/>
-          <w:szCs w:val="26"/>
-        </w:rPr>
-        <w:t>延遲，</w:t>
-      </w:r>
-      <w:proofErr w:type="gramStart"/>
-      <w:r>
-        <w:rPr>
-          <w:rFonts w:ascii="Barlow Condensed Medium" w:eastAsia="華康細黑體" w:hAnsi="Barlow Condensed Medium" w:cs="微軟正黑體" w:hint="eastAsia"/>
-          <w:w w:val="63"/>
-          <w:sz w:val="26"/>
-          <w:szCs w:val="26"/>
-        </w:rPr>
-        <w:t>讓守獨身</w:t>
-      </w:r>
-      <w:proofErr w:type="gramEnd"/>
-      <w:r>
-        <w:rPr>
-          <w:rFonts w:ascii="Barlow Condensed Medium" w:eastAsia="華康細黑體" w:hAnsi="Barlow Condensed Medium" w:cs="微軟正黑體" w:hint="eastAsia"/>
-          <w:w w:val="63"/>
-          <w:sz w:val="26"/>
-          <w:szCs w:val="26"/>
-        </w:rPr>
-        <w:t>事奉主的義意受到質疑。宗教改革的馬丁路德就率先從修士還俗與一位修女結婚。又最近，天主教因為</w:t>
-      </w:r>
-      <w:proofErr w:type="gramStart"/>
-      <w:r>
-        <w:rPr>
-          <w:rFonts w:ascii="Barlow Condensed Medium" w:eastAsia="華康細黑體" w:hAnsi="Barlow Condensed Medium" w:cs="微軟正黑體" w:hint="eastAsia"/>
-          <w:w w:val="63"/>
-          <w:sz w:val="26"/>
-          <w:szCs w:val="26"/>
-        </w:rPr>
-        <w:t>修士性侵孩童</w:t>
-      </w:r>
-      <w:proofErr w:type="gramEnd"/>
-      <w:r>
-        <w:rPr>
-          <w:rFonts w:ascii="Barlow Condensed Medium" w:eastAsia="華康細黑體" w:hAnsi="Barlow Condensed Medium" w:cs="微軟正黑體" w:hint="eastAsia"/>
-          <w:w w:val="63"/>
-          <w:sz w:val="26"/>
-          <w:szCs w:val="26"/>
-        </w:rPr>
-        <w:t>的事件，容許了修士還俗結婚也能成為神父。然而，修士和修女守童貞仍是一種高貴和自願的事奉。其實，不說高貴守貞的獨身，單身就必須面對有無性伴侶或是不只一個的問題。面對人權的時代，法律保障成年人有性自主權，卻不是性解放。與其說基督教保守，其實是對愛有聖潔的要求。最低限度的容許就是，不論同性或異性，選擇結婚、互為伴侶或是同居，守一個忠誠的盟約就是守住聖潔。而違約就是不義的罪，雖不至殺人放火，又雙方好聚好散，甚至沒有什麼承諾，這世界容許，但是　神卻要審問。</w:t>
+        <w:t>經文中保羅所謂的獨身，是一種完全沒有性伴侶的單身，就是如同修士和修女與耶穌基督結婚的概念。當然，將自己奉獻給主，是一個比婚姻更高的價值，是更配得稱讚，而非歧視。然而，耶穌的再臨卻一再延遲，讓守獨身事奉主的義意受到質疑。宗教改革的馬丁路德就率先從修士還俗與一位修女結婚。又最近，天主教因為修士性侵孩童的事件，容許了修士還俗結婚也能成為神父。然而，修士和修女守童貞仍是一種高貴和自願的事奉。其實，不說高貴守貞的獨身，單身就必須面對有無性伴侶或是不只一個的問題。面對人權的時代，法律保障成年人有性自主權，卻不是性解放。與其說基督教保守，其實是對愛有聖潔的要求。最低限度的容許就是，不論同性或異性，選擇結婚、互為伴侶或是同居，守一個忠誠的盟約就是守住聖潔。而違約就是不義的罪，雖不至殺人放火，又雙方好聚好散，甚至沒有什麼承諾，這世界容許，但是　神卻要審問。</w:t>
       </w:r>
     </w:p>
     <w:p>
@@ -26777,67 +25576,7 @@
           <w:sz w:val="26"/>
           <w:szCs w:val="26"/>
         </w:rPr>
-        <w:t>問題就是混淆不清，就過度擴大人權自由的界限。就像「婚姻平權」就是混淆了異性婚姻與同性婚姻，而且是基於一個假設，就是異性戀者壓迫同性戀者，使同性戀者不能結婚。這樣的混淆正在我們的基礎教育中有計劃地散播。而被混淆的是：一、婚姻不是基本人權，是一種選擇。二、傳統的婚姻二字指的就是異性婚姻，它的社會功能不能被忽略，與同性婚姻有根本上的差異。三、分別異性婚姻與同性婚姻不是歧視，就如同分別生理上的男、女一樣，就是一種社會關係上的相互尊重，我們難以容忍混淆生理性別的人進入不同生理性別的厠所。同理，「性別平權」也是</w:t>
-      </w:r>
-      <w:proofErr w:type="gramStart"/>
-      <w:r>
-        <w:rPr>
-          <w:rFonts w:ascii="Cambria" w:eastAsia="華康細黑體" w:hAnsi="Cambria" w:cs="Cambria" w:hint="eastAsia"/>
-          <w:w w:val="63"/>
-          <w:sz w:val="26"/>
-          <w:szCs w:val="26"/>
-        </w:rPr>
-        <w:t>用同相的</w:t>
-      </w:r>
-      <w:proofErr w:type="gramEnd"/>
-      <w:r>
-        <w:rPr>
-          <w:rFonts w:ascii="Cambria" w:eastAsia="華康細黑體" w:hAnsi="Cambria" w:cs="Cambria" w:hint="eastAsia"/>
-          <w:w w:val="63"/>
-          <w:sz w:val="26"/>
-          <w:szCs w:val="26"/>
-        </w:rPr>
-        <w:t>混淆方式，它假設了認同生理性別的人歧視了</w:t>
-      </w:r>
-      <w:proofErr w:type="gramStart"/>
-      <w:r>
-        <w:rPr>
-          <w:rFonts w:ascii="Cambria" w:eastAsia="華康細黑體" w:hAnsi="Cambria" w:cs="Cambria" w:hint="eastAsia"/>
-          <w:w w:val="63"/>
-          <w:sz w:val="26"/>
-          <w:szCs w:val="26"/>
-        </w:rPr>
-        <w:t>不</w:t>
-      </w:r>
-      <w:proofErr w:type="gramEnd"/>
-      <w:r>
-        <w:rPr>
-          <w:rFonts w:ascii="Cambria" w:eastAsia="華康細黑體" w:hAnsi="Cambria" w:cs="Cambria" w:hint="eastAsia"/>
-          <w:w w:val="63"/>
-          <w:sz w:val="26"/>
-          <w:szCs w:val="26"/>
-        </w:rPr>
-        <w:t>認同自己生理性別的人。除了天生生理性別難分辨的人</w:t>
-      </w:r>
-      <w:proofErr w:type="gramStart"/>
-      <w:r>
-        <w:rPr>
-          <w:rFonts w:ascii="Cambria" w:eastAsia="華康細黑體" w:hAnsi="Cambria" w:cs="Cambria" w:hint="eastAsia"/>
-          <w:w w:val="63"/>
-          <w:sz w:val="26"/>
-          <w:szCs w:val="26"/>
-        </w:rPr>
-        <w:t>以外，</w:t>
-      </w:r>
-      <w:proofErr w:type="gramEnd"/>
-      <w:r>
-        <w:rPr>
-          <w:rFonts w:ascii="Cambria" w:eastAsia="華康細黑體" w:hAnsi="Cambria" w:cs="Cambria" w:hint="eastAsia"/>
-          <w:w w:val="63"/>
-          <w:sz w:val="26"/>
-          <w:szCs w:val="26"/>
-        </w:rPr>
-        <w:t>主張性別也不是基本人權，他人沒有義務要認同一個混淆的個人主張。所以。為什麼不混淆就是聖潔，基本上就是為了公共的秩序。</w:t>
+        <w:t>問題就是混淆不清，就過度擴大人權自由的界限。就像「婚姻平權」就是混淆了異性婚姻與同性婚姻，而且是基於一個假設，就是異性戀者壓迫同性戀者，使同性戀者不能結婚。這樣的混淆正在我們的基礎教育中有計劃地散播。而被混淆的是：一、婚姻不是基本人權，是一種選擇。二、傳統的婚姻二字指的就是異性婚姻，它的社會功能不能被忽略，與同性婚姻有根本上的差異。三、分別異性婚姻與同性婚姻不是歧視，就如同分別生理上的男、女一樣，就是一種社會關係上的相互尊重，我們難以容忍混淆生理性別的人進入不同生理性別的厠所。同理，「性別平權」也是用同相的混淆方式，它假設了認同生理性別的人歧視了不認同自己生理性別的人。除了天生生理性別難分辨的人以外，主張性別也不是基本人權，他人沒有義務要認同一個混淆的個人主張。所以。為什麼不混淆就是聖潔，基本上就是為了公共的秩序。</w:t>
       </w:r>
       <w:r>
         <w:rPr>
@@ -26878,27 +25617,7 @@
           <w:sz w:val="26"/>
           <w:szCs w:val="26"/>
         </w:rPr>
-        <w:t>婚姻的社會規範是地上的事，而守在　神面前的盟約是天上的事。重點不在　神國不娶不嫁，而是人</w:t>
-      </w:r>
-      <w:proofErr w:type="gramStart"/>
-      <w:r>
-        <w:rPr>
-          <w:rFonts w:ascii="Barlow Condensed Medium" w:eastAsia="華康儷中黑" w:hAnsi="Barlow Condensed Medium" w:hint="eastAsia"/>
-          <w:w w:val="63"/>
-          <w:sz w:val="26"/>
-          <w:szCs w:val="26"/>
-        </w:rPr>
-        <w:t>必須先守住</w:t>
-      </w:r>
-      <w:proofErr w:type="gramEnd"/>
-      <w:r>
-        <w:rPr>
-          <w:rFonts w:ascii="Barlow Condensed Medium" w:eastAsia="華康儷中黑" w:hAnsi="Barlow Condensed Medium" w:hint="eastAsia"/>
-          <w:w w:val="63"/>
-          <w:sz w:val="26"/>
-          <w:szCs w:val="26"/>
-        </w:rPr>
-        <w:t>了這些義，合宜地拿捏倫理，才能進　神國。</w:t>
+        <w:t>婚姻的社會規範是地上的事，而守在　神面前的盟約是天上的事。重點不在　神國不娶不嫁，而是人必須先守住了這些義，合宜地拿捏倫理，才能進　神國。</w:t>
       </w:r>
       <w:r>
         <w:rPr>
@@ -26907,9 +25626,17 @@
           <w:sz w:val="26"/>
           <w:szCs w:val="26"/>
         </w:rPr>
-        <w:t>允許和容忍是讓倫理有彈性拿捏的空間，卻不是作任何不義的藉口。所謂義，不是單面主張自己的權利，而是追求雙方合宜的關係。就如同保羅</w:t>
+        <w:t>允許和容忍是讓倫理有彈性拿捏的空間，卻不是作任何不義的藉口。所謂義，不是單面主張自己的權利，而是追求雙方合宜的關係。就如同保羅所說的獨身比單身更好，兩人選擇結盟和守約也是合宜，價值就在於相互的忠誠，而混淆、甚至混亂的關係除了乏善可陳之外，也是罪的試探的源頭。最後保羅語重心長地說：「我為了你們自己的益處說這個，不是要放繩套在你們身上，</w:t>
       </w:r>
-      <w:proofErr w:type="gramStart"/>
+      <w:r>
+        <w:rPr>
+          <w:rFonts w:ascii="Barlow Condensed Medium" w:eastAsia="華康細黑體" w:hAnsi="Barlow Condensed Medium" w:cs="微軟正黑體"/>
+          <w:w w:val="63"/>
+          <w:sz w:val="26"/>
+          <w:szCs w:val="26"/>
+        </w:rPr>
+        <w:t>…</w:t>
+      </w:r>
       <w:r>
         <w:rPr>
           <w:rFonts w:ascii="Barlow Condensed Medium" w:eastAsia="華康細黑體" w:hAnsi="Barlow Condensed Medium" w:cs="微軟正黑體" w:hint="eastAsia"/>
@@ -26917,95 +25644,7 @@
           <w:sz w:val="26"/>
           <w:szCs w:val="26"/>
         </w:rPr>
-        <w:t>所說的獨身</w:t>
-      </w:r>
-      <w:proofErr w:type="gramEnd"/>
-      <w:r>
-        <w:rPr>
-          <w:rFonts w:ascii="Barlow Condensed Medium" w:eastAsia="華康細黑體" w:hAnsi="Barlow Condensed Medium" w:cs="微軟正黑體" w:hint="eastAsia"/>
-          <w:w w:val="63"/>
-          <w:sz w:val="26"/>
-          <w:szCs w:val="26"/>
-        </w:rPr>
-        <w:t>比單身更好，兩人選擇結盟和守約也是合宜，價值就在於相互的忠誠，而混淆、甚至混亂的關係除了乏善可陳之外，也是罪的試探的源頭。最後保羅語重心長地說：「我為了你們自己的益處說這個，不是</w:t>
-      </w:r>
-      <w:proofErr w:type="gramStart"/>
-      <w:r>
-        <w:rPr>
-          <w:rFonts w:ascii="Barlow Condensed Medium" w:eastAsia="華康細黑體" w:hAnsi="Barlow Condensed Medium" w:cs="微軟正黑體" w:hint="eastAsia"/>
-          <w:w w:val="63"/>
-          <w:sz w:val="26"/>
-          <w:szCs w:val="26"/>
-        </w:rPr>
-        <w:t>要放繩套</w:t>
-      </w:r>
-      <w:proofErr w:type="gramEnd"/>
-      <w:r>
-        <w:rPr>
-          <w:rFonts w:ascii="Barlow Condensed Medium" w:eastAsia="華康細黑體" w:hAnsi="Barlow Condensed Medium" w:cs="微軟正黑體" w:hint="eastAsia"/>
-          <w:w w:val="63"/>
-          <w:sz w:val="26"/>
-          <w:szCs w:val="26"/>
-        </w:rPr>
-        <w:t>在你們身上，</w:t>
-      </w:r>
-      <w:r>
-        <w:rPr>
-          <w:rFonts w:ascii="Barlow Condensed Medium" w:eastAsia="華康細黑體" w:hAnsi="Barlow Condensed Medium" w:cs="微軟正黑體"/>
-          <w:w w:val="63"/>
-          <w:sz w:val="26"/>
-          <w:szCs w:val="26"/>
-        </w:rPr>
-        <w:t>…</w:t>
-      </w:r>
-      <w:r>
-        <w:rPr>
-          <w:rFonts w:ascii="Barlow Condensed Medium" w:eastAsia="華康細黑體" w:hAnsi="Barlow Condensed Medium" w:cs="微軟正黑體" w:hint="eastAsia"/>
-          <w:w w:val="63"/>
-          <w:sz w:val="26"/>
-          <w:szCs w:val="26"/>
-        </w:rPr>
-        <w:t>」就是要信徒在聖潔、合宜的事上相互勉勵，不要用人的軟弱相互定罪；又堅持合宜的事不是歧視，惡意醜化和</w:t>
-      </w:r>
-      <w:proofErr w:type="gramStart"/>
-      <w:r>
-        <w:rPr>
-          <w:rFonts w:ascii="Barlow Condensed Medium" w:eastAsia="華康細黑體" w:hAnsi="Barlow Condensed Medium" w:cs="微軟正黑體" w:hint="eastAsia"/>
-          <w:w w:val="63"/>
-          <w:sz w:val="26"/>
-          <w:szCs w:val="26"/>
-        </w:rPr>
-        <w:t>霸凌</w:t>
-      </w:r>
-      <w:proofErr w:type="gramEnd"/>
-      <w:r>
-        <w:rPr>
-          <w:rFonts w:ascii="Barlow Condensed Medium" w:eastAsia="華康細黑體" w:hAnsi="Barlow Condensed Medium" w:cs="微軟正黑體" w:hint="eastAsia"/>
-          <w:w w:val="63"/>
-          <w:sz w:val="26"/>
-          <w:szCs w:val="26"/>
-        </w:rPr>
-        <w:t>才是，又反過來醜化和</w:t>
-      </w:r>
-      <w:proofErr w:type="gramStart"/>
-      <w:r>
-        <w:rPr>
-          <w:rFonts w:ascii="Barlow Condensed Medium" w:eastAsia="華康細黑體" w:hAnsi="Barlow Condensed Medium" w:cs="微軟正黑體" w:hint="eastAsia"/>
-          <w:w w:val="63"/>
-          <w:sz w:val="26"/>
-          <w:szCs w:val="26"/>
-        </w:rPr>
-        <w:t>霸凌</w:t>
-      </w:r>
-      <w:proofErr w:type="gramEnd"/>
-      <w:r>
-        <w:rPr>
-          <w:rFonts w:ascii="Barlow Condensed Medium" w:eastAsia="華康細黑體" w:hAnsi="Barlow Condensed Medium" w:cs="微軟正黑體" w:hint="eastAsia"/>
-          <w:w w:val="63"/>
-          <w:sz w:val="26"/>
-          <w:szCs w:val="26"/>
-        </w:rPr>
-        <w:t>堅持合宜的事的人也是歧視，目的就是混淆。</w:t>
+        <w:t>」就是要信徒在聖潔、合宜的事上相互勉勵，不要用人的軟弱相互定罪；又堅持合宜的事不是歧視，惡意醜化和霸凌才是，又反過來醜化和霸凌堅持合宜的事的人也是歧視，目的就是混淆。</w:t>
       </w:r>
       <w:r>
         <w:rPr>
@@ -31700,7 +30339,7 @@
 </file>
 
 <file path=customXml/itemProps1.xml><?xml version="1.0" encoding="utf-8"?>
-<ds:datastoreItem xmlns:ds="http://schemas.openxmlformats.org/officeDocument/2006/customXml" ds:itemID="{D94186CB-0E57-4EF0-8BF6-FCC12FDD2F8C}">
+<ds:datastoreItem xmlns:ds="http://schemas.openxmlformats.org/officeDocument/2006/customXml" ds:itemID="{421796AF-04CA-47B3-ADA3-7CC5AD938BC3}">
   <ds:schemaRefs>
     <ds:schemaRef ds:uri="http://schemas.openxmlformats.org/officeDocument/2006/bibliography"/>
   </ds:schemaRefs>

--- a/新泰週報20260628[2626]B4F.docx
+++ b/新泰週報20260628[2626]B4F.docx
@@ -1,6 +1,6 @@
 
 <file path=word/document.xml><?xml version="1.0" encoding="utf-8"?>
-<w:document xmlns:wpc="http://schemas.microsoft.com/office/word/2010/wordprocessingCanvas" xmlns:mc="http://schemas.openxmlformats.org/markup-compatibility/2006" xmlns:o="urn:schemas-microsoft-com:office:office" xmlns:r="http://schemas.openxmlformats.org/officeDocument/2006/relationships" xmlns:m="http://schemas.openxmlformats.org/officeDocument/2006/math" xmlns:v="urn:schemas-microsoft-com:vml" xmlns:wp14="http://schemas.microsoft.com/office/word/2010/wordprocessingDrawing" xmlns:wp="http://schemas.openxmlformats.org/drawingml/2006/wordprocessingDrawing" xmlns:w10="urn:schemas-microsoft-com:office:word" xmlns:w="http://schemas.openxmlformats.org/wordprocessingml/2006/main" xmlns:w14="http://schemas.microsoft.com/office/word/2010/wordml" xmlns:w15="http://schemas.microsoft.com/office/word/2012/wordml" xmlns:wpg="http://schemas.microsoft.com/office/word/2010/wordprocessingGroup" xmlns:wpi="http://schemas.microsoft.com/office/word/2010/wordprocessingInk" xmlns:wne="http://schemas.microsoft.com/office/word/2006/wordml" xmlns:wps="http://schemas.microsoft.com/office/word/2010/wordprocessingShape" mc:Ignorable="w14 w15 wp14">
+<w:document xmlns:wpc="http://schemas.microsoft.com/office/word/2010/wordprocessingCanvas" xmlns:cx="http://schemas.microsoft.com/office/drawing/2014/chartex" xmlns:cx1="http://schemas.microsoft.com/office/drawing/2015/9/8/chartex" xmlns:cx2="http://schemas.microsoft.com/office/drawing/2015/10/21/chartex" xmlns:cx3="http://schemas.microsoft.com/office/drawing/2016/5/9/chartex" xmlns:cx4="http://schemas.microsoft.com/office/drawing/2016/5/10/chartex" xmlns:cx5="http://schemas.microsoft.com/office/drawing/2016/5/11/chartex" xmlns:cx6="http://schemas.microsoft.com/office/drawing/2016/5/12/chartex" xmlns:cx7="http://schemas.microsoft.com/office/drawing/2016/5/13/chartex" xmlns:cx8="http://schemas.microsoft.com/office/drawing/2016/5/14/chartex" xmlns:mc="http://schemas.openxmlformats.org/markup-compatibility/2006" xmlns:aink="http://schemas.microsoft.com/office/drawing/2016/ink" xmlns:am3d="http://schemas.microsoft.com/office/drawing/2017/model3d" xmlns:o="urn:schemas-microsoft-com:office:office" xmlns:oel="http://schemas.microsoft.com/office/2019/extlst" xmlns:r="http://schemas.openxmlformats.org/officeDocument/2006/relationships" xmlns:m="http://schemas.openxmlformats.org/officeDocument/2006/math" xmlns:v="urn:schemas-microsoft-com:vml" xmlns:wp14="http://schemas.microsoft.com/office/word/2010/wordprocessingDrawing" xmlns:wp="http://schemas.openxmlformats.org/drawingml/2006/wordprocessingDrawing" xmlns:w10="urn:schemas-microsoft-com:office:word" xmlns:w="http://schemas.openxmlformats.org/wordprocessingml/2006/main" xmlns:w14="http://schemas.microsoft.com/office/word/2010/wordml" xmlns:w15="http://schemas.microsoft.com/office/word/2012/wordml" xmlns:w16cex="http://schemas.microsoft.com/office/word/2018/wordml/cex" xmlns:w16cid="http://schemas.microsoft.com/office/word/2016/wordml/cid" xmlns:w16="http://schemas.microsoft.com/office/word/2018/wordml" xmlns:w16sdtdh="http://schemas.microsoft.com/office/word/2020/wordml/sdtdatahash" xmlns:w16se="http://schemas.microsoft.com/office/word/2015/wordml/symex" xmlns:wpg="http://schemas.microsoft.com/office/word/2010/wordprocessingGroup" xmlns:wpi="http://schemas.microsoft.com/office/word/2010/wordprocessingInk" xmlns:wne="http://schemas.microsoft.com/office/word/2006/wordml" xmlns:wps="http://schemas.microsoft.com/office/word/2010/wordprocessingShape" mc:Ignorable="w14 w15 w16se w16cid w16 w16cex w16sdtdh wp14">
   <w:body>
     <w:p>
       <w:pPr>
@@ -2894,7 +2894,7 @@
           <w:sz w:val="26"/>
           <w:szCs w:val="26"/>
         </w:rPr>
-        <w:t>我要舉目觀看</w:t>
+        <w:t>求主開我心目</w:t>
       </w:r>
       <w:r>
         <w:rPr>
@@ -2928,7 +2928,7 @@
           <w:sz w:val="26"/>
           <w:szCs w:val="26"/>
         </w:rPr>
-        <w:t>我欲舉目向山，欲舉目向山。</w:t>
+        <w:t>虔誠入來主聖殿，</w:t>
       </w:r>
     </w:p>
     <w:p>
@@ -2952,7 +2952,7 @@
           <w:sz w:val="26"/>
           <w:szCs w:val="26"/>
         </w:rPr>
-        <w:t>我欲奉獻全新之氣力無息。</w:t>
+        <w:t>伏拜恭敬來奉獻，</w:t>
       </w:r>
     </w:p>
     <w:p>
@@ -2976,7 +2976,7 @@
           <w:sz w:val="26"/>
           <w:szCs w:val="26"/>
         </w:rPr>
-        <w:t>我欲打開心門聽上帝真理，</w:t>
+        <w:t>救主真理咱當聽，</w:t>
       </w:r>
     </w:p>
     <w:p>
@@ -3000,7 +3000,7 @@
           <w:sz w:val="26"/>
           <w:szCs w:val="26"/>
         </w:rPr>
-        <w:t>當我抄尋主旨意。</w:t>
+        <w:t>也當實在跟著走。</w:t>
       </w:r>
     </w:p>
     <w:p>
@@ -3024,7 +3024,7 @@
           <w:sz w:val="26"/>
           <w:szCs w:val="26"/>
         </w:rPr>
-        <w:t>我欲舉目向山；我欲獻我之手；</w:t>
+        <w:t>總是有時心未清，</w:t>
       </w:r>
     </w:p>
     <w:p>
@@ -3048,7 +3048,7 @@
           <w:sz w:val="26"/>
           <w:szCs w:val="26"/>
         </w:rPr>
-        <w:t>欲打開我心門迎接主。</w:t>
+        <w:t>背逆道理心無閒，</w:t>
       </w:r>
     </w:p>
     <w:p>
@@ -3072,7 +3072,7 @@
           <w:sz w:val="26"/>
           <w:szCs w:val="26"/>
         </w:rPr>
-        <w:t>對最高之山頂到佇地下深淵，</w:t>
+        <w:t>只顧自己的光榮，</w:t>
       </w:r>
     </w:p>
     <w:p>
@@ -3096,7 +3096,7 @@
           <w:sz w:val="26"/>
           <w:szCs w:val="26"/>
         </w:rPr>
-        <w:t>佇燦爛之日時抑是佇月光冥，</w:t>
+        <w:t>無將道理來闡明。</w:t>
       </w:r>
     </w:p>
     <w:p>
@@ -3120,7 +3120,7 @@
           <w:sz w:val="26"/>
           <w:szCs w:val="26"/>
         </w:rPr>
-        <w:t>佇最遙遠旅途，抑是佇此所在，</w:t>
+        <w:t>求主開我心目，</w:t>
       </w:r>
     </w:p>
     <w:p>
@@ -3144,7 +3144,7 @@
           <w:sz w:val="26"/>
           <w:szCs w:val="26"/>
         </w:rPr>
-        <w:t>信以外無別條路，可使我豎在。</w:t>
+        <w:t>給我知你愛疼，</w:t>
       </w:r>
     </w:p>
     <w:p>
@@ -3168,7 +3168,7 @@
           <w:sz w:val="26"/>
           <w:szCs w:val="26"/>
         </w:rPr>
-        <w:t>因為天頂主宰，萬物之創造者，</w:t>
+        <w:t>阮要將你救恩傳給世間人知，</w:t>
       </w:r>
     </w:p>
     <w:p>
@@ -3192,7 +3192,7 @@
           <w:sz w:val="26"/>
           <w:szCs w:val="26"/>
         </w:rPr>
-        <w:t>無論什麼時辰聽我祈禱之聲。</w:t>
+        <w:t>求主賜給阮勇氣傳報祢的道理，</w:t>
       </w:r>
     </w:p>
     <w:p>
@@ -3216,7 +3216,17 @@
           <w:sz w:val="26"/>
           <w:szCs w:val="26"/>
         </w:rPr>
-        <w:t>我之主毋盹眠，祂永遠毋睏去：</w:t>
+        <w:t>給全世界萬人攏歸你。</w:t>
+      </w:r>
+      <w:r>
+        <w:rPr>
+          <w:rFonts w:asciiTheme="majorBidi" w:eastAsia="標楷體" w:hAnsiTheme="majorBidi" w:cstheme="majorBidi" w:hint="eastAsia"/>
+          <w:bCs/>
+          <w:w w:val="80"/>
+          <w:sz w:val="26"/>
+          <w:szCs w:val="26"/>
+        </w:rPr>
+        <w:t>X2</w:t>
       </w:r>
     </w:p>
     <w:p>
@@ -3240,7 +3250,7 @@
           <w:sz w:val="26"/>
           <w:szCs w:val="26"/>
         </w:rPr>
-        <w:t>照祂應允保守我，到永遠無離。</w:t>
+        <w:t>求主開我心目，給我知你愛疼，</w:t>
       </w:r>
     </w:p>
     <w:p>
@@ -3264,7 +3274,7 @@
           <w:sz w:val="26"/>
           <w:szCs w:val="26"/>
         </w:rPr>
-        <w:t>我欲舉目向山欲舉目向山。</w:t>
+        <w:t>阮要將你救恩傳給世間人知，</w:t>
       </w:r>
     </w:p>
     <w:p>
@@ -3288,7 +3298,7 @@
           <w:sz w:val="26"/>
           <w:szCs w:val="26"/>
         </w:rPr>
-        <w:t>我欲奉獻全新之氣力無息。</w:t>
+        <w:t>求主賜給阮勇氣傳報祢的道理，</w:t>
       </w:r>
     </w:p>
     <w:p>
@@ -3312,7 +3322,7 @@
           <w:sz w:val="26"/>
           <w:szCs w:val="26"/>
         </w:rPr>
-        <w:t>我欲打開心門聽上帝真理，</w:t>
+        <w:t>給全世界萬人攏歸你。</w:t>
       </w:r>
     </w:p>
     <w:p>
@@ -3336,79 +3346,7 @@
           <w:sz w:val="26"/>
           <w:szCs w:val="26"/>
         </w:rPr>
-        <w:t>當我抄尋主旨意。</w:t>
-      </w:r>
-    </w:p>
-    <w:p>
-      <w:pPr>
-        <w:snapToGrid w:val="0"/>
-        <w:spacing w:line="300" w:lineRule="exact"/>
-        <w:ind w:leftChars="-59" w:left="-142"/>
-        <w:rPr>
-          <w:rFonts w:asciiTheme="majorBidi" w:eastAsia="標楷體" w:hAnsiTheme="majorBidi" w:cstheme="majorBidi"/>
-          <w:bCs/>
-          <w:w w:val="80"/>
-          <w:sz w:val="26"/>
-          <w:szCs w:val="26"/>
-        </w:rPr>
-      </w:pPr>
-      <w:r>
-        <w:rPr>
-          <w:rFonts w:asciiTheme="majorBidi" w:eastAsia="標楷體" w:hAnsiTheme="majorBidi" w:cstheme="majorBidi" w:hint="eastAsia"/>
-          <w:bCs/>
-          <w:w w:val="80"/>
-          <w:sz w:val="26"/>
-          <w:szCs w:val="26"/>
-        </w:rPr>
-        <w:t>我欲舉目向山；我欲獻我之手；</w:t>
-      </w:r>
-    </w:p>
-    <w:p>
-      <w:pPr>
-        <w:snapToGrid w:val="0"/>
-        <w:spacing w:line="300" w:lineRule="exact"/>
-        <w:ind w:leftChars="-59" w:left="-142"/>
-        <w:rPr>
-          <w:rFonts w:asciiTheme="majorBidi" w:eastAsia="標楷體" w:hAnsiTheme="majorBidi" w:cstheme="majorBidi"/>
-          <w:bCs/>
-          <w:w w:val="80"/>
-          <w:sz w:val="26"/>
-          <w:szCs w:val="26"/>
-        </w:rPr>
-      </w:pPr>
-      <w:r>
-        <w:rPr>
-          <w:rFonts w:asciiTheme="majorBidi" w:eastAsia="標楷體" w:hAnsiTheme="majorBidi" w:cstheme="majorBidi" w:hint="eastAsia"/>
-          <w:bCs/>
-          <w:w w:val="80"/>
-          <w:sz w:val="26"/>
-          <w:szCs w:val="26"/>
-        </w:rPr>
-        <w:t>欲打開我心門。迎接主。</w:t>
-      </w:r>
-    </w:p>
-    <w:p>
-      <w:pPr>
-        <w:snapToGrid w:val="0"/>
-        <w:spacing w:line="300" w:lineRule="exact"/>
-        <w:ind w:leftChars="-59" w:left="-142"/>
-        <w:rPr>
-          <w:rFonts w:asciiTheme="majorBidi" w:eastAsia="標楷體" w:hAnsiTheme="majorBidi" w:cstheme="majorBidi"/>
-          <w:bCs/>
-          <w:w w:val="80"/>
-          <w:sz w:val="26"/>
-          <w:szCs w:val="26"/>
-        </w:rPr>
-      </w:pPr>
-      <w:r>
-        <w:rPr>
-          <w:rFonts w:asciiTheme="majorBidi" w:eastAsia="標楷體" w:hAnsiTheme="majorBidi" w:cstheme="majorBidi" w:hint="eastAsia"/>
-          <w:bCs/>
-          <w:w w:val="80"/>
-          <w:sz w:val="26"/>
-          <w:szCs w:val="26"/>
-        </w:rPr>
-        <w:t>我欲舉目向山。</w:t>
+        <w:t>給全世界萬人攏歸你。</w:t>
       </w:r>
     </w:p>
     <w:p>
@@ -3600,7 +3538,7 @@
           </mc:Choice>
           <mc:Fallback>
             <w:pict>
-              <v:group w14:anchorId="789743EB" id="群組 21" o:spid="_x0000_s1026" style="position:absolute;margin-left:538.15pt;margin-top:28.9pt;width:134.65pt;height:261.65pt;z-index:251664384;mso-position-horizontal-relative:page;mso-position-vertical-relative:page;mso-width-relative:margin;mso-height-relative:margin" coordsize="17094,33223" o:gfxdata="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">
+              <v:group w14:anchorId="789743EB" id="群組 21" o:spid="_x0000_s1026" style="position:absolute;margin-left:538.15pt;margin-top:28.9pt;width:134.65pt;height:261.65pt;z-index:251664384;mso-position-horizontal-relative:page;mso-position-vertical-relative:page;mso-width-relative:margin;mso-height-relative:margin" coordsize="17094,33223" o:gfxdata="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">
                 <v:shapetype id="_x0000_t75" coordsize="21600,21600" o:spt="75" o:preferrelative="t" path="m@4@5l@4@11@9@11@9@5xe" filled="f" stroked="f">
                   <v:stroke joinstyle="miter"/>
                   <v:formulas>
@@ -3620,11 +3558,10 @@
                   <v:path o:extrusionok="f" gradientshapeok="t" o:connecttype="rect"/>
                   <o:lock v:ext="edit" aspectratio="t"/>
                 </v:shapetype>
-                <v:shape id="圖片 18" o:spid="_x0000_s1027" type="#_x0000_t75" style="position:absolute;left:-8065;top:8065;width:33223;height:17094;rotation:90;visibility:visible;mso-wrap-style:square" o:gfxdata="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">
+                <v:shape id="圖片 18" o:spid="_x0000_s1027" type="#_x0000_t75" style="position:absolute;left:-8065;top:8065;width:33223;height:17094;rotation:90;visibility:visible;mso-wrap-style:square" o:gfxdata="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">
                   <v:imagedata r:id="rId9" o:title=""/>
-                  <v:path arrowok="t"/>
                 </v:shape>
-                <v:roundrect id="圓角矩形 7" o:spid="_x0000_s1028" style="position:absolute;left:1666;top:2875;width:14086;height:28296;visibility:visible;mso-wrap-style:square;v-text-anchor:top" arcsize="3131f" o:gfxdata="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" filled="f" stroked="f" strokeweight="2.5pt">
+                <v:roundrect id="圓角矩形 7" o:spid="_x0000_s1028" style="position:absolute;left:1666;top:2875;width:14086;height:28296;visibility:visible;mso-wrap-style:square;v-text-anchor:top" arcsize="3131f" o:gfxdata="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" filled="f" stroked="f" strokeweight="2.5pt">
                   <v:stroke joinstyle="miter"/>
                   <v:textbox style="layout-flow:vertical-ideographic" inset="1mm,1mm,1mm,1mm">
                     <w:txbxContent>
@@ -3686,7 +3623,7 @@
           <w:noProof/>
         </w:rPr>
         <w:drawing>
-          <wp:anchor distT="0" distB="0" distL="114300" distR="114300" simplePos="0" relativeHeight="251660288" behindDoc="0" locked="0" layoutInCell="1" allowOverlap="1" wp14:anchorId="0030E694" wp14:editId="49420790">
+          <wp:anchor distT="0" distB="0" distL="114300" distR="114300" simplePos="0" relativeHeight="251660288" behindDoc="0" locked="0" layoutInCell="1" allowOverlap="1" wp14:anchorId="0030E694" wp14:editId="3534BFBC">
             <wp:simplePos x="0" y="0"/>
             <wp:positionH relativeFrom="column">
               <wp:posOffset>2160905</wp:posOffset>
@@ -5628,12 +5565,12 @@
           </mc:Choice>
           <mc:Fallback>
             <w:pict>
-              <v:group w14:anchorId="5DF93223" id="群組 24" o:spid="_x0000_s1029" style="position:absolute;margin-left:533.85pt;margin-top:298.55pt;width:140.3pt;height:259.35pt;z-index:251662336;mso-position-horizontal-relative:page;mso-position-vertical-relative:page;mso-width-relative:margin;mso-height-relative:margin" coordsize="17818,32941" o:gfxdata="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">
+              <v:group w14:anchorId="5DF93223" id="群組 24" o:spid="_x0000_s1029" style="position:absolute;margin-left:533.85pt;margin-top:298.55pt;width:140.3pt;height:259.35pt;z-index:251662336;mso-position-horizontal-relative:page;mso-position-vertical-relative:page;mso-width-relative:margin;mso-height-relative:margin" coordsize="17818,32941" o:gfxdata="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">
                 <v:shapetype id="_x0000_t202" coordsize="21600,21600" o:spt="202" path="m,l,21600r21600,l21600,xe">
                   <v:stroke joinstyle="miter"/>
                   <v:path gradientshapeok="t" o:connecttype="rect"/>
                 </v:shapetype>
-                <v:shape id="_x0000_s1030" type="#_x0000_t202" style="position:absolute;left:351;top:293;width:17279;height:32590;visibility:visible;mso-wrap-style:square;v-text-anchor:top" o:gfxdata="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" stroked="f">
+                <v:shape id="_x0000_s1030" type="#_x0000_t202" style="position:absolute;left:351;top:293;width:17279;height:32590;visibility:visible;mso-wrap-style:square;v-text-anchor:top" o:gfxdata="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" stroked="f">
                   <v:textbox inset="0,0,0,0">
                     <w:txbxContent>
                       <w:p>
@@ -7323,7 +7260,7 @@
                     </w:txbxContent>
                   </v:textbox>
                 </v:shape>
-                <v:roundrect id="圓角矩形 5" o:spid="_x0000_s1031" style="position:absolute;width:17818;height:32941;visibility:visible;mso-wrap-style:square;v-text-anchor:middle" arcsize="2169f" o:gfxdata="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" filled="f" strokecolor="#5a5a5a [2109]" strokeweight="2.5pt">
+                <v:roundrect id="圓角矩形 5" o:spid="_x0000_s1031" style="position:absolute;width:17818;height:32941;visibility:visible;mso-wrap-style:square;v-text-anchor:middle" arcsize="2169f" o:gfxdata="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" filled="f" strokecolor="#5a5a5a [2109]" strokeweight="2.5pt">
                   <v:stroke joinstyle="miter"/>
                 </v:roundrect>
                 <w10:wrap anchorx="page" anchory="page"/>
@@ -8362,8 +8299,8 @@
           </mc:Choice>
           <mc:Fallback>
             <w:pict>
-              <v:group w14:anchorId="0AB0FEB2" id="群組 19" o:spid="_x0000_s1032" style="position:absolute;left:0;text-align:left;margin-left:534.4pt;margin-top:567.3pt;width:140.6pt;height:130.1pt;z-index:251652096;mso-position-horizontal-relative:page;mso-position-vertical-relative:page;mso-width-relative:margin;mso-height-relative:margin" coordorigin="108" coordsize="17868,16510" o:gfxdata="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">
-                <v:shape id="_x0000_s1033" type="#_x0000_t202" style="position:absolute;left:317;top:444;width:17634;height:15621;visibility:visible;mso-wrap-style:square;v-text-anchor:top" o:gfxdata="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" stroked="f">
+              <v:group w14:anchorId="0AB0FEB2" id="群組 19" o:spid="_x0000_s1032" style="position:absolute;left:0;text-align:left;margin-left:534.4pt;margin-top:567.3pt;width:140.6pt;height:130.1pt;z-index:251652096;mso-position-horizontal-relative:page;mso-position-vertical-relative:page;mso-width-relative:margin;mso-height-relative:margin" coordorigin="108" coordsize="17868,16510" o:gfxdata="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">
+                <v:shape id="_x0000_s1033" type="#_x0000_t202" style="position:absolute;left:317;top:444;width:17634;height:15621;visibility:visible;mso-wrap-style:square;v-text-anchor:top" o:gfxdata="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" stroked="f">
                   <v:textbox inset="0,0,0,0">
                     <w:txbxContent>
                       <w:p>
@@ -9231,7 +9168,7 @@
                     </w:txbxContent>
                   </v:textbox>
                 </v:shape>
-                <v:roundrect id="圓角矩形 25" o:spid="_x0000_s1034" style="position:absolute;left:108;width:17869;height:16510;visibility:visible;mso-wrap-style:square;v-text-anchor:middle" arcsize="4542f" o:gfxdata="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" filled="f" strokecolor="#5a5a5a [2109]" strokeweight="2.5pt">
+                <v:roundrect id="圓角矩形 25" o:spid="_x0000_s1034" style="position:absolute;left:108;width:17869;height:16510;visibility:visible;mso-wrap-style:square;v-text-anchor:middle" arcsize="4542f" o:gfxdata="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" filled="f" strokecolor="#5a5a5a [2109]" strokeweight="2.5pt">
                   <v:stroke joinstyle="miter"/>
                 </v:roundrect>
                 <w10:wrap anchorx="page" anchory="page"/>
@@ -9399,7 +9336,7 @@
           </mc:Choice>
           <mc:Fallback>
             <w:pict>
-              <v:shape w14:anchorId="76BD7DFF" id="文字方塊 2" o:spid="_x0000_s1035" type="#_x0000_t202" style="position:absolute;margin-left:31.4pt;margin-top:-54.1pt;width:109.8pt;height:110.6pt;z-index:251667456;visibility:visible;mso-wrap-style:square;mso-width-percent:0;mso-height-percent:200;mso-wrap-distance-left:9pt;mso-wrap-distance-top:3.6pt;mso-wrap-distance-right:9pt;mso-wrap-distance-bottom:3.6pt;mso-position-horizontal:absolute;mso-position-horizontal-relative:text;mso-position-vertical:absolute;mso-position-vertical-relative:text;mso-width-percent:0;mso-height-percent:200;mso-width-relative:margin;mso-height-relative:margin;v-text-anchor:top" o:gfxdata="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" filled="f" stroked="f">
+              <v:shape w14:anchorId="76BD7DFF" id="文字方塊 2" o:spid="_x0000_s1035" type="#_x0000_t202" style="position:absolute;margin-left:31.4pt;margin-top:-54.1pt;width:109.8pt;height:110.6pt;z-index:251667456;visibility:visible;mso-wrap-style:square;mso-width-percent:0;mso-height-percent:200;mso-wrap-distance-left:9pt;mso-wrap-distance-top:3.6pt;mso-wrap-distance-right:9pt;mso-wrap-distance-bottom:3.6pt;mso-position-horizontal:absolute;mso-position-horizontal-relative:text;mso-position-vertical:absolute;mso-position-vertical-relative:text;mso-width-percent:0;mso-height-percent:200;mso-width-relative:margin;mso-height-relative:margin;v-text-anchor:top" o:gfxdata="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" filled="f" stroked="f">
                 <v:textbox style="mso-fit-shape-to-text:t" inset="1mm,1mm,1mm,1mm">
                   <w:txbxContent>
                     <w:p>
@@ -9598,7 +9535,7 @@
           </mc:Choice>
           <mc:Fallback>
             <w:pict>
-              <v:roundrect w14:anchorId="4775AEF3" id="圓角矩形 12" o:spid="_x0000_s1036" style="position:absolute;margin-left:-.9pt;margin-top:16.35pt;width:49.3pt;height:15.45pt;z-index:251648000;visibility:visible;mso-wrap-style:square;mso-width-percent:0;mso-height-percent:0;mso-wrap-distance-left:9pt;mso-wrap-distance-top:0;mso-wrap-distance-right:9pt;mso-wrap-distance-bottom:0;mso-position-horizontal:absolute;mso-position-horizontal-relative:text;mso-position-vertical:absolute;mso-position-vertical-relative:text;mso-width-percent:0;mso-height-percent:0;mso-width-relative:margin;mso-height-relative:margin;v-text-anchor:middle" arcsize="10923f" o:gfxdata="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" fillcolor="#5a5a5a [2109]" stroked="f" strokeweight="1pt">
+              <v:roundrect w14:anchorId="4775AEF3" id="圓角矩形 12" o:spid="_x0000_s1036" style="position:absolute;margin-left:-.9pt;margin-top:16.35pt;width:49.3pt;height:15.45pt;z-index:251648000;visibility:visible;mso-wrap-style:square;mso-width-percent:0;mso-height-percent:0;mso-wrap-distance-left:9pt;mso-wrap-distance-top:0;mso-wrap-distance-right:9pt;mso-wrap-distance-bottom:0;mso-position-horizontal:absolute;mso-position-horizontal-relative:text;mso-position-vertical:absolute;mso-position-vertical-relative:text;mso-width-percent:0;mso-height-percent:0;mso-width-relative:margin;mso-height-relative:margin;v-text-anchor:middle" arcsize="10923f" o:gfxdata="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" fillcolor="#5a5a5a [2109]" stroked="f" strokeweight="1pt">
                 <v:stroke joinstyle="miter"/>
                 <v:textbox inset=".5mm,0,.5mm,0">
                   <w:txbxContent>
@@ -9738,7 +9675,7 @@
           </mc:Choice>
           <mc:Fallback>
             <w:pict>
-              <v:roundrect w14:anchorId="196DC3BF" id="圓角矩形 14" o:spid="_x0000_s1037" style="position:absolute;margin-left:-1.25pt;margin-top:16.7pt;width:83.6pt;height:15.3pt;z-index:251649024;visibility:visible;mso-wrap-style:square;mso-width-percent:0;mso-height-percent:0;mso-wrap-distance-left:9pt;mso-wrap-distance-top:0;mso-wrap-distance-right:9pt;mso-wrap-distance-bottom:0;mso-position-horizontal:absolute;mso-position-horizontal-relative:text;mso-position-vertical:absolute;mso-position-vertical-relative:text;mso-width-percent:0;mso-height-percent:0;mso-width-relative:margin;mso-height-relative:margin;v-text-anchor:middle" arcsize="10923f" o:gfxdata="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" fillcolor="#5a5a5a [2109]" stroked="f" strokeweight="1pt">
+              <v:roundrect w14:anchorId="196DC3BF" id="圓角矩形 14" o:spid="_x0000_s1037" style="position:absolute;margin-left:-1.25pt;margin-top:16.7pt;width:83.6pt;height:15.3pt;z-index:251649024;visibility:visible;mso-wrap-style:square;mso-width-percent:0;mso-height-percent:0;mso-wrap-distance-left:9pt;mso-wrap-distance-top:0;mso-wrap-distance-right:9pt;mso-wrap-distance-bottom:0;mso-position-horizontal:absolute;mso-position-horizontal-relative:text;mso-position-vertical:absolute;mso-position-vertical-relative:text;mso-width-percent:0;mso-height-percent:0;mso-width-relative:margin;mso-height-relative:margin;v-text-anchor:middle" arcsize="10923f" o:gfxdata="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" fillcolor="#5a5a5a [2109]" stroked="f" strokeweight="1pt">
                 <v:stroke joinstyle="miter"/>
                 <v:textbox inset=".5mm,0,.5mm,0">
                   <w:txbxContent>
@@ -9934,7 +9871,7 @@
           </mc:Choice>
           <mc:Fallback>
             <w:pict>
-              <v:roundrect w14:anchorId="1A4DC044" id="圓角矩形 9" o:spid="_x0000_s1038" style="position:absolute;margin-left:-.6pt;margin-top:16.6pt;width:30.35pt;height:15.3pt;z-index:251650048;visibility:visible;mso-wrap-style:square;mso-width-percent:0;mso-height-percent:0;mso-wrap-distance-left:9pt;mso-wrap-distance-top:0;mso-wrap-distance-right:9pt;mso-wrap-distance-bottom:0;mso-position-horizontal:absolute;mso-position-horizontal-relative:text;mso-position-vertical:absolute;mso-position-vertical-relative:text;mso-width-percent:0;mso-height-percent:0;mso-width-relative:margin;mso-height-relative:margin;v-text-anchor:middle" arcsize="10923f" o:gfxdata="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" fillcolor="#5a5a5a [2109]" stroked="f" strokeweight="1pt">
+              <v:roundrect w14:anchorId="1A4DC044" id="圓角矩形 9" o:spid="_x0000_s1038" style="position:absolute;margin-left:-.6pt;margin-top:16.6pt;width:30.35pt;height:15.3pt;z-index:251650048;visibility:visible;mso-wrap-style:square;mso-width-percent:0;mso-height-percent:0;mso-wrap-distance-left:9pt;mso-wrap-distance-top:0;mso-wrap-distance-right:9pt;mso-wrap-distance-bottom:0;mso-position-horizontal:absolute;mso-position-horizontal-relative:text;mso-position-vertical:absolute;mso-position-vertical-relative:text;mso-width-percent:0;mso-height-percent:0;mso-width-relative:margin;mso-height-relative:margin;v-text-anchor:middle" arcsize="10923f" o:gfxdata="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" fillcolor="#5a5a5a [2109]" stroked="f" strokeweight="1pt">
                 <v:stroke joinstyle="miter"/>
                 <v:textbox inset=".5mm,0,.5mm,0">
                   <w:txbxContent>
@@ -10198,7 +10135,7 @@
           </mc:Choice>
           <mc:Fallback>
             <w:pict>
-              <v:roundrect w14:anchorId="03BFD3A3" id="圓角矩形 13" o:spid="_x0000_s1039" style="position:absolute;margin-left:-.4pt;margin-top:16.65pt;width:49.3pt;height:15.3pt;z-index:251651072;visibility:visible;mso-wrap-style:square;mso-width-percent:0;mso-height-percent:0;mso-wrap-distance-left:9pt;mso-wrap-distance-top:0;mso-wrap-distance-right:9pt;mso-wrap-distance-bottom:0;mso-position-horizontal:absolute;mso-position-horizontal-relative:text;mso-position-vertical:absolute;mso-position-vertical-relative:text;mso-width-percent:0;mso-height-percent:0;mso-width-relative:margin;mso-height-relative:margin;v-text-anchor:middle" arcsize="10923f" o:gfxdata="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" fillcolor="#5a5a5a [2109]" stroked="f" strokeweight="1pt">
+              <v:roundrect w14:anchorId="03BFD3A3" id="圓角矩形 13" o:spid="_x0000_s1039" style="position:absolute;margin-left:-.4pt;margin-top:16.65pt;width:49.3pt;height:15.3pt;z-index:251651072;visibility:visible;mso-wrap-style:square;mso-width-percent:0;mso-height-percent:0;mso-wrap-distance-left:9pt;mso-wrap-distance-top:0;mso-wrap-distance-right:9pt;mso-wrap-distance-bottom:0;mso-position-horizontal:absolute;mso-position-horizontal-relative:text;mso-position-vertical:absolute;mso-position-vertical-relative:text;mso-width-percent:0;mso-height-percent:0;mso-width-relative:margin;mso-height-relative:margin;v-text-anchor:middle" arcsize="10923f" o:gfxdata="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" fillcolor="#5a5a5a [2109]" stroked="f" strokeweight="1pt">
                 <v:stroke joinstyle="miter"/>
                 <v:textbox inset=".5mm,0,.5mm,0">
                   <w:txbxContent>
@@ -10434,7 +10371,7 @@
           </mc:Choice>
           <mc:Fallback>
             <w:pict>
-              <v:shape w14:anchorId="77C1E33A" id="_x0000_s1040" type="#_x0000_t202" style="position:absolute;margin-left:107.25pt;margin-top:6.2pt;width:125.55pt;height:16.3pt;z-index:251666432;visibility:visible;mso-wrap-style:square;mso-width-percent:0;mso-height-percent:0;mso-wrap-distance-left:9pt;mso-wrap-distance-top:3.6pt;mso-wrap-distance-right:9pt;mso-wrap-distance-bottom:3.6pt;mso-position-horizontal:absolute;mso-position-horizontal-relative:text;mso-position-vertical:absolute;mso-position-vertical-relative:text;mso-width-percent:0;mso-height-percent:0;mso-width-relative:margin;mso-height-relative:margin;v-text-anchor:top" o:gfxdata="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" filled="f" stroked="f">
+              <v:shape w14:anchorId="77C1E33A" id="_x0000_s1040" type="#_x0000_t202" style="position:absolute;margin-left:107.25pt;margin-top:6.2pt;width:125.55pt;height:16.3pt;z-index:251666432;visibility:visible;mso-wrap-style:square;mso-width-percent:0;mso-height-percent:0;mso-wrap-distance-left:9pt;mso-wrap-distance-top:3.6pt;mso-wrap-distance-right:9pt;mso-wrap-distance-bottom:3.6pt;mso-position-horizontal:absolute;mso-position-horizontal-relative:text;mso-position-vertical:absolute;mso-position-vertical-relative:text;mso-width-percent:0;mso-height-percent:0;mso-width-relative:margin;mso-height-relative:margin;v-text-anchor:top" o:gfxdata="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" filled="f" stroked="f">
                 <v:textbox inset="0,0,0,0">
                   <w:txbxContent>
                     <w:p>
@@ -11390,7 +11327,7 @@
                 </mc:Choice>
                 <mc:Fallback>
                   <w:pict>
-                    <v:rect w14:anchorId="343BC9BA" id="矩形 8" o:spid="_x0000_s1041" style="position:absolute;left:0;text-align:left;margin-left:-.7pt;margin-top:2.7pt;width:18.75pt;height:92.3pt;z-index:251663360;visibility:visible;mso-wrap-style:square;mso-width-percent:0;mso-height-percent:0;mso-wrap-distance-left:9pt;mso-wrap-distance-top:0;mso-wrap-distance-right:9pt;mso-wrap-distance-bottom:0;mso-position-horizontal:absolute;mso-position-horizontal-relative:text;mso-position-vertical:absolute;mso-position-vertical-relative:text;mso-width-percent:0;mso-height-percent:0;mso-width-relative:margin;mso-height-relative:margin;v-text-anchor:middle" o:gfxdata="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" fillcolor="#5a5a5a [2109]" stroked="f" strokeweight="1pt">
+                    <v:rect w14:anchorId="343BC9BA" id="矩形 8" o:spid="_x0000_s1041" style="position:absolute;left:0;text-align:left;margin-left:-.7pt;margin-top:2.7pt;width:18.75pt;height:92.3pt;z-index:251663360;visibility:visible;mso-wrap-style:square;mso-width-percent:0;mso-height-percent:0;mso-wrap-distance-left:9pt;mso-wrap-distance-top:0;mso-wrap-distance-right:9pt;mso-wrap-distance-bottom:0;mso-position-horizontal:absolute;mso-position-horizontal-relative:text;mso-position-vertical:absolute;mso-position-vertical-relative:text;mso-width-percent:0;mso-height-percent:0;mso-width-relative:margin;mso-height-relative:margin;v-text-anchor:middle" o:gfxdata="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" fillcolor="#5a5a5a [2109]" stroked="f" strokeweight="1pt">
                       <v:textbox style="layout-flow:vertical-ideographic" inset="1mm,1mm,1mm,1mm">
                         <w:txbxContent>
                           <w:p>
@@ -12452,7 +12389,7 @@
                 </mc:Choice>
                 <mc:Fallback>
                   <w:pict>
-                    <v:rect w14:anchorId="363672F5" id="矩形 10" o:spid="_x0000_s1042" style="position:absolute;left:0;text-align:left;margin-left:-.7pt;margin-top:12.9pt;width:19.25pt;height:42.9pt;z-index:251659264;visibility:visible;mso-wrap-style:square;mso-width-percent:0;mso-height-percent:0;mso-wrap-distance-left:9pt;mso-wrap-distance-top:0;mso-wrap-distance-right:9pt;mso-wrap-distance-bottom:0;mso-position-horizontal:absolute;mso-position-horizontal-relative:text;mso-position-vertical:absolute;mso-position-vertical-relative:text;mso-width-percent:0;mso-height-percent:0;mso-width-relative:margin;mso-height-relative:margin;v-text-anchor:middle" o:gfxdata="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" fillcolor="#5a5a5a [2109]" stroked="f" strokeweight="1pt">
+                    <v:rect w14:anchorId="363672F5" id="矩形 10" o:spid="_x0000_s1042" style="position:absolute;left:0;text-align:left;margin-left:-.7pt;margin-top:12.9pt;width:19.25pt;height:42.9pt;z-index:251659264;visibility:visible;mso-wrap-style:square;mso-width-percent:0;mso-height-percent:0;mso-wrap-distance-left:9pt;mso-wrap-distance-top:0;mso-wrap-distance-right:9pt;mso-wrap-distance-bottom:0;mso-position-horizontal:absolute;mso-position-horizontal-relative:text;mso-position-vertical:absolute;mso-position-vertical-relative:text;mso-width-percent:0;mso-height-percent:0;mso-width-relative:margin;mso-height-relative:margin;v-text-anchor:middle" o:gfxdata="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" fillcolor="#5a5a5a [2109]" stroked="f" strokeweight="1pt">
                       <v:textbox style="layout-flow:vertical-ideographic" inset="1mm,1mm,1mm,1mm">
                         <w:txbxContent>
                           <w:p>
@@ -12559,7 +12496,7 @@
                 <w:sz w:val="20"/>
                 <w:szCs w:val="20"/>
               </w:rPr>
-              <w:t>我要舉目觀看</w:t>
+              <w:t>求主開我心目</w:t>
             </w:r>
           </w:p>
         </w:tc>
@@ -13276,7 +13213,7 @@
                 </mc:Choice>
                 <mc:Fallback>
                   <w:pict>
-                    <v:rect w14:anchorId="4D37C684" id="矩形 11" o:spid="_x0000_s1043" style="position:absolute;left:0;text-align:left;margin-left:-.7pt;margin-top:1.65pt;width:19.25pt;height:111.25pt;z-index:251657216;visibility:visible;mso-wrap-style:square;mso-width-percent:0;mso-height-percent:0;mso-wrap-distance-left:9pt;mso-wrap-distance-top:0;mso-wrap-distance-right:9pt;mso-wrap-distance-bottom:0;mso-position-horizontal:absolute;mso-position-horizontal-relative:text;mso-position-vertical:absolute;mso-position-vertical-relative:text;mso-width-percent:0;mso-height-percent:0;mso-width-relative:margin;mso-height-relative:margin;v-text-anchor:middle" o:gfxdata="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" fillcolor="#5a5a5a [2109]" stroked="f" strokeweight="1pt">
+                    <v:rect w14:anchorId="4D37C684" id="矩形 11" o:spid="_x0000_s1043" style="position:absolute;left:0;text-align:left;margin-left:-.7pt;margin-top:1.65pt;width:19.25pt;height:111.25pt;z-index:251657216;visibility:visible;mso-wrap-style:square;mso-width-percent:0;mso-height-percent:0;mso-wrap-distance-left:9pt;mso-wrap-distance-top:0;mso-wrap-distance-right:9pt;mso-wrap-distance-bottom:0;mso-position-horizontal:absolute;mso-position-horizontal-relative:text;mso-position-vertical:absolute;mso-position-vertical-relative:text;mso-width-percent:0;mso-height-percent:0;mso-width-relative:margin;mso-height-relative:margin;v-text-anchor:middle" o:gfxdata="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" fillcolor="#5a5a5a [2109]" stroked="f" strokeweight="1pt">
                       <v:textbox style="layout-flow:vertical-ideographic" inset="1mm,1mm,1mm,1mm">
                         <w:txbxContent>
                           <w:p>
@@ -15042,7 +14979,7 @@
           </mc:Choice>
           <mc:Fallback>
             <w:pict>
-              <v:line w14:anchorId="7D792FCD" id="直線接點 2" o:spid="_x0000_s1026" style="position:absolute;z-index:251654144;visibility:visible;mso-wrap-style:square;mso-height-percent:0;mso-wrap-distance-left:9pt;mso-wrap-distance-top:0;mso-wrap-distance-right:9pt;mso-wrap-distance-bottom:0;mso-position-horizontal:absolute;mso-position-horizontal-relative:page;mso-position-vertical:absolute;mso-position-vertical-relative:page;mso-height-percent:0;mso-height-relative:margin" from="687.75pt,19.85pt" to="687.75pt,709.8pt" o:gfxdata="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" strokecolor="black [3213]" strokeweight=".5pt">
+              <v:line w14:anchorId="07A490E2" id="直線接點 2" o:spid="_x0000_s1026" style="position:absolute;z-index:251654144;visibility:visible;mso-wrap-style:square;mso-height-percent:0;mso-wrap-distance-left:9pt;mso-wrap-distance-top:0;mso-wrap-distance-right:9pt;mso-wrap-distance-bottom:0;mso-position-horizontal:absolute;mso-position-horizontal-relative:page;mso-position-vertical:absolute;mso-position-vertical-relative:page;mso-height-percent:0;mso-height-relative:margin" from="687.75pt,19.85pt" to="687.75pt,709.8pt" o:gfxdata="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" strokecolor="black [3213]" strokeweight=".5pt">
                 <v:stroke dashstyle="3 1" joinstyle="miter"/>
                 <w10:wrap anchorx="page" anchory="page"/>
               </v:line>
@@ -15179,79 +15116,7 @@
           <w:sz w:val="26"/>
           <w:szCs w:val="26"/>
         </w:rPr>
-        <w:t>我講諸個是為著恁家己的利益，呣是欲籠絡</w:t>
-      </w:r>
-      <w:r>
-        <w:rPr>
-          <w:rFonts w:ascii="標楷體" w:eastAsia="標楷體" w:hAnsi="標楷體" w:cs="Arial"/>
-          <w:w w:val="80"/>
-          <w:sz w:val="26"/>
-          <w:szCs w:val="26"/>
-        </w:rPr>
-        <w:t>(lóng-lo</w:t>
-      </w:r>
-      <w:r>
-        <w:rPr>
-          <w:rFonts w:ascii="Times New Roman" w:eastAsia="標楷體" w:hAnsi="Times New Roman" w:cs="Times New Roman"/>
-          <w:w w:val="80"/>
-          <w:sz w:val="26"/>
-          <w:szCs w:val="26"/>
-        </w:rPr>
-        <w:t>̍</w:t>
-      </w:r>
-      <w:r>
-        <w:rPr>
-          <w:rFonts w:ascii="標楷體" w:eastAsia="標楷體" w:hAnsi="標楷體" w:cs="Arial"/>
-          <w:w w:val="80"/>
-          <w:sz w:val="26"/>
-          <w:szCs w:val="26"/>
-        </w:rPr>
-        <w:t>k)</w:t>
-      </w:r>
-      <w:r>
-        <w:rPr>
-          <w:rFonts w:ascii="標楷體" w:eastAsia="標楷體" w:hAnsi="標楷體" w:cs="Arial" w:hint="eastAsia"/>
-          <w:w w:val="80"/>
-          <w:sz w:val="26"/>
-          <w:szCs w:val="26"/>
-        </w:rPr>
-        <w:t>恁，就是欲互恁行合適</w:t>
-      </w:r>
-      <w:r>
-        <w:rPr>
-          <w:rFonts w:ascii="標楷體" w:eastAsia="標楷體" w:hAnsi="標楷體" w:cs="Arial"/>
-          <w:w w:val="80"/>
-          <w:sz w:val="26"/>
-          <w:szCs w:val="26"/>
-        </w:rPr>
-        <w:t>(ha</w:t>
-      </w:r>
-      <w:r>
-        <w:rPr>
-          <w:rFonts w:ascii="Times New Roman" w:eastAsia="標楷體" w:hAnsi="Times New Roman" w:cs="Times New Roman"/>
-          <w:w w:val="80"/>
-          <w:sz w:val="26"/>
-          <w:szCs w:val="26"/>
-        </w:rPr>
-        <w:t>̍</w:t>
-      </w:r>
-      <w:r>
-        <w:rPr>
-          <w:rFonts w:ascii="標楷體" w:eastAsia="標楷體" w:hAnsi="標楷體" w:cs="Arial"/>
-          <w:w w:val="80"/>
-          <w:sz w:val="26"/>
-          <w:szCs w:val="26"/>
-        </w:rPr>
-        <w:t>p-sek)</w:t>
-      </w:r>
-      <w:r>
-        <w:rPr>
-          <w:rFonts w:ascii="標楷體" w:eastAsia="標楷體" w:hAnsi="標楷體" w:cs="Arial" w:hint="eastAsia"/>
-          <w:w w:val="80"/>
-          <w:sz w:val="26"/>
-          <w:szCs w:val="26"/>
-        </w:rPr>
-        <w:t>的事，勤勤服事主，無所攪擾。</w:t>
+        <w:t>總是佇教會中，我愛用心思講五句通教示人的話，贏過講萬句的音語</w:t>
       </w:r>
       <w:r>
         <w:rPr>
@@ -15341,7 +15206,7 @@
           <w:sz w:val="26"/>
           <w:szCs w:val="26"/>
         </w:rPr>
-        <w:t>我說這話、是為你們的益處．不是要牢籠你們、乃是要叫你們行合宜的事、得以殷勤服事主、沒有分心的事</w:t>
+        <w:t>但在教會中、寧可用悟性說五句教導人的話、強如說萬句方言</w:t>
       </w:r>
       <w:r>
         <w:rPr>
@@ -22237,7 +22102,7 @@
               <w:snapToGrid w:val="0"/>
               <w:jc w:val="right"/>
               <w:rPr>
-                <w:rFonts w:ascii="Barlow Condensed Medium" w:eastAsia="標楷體" w:hAnsi="Barlow Condensed Medium" w:cstheme="minorHAnsi" w:hint="eastAsia"/>
+                <w:rFonts w:ascii="Barlow Condensed Medium" w:eastAsia="標楷體" w:hAnsi="Barlow Condensed Medium" w:cstheme="minorHAnsi"/>
                 <w:w w:val="80"/>
                 <w:szCs w:val="24"/>
               </w:rPr>
@@ -22275,7 +22140,7 @@
               <w:snapToGrid w:val="0"/>
               <w:ind w:leftChars="-2" w:left="-5" w:rightChars="-3" w:right="-7"/>
               <w:rPr>
-                <w:rFonts w:ascii="Barlow Condensed Medium" w:eastAsia="標楷體" w:hAnsi="Barlow Condensed Medium" w:cstheme="minorHAnsi" w:hint="eastAsia"/>
+                <w:rFonts w:ascii="Barlow Condensed Medium" w:eastAsia="標楷體" w:hAnsi="Barlow Condensed Medium" w:cstheme="minorHAnsi"/>
                 <w:w w:val="80"/>
                 <w:szCs w:val="24"/>
               </w:rPr>
@@ -22624,8 +22489,6 @@
               </w:rPr>
               <w:t>400</w:t>
             </w:r>
-            <w:bookmarkStart w:id="6" w:name="_GoBack"/>
-            <w:bookmarkEnd w:id="6"/>
           </w:p>
         </w:tc>
         <w:tc>
@@ -25022,7 +24885,7 @@
           </mc:Choice>
           <mc:Fallback>
             <w:pict>
-              <v:line w14:anchorId="3C33951B" id="直線接點 6" o:spid="_x0000_s1026" style="position:absolute;z-index:251665408;visibility:visible;mso-wrap-style:square;mso-width-percent:0;mso-height-percent:0;mso-wrap-distance-left:9pt;mso-wrap-distance-top:0;mso-wrap-distance-right:9pt;mso-wrap-distance-bottom:0;mso-position-horizontal:absolute;mso-position-horizontal-relative:page;mso-position-vertical:absolute;mso-position-vertical-relative:page;mso-width-percent:0;mso-height-percent:0;mso-width-relative:margin;mso-height-relative:margin" from="343.9pt,19.85pt" to="345.05pt,710.95pt" o:gfxdata="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" strokecolor="black [3213]" strokeweight=".5pt">
+              <v:line w14:anchorId="7A1FA915" id="直線接點 6" o:spid="_x0000_s1026" style="position:absolute;z-index:251665408;visibility:visible;mso-wrap-style:square;mso-width-percent:0;mso-height-percent:0;mso-wrap-distance-left:9pt;mso-wrap-distance-top:0;mso-wrap-distance-right:9pt;mso-wrap-distance-bottom:0;mso-position-horizontal:absolute;mso-position-horizontal-relative:page;mso-position-vertical:absolute;mso-position-vertical-relative:page;mso-width-percent:0;mso-height-percent:0;mso-width-relative:margin;mso-height-relative:margin" from="343.9pt,19.85pt" to="345.05pt,710.95pt" o:gfxdata="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" strokecolor="black [3213]" strokeweight=".5pt">
                 <v:stroke dashstyle="3 1" joinstyle="miter"/>
                 <w10:wrap anchorx="page" anchory="page"/>
               </v:line>
@@ -25099,7 +24962,7 @@
           </mc:Choice>
           <mc:Fallback>
             <w:pict>
-              <v:line w14:anchorId="69DBCA0D" id="直線接點 4" o:spid="_x0000_s1026" style="position:absolute;z-index:251661312;visibility:visible;mso-wrap-style:square;mso-width-percent:0;mso-height-percent:0;mso-wrap-distance-left:9pt;mso-wrap-distance-top:0;mso-wrap-distance-right:9pt;mso-wrap-distance-bottom:0;mso-position-horizontal:absolute;mso-position-horizontal-relative:page;mso-position-vertical:absolute;mso-position-vertical-relative:page;mso-width-percent:0;mso-height-percent:0;mso-width-relative:margin;mso-height-relative:margin" from="343.9pt,19.85pt" to="345.05pt,710.95pt" o:gfxdata="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" strokecolor="black [3213]" strokeweight=".5pt">
+              <v:line w14:anchorId="06F41CF4" id="直線接點 4" o:spid="_x0000_s1026" style="position:absolute;z-index:251661312;visibility:visible;mso-wrap-style:square;mso-width-percent:0;mso-height-percent:0;mso-wrap-distance-left:9pt;mso-wrap-distance-top:0;mso-wrap-distance-right:9pt;mso-wrap-distance-bottom:0;mso-position-horizontal:absolute;mso-position-horizontal-relative:page;mso-position-vertical:absolute;mso-position-vertical-relative:page;mso-width-percent:0;mso-height-percent:0;mso-width-relative:margin;mso-height-relative:margin" from="343.9pt,19.85pt" to="345.05pt,710.95pt" o:gfxdata="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" strokecolor="black [3213]" strokeweight=".5pt">
                 <v:stroke dashstyle="3 1" joinstyle="miter"/>
                 <w10:wrap anchorx="page" anchory="page"/>
               </v:line>
@@ -25676,7 +25539,7 @@
 </file>
 
 <file path=word/endnotes.xml><?xml version="1.0" encoding="utf-8"?>
-<w:endnotes xmlns:wpc="http://schemas.microsoft.com/office/word/2010/wordprocessingCanvas" xmlns:mc="http://schemas.openxmlformats.org/markup-compatibility/2006" xmlns:o="urn:schemas-microsoft-com:office:office" xmlns:r="http://schemas.openxmlformats.org/officeDocument/2006/relationships" xmlns:m="http://schemas.openxmlformats.org/officeDocument/2006/math" xmlns:v="urn:schemas-microsoft-com:vml" xmlns:wp14="http://schemas.microsoft.com/office/word/2010/wordprocessingDrawing" xmlns:wp="http://schemas.openxmlformats.org/drawingml/2006/wordprocessingDrawing" xmlns:w10="urn:schemas-microsoft-com:office:word" xmlns:w="http://schemas.openxmlformats.org/wordprocessingml/2006/main" xmlns:w14="http://schemas.microsoft.com/office/word/2010/wordml" xmlns:w15="http://schemas.microsoft.com/office/word/2012/wordml" xmlns:wpg="http://schemas.microsoft.com/office/word/2010/wordprocessingGroup" xmlns:wpi="http://schemas.microsoft.com/office/word/2010/wordprocessingInk" xmlns:wne="http://schemas.microsoft.com/office/word/2006/wordml" xmlns:wps="http://schemas.microsoft.com/office/word/2010/wordprocessingShape" mc:Ignorable="w14 w15 wp14">
+<w:endnotes xmlns:wpc="http://schemas.microsoft.com/office/word/2010/wordprocessingCanvas" xmlns:cx="http://schemas.microsoft.com/office/drawing/2014/chartex" xmlns:cx1="http://schemas.microsoft.com/office/drawing/2015/9/8/chartex" xmlns:cx2="http://schemas.microsoft.com/office/drawing/2015/10/21/chartex" xmlns:cx3="http://schemas.microsoft.com/office/drawing/2016/5/9/chartex" xmlns:cx4="http://schemas.microsoft.com/office/drawing/2016/5/10/chartex" xmlns:cx5="http://schemas.microsoft.com/office/drawing/2016/5/11/chartex" xmlns:cx6="http://schemas.microsoft.com/office/drawing/2016/5/12/chartex" xmlns:cx7="http://schemas.microsoft.com/office/drawing/2016/5/13/chartex" xmlns:cx8="http://schemas.microsoft.com/office/drawing/2016/5/14/chartex" xmlns:mc="http://schemas.openxmlformats.org/markup-compatibility/2006" xmlns:aink="http://schemas.microsoft.com/office/drawing/2016/ink" xmlns:am3d="http://schemas.microsoft.com/office/drawing/2017/model3d" xmlns:o="urn:schemas-microsoft-com:office:office" xmlns:oel="http://schemas.microsoft.com/office/2019/extlst" xmlns:r="http://schemas.openxmlformats.org/officeDocument/2006/relationships" xmlns:m="http://schemas.openxmlformats.org/officeDocument/2006/math" xmlns:v="urn:schemas-microsoft-com:vml" xmlns:wp14="http://schemas.microsoft.com/office/word/2010/wordprocessingDrawing" xmlns:wp="http://schemas.openxmlformats.org/drawingml/2006/wordprocessingDrawing" xmlns:w10="urn:schemas-microsoft-com:office:word" xmlns:w="http://schemas.openxmlformats.org/wordprocessingml/2006/main" xmlns:w14="http://schemas.microsoft.com/office/word/2010/wordml" xmlns:w15="http://schemas.microsoft.com/office/word/2012/wordml" xmlns:w16cex="http://schemas.microsoft.com/office/word/2018/wordml/cex" xmlns:w16cid="http://schemas.microsoft.com/office/word/2016/wordml/cid" xmlns:w16="http://schemas.microsoft.com/office/word/2018/wordml" xmlns:w16sdtdh="http://schemas.microsoft.com/office/word/2020/wordml/sdtdatahash" xmlns:w16se="http://schemas.microsoft.com/office/word/2015/wordml/symex" xmlns:wpg="http://schemas.microsoft.com/office/word/2010/wordprocessingGroup" xmlns:wpi="http://schemas.microsoft.com/office/word/2010/wordprocessingInk" xmlns:wne="http://schemas.microsoft.com/office/word/2006/wordml" xmlns:wps="http://schemas.microsoft.com/office/word/2010/wordprocessingShape" mc:Ignorable="w14 w15 w16se w16cid w16 w16cex w16sdtdh wp14">
   <w:endnote w:type="separator" w:id="-1">
     <w:p>
       <w:r>
@@ -25695,7 +25558,7 @@
 </file>
 
 <file path=word/footnotes.xml><?xml version="1.0" encoding="utf-8"?>
-<w:footnotes xmlns:wpc="http://schemas.microsoft.com/office/word/2010/wordprocessingCanvas" xmlns:mc="http://schemas.openxmlformats.org/markup-compatibility/2006" xmlns:o="urn:schemas-microsoft-com:office:office" xmlns:r="http://schemas.openxmlformats.org/officeDocument/2006/relationships" xmlns:m="http://schemas.openxmlformats.org/officeDocument/2006/math" xmlns:v="urn:schemas-microsoft-com:vml" xmlns:wp14="http://schemas.microsoft.com/office/word/2010/wordprocessingDrawing" xmlns:wp="http://schemas.openxmlformats.org/drawingml/2006/wordprocessingDrawing" xmlns:w10="urn:schemas-microsoft-com:office:word" xmlns:w="http://schemas.openxmlformats.org/wordprocessingml/2006/main" xmlns:w14="http://schemas.microsoft.com/office/word/2010/wordml" xmlns:w15="http://schemas.microsoft.com/office/word/2012/wordml" xmlns:wpg="http://schemas.microsoft.com/office/word/2010/wordprocessingGroup" xmlns:wpi="http://schemas.microsoft.com/office/word/2010/wordprocessingInk" xmlns:wne="http://schemas.microsoft.com/office/word/2006/wordml" xmlns:wps="http://schemas.microsoft.com/office/word/2010/wordprocessingShape" mc:Ignorable="w14 w15 wp14">
+<w:footnotes xmlns:wpc="http://schemas.microsoft.com/office/word/2010/wordprocessingCanvas" xmlns:cx="http://schemas.microsoft.com/office/drawing/2014/chartex" xmlns:cx1="http://schemas.microsoft.com/office/drawing/2015/9/8/chartex" xmlns:cx2="http://schemas.microsoft.com/office/drawing/2015/10/21/chartex" xmlns:cx3="http://schemas.microsoft.com/office/drawing/2016/5/9/chartex" xmlns:cx4="http://schemas.microsoft.com/office/drawing/2016/5/10/chartex" xmlns:cx5="http://schemas.microsoft.com/office/drawing/2016/5/11/chartex" xmlns:cx6="http://schemas.microsoft.com/office/drawing/2016/5/12/chartex" xmlns:cx7="http://schemas.microsoft.com/office/drawing/2016/5/13/chartex" xmlns:cx8="http://schemas.microsoft.com/office/drawing/2016/5/14/chartex" xmlns:mc="http://schemas.openxmlformats.org/markup-compatibility/2006" xmlns:aink="http://schemas.microsoft.com/office/drawing/2016/ink" xmlns:am3d="http://schemas.microsoft.com/office/drawing/2017/model3d" xmlns:o="urn:schemas-microsoft-com:office:office" xmlns:oel="http://schemas.microsoft.com/office/2019/extlst" xmlns:r="http://schemas.openxmlformats.org/officeDocument/2006/relationships" xmlns:m="http://schemas.openxmlformats.org/officeDocument/2006/math" xmlns:v="urn:schemas-microsoft-com:vml" xmlns:wp14="http://schemas.microsoft.com/office/word/2010/wordprocessingDrawing" xmlns:wp="http://schemas.openxmlformats.org/drawingml/2006/wordprocessingDrawing" xmlns:w10="urn:schemas-microsoft-com:office:word" xmlns:w="http://schemas.openxmlformats.org/wordprocessingml/2006/main" xmlns:w14="http://schemas.microsoft.com/office/word/2010/wordml" xmlns:w15="http://schemas.microsoft.com/office/word/2012/wordml" xmlns:w16cex="http://schemas.microsoft.com/office/word/2018/wordml/cex" xmlns:w16cid="http://schemas.microsoft.com/office/word/2016/wordml/cid" xmlns:w16="http://schemas.microsoft.com/office/word/2018/wordml" xmlns:w16sdtdh="http://schemas.microsoft.com/office/word/2020/wordml/sdtdatahash" xmlns:w16se="http://schemas.microsoft.com/office/word/2015/wordml/symex" xmlns:wpg="http://schemas.microsoft.com/office/word/2010/wordprocessingGroup" xmlns:wpi="http://schemas.microsoft.com/office/word/2010/wordprocessingInk" xmlns:wne="http://schemas.microsoft.com/office/word/2006/wordml" xmlns:wps="http://schemas.microsoft.com/office/word/2010/wordprocessingShape" mc:Ignorable="w14 w15 w16se w16cid w16 w16cex w16sdtdh wp14">
   <w:footnote w:type="separator" w:id="-1">
     <w:p>
       <w:r>
@@ -25714,7 +25577,7 @@
 </file>
 
 <file path=word/header1.xml><?xml version="1.0" encoding="utf-8"?>
-<w:hdr xmlns:wpc="http://schemas.microsoft.com/office/word/2010/wordprocessingCanvas" xmlns:mc="http://schemas.openxmlformats.org/markup-compatibility/2006" xmlns:o="urn:schemas-microsoft-com:office:office" xmlns:r="http://schemas.openxmlformats.org/officeDocument/2006/relationships" xmlns:m="http://schemas.openxmlformats.org/officeDocument/2006/math" xmlns:v="urn:schemas-microsoft-com:vml" xmlns:wp14="http://schemas.microsoft.com/office/word/2010/wordprocessingDrawing" xmlns:wp="http://schemas.openxmlformats.org/drawingml/2006/wordprocessingDrawing" xmlns:w10="urn:schemas-microsoft-com:office:word" xmlns:w="http://schemas.openxmlformats.org/wordprocessingml/2006/main" xmlns:w14="http://schemas.microsoft.com/office/word/2010/wordml" xmlns:w15="http://schemas.microsoft.com/office/word/2012/wordml" xmlns:wpg="http://schemas.microsoft.com/office/word/2010/wordprocessingGroup" xmlns:wpi="http://schemas.microsoft.com/office/word/2010/wordprocessingInk" xmlns:wne="http://schemas.microsoft.com/office/word/2006/wordml" xmlns:wps="http://schemas.microsoft.com/office/word/2010/wordprocessingShape" mc:Ignorable="w14 w15 wp14">
+<w:hdr xmlns:wpc="http://schemas.microsoft.com/office/word/2010/wordprocessingCanvas" xmlns:cx="http://schemas.microsoft.com/office/drawing/2014/chartex" xmlns:cx1="http://schemas.microsoft.com/office/drawing/2015/9/8/chartex" xmlns:cx2="http://schemas.microsoft.com/office/drawing/2015/10/21/chartex" xmlns:cx3="http://schemas.microsoft.com/office/drawing/2016/5/9/chartex" xmlns:cx4="http://schemas.microsoft.com/office/drawing/2016/5/10/chartex" xmlns:cx5="http://schemas.microsoft.com/office/drawing/2016/5/11/chartex" xmlns:cx6="http://schemas.microsoft.com/office/drawing/2016/5/12/chartex" xmlns:cx7="http://schemas.microsoft.com/office/drawing/2016/5/13/chartex" xmlns:cx8="http://schemas.microsoft.com/office/drawing/2016/5/14/chartex" xmlns:mc="http://schemas.openxmlformats.org/markup-compatibility/2006" xmlns:aink="http://schemas.microsoft.com/office/drawing/2016/ink" xmlns:am3d="http://schemas.microsoft.com/office/drawing/2017/model3d" xmlns:o="urn:schemas-microsoft-com:office:office" xmlns:oel="http://schemas.microsoft.com/office/2019/extlst" xmlns:r="http://schemas.openxmlformats.org/officeDocument/2006/relationships" xmlns:m="http://schemas.openxmlformats.org/officeDocument/2006/math" xmlns:v="urn:schemas-microsoft-com:vml" xmlns:wp14="http://schemas.microsoft.com/office/word/2010/wordprocessingDrawing" xmlns:wp="http://schemas.openxmlformats.org/drawingml/2006/wordprocessingDrawing" xmlns:w10="urn:schemas-microsoft-com:office:word" xmlns:w="http://schemas.openxmlformats.org/wordprocessingml/2006/main" xmlns:w14="http://schemas.microsoft.com/office/word/2010/wordml" xmlns:w15="http://schemas.microsoft.com/office/word/2012/wordml" xmlns:w16cex="http://schemas.microsoft.com/office/word/2018/wordml/cex" xmlns:w16cid="http://schemas.microsoft.com/office/word/2016/wordml/cid" xmlns:w16="http://schemas.microsoft.com/office/word/2018/wordml" xmlns:w16sdtdh="http://schemas.microsoft.com/office/word/2020/wordml/sdtdatahash" xmlns:w16se="http://schemas.microsoft.com/office/word/2015/wordml/symex" xmlns:wpg="http://schemas.microsoft.com/office/word/2010/wordprocessingGroup" xmlns:wpi="http://schemas.microsoft.com/office/word/2010/wordprocessingInk" xmlns:wne="http://schemas.microsoft.com/office/word/2006/wordml" xmlns:wps="http://schemas.microsoft.com/office/word/2010/wordprocessingShape" mc:Ignorable="w14 w15 w16se w16cid w16 w16cex w16sdtdh wp14">
   <w:p>
     <w:pPr>
       <w:pStyle w:val="a4"/>
@@ -26172,7 +26035,7 @@
 </file>
 
 <file path=word/header2.xml><?xml version="1.0" encoding="utf-8"?>
-<w:hdr xmlns:wpc="http://schemas.microsoft.com/office/word/2010/wordprocessingCanvas" xmlns:mc="http://schemas.openxmlformats.org/markup-compatibility/2006" xmlns:o="urn:schemas-microsoft-com:office:office" xmlns:r="http://schemas.openxmlformats.org/officeDocument/2006/relationships" xmlns:m="http://schemas.openxmlformats.org/officeDocument/2006/math" xmlns:v="urn:schemas-microsoft-com:vml" xmlns:wp14="http://schemas.microsoft.com/office/word/2010/wordprocessingDrawing" xmlns:wp="http://schemas.openxmlformats.org/drawingml/2006/wordprocessingDrawing" xmlns:w10="urn:schemas-microsoft-com:office:word" xmlns:w="http://schemas.openxmlformats.org/wordprocessingml/2006/main" xmlns:w14="http://schemas.microsoft.com/office/word/2010/wordml" xmlns:w15="http://schemas.microsoft.com/office/word/2012/wordml" xmlns:wpg="http://schemas.microsoft.com/office/word/2010/wordprocessingGroup" xmlns:wpi="http://schemas.microsoft.com/office/word/2010/wordprocessingInk" xmlns:wne="http://schemas.microsoft.com/office/word/2006/wordml" xmlns:wps="http://schemas.microsoft.com/office/word/2010/wordprocessingShape" mc:Ignorable="w14 w15 wp14">
+<w:hdr xmlns:wpc="http://schemas.microsoft.com/office/word/2010/wordprocessingCanvas" xmlns:cx="http://schemas.microsoft.com/office/drawing/2014/chartex" xmlns:cx1="http://schemas.microsoft.com/office/drawing/2015/9/8/chartex" xmlns:cx2="http://schemas.microsoft.com/office/drawing/2015/10/21/chartex" xmlns:cx3="http://schemas.microsoft.com/office/drawing/2016/5/9/chartex" xmlns:cx4="http://schemas.microsoft.com/office/drawing/2016/5/10/chartex" xmlns:cx5="http://schemas.microsoft.com/office/drawing/2016/5/11/chartex" xmlns:cx6="http://schemas.microsoft.com/office/drawing/2016/5/12/chartex" xmlns:cx7="http://schemas.microsoft.com/office/drawing/2016/5/13/chartex" xmlns:cx8="http://schemas.microsoft.com/office/drawing/2016/5/14/chartex" xmlns:mc="http://schemas.openxmlformats.org/markup-compatibility/2006" xmlns:aink="http://schemas.microsoft.com/office/drawing/2016/ink" xmlns:am3d="http://schemas.microsoft.com/office/drawing/2017/model3d" xmlns:o="urn:schemas-microsoft-com:office:office" xmlns:oel="http://schemas.microsoft.com/office/2019/extlst" xmlns:r="http://schemas.openxmlformats.org/officeDocument/2006/relationships" xmlns:m="http://schemas.openxmlformats.org/officeDocument/2006/math" xmlns:v="urn:schemas-microsoft-com:vml" xmlns:wp14="http://schemas.microsoft.com/office/word/2010/wordprocessingDrawing" xmlns:wp="http://schemas.openxmlformats.org/drawingml/2006/wordprocessingDrawing" xmlns:w10="urn:schemas-microsoft-com:office:word" xmlns:w="http://schemas.openxmlformats.org/wordprocessingml/2006/main" xmlns:w14="http://schemas.microsoft.com/office/word/2010/wordml" xmlns:w15="http://schemas.microsoft.com/office/word/2012/wordml" xmlns:w16cex="http://schemas.microsoft.com/office/word/2018/wordml/cex" xmlns:w16cid="http://schemas.microsoft.com/office/word/2016/wordml/cid" xmlns:w16="http://schemas.microsoft.com/office/word/2018/wordml" xmlns:w16sdtdh="http://schemas.microsoft.com/office/word/2020/wordml/sdtdatahash" xmlns:w16se="http://schemas.microsoft.com/office/word/2015/wordml/symex" xmlns:wpg="http://schemas.microsoft.com/office/word/2010/wordprocessingGroup" xmlns:wpi="http://schemas.microsoft.com/office/word/2010/wordprocessingInk" xmlns:wne="http://schemas.microsoft.com/office/word/2006/wordml" xmlns:wps="http://schemas.microsoft.com/office/word/2010/wordprocessingShape" mc:Ignorable="w14 w15 w16se w16cid w16 w16cex w16sdtdh wp14">
   <w:p>
     <w:pPr>
       <w:pStyle w:val="a4"/>
@@ -26630,7 +26493,7 @@
 </file>
 
 <file path=word/header3.xml><?xml version="1.0" encoding="utf-8"?>
-<w:hdr xmlns:wpc="http://schemas.microsoft.com/office/word/2010/wordprocessingCanvas" xmlns:mc="http://schemas.openxmlformats.org/markup-compatibility/2006" xmlns:o="urn:schemas-microsoft-com:office:office" xmlns:r="http://schemas.openxmlformats.org/officeDocument/2006/relationships" xmlns:m="http://schemas.openxmlformats.org/officeDocument/2006/math" xmlns:v="urn:schemas-microsoft-com:vml" xmlns:wp14="http://schemas.microsoft.com/office/word/2010/wordprocessingDrawing" xmlns:wp="http://schemas.openxmlformats.org/drawingml/2006/wordprocessingDrawing" xmlns:w10="urn:schemas-microsoft-com:office:word" xmlns:w="http://schemas.openxmlformats.org/wordprocessingml/2006/main" xmlns:w14="http://schemas.microsoft.com/office/word/2010/wordml" xmlns:w15="http://schemas.microsoft.com/office/word/2012/wordml" xmlns:wpg="http://schemas.microsoft.com/office/word/2010/wordprocessingGroup" xmlns:wpi="http://schemas.microsoft.com/office/word/2010/wordprocessingInk" xmlns:wne="http://schemas.microsoft.com/office/word/2006/wordml" xmlns:wps="http://schemas.microsoft.com/office/word/2010/wordprocessingShape" mc:Ignorable="w14 w15 wp14">
+<w:hdr xmlns:wpc="http://schemas.microsoft.com/office/word/2010/wordprocessingCanvas" xmlns:cx="http://schemas.microsoft.com/office/drawing/2014/chartex" xmlns:cx1="http://schemas.microsoft.com/office/drawing/2015/9/8/chartex" xmlns:cx2="http://schemas.microsoft.com/office/drawing/2015/10/21/chartex" xmlns:cx3="http://schemas.microsoft.com/office/drawing/2016/5/9/chartex" xmlns:cx4="http://schemas.microsoft.com/office/drawing/2016/5/10/chartex" xmlns:cx5="http://schemas.microsoft.com/office/drawing/2016/5/11/chartex" xmlns:cx6="http://schemas.microsoft.com/office/drawing/2016/5/12/chartex" xmlns:cx7="http://schemas.microsoft.com/office/drawing/2016/5/13/chartex" xmlns:cx8="http://schemas.microsoft.com/office/drawing/2016/5/14/chartex" xmlns:mc="http://schemas.openxmlformats.org/markup-compatibility/2006" xmlns:aink="http://schemas.microsoft.com/office/drawing/2016/ink" xmlns:am3d="http://schemas.microsoft.com/office/drawing/2017/model3d" xmlns:o="urn:schemas-microsoft-com:office:office" xmlns:oel="http://schemas.microsoft.com/office/2019/extlst" xmlns:r="http://schemas.openxmlformats.org/officeDocument/2006/relationships" xmlns:m="http://schemas.openxmlformats.org/officeDocument/2006/math" xmlns:v="urn:schemas-microsoft-com:vml" xmlns:wp14="http://schemas.microsoft.com/office/word/2010/wordprocessingDrawing" xmlns:wp="http://schemas.openxmlformats.org/drawingml/2006/wordprocessingDrawing" xmlns:w10="urn:schemas-microsoft-com:office:word" xmlns:w="http://schemas.openxmlformats.org/wordprocessingml/2006/main" xmlns:w14="http://schemas.microsoft.com/office/word/2010/wordml" xmlns:w15="http://schemas.microsoft.com/office/word/2012/wordml" xmlns:w16cex="http://schemas.microsoft.com/office/word/2018/wordml/cex" xmlns:w16cid="http://schemas.microsoft.com/office/word/2016/wordml/cid" xmlns:w16="http://schemas.microsoft.com/office/word/2018/wordml" xmlns:w16sdtdh="http://schemas.microsoft.com/office/word/2020/wordml/sdtdatahash" xmlns:w16se="http://schemas.microsoft.com/office/word/2015/wordml/symex" xmlns:wpg="http://schemas.microsoft.com/office/word/2010/wordprocessingGroup" xmlns:wpi="http://schemas.microsoft.com/office/word/2010/wordprocessingInk" xmlns:wne="http://schemas.microsoft.com/office/word/2006/wordml" xmlns:wps="http://schemas.microsoft.com/office/word/2010/wordprocessingShape" mc:Ignorable="w14 w15 w16se w16cid w16 w16cex w16sdtdh wp14">
   <w:p>
     <w:pPr>
       <w:pStyle w:val="a4"/>
@@ -27088,7 +26951,7 @@
 </file>
 
 <file path=word/header4.xml><?xml version="1.0" encoding="utf-8"?>
-<w:hdr xmlns:wpc="http://schemas.microsoft.com/office/word/2010/wordprocessingCanvas" xmlns:mc="http://schemas.openxmlformats.org/markup-compatibility/2006" xmlns:o="urn:schemas-microsoft-com:office:office" xmlns:r="http://schemas.openxmlformats.org/officeDocument/2006/relationships" xmlns:m="http://schemas.openxmlformats.org/officeDocument/2006/math" xmlns:v="urn:schemas-microsoft-com:vml" xmlns:wp14="http://schemas.microsoft.com/office/word/2010/wordprocessingDrawing" xmlns:wp="http://schemas.openxmlformats.org/drawingml/2006/wordprocessingDrawing" xmlns:w10="urn:schemas-microsoft-com:office:word" xmlns:w="http://schemas.openxmlformats.org/wordprocessingml/2006/main" xmlns:w14="http://schemas.microsoft.com/office/word/2010/wordml" xmlns:w15="http://schemas.microsoft.com/office/word/2012/wordml" xmlns:wpg="http://schemas.microsoft.com/office/word/2010/wordprocessingGroup" xmlns:wpi="http://schemas.microsoft.com/office/word/2010/wordprocessingInk" xmlns:wne="http://schemas.microsoft.com/office/word/2006/wordml" xmlns:wps="http://schemas.microsoft.com/office/word/2010/wordprocessingShape" mc:Ignorable="w14 w15 wp14">
+<w:hdr xmlns:wpc="http://schemas.microsoft.com/office/word/2010/wordprocessingCanvas" xmlns:cx="http://schemas.microsoft.com/office/drawing/2014/chartex" xmlns:cx1="http://schemas.microsoft.com/office/drawing/2015/9/8/chartex" xmlns:cx2="http://schemas.microsoft.com/office/drawing/2015/10/21/chartex" xmlns:cx3="http://schemas.microsoft.com/office/drawing/2016/5/9/chartex" xmlns:cx4="http://schemas.microsoft.com/office/drawing/2016/5/10/chartex" xmlns:cx5="http://schemas.microsoft.com/office/drawing/2016/5/11/chartex" xmlns:cx6="http://schemas.microsoft.com/office/drawing/2016/5/12/chartex" xmlns:cx7="http://schemas.microsoft.com/office/drawing/2016/5/13/chartex" xmlns:cx8="http://schemas.microsoft.com/office/drawing/2016/5/14/chartex" xmlns:mc="http://schemas.openxmlformats.org/markup-compatibility/2006" xmlns:aink="http://schemas.microsoft.com/office/drawing/2016/ink" xmlns:am3d="http://schemas.microsoft.com/office/drawing/2017/model3d" xmlns:o="urn:schemas-microsoft-com:office:office" xmlns:oel="http://schemas.microsoft.com/office/2019/extlst" xmlns:r="http://schemas.openxmlformats.org/officeDocument/2006/relationships" xmlns:m="http://schemas.openxmlformats.org/officeDocument/2006/math" xmlns:v="urn:schemas-microsoft-com:vml" xmlns:wp14="http://schemas.microsoft.com/office/word/2010/wordprocessingDrawing" xmlns:wp="http://schemas.openxmlformats.org/drawingml/2006/wordprocessingDrawing" xmlns:w10="urn:schemas-microsoft-com:office:word" xmlns:w="http://schemas.openxmlformats.org/wordprocessingml/2006/main" xmlns:w14="http://schemas.microsoft.com/office/word/2010/wordml" xmlns:w15="http://schemas.microsoft.com/office/word/2012/wordml" xmlns:w16cex="http://schemas.microsoft.com/office/word/2018/wordml/cex" xmlns:w16cid="http://schemas.microsoft.com/office/word/2016/wordml/cid" xmlns:w16="http://schemas.microsoft.com/office/word/2018/wordml" xmlns:w16sdtdh="http://schemas.microsoft.com/office/word/2020/wordml/sdtdatahash" xmlns:w16se="http://schemas.microsoft.com/office/word/2015/wordml/symex" xmlns:wpg="http://schemas.microsoft.com/office/word/2010/wordprocessingGroup" xmlns:wpi="http://schemas.microsoft.com/office/word/2010/wordprocessingInk" xmlns:wne="http://schemas.microsoft.com/office/word/2006/wordml" xmlns:wps="http://schemas.microsoft.com/office/word/2010/wordprocessingShape" mc:Ignorable="w14 w15 w16se w16cid w16 w16cex w16sdtdh wp14">
   <w:p>
     <w:pPr>
       <w:pStyle w:val="a4"/>
@@ -27546,7 +27409,7 @@
 </file>
 
 <file path=word/numbering.xml><?xml version="1.0" encoding="utf-8"?>
-<w:numbering xmlns:wpc="http://schemas.microsoft.com/office/word/2010/wordprocessingCanvas" xmlns:mc="http://schemas.openxmlformats.org/markup-compatibility/2006" xmlns:o="urn:schemas-microsoft-com:office:office" xmlns:r="http://schemas.openxmlformats.org/officeDocument/2006/relationships" xmlns:m="http://schemas.openxmlformats.org/officeDocument/2006/math" xmlns:v="urn:schemas-microsoft-com:vml" xmlns:wp14="http://schemas.microsoft.com/office/word/2010/wordprocessingDrawing" xmlns:wp="http://schemas.openxmlformats.org/drawingml/2006/wordprocessingDrawing" xmlns:w10="urn:schemas-microsoft-com:office:word" xmlns:w="http://schemas.openxmlformats.org/wordprocessingml/2006/main" xmlns:w14="http://schemas.microsoft.com/office/word/2010/wordml" xmlns:w15="http://schemas.microsoft.com/office/word/2012/wordml" xmlns:wpg="http://schemas.microsoft.com/office/word/2010/wordprocessingGroup" xmlns:wpi="http://schemas.microsoft.com/office/word/2010/wordprocessingInk" xmlns:wne="http://schemas.microsoft.com/office/word/2006/wordml" xmlns:wps="http://schemas.microsoft.com/office/word/2010/wordprocessingShape" mc:Ignorable="w14 w15 wp14">
+<w:numbering xmlns:wpc="http://schemas.microsoft.com/office/word/2010/wordprocessingCanvas" xmlns:cx="http://schemas.microsoft.com/office/drawing/2014/chartex" xmlns:cx1="http://schemas.microsoft.com/office/drawing/2015/9/8/chartex" xmlns:cx2="http://schemas.microsoft.com/office/drawing/2015/10/21/chartex" xmlns:cx3="http://schemas.microsoft.com/office/drawing/2016/5/9/chartex" xmlns:cx4="http://schemas.microsoft.com/office/drawing/2016/5/10/chartex" xmlns:cx5="http://schemas.microsoft.com/office/drawing/2016/5/11/chartex" xmlns:cx6="http://schemas.microsoft.com/office/drawing/2016/5/12/chartex" xmlns:cx7="http://schemas.microsoft.com/office/drawing/2016/5/13/chartex" xmlns:cx8="http://schemas.microsoft.com/office/drawing/2016/5/14/chartex" xmlns:mc="http://schemas.openxmlformats.org/markup-compatibility/2006" xmlns:aink="http://schemas.microsoft.com/office/drawing/2016/ink" xmlns:am3d="http://schemas.microsoft.com/office/drawing/2017/model3d" xmlns:o="urn:schemas-microsoft-com:office:office" xmlns:oel="http://schemas.microsoft.com/office/2019/extlst" xmlns:r="http://schemas.openxmlformats.org/officeDocument/2006/relationships" xmlns:m="http://schemas.openxmlformats.org/officeDocument/2006/math" xmlns:v="urn:schemas-microsoft-com:vml" xmlns:wp14="http://schemas.microsoft.com/office/word/2010/wordprocessingDrawing" xmlns:wp="http://schemas.openxmlformats.org/drawingml/2006/wordprocessingDrawing" xmlns:w10="urn:schemas-microsoft-com:office:word" xmlns:w="http://schemas.openxmlformats.org/wordprocessingml/2006/main" xmlns:w14="http://schemas.microsoft.com/office/word/2010/wordml" xmlns:w15="http://schemas.microsoft.com/office/word/2012/wordml" xmlns:w16cex="http://schemas.microsoft.com/office/word/2018/wordml/cex" xmlns:w16cid="http://schemas.microsoft.com/office/word/2016/wordml/cid" xmlns:w16="http://schemas.microsoft.com/office/word/2018/wordml" xmlns:w16sdtdh="http://schemas.microsoft.com/office/word/2020/wordml/sdtdatahash" xmlns:w16se="http://schemas.microsoft.com/office/word/2015/wordml/symex" xmlns:wpg="http://schemas.microsoft.com/office/word/2010/wordprocessingGroup" xmlns:wpi="http://schemas.microsoft.com/office/word/2010/wordprocessingInk" xmlns:wne="http://schemas.microsoft.com/office/word/2006/wordml" xmlns:wps="http://schemas.microsoft.com/office/word/2010/wordprocessingShape" mc:Ignorable="w14 w15 w16se w16cid w16 w16cex w16sdtdh wp14">
   <w:abstractNum w:abstractNumId="0" w15:restartNumberingAfterBreak="0">
     <w:nsid w:val="0397573A"/>
     <w:multiLevelType w:val="hybridMultilevel"/>
@@ -29238,68 +29101,68 @@
       </w:pPr>
     </w:lvl>
   </w:abstractNum>
-  <w:num w:numId="1">
+  <w:num w:numId="1" w16cid:durableId="1319505165">
     <w:abstractNumId w:val="18"/>
   </w:num>
-  <w:num w:numId="2">
+  <w:num w:numId="2" w16cid:durableId="1726487879">
     <w:abstractNumId w:val="5"/>
   </w:num>
-  <w:num w:numId="3">
+  <w:num w:numId="3" w16cid:durableId="1089081261">
     <w:abstractNumId w:val="9"/>
   </w:num>
-  <w:num w:numId="4">
+  <w:num w:numId="4" w16cid:durableId="576672096">
     <w:abstractNumId w:val="3"/>
   </w:num>
-  <w:num w:numId="5">
+  <w:num w:numId="5" w16cid:durableId="1434742385">
     <w:abstractNumId w:val="10"/>
   </w:num>
-  <w:num w:numId="6">
+  <w:num w:numId="6" w16cid:durableId="909654005">
     <w:abstractNumId w:val="17"/>
   </w:num>
-  <w:num w:numId="7">
+  <w:num w:numId="7" w16cid:durableId="657344117">
     <w:abstractNumId w:val="16"/>
   </w:num>
-  <w:num w:numId="8">
+  <w:num w:numId="8" w16cid:durableId="1423255757">
     <w:abstractNumId w:val="8"/>
   </w:num>
-  <w:num w:numId="9">
+  <w:num w:numId="9" w16cid:durableId="1879122433">
     <w:abstractNumId w:val="14"/>
   </w:num>
-  <w:num w:numId="10">
+  <w:num w:numId="10" w16cid:durableId="1624842085">
     <w:abstractNumId w:val="4"/>
   </w:num>
-  <w:num w:numId="11">
+  <w:num w:numId="11" w16cid:durableId="547500138">
     <w:abstractNumId w:val="11"/>
   </w:num>
-  <w:num w:numId="12">
+  <w:num w:numId="12" w16cid:durableId="939340322">
     <w:abstractNumId w:val="2"/>
   </w:num>
-  <w:num w:numId="13">
+  <w:num w:numId="13" w16cid:durableId="977035478">
     <w:abstractNumId w:val="12"/>
   </w:num>
-  <w:num w:numId="14">
+  <w:num w:numId="14" w16cid:durableId="574820577">
     <w:abstractNumId w:val="13"/>
   </w:num>
-  <w:num w:numId="15">
+  <w:num w:numId="15" w16cid:durableId="584608942">
     <w:abstractNumId w:val="1"/>
   </w:num>
-  <w:num w:numId="16">
+  <w:num w:numId="16" w16cid:durableId="1536041807">
     <w:abstractNumId w:val="0"/>
   </w:num>
-  <w:num w:numId="17">
+  <w:num w:numId="17" w16cid:durableId="262690184">
     <w:abstractNumId w:val="15"/>
   </w:num>
-  <w:num w:numId="18">
+  <w:num w:numId="18" w16cid:durableId="1415316869">
     <w:abstractNumId w:val="7"/>
   </w:num>
-  <w:num w:numId="19">
+  <w:num w:numId="19" w16cid:durableId="1806041769">
     <w:abstractNumId w:val="6"/>
   </w:num>
 </w:numbering>
 </file>
 
 <file path=word/styles.xml><?xml version="1.0" encoding="utf-8"?>
-<w:styles xmlns:mc="http://schemas.openxmlformats.org/markup-compatibility/2006" xmlns:r="http://schemas.openxmlformats.org/officeDocument/2006/relationships" xmlns:w="http://schemas.openxmlformats.org/wordprocessingml/2006/main" xmlns:w14="http://schemas.microsoft.com/office/word/2010/wordml" xmlns:w15="http://schemas.microsoft.com/office/word/2012/wordml" mc:Ignorable="w14 w15">
+<w:styles xmlns:mc="http://schemas.openxmlformats.org/markup-compatibility/2006" xmlns:r="http://schemas.openxmlformats.org/officeDocument/2006/relationships" xmlns:w="http://schemas.openxmlformats.org/wordprocessingml/2006/main" xmlns:w14="http://schemas.microsoft.com/office/word/2010/wordml" xmlns:w15="http://schemas.microsoft.com/office/word/2012/wordml" xmlns:w16cex="http://schemas.microsoft.com/office/word/2018/wordml/cex" xmlns:w16cid="http://schemas.microsoft.com/office/word/2016/wordml/cid" xmlns:w16="http://schemas.microsoft.com/office/word/2018/wordml" xmlns:w16sdtdh="http://schemas.microsoft.com/office/word/2020/wordml/sdtdatahash" xmlns:w16se="http://schemas.microsoft.com/office/word/2015/wordml/symex" mc:Ignorable="w14 w15 w16se w16cid w16 w16cex w16sdtdh">
   <w:docDefaults>
     <w:rPrDefault>
       <w:rPr>
@@ -29312,7 +29175,7 @@
     </w:rPrDefault>
     <w:pPrDefault/>
   </w:docDefaults>
-  <w:latentStyles w:defLockedState="0" w:defUIPriority="99" w:defSemiHidden="0" w:defUnhideWhenUsed="0" w:defQFormat="0" w:count="371">
+  <w:latentStyles w:defLockedState="0" w:defUIPriority="99" w:defSemiHidden="0" w:defUnhideWhenUsed="0" w:defQFormat="0" w:count="376">
     <w:lsdException w:name="Normal" w:uiPriority="0" w:qFormat="1"/>
     <w:lsdException w:name="heading 1" w:uiPriority="9" w:qFormat="1"/>
     <w:lsdException w:name="heading 2" w:semiHidden="1" w:uiPriority="9" w:unhideWhenUsed="1" w:qFormat="1"/>
@@ -29684,6 +29547,11 @@
     <w:lsdException w:name="List Table 5 Dark Accent 6" w:uiPriority="50"/>
     <w:lsdException w:name="List Table 6 Colorful Accent 6" w:uiPriority="51"/>
     <w:lsdException w:name="List Table 7 Colorful Accent 6" w:uiPriority="52"/>
+    <w:lsdException w:name="Mention" w:semiHidden="1" w:unhideWhenUsed="1"/>
+    <w:lsdException w:name="Smart Hyperlink" w:semiHidden="1" w:unhideWhenUsed="1"/>
+    <w:lsdException w:name="Hashtag" w:semiHidden="1" w:unhideWhenUsed="1"/>
+    <w:lsdException w:name="Unresolved Mention" w:semiHidden="1" w:unhideWhenUsed="1"/>
+    <w:lsdException w:name="Smart Link" w:semiHidden="1" w:unhideWhenUsed="1"/>
   </w:latentStyles>
   <w:style w:type="paragraph" w:default="1" w:styleId="a">
     <w:name w:val="Normal"/>

--- a/新泰週報20260628[2626]B4F.docx
+++ b/新泰週報20260628[2626]B4F.docx
@@ -1,6 +1,6 @@
 
 <file path=word/document.xml><?xml version="1.0" encoding="utf-8"?>
-<w:document xmlns:wpc="http://schemas.microsoft.com/office/word/2010/wordprocessingCanvas" xmlns:cx="http://schemas.microsoft.com/office/drawing/2014/chartex" xmlns:cx1="http://schemas.microsoft.com/office/drawing/2015/9/8/chartex" xmlns:cx2="http://schemas.microsoft.com/office/drawing/2015/10/21/chartex" xmlns:cx3="http://schemas.microsoft.com/office/drawing/2016/5/9/chartex" xmlns:cx4="http://schemas.microsoft.com/office/drawing/2016/5/10/chartex" xmlns:cx5="http://schemas.microsoft.com/office/drawing/2016/5/11/chartex" xmlns:cx6="http://schemas.microsoft.com/office/drawing/2016/5/12/chartex" xmlns:cx7="http://schemas.microsoft.com/office/drawing/2016/5/13/chartex" xmlns:cx8="http://schemas.microsoft.com/office/drawing/2016/5/14/chartex" xmlns:mc="http://schemas.openxmlformats.org/markup-compatibility/2006" xmlns:aink="http://schemas.microsoft.com/office/drawing/2016/ink" xmlns:am3d="http://schemas.microsoft.com/office/drawing/2017/model3d" xmlns:o="urn:schemas-microsoft-com:office:office" xmlns:oel="http://schemas.microsoft.com/office/2019/extlst" xmlns:r="http://schemas.openxmlformats.org/officeDocument/2006/relationships" xmlns:m="http://schemas.openxmlformats.org/officeDocument/2006/math" xmlns:v="urn:schemas-microsoft-com:vml" xmlns:wp14="http://schemas.microsoft.com/office/word/2010/wordprocessingDrawing" xmlns:wp="http://schemas.openxmlformats.org/drawingml/2006/wordprocessingDrawing" xmlns:w10="urn:schemas-microsoft-com:office:word" xmlns:w="http://schemas.openxmlformats.org/wordprocessingml/2006/main" xmlns:w14="http://schemas.microsoft.com/office/word/2010/wordml" xmlns:w15="http://schemas.microsoft.com/office/word/2012/wordml" xmlns:w16cex="http://schemas.microsoft.com/office/word/2018/wordml/cex" xmlns:w16cid="http://schemas.microsoft.com/office/word/2016/wordml/cid" xmlns:w16="http://schemas.microsoft.com/office/word/2018/wordml" xmlns:w16sdtdh="http://schemas.microsoft.com/office/word/2020/wordml/sdtdatahash" xmlns:w16se="http://schemas.microsoft.com/office/word/2015/wordml/symex" xmlns:wpg="http://schemas.microsoft.com/office/word/2010/wordprocessingGroup" xmlns:wpi="http://schemas.microsoft.com/office/word/2010/wordprocessingInk" xmlns:wne="http://schemas.microsoft.com/office/word/2006/wordml" xmlns:wps="http://schemas.microsoft.com/office/word/2010/wordprocessingShape" mc:Ignorable="w14 w15 w16se w16cid w16 w16cex w16sdtdh wp14">
+<w:document xmlns:wpc="http://schemas.microsoft.com/office/word/2010/wordprocessingCanvas" xmlns:mc="http://schemas.openxmlformats.org/markup-compatibility/2006" xmlns:o="urn:schemas-microsoft-com:office:office" xmlns:r="http://schemas.openxmlformats.org/officeDocument/2006/relationships" xmlns:m="http://schemas.openxmlformats.org/officeDocument/2006/math" xmlns:v="urn:schemas-microsoft-com:vml" xmlns:wp14="http://schemas.microsoft.com/office/word/2010/wordprocessingDrawing" xmlns:wp="http://schemas.openxmlformats.org/drawingml/2006/wordprocessingDrawing" xmlns:w10="urn:schemas-microsoft-com:office:word" xmlns:w="http://schemas.openxmlformats.org/wordprocessingml/2006/main" xmlns:w14="http://schemas.microsoft.com/office/word/2010/wordml" xmlns:w15="http://schemas.microsoft.com/office/word/2012/wordml" xmlns:wpg="http://schemas.microsoft.com/office/word/2010/wordprocessingGroup" xmlns:wpi="http://schemas.microsoft.com/office/word/2010/wordprocessingInk" xmlns:wne="http://schemas.microsoft.com/office/word/2006/wordml" xmlns:wps="http://schemas.microsoft.com/office/word/2010/wordprocessingShape" mc:Ignorable="w14 w15 wp14">
   <w:body>
     <w:p>
       <w:pPr>
@@ -660,7 +660,7 @@
                 <w:szCs w:val="26"/>
                 <w:lang w:bidi="he-IL"/>
               </w:rPr>
-              <w:t>台北中會教育部主辨「</w:t>
+              <w:t>2026</w:t>
             </w:r>
             <w:r>
               <w:rPr>
@@ -671,7 +671,7 @@
                 <w:szCs w:val="26"/>
                 <w:lang w:bidi="he-IL"/>
               </w:rPr>
-              <w:t>2026</w:t>
+              <w:t>年全國婦女靈修營「與主同行」將於華語場</w:t>
             </w:r>
             <w:r>
               <w:rPr>
@@ -682,7 +682,7 @@
                 <w:szCs w:val="26"/>
                 <w:lang w:bidi="he-IL"/>
               </w:rPr>
-              <w:t>年兒童雙語夏令營</w:t>
+              <w:t>6/25-27(</w:t>
             </w:r>
             <w:r>
               <w:rPr>
@@ -693,18 +693,7 @@
                 <w:szCs w:val="26"/>
                 <w:lang w:bidi="he-IL"/>
               </w:rPr>
-              <w:t>R</w:t>
-            </w:r>
-            <w:r>
-              <w:rPr>
-                <w:rFonts w:ascii="Barlow Condensed Medium" w:eastAsia="標楷體" w:hAnsi="Barlow Condensed Medium" w:cs="Segoe UI Symbol"/>
-                <w:noProof/>
-                <w:w w:val="90"/>
-                <w:sz w:val="26"/>
-                <w:szCs w:val="26"/>
-                <w:lang w:bidi="he-IL"/>
-              </w:rPr>
-              <w:t>ainforest Falls</w:t>
+              <w:t>四</w:t>
             </w:r>
             <w:r>
               <w:rPr>
@@ -715,7 +704,7 @@
                 <w:szCs w:val="26"/>
                 <w:lang w:bidi="he-IL"/>
               </w:rPr>
-              <w:t>」將於</w:t>
+              <w:t>~</w:t>
             </w:r>
             <w:r>
               <w:rPr>
@@ -726,7 +715,7 @@
                 <w:szCs w:val="26"/>
                 <w:lang w:bidi="he-IL"/>
               </w:rPr>
-              <w:t>7/20(</w:t>
+              <w:t>六</w:t>
             </w:r>
             <w:r>
               <w:rPr>
@@ -737,7 +726,7 @@
                 <w:szCs w:val="26"/>
                 <w:lang w:bidi="he-IL"/>
               </w:rPr>
-              <w:t>一</w:t>
+              <w:t>)</w:t>
             </w:r>
             <w:r>
               <w:rPr>
@@ -748,7 +737,7 @@
                 <w:szCs w:val="26"/>
                 <w:lang w:bidi="he-IL"/>
               </w:rPr>
-              <w:t>)</w:t>
+              <w:t>，台語場</w:t>
             </w:r>
             <w:r>
               <w:rPr>
@@ -759,7 +748,7 @@
                 <w:szCs w:val="26"/>
                 <w:lang w:bidi="he-IL"/>
               </w:rPr>
-              <w:t>上午</w:t>
+              <w:t>7/23-25(</w:t>
             </w:r>
             <w:r>
               <w:rPr>
@@ -770,7 +759,7 @@
                 <w:szCs w:val="26"/>
                 <w:lang w:bidi="he-IL"/>
               </w:rPr>
-              <w:t>9:00</w:t>
+              <w:t>四</w:t>
             </w:r>
             <w:r>
               <w:rPr>
@@ -781,7 +770,7 @@
                 <w:szCs w:val="26"/>
                 <w:lang w:bidi="he-IL"/>
               </w:rPr>
-              <w:t>至</w:t>
+              <w:t>~</w:t>
             </w:r>
             <w:r>
               <w:rPr>
@@ -792,7 +781,7 @@
                 <w:szCs w:val="26"/>
                 <w:lang w:bidi="he-IL"/>
               </w:rPr>
-              <w:t>7/24(</w:t>
+              <w:t>六</w:t>
             </w:r>
             <w:r>
               <w:rPr>
@@ -803,7 +792,7 @@
                 <w:szCs w:val="26"/>
                 <w:lang w:bidi="he-IL"/>
               </w:rPr>
-              <w:t>五</w:t>
+              <w:t>)</w:t>
             </w:r>
             <w:r>
               <w:rPr>
@@ -814,7 +803,7 @@
                 <w:szCs w:val="26"/>
                 <w:lang w:bidi="he-IL"/>
               </w:rPr>
-              <w:t>)</w:t>
+              <w:t>在花蓮美侖大飯店舉行，報名至</w:t>
             </w:r>
             <w:r>
               <w:rPr>
@@ -825,7 +814,7 @@
                 <w:szCs w:val="26"/>
                 <w:lang w:bidi="he-IL"/>
               </w:rPr>
-              <w:t>下午</w:t>
+              <w:t>6/8(</w:t>
             </w:r>
             <w:r>
               <w:rPr>
@@ -836,7 +825,7 @@
                 <w:szCs w:val="26"/>
                 <w:lang w:bidi="he-IL"/>
               </w:rPr>
-              <w:t>4:00</w:t>
+              <w:t>一</w:t>
             </w:r>
             <w:r>
               <w:rPr>
@@ -847,7 +836,7 @@
                 <w:szCs w:val="26"/>
                 <w:lang w:bidi="he-IL"/>
               </w:rPr>
-              <w:t>在新莊長老教會舉行，早鳥報名至</w:t>
+              <w:t>)</w:t>
             </w:r>
             <w:r>
               <w:rPr>
@@ -858,7 +847,7 @@
                 <w:szCs w:val="26"/>
                 <w:lang w:bidi="he-IL"/>
               </w:rPr>
-              <w:t>5/26(</w:t>
+              <w:t>和</w:t>
             </w:r>
             <w:r>
               <w:rPr>
@@ -869,7 +858,7 @@
                 <w:szCs w:val="26"/>
                 <w:lang w:bidi="he-IL"/>
               </w:rPr>
-              <w:t>二</w:t>
+              <w:t>7/6(</w:t>
             </w:r>
             <w:r>
               <w:rPr>
@@ -880,67 +869,7 @@
                 <w:szCs w:val="26"/>
                 <w:lang w:bidi="he-IL"/>
               </w:rPr>
-              <w:t>)</w:t>
-            </w:r>
-            <w:r>
-              <w:rPr>
-                <w:rFonts w:ascii="Barlow Condensed Medium" w:eastAsia="標楷體" w:hAnsi="Barlow Condensed Medium" w:cs="Segoe UI Symbol" w:hint="eastAsia"/>
-                <w:noProof/>
-                <w:w w:val="90"/>
-                <w:sz w:val="26"/>
-                <w:szCs w:val="26"/>
-                <w:lang w:bidi="he-IL"/>
-              </w:rPr>
-              <w:t>，最晚到</w:t>
-            </w:r>
-            <w:r>
-              <w:rPr>
-                <w:rFonts w:ascii="Barlow Condensed Medium" w:eastAsia="標楷體" w:hAnsi="Barlow Condensed Medium" w:cs="Segoe UI Symbol" w:hint="eastAsia"/>
-                <w:noProof/>
-                <w:w w:val="90"/>
-                <w:sz w:val="26"/>
-                <w:szCs w:val="26"/>
-                <w:lang w:bidi="he-IL"/>
-              </w:rPr>
-              <w:t>6/23</w:t>
-            </w:r>
-          </w:p>
-          <w:p>
-            <w:pPr>
-              <w:kinsoku w:val="0"/>
-              <w:snapToGrid w:val="0"/>
-              <w:spacing w:line="300" w:lineRule="exact"/>
-              <w:jc w:val="both"/>
-              <w:rPr>
-                <w:rFonts w:ascii="Barlow Condensed Medium" w:eastAsia="標楷體" w:hAnsi="Barlow Condensed Medium" w:cs="Segoe UI Symbol"/>
-                <w:noProof/>
-                <w:w w:val="90"/>
-                <w:sz w:val="26"/>
-                <w:szCs w:val="26"/>
-                <w:lang w:bidi="he-IL"/>
-              </w:rPr>
-            </w:pPr>
-            <w:r>
-              <w:rPr>
-                <w:rFonts w:ascii="Barlow Condensed Medium" w:eastAsia="標楷體" w:hAnsi="Barlow Condensed Medium" w:cs="Segoe UI Symbol" w:hint="eastAsia"/>
-                <w:noProof/>
-                <w:w w:val="90"/>
-                <w:sz w:val="26"/>
-                <w:szCs w:val="26"/>
-                <w:lang w:bidi="he-IL"/>
-              </w:rPr>
-              <w:t>(</w:t>
-            </w:r>
-            <w:r>
-              <w:rPr>
-                <w:rFonts w:ascii="Barlow Condensed Medium" w:eastAsia="標楷體" w:hAnsi="Barlow Condensed Medium" w:cs="Segoe UI Symbol" w:hint="eastAsia"/>
-                <w:noProof/>
-                <w:w w:val="90"/>
-                <w:sz w:val="26"/>
-                <w:szCs w:val="26"/>
-                <w:lang w:bidi="he-IL"/>
-              </w:rPr>
-              <w:t>二</w:t>
+              <w:t>一</w:t>
             </w:r>
             <w:r>
               <w:rPr>
@@ -1038,244 +967,47 @@
             <w:r>
               <w:rPr>
                 <w:rFonts w:ascii="Barlow Condensed Medium" w:eastAsia="標楷體" w:hAnsi="Barlow Condensed Medium" w:cs="Segoe UI Symbol" w:hint="eastAsia"/>
-                <w:noProof/>
                 <w:w w:val="90"/>
                 <w:sz w:val="26"/>
                 <w:szCs w:val="26"/>
-                <w:lang w:bidi="he-IL"/>
-              </w:rPr>
-              <w:t>2026</w:t>
+              </w:rPr>
+              <w:t>文化教會將於</w:t>
             </w:r>
             <w:r>
               <w:rPr>
                 <w:rFonts w:ascii="Barlow Condensed Medium" w:eastAsia="標楷體" w:hAnsi="Barlow Condensed Medium" w:cs="Segoe UI Symbol" w:hint="eastAsia"/>
-                <w:noProof/>
                 <w:w w:val="90"/>
                 <w:sz w:val="26"/>
                 <w:szCs w:val="26"/>
-                <w:lang w:bidi="he-IL"/>
-              </w:rPr>
-              <w:t>年全國婦女靈修營「與主同行」將於華語場</w:t>
+              </w:rPr>
+              <w:t>6/28</w:t>
             </w:r>
             <w:r>
               <w:rPr>
                 <w:rFonts w:ascii="Barlow Condensed Medium" w:eastAsia="標楷體" w:hAnsi="Barlow Condensed Medium" w:cs="Segoe UI Symbol" w:hint="eastAsia"/>
-                <w:noProof/>
                 <w:w w:val="90"/>
                 <w:sz w:val="26"/>
                 <w:szCs w:val="26"/>
-                <w:lang w:bidi="he-IL"/>
-              </w:rPr>
-              <w:t>6/25-27(</w:t>
+              </w:rPr>
+              <w:t>主日下午</w:t>
             </w:r>
             <w:r>
               <w:rPr>
                 <w:rFonts w:ascii="Barlow Condensed Medium" w:eastAsia="標楷體" w:hAnsi="Barlow Condensed Medium" w:cs="Segoe UI Symbol" w:hint="eastAsia"/>
-                <w:noProof/>
                 <w:w w:val="90"/>
                 <w:sz w:val="26"/>
                 <w:szCs w:val="26"/>
-                <w:lang w:bidi="he-IL"/>
-              </w:rPr>
-              <w:t>四</w:t>
+              </w:rPr>
+              <w:t>15:30</w:t>
             </w:r>
             <w:r>
               <w:rPr>
                 <w:rFonts w:ascii="Barlow Condensed Medium" w:eastAsia="標楷體" w:hAnsi="Barlow Condensed Medium" w:cs="Segoe UI Symbol" w:hint="eastAsia"/>
-                <w:noProof/>
                 <w:w w:val="90"/>
                 <w:sz w:val="26"/>
                 <w:szCs w:val="26"/>
-                <w:lang w:bidi="he-IL"/>
-              </w:rPr>
-              <w:t>~</w:t>
-            </w:r>
-            <w:r>
-              <w:rPr>
-                <w:rFonts w:ascii="Barlow Condensed Medium" w:eastAsia="標楷體" w:hAnsi="Barlow Condensed Medium" w:cs="Segoe UI Symbol" w:hint="eastAsia"/>
-                <w:noProof/>
-                <w:w w:val="90"/>
-                <w:sz w:val="26"/>
-                <w:szCs w:val="26"/>
-                <w:lang w:bidi="he-IL"/>
-              </w:rPr>
-              <w:t>六</w:t>
-            </w:r>
-            <w:r>
-              <w:rPr>
-                <w:rFonts w:ascii="Barlow Condensed Medium" w:eastAsia="標楷體" w:hAnsi="Barlow Condensed Medium" w:cs="Segoe UI Symbol" w:hint="eastAsia"/>
-                <w:noProof/>
-                <w:w w:val="90"/>
-                <w:sz w:val="26"/>
-                <w:szCs w:val="26"/>
-                <w:lang w:bidi="he-IL"/>
-              </w:rPr>
-              <w:t>)</w:t>
-            </w:r>
-            <w:r>
-              <w:rPr>
-                <w:rFonts w:ascii="Barlow Condensed Medium" w:eastAsia="標楷體" w:hAnsi="Barlow Condensed Medium" w:cs="Segoe UI Symbol" w:hint="eastAsia"/>
-                <w:noProof/>
-                <w:w w:val="90"/>
-                <w:sz w:val="26"/>
-                <w:szCs w:val="26"/>
-                <w:lang w:bidi="he-IL"/>
-              </w:rPr>
-              <w:t>，台語場</w:t>
-            </w:r>
-            <w:r>
-              <w:rPr>
-                <w:rFonts w:ascii="Barlow Condensed Medium" w:eastAsia="標楷體" w:hAnsi="Barlow Condensed Medium" w:cs="Segoe UI Symbol" w:hint="eastAsia"/>
-                <w:noProof/>
-                <w:w w:val="90"/>
-                <w:sz w:val="26"/>
-                <w:szCs w:val="26"/>
-                <w:lang w:bidi="he-IL"/>
-              </w:rPr>
-              <w:t>7/23-25(</w:t>
-            </w:r>
-            <w:r>
-              <w:rPr>
-                <w:rFonts w:ascii="Barlow Condensed Medium" w:eastAsia="標楷體" w:hAnsi="Barlow Condensed Medium" w:cs="Segoe UI Symbol" w:hint="eastAsia"/>
-                <w:noProof/>
-                <w:w w:val="90"/>
-                <w:sz w:val="26"/>
-                <w:szCs w:val="26"/>
-                <w:lang w:bidi="he-IL"/>
-              </w:rPr>
-              <w:t>四</w:t>
-            </w:r>
-            <w:r>
-              <w:rPr>
-                <w:rFonts w:ascii="Barlow Condensed Medium" w:eastAsia="標楷體" w:hAnsi="Barlow Condensed Medium" w:cs="Segoe UI Symbol" w:hint="eastAsia"/>
-                <w:noProof/>
-                <w:w w:val="90"/>
-                <w:sz w:val="26"/>
-                <w:szCs w:val="26"/>
-                <w:lang w:bidi="he-IL"/>
-              </w:rPr>
-              <w:t>~</w:t>
-            </w:r>
-            <w:r>
-              <w:rPr>
-                <w:rFonts w:ascii="Barlow Condensed Medium" w:eastAsia="標楷體" w:hAnsi="Barlow Condensed Medium" w:cs="Segoe UI Symbol" w:hint="eastAsia"/>
-                <w:noProof/>
-                <w:w w:val="90"/>
-                <w:sz w:val="26"/>
-                <w:szCs w:val="26"/>
-                <w:lang w:bidi="he-IL"/>
-              </w:rPr>
-              <w:t>六</w:t>
-            </w:r>
-            <w:r>
-              <w:rPr>
-                <w:rFonts w:ascii="Barlow Condensed Medium" w:eastAsia="標楷體" w:hAnsi="Barlow Condensed Medium" w:cs="Segoe UI Symbol" w:hint="eastAsia"/>
-                <w:noProof/>
-                <w:w w:val="90"/>
-                <w:sz w:val="26"/>
-                <w:szCs w:val="26"/>
-                <w:lang w:bidi="he-IL"/>
-              </w:rPr>
-              <w:t>)</w:t>
-            </w:r>
-            <w:r>
-              <w:rPr>
-                <w:rFonts w:ascii="Barlow Condensed Medium" w:eastAsia="標楷體" w:hAnsi="Barlow Condensed Medium" w:cs="Segoe UI Symbol" w:hint="eastAsia"/>
-                <w:noProof/>
-                <w:w w:val="90"/>
-                <w:sz w:val="26"/>
-                <w:szCs w:val="26"/>
-                <w:lang w:bidi="he-IL"/>
-              </w:rPr>
-              <w:t>在花蓮美侖大飯店舉行，報名至</w:t>
-            </w:r>
-            <w:r>
-              <w:rPr>
-                <w:rFonts w:ascii="Barlow Condensed Medium" w:eastAsia="標楷體" w:hAnsi="Barlow Condensed Medium" w:cs="Segoe UI Symbol" w:hint="eastAsia"/>
-                <w:noProof/>
-                <w:w w:val="90"/>
-                <w:sz w:val="26"/>
-                <w:szCs w:val="26"/>
-                <w:lang w:bidi="he-IL"/>
-              </w:rPr>
-              <w:t>6/8(</w:t>
-            </w:r>
-            <w:r>
-              <w:rPr>
-                <w:rFonts w:ascii="Barlow Condensed Medium" w:eastAsia="標楷體" w:hAnsi="Barlow Condensed Medium" w:cs="Segoe UI Symbol" w:hint="eastAsia"/>
-                <w:noProof/>
-                <w:w w:val="90"/>
-                <w:sz w:val="26"/>
-                <w:szCs w:val="26"/>
-                <w:lang w:bidi="he-IL"/>
-              </w:rPr>
-              <w:t>一</w:t>
-            </w:r>
-            <w:r>
-              <w:rPr>
-                <w:rFonts w:ascii="Barlow Condensed Medium" w:eastAsia="標楷體" w:hAnsi="Barlow Condensed Medium" w:cs="Segoe UI Symbol" w:hint="eastAsia"/>
-                <w:noProof/>
-                <w:w w:val="90"/>
-                <w:sz w:val="26"/>
-                <w:szCs w:val="26"/>
-                <w:lang w:bidi="he-IL"/>
-              </w:rPr>
-              <w:t>)</w:t>
-            </w:r>
-            <w:r>
-              <w:rPr>
-                <w:rFonts w:ascii="Barlow Condensed Medium" w:eastAsia="標楷體" w:hAnsi="Barlow Condensed Medium" w:cs="Segoe UI Symbol" w:hint="eastAsia"/>
-                <w:noProof/>
-                <w:w w:val="90"/>
-                <w:sz w:val="26"/>
-                <w:szCs w:val="26"/>
-                <w:lang w:bidi="he-IL"/>
-              </w:rPr>
-              <w:t>和</w:t>
-            </w:r>
-            <w:r>
-              <w:rPr>
-                <w:rFonts w:ascii="Barlow Condensed Medium" w:eastAsia="標楷體" w:hAnsi="Barlow Condensed Medium" w:cs="Segoe UI Symbol" w:hint="eastAsia"/>
-                <w:noProof/>
-                <w:w w:val="90"/>
-                <w:sz w:val="26"/>
-                <w:szCs w:val="26"/>
-                <w:lang w:bidi="he-IL"/>
-              </w:rPr>
-              <w:t>7/6(</w:t>
-            </w:r>
-            <w:r>
-              <w:rPr>
-                <w:rFonts w:ascii="Barlow Condensed Medium" w:eastAsia="標楷體" w:hAnsi="Barlow Condensed Medium" w:cs="Segoe UI Symbol" w:hint="eastAsia"/>
-                <w:noProof/>
-                <w:w w:val="90"/>
-                <w:sz w:val="26"/>
-                <w:szCs w:val="26"/>
-                <w:lang w:bidi="he-IL"/>
-              </w:rPr>
-              <w:t>一</w:t>
-            </w:r>
-            <w:r>
-              <w:rPr>
-                <w:rFonts w:ascii="Barlow Condensed Medium" w:eastAsia="標楷體" w:hAnsi="Barlow Condensed Medium" w:cs="Segoe UI Symbol" w:hint="eastAsia"/>
-                <w:noProof/>
-                <w:w w:val="90"/>
-                <w:sz w:val="26"/>
-                <w:szCs w:val="26"/>
-                <w:lang w:bidi="he-IL"/>
-              </w:rPr>
-              <w:t>)</w:t>
-            </w:r>
-            <w:r>
-              <w:rPr>
-                <w:rFonts w:ascii="Barlow Condensed Medium" w:eastAsia="標楷體" w:hAnsi="Barlow Condensed Medium" w:cs="Segoe UI Symbol" w:hint="eastAsia"/>
-                <w:noProof/>
-                <w:w w:val="90"/>
-                <w:sz w:val="26"/>
-                <w:szCs w:val="26"/>
-                <w:lang w:bidi="he-IL"/>
-              </w:rPr>
-              <w:t>。詳見公佈欄。</w:t>
+              </w:rPr>
+              <w:t>舉行施文蓓牧師就任第五任牧師授職感恩禮拜。</w:t>
             </w:r>
           </w:p>
         </w:tc>
@@ -1308,122 +1040,8 @@
                 <w:szCs w:val="26"/>
               </w:rPr>
             </w:pPr>
-            <w:r>
-              <w:rPr>
-                <w:rFonts w:ascii="Barlow Condensed Medium" w:eastAsia="華康細黑體" w:hAnsi="Barlow Condensed Medium" w:hint="eastAsia"/>
-                <w:w w:val="90"/>
-                <w:sz w:val="26"/>
-                <w:szCs w:val="26"/>
-              </w:rPr>
-              <w:t>3.</w:t>
-            </w:r>
-          </w:p>
-        </w:tc>
-        <w:tc>
-          <w:tcPr>
-            <w:tcW w:w="5622" w:type="dxa"/>
-            <w:tcBorders>
-              <w:top w:val="nil"/>
-              <w:left w:val="nil"/>
-              <w:bottom w:val="nil"/>
-              <w:right w:val="nil"/>
-            </w:tcBorders>
-            <w:tcMar>
-              <w:left w:w="28" w:type="dxa"/>
-              <w:right w:w="28" w:type="dxa"/>
-            </w:tcMar>
-          </w:tcPr>
-          <w:p>
-            <w:pPr>
-              <w:kinsoku w:val="0"/>
-              <w:snapToGrid w:val="0"/>
-              <w:spacing w:line="300" w:lineRule="exact"/>
-              <w:jc w:val="both"/>
-              <w:rPr>
-                <w:rFonts w:ascii="Barlow Condensed Medium" w:eastAsia="標楷體" w:hAnsi="Barlow Condensed Medium" w:cs="Segoe UI Symbol"/>
-                <w:noProof/>
-                <w:w w:val="90"/>
-                <w:sz w:val="26"/>
-                <w:szCs w:val="26"/>
-                <w:lang w:bidi="he-IL"/>
-              </w:rPr>
-            </w:pPr>
-            <w:r>
-              <w:rPr>
-                <w:rFonts w:ascii="Barlow Condensed Medium" w:eastAsia="標楷體" w:hAnsi="Barlow Condensed Medium" w:cs="Segoe UI Symbol" w:hint="eastAsia"/>
-                <w:w w:val="90"/>
-                <w:sz w:val="26"/>
-                <w:szCs w:val="26"/>
-              </w:rPr>
-              <w:t>文化教會將於</w:t>
-            </w:r>
-            <w:r>
-              <w:rPr>
-                <w:rFonts w:ascii="Barlow Condensed Medium" w:eastAsia="標楷體" w:hAnsi="Barlow Condensed Medium" w:cs="Segoe UI Symbol" w:hint="eastAsia"/>
-                <w:w w:val="90"/>
-                <w:sz w:val="26"/>
-                <w:szCs w:val="26"/>
-              </w:rPr>
-              <w:t>6/28</w:t>
-            </w:r>
-            <w:r>
-              <w:rPr>
-                <w:rFonts w:ascii="Barlow Condensed Medium" w:eastAsia="標楷體" w:hAnsi="Barlow Condensed Medium" w:cs="Segoe UI Symbol" w:hint="eastAsia"/>
-                <w:w w:val="90"/>
-                <w:sz w:val="26"/>
-                <w:szCs w:val="26"/>
-              </w:rPr>
-              <w:t>主日下午</w:t>
-            </w:r>
-            <w:r>
-              <w:rPr>
-                <w:rFonts w:ascii="Barlow Condensed Medium" w:eastAsia="標楷體" w:hAnsi="Barlow Condensed Medium" w:cs="Segoe UI Symbol" w:hint="eastAsia"/>
-                <w:w w:val="90"/>
-                <w:sz w:val="26"/>
-                <w:szCs w:val="26"/>
-              </w:rPr>
-              <w:t>15:30</w:t>
-            </w:r>
-            <w:r>
-              <w:rPr>
-                <w:rFonts w:ascii="Barlow Condensed Medium" w:eastAsia="標楷體" w:hAnsi="Barlow Condensed Medium" w:cs="Segoe UI Symbol" w:hint="eastAsia"/>
-                <w:w w:val="90"/>
-                <w:sz w:val="26"/>
-                <w:szCs w:val="26"/>
-              </w:rPr>
-              <w:t>舉行施文蓓牧師就任第五任牧師授職感恩禮拜。</w:t>
-            </w:r>
-          </w:p>
-        </w:tc>
-      </w:tr>
-      <w:tr>
-        <w:tc>
-          <w:tcPr>
-            <w:tcW w:w="299" w:type="dxa"/>
-            <w:tcBorders>
-              <w:top w:val="nil"/>
-              <w:left w:val="nil"/>
-              <w:bottom w:val="nil"/>
-              <w:right w:val="nil"/>
-            </w:tcBorders>
-            <w:tcMar>
-              <w:left w:w="28" w:type="dxa"/>
-              <w:right w:w="28" w:type="dxa"/>
-            </w:tcMar>
-          </w:tcPr>
-          <w:p>
-            <w:pPr>
-              <w:snapToGrid w:val="0"/>
-              <w:spacing w:line="300" w:lineRule="exact"/>
-              <w:ind w:rightChars="11" w:right="26"/>
-              <w:jc w:val="right"/>
-              <w:rPr>
-                <w:rFonts w:ascii="Barlow Condensed Medium" w:eastAsia="華康細黑體" w:hAnsi="Barlow Condensed Medium"/>
-                <w:w w:val="90"/>
-                <w:sz w:val="26"/>
-                <w:szCs w:val="26"/>
-              </w:rPr>
-            </w:pPr>
+            <w:bookmarkStart w:id="6" w:name="_GoBack"/>
+            <w:bookmarkEnd w:id="6"/>
           </w:p>
         </w:tc>
         <w:tc>
@@ -1570,7 +1188,7 @@
                 <w:sz w:val="26"/>
                 <w:szCs w:val="26"/>
               </w:rPr>
-              <w:t>本</w:t>
+              <w:t>下</w:t>
             </w:r>
             <w:r>
               <w:rPr>
@@ -1588,7 +1206,7 @@
                 <w:sz w:val="26"/>
                 <w:szCs w:val="26"/>
               </w:rPr>
-              <w:t>(6/</w:t>
+              <w:t>(7</w:t>
             </w:r>
             <w:r>
               <w:rPr>
@@ -1597,7 +1215,7 @@
                 <w:sz w:val="26"/>
                 <w:szCs w:val="26"/>
               </w:rPr>
-              <w:t>21</w:t>
+              <w:t>/</w:t>
             </w:r>
             <w:r>
               <w:rPr>
@@ -1606,7 +1224,7 @@
                 <w:sz w:val="26"/>
                 <w:szCs w:val="26"/>
               </w:rPr>
-              <w:t>)</w:t>
+              <w:t>5</w:t>
             </w:r>
             <w:r>
               <w:rPr>
@@ -1615,7 +1233,7 @@
                 <w:sz w:val="26"/>
                 <w:szCs w:val="26"/>
               </w:rPr>
-              <w:t>為</w:t>
+              <w:t>)</w:t>
             </w:r>
             <w:r>
               <w:rPr>
@@ -1624,7 +1242,7 @@
                 <w:sz w:val="26"/>
                 <w:szCs w:val="26"/>
               </w:rPr>
-              <w:t>總會事工奉獻主日</w:t>
+              <w:t>為</w:t>
             </w:r>
             <w:r>
               <w:rPr>
@@ -1633,7 +1251,7 @@
                 <w:sz w:val="26"/>
                 <w:szCs w:val="26"/>
               </w:rPr>
-              <w:t>，請會眾</w:t>
+              <w:t>中會開拓教會</w:t>
             </w:r>
             <w:r>
               <w:rPr>
@@ -1642,7 +1260,7 @@
                 <w:sz w:val="26"/>
                 <w:szCs w:val="26"/>
               </w:rPr>
-              <w:t>代禱和奉獻</w:t>
+              <w:t>奉獻主日</w:t>
             </w:r>
             <w:r>
               <w:rPr>
@@ -1720,7 +1338,16 @@
                 <w:sz w:val="26"/>
                 <w:szCs w:val="26"/>
               </w:rPr>
-              <w:t>小會決議要參加母會</w:t>
+              <w:t>本會</w:t>
+            </w:r>
+            <w:r>
+              <w:rPr>
+                <w:rFonts w:ascii="Barlow Condensed Medium" w:eastAsia="標楷體" w:hAnsi="Barlow Condensed Medium" w:cs="Segoe UI Symbol" w:hint="eastAsia"/>
+                <w:w w:val="90"/>
+                <w:sz w:val="26"/>
+                <w:szCs w:val="26"/>
+              </w:rPr>
+              <w:t>參加母會</w:t>
             </w:r>
             <w:r>
               <w:rPr>
@@ -2158,13 +1785,55 @@
             </w:pPr>
             <w:r>
               <w:rPr>
+                <w:rFonts w:ascii="Segoe UI Symbol" w:eastAsia="標楷體" w:hAnsi="Segoe UI Symbol" w:cs="Segoe UI Symbol"/>
+                <w:w w:val="90"/>
+                <w:sz w:val="26"/>
+                <w:szCs w:val="26"/>
+              </w:rPr>
+              <w:t>★</w:t>
+            </w:r>
+            <w:r>
+              <w:rPr>
                 <w:rFonts w:ascii="Barlow Condensed Medium" w:eastAsia="標楷體" w:hAnsi="Barlow Condensed Medium" w:cstheme="minorHAnsi" w:hint="eastAsia"/>
                 <w:w w:val="90"/>
                 <w:sz w:val="26"/>
                 <w:szCs w:val="26"/>
               </w:rPr>
-              <w:t>為台灣祈福，願</w:t>
-            </w:r>
+              <w:t>為委內瑞拉連續強震災情代禱</w:t>
+            </w:r>
+            <w:r>
+              <w:rPr>
+                <w:rFonts w:ascii="Barlow Condensed Medium" w:eastAsia="標楷體" w:hAnsi="Barlow Condensed Medium" w:cstheme="minorHAnsi"/>
+                <w:w w:val="90"/>
+                <w:sz w:val="26"/>
+                <w:szCs w:val="26"/>
+              </w:rPr>
+              <w:t>。</w:t>
+            </w:r>
+          </w:p>
+        </w:tc>
+      </w:tr>
+      <w:tr>
+        <w:tc>
+          <w:tcPr>
+            <w:tcW w:w="266" w:type="dxa"/>
+            <w:tcMar>
+              <w:left w:w="28" w:type="dxa"/>
+              <w:right w:w="28" w:type="dxa"/>
+            </w:tcMar>
+          </w:tcPr>
+          <w:p>
+            <w:pPr>
+              <w:snapToGrid w:val="0"/>
+              <w:spacing w:line="300" w:lineRule="exact"/>
+              <w:jc w:val="right"/>
+              <w:rPr>
+                <w:rFonts w:ascii="Barlow Condensed Medium" w:eastAsia="標楷體" w:hAnsi="Barlow Condensed Medium" w:cstheme="minorHAnsi"/>
+                <w:w w:val="90"/>
+                <w:sz w:val="26"/>
+                <w:szCs w:val="26"/>
+              </w:rPr>
+            </w:pPr>
             <w:r>
               <w:rPr>
                 <w:rFonts w:ascii="Barlow Condensed Medium" w:eastAsia="標楷體" w:hAnsi="Barlow Condensed Medium" w:cstheme="minorHAnsi" w:hint="eastAsia"/>
@@ -2172,7 +1841,47 @@
                 <w:sz w:val="26"/>
                 <w:szCs w:val="26"/>
               </w:rPr>
-              <w:t>2026</w:t>
+              <w:t>4</w:t>
+            </w:r>
+            <w:r>
+              <w:rPr>
+                <w:rFonts w:ascii="Barlow Condensed Medium" w:eastAsia="標楷體" w:hAnsi="Barlow Condensed Medium" w:cstheme="minorHAnsi"/>
+                <w:w w:val="90"/>
+                <w:sz w:val="26"/>
+                <w:szCs w:val="26"/>
+              </w:rPr>
+              <w:t>.</w:t>
+            </w:r>
+          </w:p>
+        </w:tc>
+        <w:tc>
+          <w:tcPr>
+            <w:tcW w:w="5669" w:type="dxa"/>
+            <w:tcMar>
+              <w:left w:w="28" w:type="dxa"/>
+              <w:right w:w="28" w:type="dxa"/>
+            </w:tcMar>
+          </w:tcPr>
+          <w:p>
+            <w:pPr>
+              <w:snapToGrid w:val="0"/>
+              <w:spacing w:line="300" w:lineRule="exact"/>
+              <w:jc w:val="both"/>
+              <w:rPr>
+                <w:rFonts w:ascii="Barlow Condensed Medium" w:eastAsia="標楷體" w:hAnsi="Barlow Condensed Medium" w:cstheme="minorHAnsi"/>
+                <w:w w:val="90"/>
+                <w:sz w:val="26"/>
+                <w:szCs w:val="26"/>
+              </w:rPr>
+            </w:pPr>
+            <w:r>
+              <w:rPr>
+                <w:rFonts w:ascii="Segoe UI Symbol" w:eastAsia="標楷體" w:hAnsi="Segoe UI Symbol" w:cs="Segoe UI Symbol"/>
+                <w:w w:val="90"/>
+                <w:sz w:val="26"/>
+                <w:szCs w:val="26"/>
+              </w:rPr>
+              <w:t>★</w:t>
             </w:r>
             <w:r>
               <w:rPr>
@@ -2181,7 +1890,7 @@
                 <w:sz w:val="26"/>
                 <w:szCs w:val="26"/>
               </w:rPr>
-              <w:t>年全民為守護台灣更同心、更團結，求真相除詐騙，以及求真　神棄偶像</w:t>
+              <w:t>為全台颱風豪兩淹水災情代禱</w:t>
             </w:r>
             <w:r>
               <w:rPr>
@@ -2223,7 +1932,7 @@
                 <w:sz w:val="26"/>
                 <w:szCs w:val="26"/>
               </w:rPr>
-              <w:t>4</w:t>
+              <w:t>5</w:t>
             </w:r>
             <w:r>
               <w:rPr>
@@ -2258,6 +1967,106 @@
             </w:pPr>
             <w:r>
               <w:rPr>
+                <w:rFonts w:ascii="Barlow Condensed Medium" w:eastAsia="標楷體" w:hAnsi="Barlow Condensed Medium" w:cstheme="minorHAnsi" w:hint="eastAsia"/>
+                <w:w w:val="90"/>
+                <w:sz w:val="26"/>
+                <w:szCs w:val="26"/>
+              </w:rPr>
+              <w:t>為台灣祈福，願</w:t>
+            </w:r>
+            <w:r>
+              <w:rPr>
+                <w:rFonts w:ascii="Barlow Condensed Medium" w:eastAsia="標楷體" w:hAnsi="Barlow Condensed Medium" w:cstheme="minorHAnsi" w:hint="eastAsia"/>
+                <w:w w:val="90"/>
+                <w:sz w:val="26"/>
+                <w:szCs w:val="26"/>
+              </w:rPr>
+              <w:t>2026</w:t>
+            </w:r>
+            <w:r>
+              <w:rPr>
+                <w:rFonts w:ascii="Barlow Condensed Medium" w:eastAsia="標楷體" w:hAnsi="Barlow Condensed Medium" w:cstheme="minorHAnsi" w:hint="eastAsia"/>
+                <w:w w:val="90"/>
+                <w:sz w:val="26"/>
+                <w:szCs w:val="26"/>
+              </w:rPr>
+              <w:t>年全民為守護台灣更同心、更團結，求真相除詐騙，以及求真　神棄偶像</w:t>
+            </w:r>
+            <w:r>
+              <w:rPr>
+                <w:rFonts w:ascii="Barlow Condensed Medium" w:eastAsia="標楷體" w:hAnsi="Barlow Condensed Medium" w:cstheme="minorHAnsi"/>
+                <w:w w:val="90"/>
+                <w:sz w:val="26"/>
+                <w:szCs w:val="26"/>
+              </w:rPr>
+              <w:t>。</w:t>
+            </w:r>
+          </w:p>
+        </w:tc>
+      </w:tr>
+      <w:tr>
+        <w:tc>
+          <w:tcPr>
+            <w:tcW w:w="266" w:type="dxa"/>
+            <w:tcMar>
+              <w:left w:w="28" w:type="dxa"/>
+              <w:right w:w="28" w:type="dxa"/>
+            </w:tcMar>
+          </w:tcPr>
+          <w:p>
+            <w:pPr>
+              <w:snapToGrid w:val="0"/>
+              <w:spacing w:line="300" w:lineRule="exact"/>
+              <w:jc w:val="right"/>
+              <w:rPr>
+                <w:rFonts w:ascii="Barlow Condensed Medium" w:eastAsia="標楷體" w:hAnsi="Barlow Condensed Medium" w:cstheme="minorHAnsi"/>
+                <w:w w:val="90"/>
+                <w:sz w:val="26"/>
+                <w:szCs w:val="26"/>
+              </w:rPr>
+            </w:pPr>
+            <w:r>
+              <w:rPr>
+                <w:rFonts w:ascii="Barlow Condensed Medium" w:eastAsia="標楷體" w:hAnsi="Barlow Condensed Medium" w:cstheme="minorHAnsi" w:hint="eastAsia"/>
+                <w:w w:val="90"/>
+                <w:sz w:val="26"/>
+                <w:szCs w:val="26"/>
+              </w:rPr>
+              <w:t>6</w:t>
+            </w:r>
+            <w:r>
+              <w:rPr>
+                <w:rFonts w:ascii="Barlow Condensed Medium" w:eastAsia="標楷體" w:hAnsi="Barlow Condensed Medium" w:cstheme="minorHAnsi"/>
+                <w:w w:val="90"/>
+                <w:sz w:val="26"/>
+                <w:szCs w:val="26"/>
+              </w:rPr>
+              <w:t>.</w:t>
+            </w:r>
+          </w:p>
+        </w:tc>
+        <w:tc>
+          <w:tcPr>
+            <w:tcW w:w="5669" w:type="dxa"/>
+            <w:tcMar>
+              <w:left w:w="28" w:type="dxa"/>
+              <w:right w:w="28" w:type="dxa"/>
+            </w:tcMar>
+          </w:tcPr>
+          <w:p>
+            <w:pPr>
+              <w:snapToGrid w:val="0"/>
+              <w:spacing w:line="300" w:lineRule="exact"/>
+              <w:jc w:val="both"/>
+              <w:rPr>
+                <w:rFonts w:ascii="Barlow Condensed Medium" w:eastAsia="標楷體" w:hAnsi="Barlow Condensed Medium" w:cstheme="minorHAnsi"/>
+                <w:w w:val="90"/>
+                <w:sz w:val="26"/>
+                <w:szCs w:val="26"/>
+              </w:rPr>
+            </w:pPr>
+            <w:r>
+              <w:rPr>
                 <w:rFonts w:ascii="Barlow Condensed Medium" w:eastAsia="標楷體" w:hAnsi="Barlow Condensed Medium" w:cs="Segoe UI Symbol"/>
                 <w:w w:val="90"/>
                 <w:sz w:val="26"/>
@@ -2341,7 +2150,7 @@
                 <w:sz w:val="26"/>
                 <w:szCs w:val="26"/>
               </w:rPr>
-              <w:t>5</w:t>
+              <w:t>7</w:t>
             </w:r>
             <w:r>
               <w:rPr>
@@ -3377,6 +3186,7 @@
       <w:r>
         <w:rPr>
           <w:noProof/>
+          <w:lang w:bidi="he-IL"/>
         </w:rPr>
         <mc:AlternateContent>
           <mc:Choice Requires="wpg">
@@ -3538,7 +3348,7 @@
           </mc:Choice>
           <mc:Fallback>
             <w:pict>
-              <v:group w14:anchorId="789743EB" id="群組 21" o:spid="_x0000_s1026" style="position:absolute;margin-left:538.15pt;margin-top:28.9pt;width:134.65pt;height:261.65pt;z-index:251664384;mso-position-horizontal-relative:page;mso-position-vertical-relative:page;mso-width-relative:margin;mso-height-relative:margin" coordsize="17094,33223" o:gfxdata="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">
+              <v:group w14:anchorId="789743EB" id="群組 21" o:spid="_x0000_s1026" style="position:absolute;margin-left:538.15pt;margin-top:28.9pt;width:134.65pt;height:261.65pt;z-index:251664384;mso-position-horizontal-relative:page;mso-position-vertical-relative:page;mso-width-relative:margin;mso-height-relative:margin" coordsize="17094,33223" o:gfxdata="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">
                 <v:shapetype id="_x0000_t75" coordsize="21600,21600" o:spt="75" o:preferrelative="t" path="m@4@5l@4@11@9@11@9@5xe" filled="f" stroked="f">
                   <v:stroke joinstyle="miter"/>
                   <v:formulas>
@@ -3558,10 +3368,11 @@
                   <v:path o:extrusionok="f" gradientshapeok="t" o:connecttype="rect"/>
                   <o:lock v:ext="edit" aspectratio="t"/>
                 </v:shapetype>
-                <v:shape id="圖片 18" o:spid="_x0000_s1027" type="#_x0000_t75" style="position:absolute;left:-8065;top:8065;width:33223;height:17094;rotation:90;visibility:visible;mso-wrap-style:square" o:gfxdata="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">
+                <v:shape id="圖片 18" o:spid="_x0000_s1027" type="#_x0000_t75" style="position:absolute;left:-8065;top:8065;width:33223;height:17094;rotation:90;visibility:visible;mso-wrap-style:square" o:gfxdata="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">
                   <v:imagedata r:id="rId9" o:title=""/>
+                  <v:path arrowok="t"/>
                 </v:shape>
-                <v:roundrect id="圓角矩形 7" o:spid="_x0000_s1028" style="position:absolute;left:1666;top:2875;width:14086;height:28296;visibility:visible;mso-wrap-style:square;v-text-anchor:top" arcsize="3131f" o:gfxdata="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" filled="f" stroked="f" strokeweight="2.5pt">
+                <v:roundrect id="圓角矩形 7" o:spid="_x0000_s1028" style="position:absolute;left:1666;top:2875;width:14086;height:28296;visibility:visible;mso-wrap-style:square;v-text-anchor:top" arcsize="3131f" o:gfxdata="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" filled="f" stroked="f" strokeweight="2.5pt">
                   <v:stroke joinstyle="miter"/>
                   <v:textbox style="layout-flow:vertical-ideographic" inset="1mm,1mm,1mm,1mm">
                     <w:txbxContent>
@@ -3621,6 +3432,7 @@
       <w:r>
         <w:rPr>
           <w:noProof/>
+          <w:lang w:bidi="he-IL"/>
         </w:rPr>
         <w:drawing>
           <wp:anchor distT="0" distB="0" distL="114300" distR="114300" simplePos="0" relativeHeight="251660288" behindDoc="0" locked="0" layoutInCell="1" allowOverlap="1" wp14:anchorId="0030E694" wp14:editId="3534BFBC">
@@ -3681,6 +3493,7 @@
       <w:r>
         <w:rPr>
           <w:noProof/>
+          <w:lang w:bidi="he-IL"/>
         </w:rPr>
         <w:drawing>
           <wp:anchor distT="0" distB="0" distL="114300" distR="114300" simplePos="0" relativeHeight="251656192" behindDoc="0" locked="0" layoutInCell="1" allowOverlap="1" wp14:anchorId="7EAAEB92" wp14:editId="352781AB">
@@ -3761,6 +3574,7 @@
       <w:r>
         <w:rPr>
           <w:noProof/>
+          <w:lang w:bidi="he-IL"/>
         </w:rPr>
         <mc:AlternateContent>
           <mc:Choice Requires="wpg">
@@ -5565,12 +5379,12 @@
           </mc:Choice>
           <mc:Fallback>
             <w:pict>
-              <v:group w14:anchorId="5DF93223" id="群組 24" o:spid="_x0000_s1029" style="position:absolute;margin-left:533.85pt;margin-top:298.55pt;width:140.3pt;height:259.35pt;z-index:251662336;mso-position-horizontal-relative:page;mso-position-vertical-relative:page;mso-width-relative:margin;mso-height-relative:margin" coordsize="17818,32941" o:gfxdata="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">
+              <v:group w14:anchorId="5DF93223" id="群組 24" o:spid="_x0000_s1029" style="position:absolute;margin-left:533.85pt;margin-top:298.55pt;width:140.3pt;height:259.35pt;z-index:251662336;mso-position-horizontal-relative:page;mso-position-vertical-relative:page;mso-width-relative:margin;mso-height-relative:margin" coordsize="17818,32941" o:gfxdata="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">
                 <v:shapetype id="_x0000_t202" coordsize="21600,21600" o:spt="202" path="m,l,21600r21600,l21600,xe">
                   <v:stroke joinstyle="miter"/>
                   <v:path gradientshapeok="t" o:connecttype="rect"/>
                 </v:shapetype>
-                <v:shape id="_x0000_s1030" type="#_x0000_t202" style="position:absolute;left:351;top:293;width:17279;height:32590;visibility:visible;mso-wrap-style:square;v-text-anchor:top" o:gfxdata="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" stroked="f">
+                <v:shape id="_x0000_s1030" type="#_x0000_t202" style="position:absolute;left:351;top:293;width:17279;height:32590;visibility:visible;mso-wrap-style:square;v-text-anchor:top" o:gfxdata="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" stroked="f">
                   <v:textbox inset="0,0,0,0">
                     <w:txbxContent>
                       <w:p>
@@ -7260,7 +7074,7 @@
                     </w:txbxContent>
                   </v:textbox>
                 </v:shape>
-                <v:roundrect id="圓角矩形 5" o:spid="_x0000_s1031" style="position:absolute;width:17818;height:32941;visibility:visible;mso-wrap-style:square;v-text-anchor:middle" arcsize="2169f" o:gfxdata="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" filled="f" strokecolor="#5a5a5a [2109]" strokeweight="2.5pt">
+                <v:roundrect id="圓角矩形 5" o:spid="_x0000_s1031" style="position:absolute;width:17818;height:32941;visibility:visible;mso-wrap-style:square;v-text-anchor:middle" arcsize="2169f" o:gfxdata="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" filled="f" strokecolor="#5a5a5a [2109]" strokeweight="2.5pt">
                   <v:stroke joinstyle="miter"/>
                 </v:roundrect>
                 <w10:wrap anchorx="page" anchory="page"/>
@@ -7317,6 +7131,7 @@
         <w:rPr>
           <w:rFonts w:ascii="Barlow Condensed Medium" w:hAnsi="Barlow Condensed Medium"/>
           <w:noProof/>
+          <w:lang w:bidi="he-IL"/>
         </w:rPr>
         <mc:AlternateContent>
           <mc:Choice Requires="wpg">
@@ -8299,8 +8114,8 @@
           </mc:Choice>
           <mc:Fallback>
             <w:pict>
-              <v:group w14:anchorId="0AB0FEB2" id="群組 19" o:spid="_x0000_s1032" style="position:absolute;left:0;text-align:left;margin-left:534.4pt;margin-top:567.3pt;width:140.6pt;height:130.1pt;z-index:251652096;mso-position-horizontal-relative:page;mso-position-vertical-relative:page;mso-width-relative:margin;mso-height-relative:margin" coordorigin="108" coordsize="17868,16510" o:gfxdata="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">
-                <v:shape id="_x0000_s1033" type="#_x0000_t202" style="position:absolute;left:317;top:444;width:17634;height:15621;visibility:visible;mso-wrap-style:square;v-text-anchor:top" o:gfxdata="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" stroked="f">
+              <v:group w14:anchorId="0AB0FEB2" id="群組 19" o:spid="_x0000_s1032" style="position:absolute;left:0;text-align:left;margin-left:534.4pt;margin-top:567.3pt;width:140.6pt;height:130.1pt;z-index:251652096;mso-position-horizontal-relative:page;mso-position-vertical-relative:page;mso-width-relative:margin;mso-height-relative:margin" coordorigin="108" coordsize="17868,16510" o:gfxdata="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">
+                <v:shape id="_x0000_s1033" type="#_x0000_t202" style="position:absolute;left:317;top:444;width:17634;height:15621;visibility:visible;mso-wrap-style:square;v-text-anchor:top" o:gfxdata="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" stroked="f">
                   <v:textbox inset="0,0,0,0">
                     <w:txbxContent>
                       <w:p>
@@ -9168,7 +8983,7 @@
                     </w:txbxContent>
                   </v:textbox>
                 </v:shape>
-                <v:roundrect id="圓角矩形 25" o:spid="_x0000_s1034" style="position:absolute;left:108;width:17869;height:16510;visibility:visible;mso-wrap-style:square;v-text-anchor:middle" arcsize="4542f" o:gfxdata="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" filled="f" strokecolor="#5a5a5a [2109]" strokeweight="2.5pt">
+                <v:roundrect id="圓角矩形 25" o:spid="_x0000_s1034" style="position:absolute;left:108;width:17869;height:16510;visibility:visible;mso-wrap-style:square;v-text-anchor:middle" arcsize="4542f" o:gfxdata="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" filled="f" strokecolor="#5a5a5a [2109]" strokeweight="2.5pt">
                   <v:stroke joinstyle="miter"/>
                 </v:roundrect>
                 <w10:wrap anchorx="page" anchory="page"/>
@@ -9215,6 +9030,7 @@
         <w:rPr>
           <w:rFonts w:ascii="Barlow Condensed Medium" w:hAnsi="Barlow Condensed Medium"/>
           <w:noProof/>
+          <w:lang w:bidi="he-IL"/>
         </w:rPr>
         <mc:AlternateContent>
           <mc:Choice Requires="wps">
@@ -9336,7 +9152,7 @@
           </mc:Choice>
           <mc:Fallback>
             <w:pict>
-              <v:shape w14:anchorId="76BD7DFF" id="文字方塊 2" o:spid="_x0000_s1035" type="#_x0000_t202" style="position:absolute;margin-left:31.4pt;margin-top:-54.1pt;width:109.8pt;height:110.6pt;z-index:251667456;visibility:visible;mso-wrap-style:square;mso-width-percent:0;mso-height-percent:200;mso-wrap-distance-left:9pt;mso-wrap-distance-top:3.6pt;mso-wrap-distance-right:9pt;mso-wrap-distance-bottom:3.6pt;mso-position-horizontal:absolute;mso-position-horizontal-relative:text;mso-position-vertical:absolute;mso-position-vertical-relative:text;mso-width-percent:0;mso-height-percent:200;mso-width-relative:margin;mso-height-relative:margin;v-text-anchor:top" o:gfxdata="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" filled="f" stroked="f">
+              <v:shape w14:anchorId="76BD7DFF" id="文字方塊 2" o:spid="_x0000_s1035" type="#_x0000_t202" style="position:absolute;margin-left:31.4pt;margin-top:-54.1pt;width:109.8pt;height:110.6pt;z-index:251667456;visibility:visible;mso-wrap-style:square;mso-width-percent:0;mso-height-percent:200;mso-wrap-distance-left:9pt;mso-wrap-distance-top:3.6pt;mso-wrap-distance-right:9pt;mso-wrap-distance-bottom:3.6pt;mso-position-horizontal:absolute;mso-position-horizontal-relative:text;mso-position-vertical:absolute;mso-position-vertical-relative:text;mso-width-percent:0;mso-height-percent:200;mso-width-relative:margin;mso-height-relative:margin;v-text-anchor:top" o:gfxdata="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" filled="f" stroked="f">
                 <v:textbox style="mso-fit-shape-to-text:t" inset="1mm,1mm,1mm,1mm">
                   <w:txbxContent>
                     <w:p>
@@ -9437,6 +9253,7 @@
         <w:rPr>
           <w:rFonts w:ascii="Barlow Condensed Medium" w:hAnsi="Barlow Condensed Medium"/>
           <w:noProof/>
+          <w:lang w:bidi="he-IL"/>
         </w:rPr>
         <mc:AlternateContent>
           <mc:Choice Requires="wps">
@@ -9535,7 +9352,7 @@
           </mc:Choice>
           <mc:Fallback>
             <w:pict>
-              <v:roundrect w14:anchorId="4775AEF3" id="圓角矩形 12" o:spid="_x0000_s1036" style="position:absolute;margin-left:-.9pt;margin-top:16.35pt;width:49.3pt;height:15.45pt;z-index:251648000;visibility:visible;mso-wrap-style:square;mso-width-percent:0;mso-height-percent:0;mso-wrap-distance-left:9pt;mso-wrap-distance-top:0;mso-wrap-distance-right:9pt;mso-wrap-distance-bottom:0;mso-position-horizontal:absolute;mso-position-horizontal-relative:text;mso-position-vertical:absolute;mso-position-vertical-relative:text;mso-width-percent:0;mso-height-percent:0;mso-width-relative:margin;mso-height-relative:margin;v-text-anchor:middle" arcsize="10923f" o:gfxdata="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" fillcolor="#5a5a5a [2109]" stroked="f" strokeweight="1pt">
+              <v:roundrect w14:anchorId="4775AEF3" id="圓角矩形 12" o:spid="_x0000_s1036" style="position:absolute;margin-left:-.9pt;margin-top:16.35pt;width:49.3pt;height:15.45pt;z-index:251648000;visibility:visible;mso-wrap-style:square;mso-width-percent:0;mso-height-percent:0;mso-wrap-distance-left:9pt;mso-wrap-distance-top:0;mso-wrap-distance-right:9pt;mso-wrap-distance-bottom:0;mso-position-horizontal:absolute;mso-position-horizontal-relative:text;mso-position-vertical:absolute;mso-position-vertical-relative:text;mso-width-percent:0;mso-height-percent:0;mso-width-relative:margin;mso-height-relative:margin;v-text-anchor:middle" arcsize="10923f" o:gfxdata="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" fillcolor="#5a5a5a [2109]" stroked="f" strokeweight="1pt">
                 <v:stroke joinstyle="miter"/>
                 <v:textbox inset=".5mm,0,.5mm,0">
                   <w:txbxContent>
@@ -9577,6 +9394,7 @@
         <w:rPr>
           <w:rFonts w:ascii="Barlow Condensed Medium" w:hAnsi="Barlow Condensed Medium"/>
           <w:noProof/>
+          <w:lang w:bidi="he-IL"/>
         </w:rPr>
         <mc:AlternateContent>
           <mc:Choice Requires="wps">
@@ -9675,7 +9493,7 @@
           </mc:Choice>
           <mc:Fallback>
             <w:pict>
-              <v:roundrect w14:anchorId="196DC3BF" id="圓角矩形 14" o:spid="_x0000_s1037" style="position:absolute;margin-left:-1.25pt;margin-top:16.7pt;width:83.6pt;height:15.3pt;z-index:251649024;visibility:visible;mso-wrap-style:square;mso-width-percent:0;mso-height-percent:0;mso-wrap-distance-left:9pt;mso-wrap-distance-top:0;mso-wrap-distance-right:9pt;mso-wrap-distance-bottom:0;mso-position-horizontal:absolute;mso-position-horizontal-relative:text;mso-position-vertical:absolute;mso-position-vertical-relative:text;mso-width-percent:0;mso-height-percent:0;mso-width-relative:margin;mso-height-relative:margin;v-text-anchor:middle" arcsize="10923f" o:gfxdata="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" fillcolor="#5a5a5a [2109]" stroked="f" strokeweight="1pt">
+              <v:roundrect w14:anchorId="196DC3BF" id="圓角矩形 14" o:spid="_x0000_s1037" style="position:absolute;margin-left:-1.25pt;margin-top:16.7pt;width:83.6pt;height:15.3pt;z-index:251649024;visibility:visible;mso-wrap-style:square;mso-width-percent:0;mso-height-percent:0;mso-wrap-distance-left:9pt;mso-wrap-distance-top:0;mso-wrap-distance-right:9pt;mso-wrap-distance-bottom:0;mso-position-horizontal:absolute;mso-position-horizontal-relative:text;mso-position-vertical:absolute;mso-position-vertical-relative:text;mso-width-percent:0;mso-height-percent:0;mso-width-relative:margin;mso-height-relative:margin;v-text-anchor:middle" arcsize="10923f" o:gfxdata="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" fillcolor="#5a5a5a [2109]" stroked="f" strokeweight="1pt">
                 <v:stroke joinstyle="miter"/>
                 <v:textbox inset=".5mm,0,.5mm,0">
                   <w:txbxContent>
@@ -9773,6 +9591,7 @@
         <w:rPr>
           <w:rFonts w:ascii="Barlow Condensed Medium" w:hAnsi="Barlow Condensed Medium"/>
           <w:noProof/>
+          <w:lang w:bidi="he-IL"/>
         </w:rPr>
         <mc:AlternateContent>
           <mc:Choice Requires="wps">
@@ -9871,7 +9690,7 @@
           </mc:Choice>
           <mc:Fallback>
             <w:pict>
-              <v:roundrect w14:anchorId="1A4DC044" id="圓角矩形 9" o:spid="_x0000_s1038" style="position:absolute;margin-left:-.6pt;margin-top:16.6pt;width:30.35pt;height:15.3pt;z-index:251650048;visibility:visible;mso-wrap-style:square;mso-width-percent:0;mso-height-percent:0;mso-wrap-distance-left:9pt;mso-wrap-distance-top:0;mso-wrap-distance-right:9pt;mso-wrap-distance-bottom:0;mso-position-horizontal:absolute;mso-position-horizontal-relative:text;mso-position-vertical:absolute;mso-position-vertical-relative:text;mso-width-percent:0;mso-height-percent:0;mso-width-relative:margin;mso-height-relative:margin;v-text-anchor:middle" arcsize="10923f" o:gfxdata="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" fillcolor="#5a5a5a [2109]" stroked="f" strokeweight="1pt">
+              <v:roundrect w14:anchorId="1A4DC044" id="圓角矩形 9" o:spid="_x0000_s1038" style="position:absolute;margin-left:-.6pt;margin-top:16.6pt;width:30.35pt;height:15.3pt;z-index:251650048;visibility:visible;mso-wrap-style:square;mso-width-percent:0;mso-height-percent:0;mso-wrap-distance-left:9pt;mso-wrap-distance-top:0;mso-wrap-distance-right:9pt;mso-wrap-distance-bottom:0;mso-position-horizontal:absolute;mso-position-horizontal-relative:text;mso-position-vertical:absolute;mso-position-vertical-relative:text;mso-width-percent:0;mso-height-percent:0;mso-width-relative:margin;mso-height-relative:margin;v-text-anchor:middle" arcsize="10923f" o:gfxdata="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" fillcolor="#5a5a5a [2109]" stroked="f" strokeweight="1pt">
                 <v:stroke joinstyle="miter"/>
                 <v:textbox inset=".5mm,0,.5mm,0">
                   <w:txbxContent>
@@ -9969,6 +9788,7 @@
         <w:rPr>
           <w:rFonts w:ascii="Barlow Condensed Medium" w:hAnsi="Barlow Condensed Medium"/>
           <w:noProof/>
+          <w:lang w:bidi="he-IL"/>
         </w:rPr>
         <w:drawing>
           <wp:anchor distT="0" distB="0" distL="114300" distR="114300" simplePos="0" relativeHeight="251655168" behindDoc="1" locked="0" layoutInCell="1" allowOverlap="1" wp14:anchorId="2AA2D55C" wp14:editId="4BA447FF">
@@ -10037,6 +9857,7 @@
         <w:rPr>
           <w:rFonts w:ascii="Barlow Condensed Medium" w:hAnsi="Barlow Condensed Medium"/>
           <w:noProof/>
+          <w:lang w:bidi="he-IL"/>
         </w:rPr>
         <mc:AlternateContent>
           <mc:Choice Requires="wps">
@@ -10135,7 +9956,7 @@
           </mc:Choice>
           <mc:Fallback>
             <w:pict>
-              <v:roundrect w14:anchorId="03BFD3A3" id="圓角矩形 13" o:spid="_x0000_s1039" style="position:absolute;margin-left:-.4pt;margin-top:16.65pt;width:49.3pt;height:15.3pt;z-index:251651072;visibility:visible;mso-wrap-style:square;mso-width-percent:0;mso-height-percent:0;mso-wrap-distance-left:9pt;mso-wrap-distance-top:0;mso-wrap-distance-right:9pt;mso-wrap-distance-bottom:0;mso-position-horizontal:absolute;mso-position-horizontal-relative:text;mso-position-vertical:absolute;mso-position-vertical-relative:text;mso-width-percent:0;mso-height-percent:0;mso-width-relative:margin;mso-height-relative:margin;v-text-anchor:middle" arcsize="10923f" o:gfxdata="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" fillcolor="#5a5a5a [2109]" stroked="f" strokeweight="1pt">
+              <v:roundrect w14:anchorId="03BFD3A3" id="圓角矩形 13" o:spid="_x0000_s1039" style="position:absolute;margin-left:-.4pt;margin-top:16.65pt;width:49.3pt;height:15.3pt;z-index:251651072;visibility:visible;mso-wrap-style:square;mso-width-percent:0;mso-height-percent:0;mso-wrap-distance-left:9pt;mso-wrap-distance-top:0;mso-wrap-distance-right:9pt;mso-wrap-distance-bottom:0;mso-position-horizontal:absolute;mso-position-horizontal-relative:text;mso-position-vertical:absolute;mso-position-vertical-relative:text;mso-width-percent:0;mso-height-percent:0;mso-width-relative:margin;mso-height-relative:margin;v-text-anchor:middle" arcsize="10923f" o:gfxdata="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" fillcolor="#5a5a5a [2109]" stroked="f" strokeweight="1pt">
                 <v:stroke joinstyle="miter"/>
                 <v:textbox inset=".5mm,0,.5mm,0">
                   <w:txbxContent>
@@ -10271,6 +10092,7 @@
           <w:rFonts w:ascii="Barlow Condensed Medium" w:eastAsia="華康儷中黑" w:hAnsi="Barlow Condensed Medium"/>
           <w:noProof/>
           <w:w w:val="80"/>
+          <w:lang w:bidi="he-IL"/>
         </w:rPr>
         <mc:AlternateContent>
           <mc:Choice Requires="wps">
@@ -10371,7 +10193,7 @@
           </mc:Choice>
           <mc:Fallback>
             <w:pict>
-              <v:shape w14:anchorId="77C1E33A" id="_x0000_s1040" type="#_x0000_t202" style="position:absolute;margin-left:107.25pt;margin-top:6.2pt;width:125.55pt;height:16.3pt;z-index:251666432;visibility:visible;mso-wrap-style:square;mso-width-percent:0;mso-height-percent:0;mso-wrap-distance-left:9pt;mso-wrap-distance-top:3.6pt;mso-wrap-distance-right:9pt;mso-wrap-distance-bottom:3.6pt;mso-position-horizontal:absolute;mso-position-horizontal-relative:text;mso-position-vertical:absolute;mso-position-vertical-relative:text;mso-width-percent:0;mso-height-percent:0;mso-width-relative:margin;mso-height-relative:margin;v-text-anchor:top" o:gfxdata="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" filled="f" stroked="f">
+              <v:shape w14:anchorId="77C1E33A" id="_x0000_s1040" type="#_x0000_t202" style="position:absolute;margin-left:107.25pt;margin-top:6.2pt;width:125.55pt;height:16.3pt;z-index:251666432;visibility:visible;mso-wrap-style:square;mso-width-percent:0;mso-height-percent:0;mso-wrap-distance-left:9pt;mso-wrap-distance-top:3.6pt;mso-wrap-distance-right:9pt;mso-wrap-distance-bottom:3.6pt;mso-position-horizontal:absolute;mso-position-horizontal-relative:text;mso-position-vertical:absolute;mso-position-vertical-relative:text;mso-width-percent:0;mso-height-percent:0;mso-width-relative:margin;mso-height-relative:margin;v-text-anchor:top" o:gfxdata="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" filled="f" stroked="f">
                 <v:textbox inset="0,0,0,0">
                   <w:txbxContent>
                     <w:p>
@@ -11228,6 +11050,7 @@
                 <w:color w:val="000000" w:themeColor="text1"/>
                 <w:sz w:val="18"/>
                 <w:szCs w:val="18"/>
+                <w:lang w:bidi="he-IL"/>
               </w:rPr>
               <mc:AlternateContent>
                 <mc:Choice Requires="wps">
@@ -11327,7 +11150,7 @@
                 </mc:Choice>
                 <mc:Fallback>
                   <w:pict>
-                    <v:rect w14:anchorId="343BC9BA" id="矩形 8" o:spid="_x0000_s1041" style="position:absolute;left:0;text-align:left;margin-left:-.7pt;margin-top:2.7pt;width:18.75pt;height:92.3pt;z-index:251663360;visibility:visible;mso-wrap-style:square;mso-width-percent:0;mso-height-percent:0;mso-wrap-distance-left:9pt;mso-wrap-distance-top:0;mso-wrap-distance-right:9pt;mso-wrap-distance-bottom:0;mso-position-horizontal:absolute;mso-position-horizontal-relative:text;mso-position-vertical:absolute;mso-position-vertical-relative:text;mso-width-percent:0;mso-height-percent:0;mso-width-relative:margin;mso-height-relative:margin;v-text-anchor:middle" o:gfxdata="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" fillcolor="#5a5a5a [2109]" stroked="f" strokeweight="1pt">
+                    <v:rect w14:anchorId="343BC9BA" id="矩形 8" o:spid="_x0000_s1041" style="position:absolute;left:0;text-align:left;margin-left:-.7pt;margin-top:2.7pt;width:18.75pt;height:92.3pt;z-index:251663360;visibility:visible;mso-wrap-style:square;mso-width-percent:0;mso-height-percent:0;mso-wrap-distance-left:9pt;mso-wrap-distance-top:0;mso-wrap-distance-right:9pt;mso-wrap-distance-bottom:0;mso-position-horizontal:absolute;mso-position-horizontal-relative:text;mso-position-vertical:absolute;mso-position-vertical-relative:text;mso-width-percent:0;mso-height-percent:0;mso-width-relative:margin;mso-height-relative:margin;v-text-anchor:middle" o:gfxdata="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" fillcolor="#5a5a5a [2109]" stroked="f" strokeweight="1pt">
                       <v:textbox style="layout-flow:vertical-ideographic" inset="1mm,1mm,1mm,1mm">
                         <w:txbxContent>
                           <w:p>
@@ -12290,6 +12113,7 @@
                 <w:color w:val="000000" w:themeColor="text1"/>
                 <w:sz w:val="18"/>
                 <w:szCs w:val="18"/>
+                <w:lang w:bidi="he-IL"/>
               </w:rPr>
               <mc:AlternateContent>
                 <mc:Choice Requires="wps">
@@ -12389,7 +12213,7 @@
                 </mc:Choice>
                 <mc:Fallback>
                   <w:pict>
-                    <v:rect w14:anchorId="363672F5" id="矩形 10" o:spid="_x0000_s1042" style="position:absolute;left:0;text-align:left;margin-left:-.7pt;margin-top:12.9pt;width:19.25pt;height:42.9pt;z-index:251659264;visibility:visible;mso-wrap-style:square;mso-width-percent:0;mso-height-percent:0;mso-wrap-distance-left:9pt;mso-wrap-distance-top:0;mso-wrap-distance-right:9pt;mso-wrap-distance-bottom:0;mso-position-horizontal:absolute;mso-position-horizontal-relative:text;mso-position-vertical:absolute;mso-position-vertical-relative:text;mso-width-percent:0;mso-height-percent:0;mso-width-relative:margin;mso-height-relative:margin;v-text-anchor:middle" o:gfxdata="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" fillcolor="#5a5a5a [2109]" stroked="f" strokeweight="1pt">
+                    <v:rect w14:anchorId="363672F5" id="矩形 10" o:spid="_x0000_s1042" style="position:absolute;left:0;text-align:left;margin-left:-.7pt;margin-top:12.9pt;width:19.25pt;height:42.9pt;z-index:251659264;visibility:visible;mso-wrap-style:square;mso-width-percent:0;mso-height-percent:0;mso-wrap-distance-left:9pt;mso-wrap-distance-top:0;mso-wrap-distance-right:9pt;mso-wrap-distance-bottom:0;mso-position-horizontal:absolute;mso-position-horizontal-relative:text;mso-position-vertical:absolute;mso-position-vertical-relative:text;mso-width-percent:0;mso-height-percent:0;mso-width-relative:margin;mso-height-relative:margin;v-text-anchor:middle" o:gfxdata="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" fillcolor="#5a5a5a [2109]" stroked="f" strokeweight="1pt">
                       <v:textbox style="layout-flow:vertical-ideographic" inset="1mm,1mm,1mm,1mm">
                         <w:txbxContent>
                           <w:p>
@@ -13106,6 +12930,7 @@
                 <w:color w:val="000000" w:themeColor="text1"/>
                 <w:sz w:val="18"/>
                 <w:szCs w:val="18"/>
+                <w:lang w:bidi="he-IL"/>
               </w:rPr>
               <mc:AlternateContent>
                 <mc:Choice Requires="wps">
@@ -13213,7 +13038,7 @@
                 </mc:Choice>
                 <mc:Fallback>
                   <w:pict>
-                    <v:rect w14:anchorId="4D37C684" id="矩形 11" o:spid="_x0000_s1043" style="position:absolute;left:0;text-align:left;margin-left:-.7pt;margin-top:1.65pt;width:19.25pt;height:111.25pt;z-index:251657216;visibility:visible;mso-wrap-style:square;mso-width-percent:0;mso-height-percent:0;mso-wrap-distance-left:9pt;mso-wrap-distance-top:0;mso-wrap-distance-right:9pt;mso-wrap-distance-bottom:0;mso-position-horizontal:absolute;mso-position-horizontal-relative:text;mso-position-vertical:absolute;mso-position-vertical-relative:text;mso-width-percent:0;mso-height-percent:0;mso-width-relative:margin;mso-height-relative:margin;v-text-anchor:middle" o:gfxdata="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" fillcolor="#5a5a5a [2109]" stroked="f" strokeweight="1pt">
+                    <v:rect w14:anchorId="4D37C684" id="矩形 11" o:spid="_x0000_s1043" style="position:absolute;left:0;text-align:left;margin-left:-.7pt;margin-top:1.65pt;width:19.25pt;height:111.25pt;z-index:251657216;visibility:visible;mso-wrap-style:square;mso-width-percent:0;mso-height-percent:0;mso-wrap-distance-left:9pt;mso-wrap-distance-top:0;mso-wrap-distance-right:9pt;mso-wrap-distance-bottom:0;mso-position-horizontal:absolute;mso-position-horizontal-relative:text;mso-position-vertical:absolute;mso-position-vertical-relative:text;mso-width-percent:0;mso-height-percent:0;mso-width-relative:margin;mso-height-relative:margin;v-text-anchor:middle" o:gfxdata="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" fillcolor="#5a5a5a [2109]" stroked="f" strokeweight="1pt">
                       <v:textbox style="layout-flow:vertical-ideographic" inset="1mm,1mm,1mm,1mm">
                         <w:txbxContent>
                           <w:p>
@@ -14917,6 +14742,7 @@
         <w:rPr>
           <w:rFonts w:ascii="Bahnschrift SemiBold Condensed" w:eastAsia="華康細黑體" w:hAnsi="Bahnschrift SemiBold Condensed"/>
           <w:noProof/>
+          <w:lang w:bidi="he-IL"/>
         </w:rPr>
         <mc:AlternateContent>
           <mc:Choice Requires="wps">
@@ -14979,7 +14805,7 @@
           </mc:Choice>
           <mc:Fallback>
             <w:pict>
-              <v:line w14:anchorId="07A490E2" id="直線接點 2" o:spid="_x0000_s1026" style="position:absolute;z-index:251654144;visibility:visible;mso-wrap-style:square;mso-height-percent:0;mso-wrap-distance-left:9pt;mso-wrap-distance-top:0;mso-wrap-distance-right:9pt;mso-wrap-distance-bottom:0;mso-position-horizontal:absolute;mso-position-horizontal-relative:page;mso-position-vertical:absolute;mso-position-vertical-relative:page;mso-height-percent:0;mso-height-relative:margin" from="687.75pt,19.85pt" to="687.75pt,709.8pt" o:gfxdata="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" strokecolor="black [3213]" strokeweight=".5pt">
+              <v:line w14:anchorId="768F5BBE" id="直線接點 2" o:spid="_x0000_s1026" style="position:absolute;z-index:251654144;visibility:visible;mso-wrap-style:square;mso-height-percent:0;mso-wrap-distance-left:9pt;mso-wrap-distance-top:0;mso-wrap-distance-right:9pt;mso-wrap-distance-bottom:0;mso-position-horizontal:absolute;mso-position-horizontal-relative:page;mso-position-vertical:absolute;mso-position-vertical-relative:page;mso-height-percent:0;mso-height-relative:margin" from="687.75pt,19.85pt" to="687.75pt,709.8pt" o:gfxdata="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" strokecolor="black [3213]" strokeweight=".5pt">
                 <v:stroke dashstyle="3 1" joinstyle="miter"/>
                 <w10:wrap anchorx="page" anchory="page"/>
               </v:line>
@@ -15905,7 +15731,7 @@
                 <w:rFonts w:ascii="Barlow Condensed Medium" w:eastAsia="標楷體" w:hAnsi="Barlow Condensed Medium" w:cstheme="minorHAnsi" w:hint="eastAsia"/>
                 <w:w w:val="80"/>
               </w:rPr>
-              <w:t>--</w:t>
+              <w:t>9</w:t>
             </w:r>
           </w:p>
         </w:tc>
@@ -16209,7 +16035,7 @@
                 <w:rFonts w:ascii="Barlow Condensed Medium" w:eastAsia="標楷體" w:hAnsi="Barlow Condensed Medium" w:cstheme="minorHAnsi" w:hint="eastAsia"/>
                 <w:w w:val="80"/>
               </w:rPr>
-              <w:t>70</w:t>
+              <w:t>71</w:t>
             </w:r>
           </w:p>
         </w:tc>
@@ -16767,7 +16593,7 @@
                 <w:rFonts w:ascii="Barlow Condensed Medium" w:eastAsia="標楷體" w:hAnsi="Barlow Condensed Medium" w:cstheme="minorHAnsi" w:hint="eastAsia"/>
                 <w:w w:val="80"/>
               </w:rPr>
-              <w:t>7</w:t>
+              <w:t>6</w:t>
             </w:r>
           </w:p>
         </w:tc>
@@ -17329,7 +17155,14 @@
                 <w:rFonts w:ascii="Barlow Condensed Medium" w:eastAsia="標楷體" w:hAnsi="Barlow Condensed Medium" w:cstheme="minorHAnsi" w:hint="eastAsia"/>
                 <w:w w:val="80"/>
               </w:rPr>
-              <w:t>18</w:t>
+              <w:t>1</w:t>
+            </w:r>
+            <w:r>
+              <w:rPr>
+                <w:rFonts w:ascii="Barlow Condensed Medium" w:eastAsia="標楷體" w:hAnsi="Barlow Condensed Medium" w:cstheme="minorHAnsi" w:hint="eastAsia"/>
+                <w:w w:val="80"/>
+              </w:rPr>
+              <w:t>7</w:t>
             </w:r>
           </w:p>
         </w:tc>
@@ -17601,7 +17434,7 @@
                 <w:rFonts w:ascii="Barlow Condensed Medium" w:eastAsia="標楷體" w:hAnsi="Barlow Condensed Medium" w:cstheme="minorHAnsi" w:hint="eastAsia"/>
                 <w:w w:val="80"/>
               </w:rPr>
-              <w:t>17</w:t>
+              <w:t>16</w:t>
             </w:r>
           </w:p>
         </w:tc>
@@ -18015,7 +17848,7 @@
                 <w:rFonts w:ascii="Barlow Condensed Medium" w:eastAsia="華康儷中黑" w:hAnsi="Barlow Condensed Medium" w:cstheme="minorHAnsi"/>
                 <w:w w:val="75"/>
               </w:rPr>
-              <w:instrText xml:space="preserve"> =IF(pub_day&lt;4, last_mon_days, 0)+pub_day-3 \* MERGEFORMAT </w:instrText>
+              <w:instrText xml:space="preserve"> =IF(pub_day&lt;6, last_mon_days, 0)+pub_day-5 \* MERGEFORMAT </w:instrText>
             </w:r>
             <w:r>
               <w:rPr>
@@ -18030,7 +17863,7 @@
                 <w:noProof/>
                 <w:w w:val="75"/>
               </w:rPr>
-              <w:t>25</w:t>
+              <w:t>23</w:t>
             </w:r>
             <w:r>
               <w:rPr>
@@ -18066,7 +17899,7 @@
                 <w:rFonts w:ascii="Barlow Condensed Medium" w:eastAsia="標楷體" w:hAnsi="Barlow Condensed Medium" w:cstheme="minorHAnsi" w:hint="eastAsia"/>
                 <w:w w:val="80"/>
               </w:rPr>
-              <w:t>4</w:t>
+              <w:t>5</w:t>
             </w:r>
           </w:p>
         </w:tc>
@@ -18372,7 +18205,7 @@
                 <w:rFonts w:ascii="Barlow Condensed Medium" w:eastAsia="標楷體" w:hAnsi="Barlow Condensed Medium" w:cstheme="minorHAnsi" w:hint="eastAsia"/>
                 <w:w w:val="80"/>
               </w:rPr>
-              <w:t>4</w:t>
+              <w:t>5</w:t>
             </w:r>
           </w:p>
         </w:tc>
@@ -18649,6 +18482,13 @@
                 <w:w w:val="80"/>
               </w:rPr>
             </w:pPr>
+            <w:r>
+              <w:rPr>
+                <w:rFonts w:ascii="Barlow Condensed Medium" w:eastAsia="標楷體" w:hAnsi="Barlow Condensed Medium" w:cstheme="minorHAnsi" w:hint="eastAsia"/>
+                <w:w w:val="80"/>
+              </w:rPr>
+              <w:t>--</w:t>
+            </w:r>
           </w:p>
         </w:tc>
         <w:tc>
@@ -19202,7 +19042,7 @@
                 <w:rFonts w:ascii="Barlow Condensed Medium" w:eastAsia="標楷體" w:hAnsi="Barlow Condensed Medium" w:cstheme="minorHAnsi" w:hint="eastAsia"/>
                 <w:w w:val="80"/>
               </w:rPr>
-              <w:t>--</w:t>
+              <w:t>13</w:t>
             </w:r>
           </w:p>
         </w:tc>
@@ -19484,7 +19324,7 @@
                 <w:rFonts w:ascii="Barlow Condensed Medium" w:eastAsia="標楷體" w:hAnsi="Barlow Condensed Medium" w:cstheme="minorHAnsi" w:hint="eastAsia"/>
                 <w:w w:val="80"/>
               </w:rPr>
-              <w:t>4</w:t>
+              <w:t>--</w:t>
             </w:r>
           </w:p>
         </w:tc>
@@ -20066,7 +19906,7 @@
                 <w:rFonts w:ascii="Barlow Condensed Medium" w:eastAsia="標楷體" w:hAnsi="Barlow Condensed Medium" w:cstheme="minorHAnsi" w:hint="eastAsia"/>
                 <w:w w:val="80"/>
               </w:rPr>
-              <w:t>3</w:t>
+              <w:t>--</w:t>
             </w:r>
           </w:p>
         </w:tc>
@@ -22826,12 +22666,11 @@
                 <w:rFonts w:ascii="Yanone Kaffeesatz Regular" w:eastAsia="華康儷中黑" w:hAnsi="Yanone Kaffeesatz Regular" w:cs="DaunPenh"/>
                 <w:b/>
                 <w:bCs/>
-                <w:w w:val="125"/>
                 <w:sz w:val="20"/>
                 <w:szCs w:val="20"/>
                 <w:lang w:val="en-NZ"/>
               </w:rPr>
-              <w:t>7:1-35(35)</w:t>
+              <w:t>14:37-15:34(15:31)</w:t>
             </w:r>
           </w:p>
         </w:tc>
@@ -23017,7 +22856,7 @@
                 <w:szCs w:val="20"/>
                 <w:lang w:val="en-NZ"/>
               </w:rPr>
-              <w:t>7:36-9:12(8:9)</w:t>
+              <w:t>15:35-58(54)</w:t>
             </w:r>
           </w:p>
         </w:tc>
@@ -23194,7 +23033,7 @@
                 <w:szCs w:val="20"/>
                 <w:lang w:val="en-NZ"/>
               </w:rPr>
-              <w:t>9:13-10:13(9:22-23)</w:t>
+              <w:t>16*(6-7)</w:t>
             </w:r>
           </w:p>
         </w:tc>
@@ -23361,6 +23200,17 @@
                 <w:szCs w:val="20"/>
               </w:rPr>
             </w:pPr>
+            <w:r>
+              <w:rPr>
+                <w:rFonts w:ascii="Yanone Kaffeesatz Regular" w:eastAsia="華康儷中黑" w:hAnsi="Yanone Kaffeesatz Regular" w:cs="DaunPenh"/>
+                <w:b/>
+                <w:bCs/>
+                <w:w w:val="125"/>
+                <w:sz w:val="20"/>
+                <w:szCs w:val="20"/>
+              </w:rPr>
+              <w:t>林後</w:t>
+            </w:r>
             <w:r>
               <w:rPr>
                 <w:rFonts w:ascii="Yanone Kaffeesatz Regular" w:eastAsia="華康儷中黑" w:hAnsi="Yanone Kaffeesatz Regular" w:cs="DaunPenh"/>
@@ -23371,7 +23221,41 @@
                 <w:szCs w:val="20"/>
                 <w:lang w:val="en-NZ"/>
               </w:rPr>
-              <w:t>10:14-11:16(10:24)</w:t>
+              <w:t>1*-2:4</w:t>
+            </w:r>
+            <w:r>
+              <w:rPr>
+                <w:rFonts w:ascii="Yanone Kaffeesatz Regular" w:eastAsia="華康儷中黑" w:hAnsi="Yanone Kaffeesatz Regular" w:cs="DaunPenh" w:hint="eastAsia"/>
+                <w:b/>
+                <w:bCs/>
+                <w:w w:val="125"/>
+                <w:sz w:val="20"/>
+                <w:szCs w:val="20"/>
+                <w:lang w:val="en-NZ"/>
+              </w:rPr>
+              <w:t>(</w:t>
+            </w:r>
+            <w:r>
+              <w:rPr>
+                <w:rFonts w:ascii="Yanone Kaffeesatz Regular" w:eastAsia="華康儷中黑" w:hAnsi="Yanone Kaffeesatz Regular" w:cs="DaunPenh" w:hint="eastAsia"/>
+                <w:b/>
+                <w:bCs/>
+                <w:w w:val="125"/>
+                <w:sz w:val="20"/>
+                <w:szCs w:val="20"/>
+              </w:rPr>
+              <w:t>20</w:t>
+            </w:r>
+            <w:r>
+              <w:rPr>
+                <w:rFonts w:ascii="Yanone Kaffeesatz Regular" w:eastAsia="華康儷中黑" w:hAnsi="Yanone Kaffeesatz Regular" w:cs="DaunPenh"/>
+                <w:b/>
+                <w:bCs/>
+                <w:w w:val="125"/>
+                <w:sz w:val="20"/>
+                <w:szCs w:val="20"/>
+              </w:rPr>
+              <w:t>)</w:t>
             </w:r>
           </w:p>
         </w:tc>
@@ -23548,7 +23432,41 @@
                 <w:szCs w:val="20"/>
                 <w:lang w:val="en-NZ"/>
               </w:rPr>
-              <w:t>11:17-12:11(11:7)</w:t>
+              <w:t>2:5-3*</w:t>
+            </w:r>
+            <w:r>
+              <w:rPr>
+                <w:rFonts w:ascii="Yanone Kaffeesatz Regular" w:eastAsia="華康儷中黑" w:hAnsi="Yanone Kaffeesatz Regular" w:cs="DaunPenh" w:hint="eastAsia"/>
+                <w:b/>
+                <w:bCs/>
+                <w:w w:val="125"/>
+                <w:sz w:val="20"/>
+                <w:szCs w:val="20"/>
+                <w:lang w:val="en-NZ"/>
+              </w:rPr>
+              <w:t>(</w:t>
+            </w:r>
+            <w:r>
+              <w:rPr>
+                <w:rFonts w:ascii="Yanone Kaffeesatz Regular" w:eastAsia="華康儷中黑" w:hAnsi="Yanone Kaffeesatz Regular" w:cs="DaunPenh" w:hint="eastAsia"/>
+                <w:b/>
+                <w:bCs/>
+                <w:w w:val="125"/>
+                <w:sz w:val="20"/>
+                <w:szCs w:val="20"/>
+              </w:rPr>
+              <w:t>2:15-16</w:t>
+            </w:r>
+            <w:r>
+              <w:rPr>
+                <w:rFonts w:ascii="Yanone Kaffeesatz Regular" w:eastAsia="華康儷中黑" w:hAnsi="Yanone Kaffeesatz Regular" w:cs="DaunPenh"/>
+                <w:b/>
+                <w:bCs/>
+                <w:w w:val="125"/>
+                <w:sz w:val="20"/>
+                <w:szCs w:val="20"/>
+              </w:rPr>
+              <w:t>)</w:t>
             </w:r>
           </w:p>
         </w:tc>
@@ -23715,6 +23633,239 @@
                 <w:szCs w:val="20"/>
               </w:rPr>
             </w:pPr>
+            <w:r>
+              <w:rPr>
+                <w:rFonts w:ascii="Yanone Kaffeesatz Regular" w:eastAsia="華康儷中黑" w:hAnsi="Yanone Kaffeesatz Regular" w:cs="DaunPenh"/>
+                <w:b/>
+                <w:bCs/>
+                <w:w w:val="125"/>
+                <w:sz w:val="20"/>
+                <w:szCs w:val="20"/>
+              </w:rPr>
+              <w:t>4*-5:10</w:t>
+            </w:r>
+            <w:r>
+              <w:rPr>
+                <w:rFonts w:ascii="Yanone Kaffeesatz Regular" w:eastAsia="華康儷中黑" w:hAnsi="Yanone Kaffeesatz Regular" w:cs="DaunPenh" w:hint="eastAsia"/>
+                <w:b/>
+                <w:bCs/>
+                <w:w w:val="125"/>
+                <w:sz w:val="20"/>
+                <w:szCs w:val="20"/>
+                <w:lang w:val="en-NZ"/>
+              </w:rPr>
+              <w:t>(</w:t>
+            </w:r>
+            <w:r>
+              <w:rPr>
+                <w:rFonts w:ascii="Yanone Kaffeesatz Regular" w:eastAsia="華康儷中黑" w:hAnsi="Yanone Kaffeesatz Regular" w:cs="DaunPenh" w:hint="eastAsia"/>
+                <w:b/>
+                <w:bCs/>
+                <w:w w:val="125"/>
+                <w:sz w:val="20"/>
+                <w:szCs w:val="20"/>
+              </w:rPr>
+              <w:t>4:5</w:t>
+            </w:r>
+            <w:r>
+              <w:rPr>
+                <w:rFonts w:ascii="Yanone Kaffeesatz Regular" w:eastAsia="華康儷中黑" w:hAnsi="Yanone Kaffeesatz Regular" w:cs="DaunPenh"/>
+                <w:b/>
+                <w:bCs/>
+                <w:w w:val="125"/>
+                <w:sz w:val="20"/>
+                <w:szCs w:val="20"/>
+              </w:rPr>
+              <w:t>)</w:t>
+            </w:r>
+          </w:p>
+        </w:tc>
+      </w:tr>
+      <w:tr>
+        <w:tc>
+          <w:tcPr>
+            <w:tcW w:w="911" w:type="dxa"/>
+            <w:tcBorders>
+              <w:top w:val="single" w:sz="4" w:space="0" w:color="auto"/>
+              <w:bottom w:val="single" w:sz="12" w:space="0" w:color="auto"/>
+              <w:right w:val="single" w:sz="4" w:space="0" w:color="auto"/>
+            </w:tcBorders>
+            <w:tcMar>
+              <w:left w:w="57" w:type="dxa"/>
+              <w:right w:w="57" w:type="dxa"/>
+            </w:tcMar>
+          </w:tcPr>
+          <w:p>
+            <w:pPr>
+              <w:snapToGrid w:val="0"/>
+              <w:rPr>
+                <w:rFonts w:ascii="Barlow Condensed Medium" w:eastAsia="華康儷中黑" w:hAnsi="Barlow Condensed Medium" w:cstheme="minorHAnsi"/>
+                <w:w w:val="125"/>
+                <w:sz w:val="20"/>
+                <w:szCs w:val="20"/>
+              </w:rPr>
+            </w:pPr>
+            <w:r>
+              <w:rPr>
+                <w:rFonts w:ascii="Barlow Condensed Medium" w:eastAsia="華康儷中黑" w:hAnsi="Barlow Condensed Medium" w:cstheme="minorHAnsi"/>
+                <w:w w:val="125"/>
+                <w:sz w:val="20"/>
+                <w:szCs w:val="20"/>
+              </w:rPr>
+              <w:t>六</w:t>
+            </w:r>
+            <w:r>
+              <w:rPr>
+                <w:rFonts w:ascii="Barlow Condensed Medium" w:eastAsia="華康儷中黑" w:hAnsi="Barlow Condensed Medium" w:cstheme="minorHAnsi"/>
+                <w:w w:val="125"/>
+                <w:sz w:val="20"/>
+                <w:szCs w:val="20"/>
+              </w:rPr>
+              <w:fldChar w:fldCharType="begin"/>
+            </w:r>
+            <w:r>
+              <w:rPr>
+                <w:rFonts w:ascii="Barlow Condensed Medium" w:eastAsia="華康儷中黑" w:hAnsi="Barlow Condensed Medium" w:cstheme="minorHAnsi"/>
+                <w:w w:val="125"/>
+                <w:sz w:val="20"/>
+                <w:szCs w:val="20"/>
+              </w:rPr>
+              <w:instrText xml:space="preserve"> =IF(pub_day+6&gt;this_mon_days, IF(pub_mon=12, 1, pub_mon+1), pub_mon) \* MERGEFORMAT </w:instrText>
+            </w:r>
+            <w:r>
+              <w:rPr>
+                <w:rFonts w:ascii="Barlow Condensed Medium" w:eastAsia="華康儷中黑" w:hAnsi="Barlow Condensed Medium" w:cstheme="minorHAnsi"/>
+                <w:w w:val="125"/>
+                <w:sz w:val="20"/>
+                <w:szCs w:val="20"/>
+              </w:rPr>
+              <w:fldChar w:fldCharType="separate"/>
+            </w:r>
+            <w:r>
+              <w:rPr>
+                <w:rFonts w:ascii="Barlow Condensed Medium" w:eastAsia="華康儷中黑" w:hAnsi="Barlow Condensed Medium" w:cstheme="minorHAnsi"/>
+                <w:noProof/>
+                <w:w w:val="125"/>
+                <w:sz w:val="20"/>
+                <w:szCs w:val="20"/>
+              </w:rPr>
+              <w:t>7</w:t>
+            </w:r>
+            <w:r>
+              <w:rPr>
+                <w:rFonts w:ascii="Barlow Condensed Medium" w:eastAsia="華康儷中黑" w:hAnsi="Barlow Condensed Medium" w:cstheme="minorHAnsi"/>
+                <w:w w:val="125"/>
+                <w:sz w:val="20"/>
+                <w:szCs w:val="20"/>
+              </w:rPr>
+              <w:fldChar w:fldCharType="end"/>
+            </w:r>
+            <w:r>
+              <w:rPr>
+                <w:rFonts w:ascii="Barlow Condensed Medium" w:eastAsia="華康儷中黑" w:hAnsi="Barlow Condensed Medium" w:cstheme="minorHAnsi"/>
+                <w:w w:val="125"/>
+                <w:sz w:val="20"/>
+                <w:szCs w:val="20"/>
+              </w:rPr>
+              <w:t>/</w:t>
+            </w:r>
+            <w:r>
+              <w:rPr>
+                <w:rFonts w:ascii="Barlow Condensed Medium" w:eastAsia="華康儷中黑" w:hAnsi="Barlow Condensed Medium" w:cstheme="minorHAnsi"/>
+                <w:w w:val="125"/>
+                <w:sz w:val="20"/>
+                <w:szCs w:val="20"/>
+              </w:rPr>
+              <w:fldChar w:fldCharType="begin"/>
+            </w:r>
+            <w:r>
+              <w:rPr>
+                <w:rFonts w:ascii="Barlow Condensed Medium" w:eastAsia="華康儷中黑" w:hAnsi="Barlow Condensed Medium" w:cstheme="minorHAnsi"/>
+                <w:w w:val="125"/>
+                <w:sz w:val="20"/>
+                <w:szCs w:val="20"/>
+              </w:rPr>
+              <w:instrText xml:space="preserve"> =IF(pub_day+6&gt;this_mon_days, -this_mon_days, 0)+pub_day+6 \* MERGEFORMAT </w:instrText>
+            </w:r>
+            <w:r>
+              <w:rPr>
+                <w:rFonts w:ascii="Barlow Condensed Medium" w:eastAsia="華康儷中黑" w:hAnsi="Barlow Condensed Medium" w:cstheme="minorHAnsi"/>
+                <w:w w:val="125"/>
+                <w:sz w:val="20"/>
+                <w:szCs w:val="20"/>
+              </w:rPr>
+              <w:fldChar w:fldCharType="separate"/>
+            </w:r>
+            <w:r>
+              <w:rPr>
+                <w:rFonts w:ascii="Barlow Condensed Medium" w:eastAsia="華康儷中黑" w:hAnsi="Barlow Condensed Medium" w:cstheme="minorHAnsi"/>
+                <w:noProof/>
+                <w:w w:val="125"/>
+                <w:sz w:val="20"/>
+                <w:szCs w:val="20"/>
+              </w:rPr>
+              <w:t>4</w:t>
+            </w:r>
+            <w:r>
+              <w:rPr>
+                <w:rFonts w:ascii="Barlow Condensed Medium" w:eastAsia="華康儷中黑" w:hAnsi="Barlow Condensed Medium" w:cstheme="minorHAnsi"/>
+                <w:w w:val="125"/>
+                <w:sz w:val="20"/>
+                <w:szCs w:val="20"/>
+              </w:rPr>
+              <w:fldChar w:fldCharType="end"/>
+            </w:r>
+          </w:p>
+        </w:tc>
+        <w:tc>
+          <w:tcPr>
+            <w:tcW w:w="1904" w:type="dxa"/>
+            <w:tcBorders>
+              <w:top w:val="single" w:sz="4" w:space="0" w:color="auto"/>
+              <w:left w:val="single" w:sz="4" w:space="0" w:color="auto"/>
+              <w:bottom w:val="single" w:sz="12" w:space="0" w:color="auto"/>
+            </w:tcBorders>
+            <w:tcMar>
+              <w:left w:w="28" w:type="dxa"/>
+              <w:right w:w="28" w:type="dxa"/>
+            </w:tcMar>
+            <w:vAlign w:val="center"/>
+          </w:tcPr>
+          <w:p>
+            <w:pPr>
+              <w:snapToGrid w:val="0"/>
+              <w:rPr>
+                <w:rFonts w:ascii="Yanone Kaffeesatz Regular" w:eastAsia="華康儷中黑" w:hAnsi="Yanone Kaffeesatz Regular"/>
+                <w:b/>
+                <w:bCs/>
+                <w:w w:val="125"/>
+                <w:sz w:val="20"/>
+                <w:szCs w:val="20"/>
+              </w:rPr>
+            </w:pPr>
+            <w:r>
+              <w:rPr>
+                <w:rFonts w:ascii="Yanone Kaffeesatz Regular" w:eastAsia="華康儷中黑" w:hAnsi="Yanone Kaffeesatz Regular" w:cs="DaunPenh"/>
+                <w:b/>
+                <w:bCs/>
+                <w:w w:val="125"/>
+                <w:sz w:val="20"/>
+                <w:szCs w:val="20"/>
+              </w:rPr>
+              <w:t>5:11-6*</w:t>
+            </w:r>
+            <w:r>
+              <w:rPr>
+                <w:rFonts w:ascii="Yanone Kaffeesatz Regular" w:eastAsia="華康儷中黑" w:hAnsi="Yanone Kaffeesatz Regular" w:cs="DaunPenh" w:hint="eastAsia"/>
+                <w:b/>
+                <w:bCs/>
+                <w:w w:val="125"/>
+                <w:sz w:val="20"/>
+                <w:szCs w:val="20"/>
+                <w:lang w:val="en-NZ"/>
+              </w:rPr>
+              <w:t>(</w:t>
+            </w:r>
             <w:r>
               <w:rPr>
                 <w:rFonts w:ascii="Yanone Kaffeesatz Regular" w:eastAsia="華康儷中黑" w:hAnsi="Yanone Kaffeesatz Regular" w:cs="DaunPenh"/>
@@ -23725,173 +23876,19 @@
                 <w:szCs w:val="20"/>
                 <w:lang w:val="en-NZ"/>
               </w:rPr>
-              <w:t>12:12-13*(12:31)</w:t>
-            </w:r>
-          </w:p>
-        </w:tc>
-      </w:tr>
-      <w:tr>
-        <w:tc>
-          <w:tcPr>
-            <w:tcW w:w="911" w:type="dxa"/>
-            <w:tcBorders>
-              <w:top w:val="single" w:sz="4" w:space="0" w:color="auto"/>
-              <w:bottom w:val="single" w:sz="12" w:space="0" w:color="auto"/>
-              <w:right w:val="single" w:sz="4" w:space="0" w:color="auto"/>
-            </w:tcBorders>
-            <w:tcMar>
-              <w:left w:w="57" w:type="dxa"/>
-              <w:right w:w="57" w:type="dxa"/>
-            </w:tcMar>
-          </w:tcPr>
-          <w:p>
-            <w:pPr>
-              <w:snapToGrid w:val="0"/>
-              <w:rPr>
-                <w:rFonts w:ascii="Barlow Condensed Medium" w:eastAsia="華康儷中黑" w:hAnsi="Barlow Condensed Medium" w:cstheme="minorHAnsi"/>
-                <w:w w:val="125"/>
-                <w:sz w:val="20"/>
-                <w:szCs w:val="20"/>
-              </w:rPr>
-            </w:pPr>
-            <w:r>
-              <w:rPr>
-                <w:rFonts w:ascii="Barlow Condensed Medium" w:eastAsia="華康儷中黑" w:hAnsi="Barlow Condensed Medium" w:cstheme="minorHAnsi"/>
-                <w:w w:val="125"/>
-                <w:sz w:val="20"/>
-                <w:szCs w:val="20"/>
-              </w:rPr>
-              <w:t>六</w:t>
-            </w:r>
-            <w:r>
-              <w:rPr>
-                <w:rFonts w:ascii="Barlow Condensed Medium" w:eastAsia="華康儷中黑" w:hAnsi="Barlow Condensed Medium" w:cstheme="minorHAnsi"/>
-                <w:w w:val="125"/>
-                <w:sz w:val="20"/>
-                <w:szCs w:val="20"/>
-              </w:rPr>
-              <w:fldChar w:fldCharType="begin"/>
-            </w:r>
-            <w:r>
-              <w:rPr>
-                <w:rFonts w:ascii="Barlow Condensed Medium" w:eastAsia="華康儷中黑" w:hAnsi="Barlow Condensed Medium" w:cstheme="minorHAnsi"/>
-                <w:w w:val="125"/>
-                <w:sz w:val="20"/>
-                <w:szCs w:val="20"/>
-              </w:rPr>
-              <w:instrText xml:space="preserve"> =IF(pub_day+6&gt;this_mon_days, IF(pub_mon=12, 1, pub_mon+1), pub_mon) \* MERGEFORMAT </w:instrText>
-            </w:r>
-            <w:r>
-              <w:rPr>
-                <w:rFonts w:ascii="Barlow Condensed Medium" w:eastAsia="華康儷中黑" w:hAnsi="Barlow Condensed Medium" w:cstheme="minorHAnsi"/>
-                <w:w w:val="125"/>
-                <w:sz w:val="20"/>
-                <w:szCs w:val="20"/>
-              </w:rPr>
-              <w:fldChar w:fldCharType="separate"/>
-            </w:r>
-            <w:r>
-              <w:rPr>
-                <w:rFonts w:ascii="Barlow Condensed Medium" w:eastAsia="華康儷中黑" w:hAnsi="Barlow Condensed Medium" w:cstheme="minorHAnsi"/>
-                <w:noProof/>
-                <w:w w:val="125"/>
-                <w:sz w:val="20"/>
-                <w:szCs w:val="20"/>
-              </w:rPr>
-              <w:t>7</w:t>
-            </w:r>
-            <w:r>
-              <w:rPr>
-                <w:rFonts w:ascii="Barlow Condensed Medium" w:eastAsia="華康儷中黑" w:hAnsi="Barlow Condensed Medium" w:cstheme="minorHAnsi"/>
-                <w:w w:val="125"/>
-                <w:sz w:val="20"/>
-                <w:szCs w:val="20"/>
-              </w:rPr>
-              <w:fldChar w:fldCharType="end"/>
-            </w:r>
-            <w:r>
-              <w:rPr>
-                <w:rFonts w:ascii="Barlow Condensed Medium" w:eastAsia="華康儷中黑" w:hAnsi="Barlow Condensed Medium" w:cstheme="minorHAnsi"/>
-                <w:w w:val="125"/>
-                <w:sz w:val="20"/>
-                <w:szCs w:val="20"/>
-              </w:rPr>
-              <w:t>/</w:t>
-            </w:r>
-            <w:r>
-              <w:rPr>
-                <w:rFonts w:ascii="Barlow Condensed Medium" w:eastAsia="華康儷中黑" w:hAnsi="Barlow Condensed Medium" w:cstheme="minorHAnsi"/>
-                <w:w w:val="125"/>
-                <w:sz w:val="20"/>
-                <w:szCs w:val="20"/>
-              </w:rPr>
-              <w:fldChar w:fldCharType="begin"/>
-            </w:r>
-            <w:r>
-              <w:rPr>
-                <w:rFonts w:ascii="Barlow Condensed Medium" w:eastAsia="華康儷中黑" w:hAnsi="Barlow Condensed Medium" w:cstheme="minorHAnsi"/>
-                <w:w w:val="125"/>
-                <w:sz w:val="20"/>
-                <w:szCs w:val="20"/>
-              </w:rPr>
-              <w:instrText xml:space="preserve"> =IF(pub_day+6&gt;this_mon_days, -this_mon_days, 0)+pub_day+6 \* MERGEFORMAT </w:instrText>
-            </w:r>
-            <w:r>
-              <w:rPr>
-                <w:rFonts w:ascii="Barlow Condensed Medium" w:eastAsia="華康儷中黑" w:hAnsi="Barlow Condensed Medium" w:cstheme="minorHAnsi"/>
-                <w:w w:val="125"/>
-                <w:sz w:val="20"/>
-                <w:szCs w:val="20"/>
-              </w:rPr>
-              <w:fldChar w:fldCharType="separate"/>
-            </w:r>
-            <w:r>
-              <w:rPr>
-                <w:rFonts w:ascii="Barlow Condensed Medium" w:eastAsia="華康儷中黑" w:hAnsi="Barlow Condensed Medium" w:cstheme="minorHAnsi"/>
-                <w:noProof/>
-                <w:w w:val="125"/>
-                <w:sz w:val="20"/>
-                <w:szCs w:val="20"/>
-              </w:rPr>
-              <w:t>4</w:t>
-            </w:r>
-            <w:r>
-              <w:rPr>
-                <w:rFonts w:ascii="Barlow Condensed Medium" w:eastAsia="華康儷中黑" w:hAnsi="Barlow Condensed Medium" w:cstheme="minorHAnsi"/>
-                <w:w w:val="125"/>
-                <w:sz w:val="20"/>
-                <w:szCs w:val="20"/>
-              </w:rPr>
-              <w:fldChar w:fldCharType="end"/>
-            </w:r>
-          </w:p>
-        </w:tc>
-        <w:tc>
-          <w:tcPr>
-            <w:tcW w:w="1904" w:type="dxa"/>
-            <w:tcBorders>
-              <w:top w:val="single" w:sz="4" w:space="0" w:color="auto"/>
-              <w:left w:val="single" w:sz="4" w:space="0" w:color="auto"/>
-              <w:bottom w:val="single" w:sz="12" w:space="0" w:color="auto"/>
-            </w:tcBorders>
-            <w:tcMar>
-              <w:left w:w="28" w:type="dxa"/>
-              <w:right w:w="28" w:type="dxa"/>
-            </w:tcMar>
-            <w:vAlign w:val="center"/>
-          </w:tcPr>
-          <w:p>
-            <w:pPr>
-              <w:snapToGrid w:val="0"/>
-              <w:rPr>
-                <w:rFonts w:ascii="Yanone Kaffeesatz Regular" w:eastAsia="華康儷中黑" w:hAnsi="Yanone Kaffeesatz Regular"/>
+              <w:t>5:</w:t>
+            </w:r>
+            <w:r>
+              <w:rPr>
+                <w:rFonts w:ascii="Yanone Kaffeesatz Regular" w:eastAsia="華康儷中黑" w:hAnsi="Yanone Kaffeesatz Regular" w:cs="DaunPenh" w:hint="eastAsia"/>
                 <w:b/>
                 <w:bCs/>
                 <w:w w:val="125"/>
                 <w:sz w:val="20"/>
                 <w:szCs w:val="20"/>
               </w:rPr>
-            </w:pPr>
+              <w:t>18</w:t>
+            </w:r>
             <w:r>
               <w:rPr>
                 <w:rFonts w:ascii="Yanone Kaffeesatz Regular" w:eastAsia="華康儷中黑" w:hAnsi="Yanone Kaffeesatz Regular" w:cs="DaunPenh"/>
@@ -23900,9 +23897,8 @@
                 <w:w w:val="125"/>
                 <w:sz w:val="20"/>
                 <w:szCs w:val="20"/>
-                <w:lang w:val="en-NZ"/>
-              </w:rPr>
-              <w:t>14:1-36(19)</w:t>
+              </w:rPr>
+              <w:t>)</w:t>
             </w:r>
           </w:p>
         </w:tc>
@@ -23927,6 +23923,7 @@
           <w:w w:val="60"/>
           <w:sz w:val="26"/>
           <w:szCs w:val="26"/>
+          <w:lang w:bidi="he-IL"/>
         </w:rPr>
         <w:drawing>
           <wp:anchor distT="0" distB="0" distL="114300" distR="114300" simplePos="0" relativeHeight="251653120" behindDoc="1" locked="0" layoutInCell="1" allowOverlap="1" wp14:anchorId="433B7986" wp14:editId="39AC0942">
@@ -24308,7 +24305,7 @@
           <w:sz w:val="26"/>
           <w:szCs w:val="26"/>
         </w:rPr>
-        <w:t>婚不婚都要合宜</w:t>
+        <w:t>意義造就</w:t>
       </w:r>
       <w:r>
         <w:rPr>
@@ -24360,7 +24357,7 @@
           <w:sz w:val="26"/>
           <w:szCs w:val="26"/>
         </w:rPr>
-        <w:t>我說這話是為你們的益處，不是要牢籠你們，乃是要叫你們行合宜的事，得以殷勤服事主，沒有分心的事。</w:t>
+        <w:t>但在教會中，寧可用悟性說五句教導人的話，強如說萬句方言。</w:t>
       </w:r>
       <w:r>
         <w:rPr>
@@ -24390,7 +24387,7 @@
           <w:sz w:val="26"/>
           <w:szCs w:val="26"/>
         </w:rPr>
-        <w:t>7:</w:t>
+        <w:t>14</w:t>
       </w:r>
       <w:r>
         <w:rPr>
@@ -24400,7 +24397,17 @@
           <w:sz w:val="26"/>
           <w:szCs w:val="26"/>
         </w:rPr>
-        <w:t>35</w:t>
+        <w:t>:</w:t>
+      </w:r>
+      <w:r>
+        <w:rPr>
+          <w:rFonts w:ascii="Barlow Condensed Medium" w:eastAsia="華康儷中黑" w:hAnsi="Barlow Condensed Medium" w:cs="Calibri" w:hint="eastAsia"/>
+          <w:bCs/>
+          <w:w w:val="70"/>
+          <w:sz w:val="26"/>
+          <w:szCs w:val="26"/>
+        </w:rPr>
+        <w:t>19</w:t>
       </w:r>
       <w:r>
         <w:rPr>
@@ -24522,7 +24529,7 @@
                 <w:sz w:val="26"/>
                 <w:szCs w:val="26"/>
               </w:rPr>
-              <w:t>婚姻制度與社會文化的關係</w:t>
+              <w:t>為何屬靈恩賜需要愛來指導</w:t>
             </w:r>
             <w:r>
               <w:rPr>
@@ -24594,7 +24601,7 @@
                 <w:sz w:val="26"/>
                 <w:szCs w:val="26"/>
               </w:rPr>
-              <w:t>盟約為何是婚姻更高的價值</w:t>
+              <w:t>先知講道為何是為建造教會</w:t>
             </w:r>
             <w:r>
               <w:rPr>
@@ -24666,7 +24673,7 @@
                 <w:sz w:val="26"/>
                 <w:szCs w:val="26"/>
               </w:rPr>
-              <w:t>獨身與單身的合宜有何不同</w:t>
+              <w:t>靈性與悟性的造就有何差別</w:t>
             </w:r>
             <w:r>
               <w:rPr>
@@ -24747,25 +24754,7 @@
                 <w:sz w:val="26"/>
                 <w:szCs w:val="26"/>
               </w:rPr>
-              <w:t>若各持己見，什麼才</w:t>
-            </w:r>
-            <w:r>
-              <w:rPr>
-                <w:rFonts w:ascii="Barlow Condensed Medium" w:eastAsia="華康中黑體" w:hAnsi="Barlow Condensed Medium" w:cs="Arial" w:hint="eastAsia"/>
-                <w:w w:val="75"/>
-                <w:sz w:val="26"/>
-                <w:szCs w:val="26"/>
-              </w:rPr>
-              <w:t>是</w:t>
-            </w:r>
-            <w:r>
-              <w:rPr>
-                <w:rFonts w:ascii="Barlow Condensed Medium" w:eastAsia="華康中黑體" w:hAnsi="Barlow Condensed Medium" w:cs="Arial" w:hint="eastAsia"/>
-                <w:w w:val="75"/>
-                <w:sz w:val="26"/>
-                <w:szCs w:val="26"/>
-              </w:rPr>
-              <w:t>合宜</w:t>
+              <w:t>福音合一的意義如何造就教會</w:t>
             </w:r>
             <w:r>
               <w:rPr>
@@ -24820,6 +24809,7 @@
         <w:rPr>
           <w:rFonts w:ascii="Barlow Condensed Medium" w:hAnsi="Barlow Condensed Medium"/>
           <w:noProof/>
+          <w:lang w:bidi="he-IL"/>
         </w:rPr>
         <mc:AlternateContent>
           <mc:Choice Requires="wps">
@@ -24885,7 +24875,7 @@
           </mc:Choice>
           <mc:Fallback>
             <w:pict>
-              <v:line w14:anchorId="7A1FA915" id="直線接點 6" o:spid="_x0000_s1026" style="position:absolute;z-index:251665408;visibility:visible;mso-wrap-style:square;mso-width-percent:0;mso-height-percent:0;mso-wrap-distance-left:9pt;mso-wrap-distance-top:0;mso-wrap-distance-right:9pt;mso-wrap-distance-bottom:0;mso-position-horizontal:absolute;mso-position-horizontal-relative:page;mso-position-vertical:absolute;mso-position-vertical-relative:page;mso-width-percent:0;mso-height-percent:0;mso-width-relative:margin;mso-height-relative:margin" from="343.9pt,19.85pt" to="345.05pt,710.95pt" o:gfxdata="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" strokecolor="black [3213]" strokeweight=".5pt">
+              <v:line w14:anchorId="030B0618" id="直線接點 6" o:spid="_x0000_s1026" style="position:absolute;z-index:251665408;visibility:visible;mso-wrap-style:square;mso-width-percent:0;mso-height-percent:0;mso-wrap-distance-left:9pt;mso-wrap-distance-top:0;mso-wrap-distance-right:9pt;mso-wrap-distance-bottom:0;mso-position-horizontal:absolute;mso-position-horizontal-relative:page;mso-position-vertical:absolute;mso-position-vertical-relative:page;mso-width-percent:0;mso-height-percent:0;mso-width-relative:margin;mso-height-relative:margin" from="343.9pt,19.85pt" to="345.05pt,710.95pt" o:gfxdata="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" strokecolor="black [3213]" strokeweight=".5pt">
                 <v:stroke dashstyle="3 1" joinstyle="miter"/>
                 <w10:wrap anchorx="page" anchory="page"/>
               </v:line>
@@ -24897,6 +24887,7 @@
         <w:rPr>
           <w:rFonts w:ascii="Barlow Condensed Medium" w:hAnsi="Barlow Condensed Medium"/>
           <w:noProof/>
+          <w:lang w:bidi="he-IL"/>
         </w:rPr>
         <mc:AlternateContent>
           <mc:Choice Requires="wps">
@@ -24962,7 +24953,7 @@
           </mc:Choice>
           <mc:Fallback>
             <w:pict>
-              <v:line w14:anchorId="06F41CF4" id="直線接點 4" o:spid="_x0000_s1026" style="position:absolute;z-index:251661312;visibility:visible;mso-wrap-style:square;mso-width-percent:0;mso-height-percent:0;mso-wrap-distance-left:9pt;mso-wrap-distance-top:0;mso-wrap-distance-right:9pt;mso-wrap-distance-bottom:0;mso-position-horizontal:absolute;mso-position-horizontal-relative:page;mso-position-vertical:absolute;mso-position-vertical-relative:page;mso-width-percent:0;mso-height-percent:0;mso-width-relative:margin;mso-height-relative:margin" from="343.9pt,19.85pt" to="345.05pt,710.95pt" o:gfxdata="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" strokecolor="black [3213]" strokeweight=".5pt">
+              <v:line w14:anchorId="089C5368" id="直線接點 4" o:spid="_x0000_s1026" style="position:absolute;z-index:251661312;visibility:visible;mso-wrap-style:square;mso-width-percent:0;mso-height-percent:0;mso-wrap-distance-left:9pt;mso-wrap-distance-top:0;mso-wrap-distance-right:9pt;mso-wrap-distance-bottom:0;mso-position-horizontal:absolute;mso-position-horizontal-relative:page;mso-position-vertical:absolute;mso-position-vertical-relative:page;mso-width-percent:0;mso-height-percent:0;mso-width-relative:margin;mso-height-relative:margin" from="343.9pt,19.85pt" to="345.05pt,710.95pt" o:gfxdata="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" strokecolor="black [3213]" strokeweight=".5pt">
                 <v:stroke dashstyle="3 1" joinstyle="miter"/>
                 <w10:wrap anchorx="page" anchory="page"/>
               </v:line>
@@ -25154,7 +25145,7 @@
           <w:sz w:val="26"/>
           <w:szCs w:val="26"/>
         </w:rPr>
-        <w:t>婚不婚都要合宜</w:t>
+        <w:t>意義造就人</w:t>
       </w:r>
       <w:r>
         <w:rPr>
@@ -25245,7 +25236,16 @@
                 <w:sz w:val="26"/>
                 <w:szCs w:val="26"/>
               </w:rPr>
-              <w:t>7:1-6, 25-35</w:t>
+              <w:t>14:1-5,12-19,</w:t>
+            </w:r>
+            <w:r>
+              <w:rPr>
+                <w:rFonts w:ascii="Barlow Condensed Medium" w:eastAsia="華康儷中黑" w:hAnsi="Barlow Condensed Medium" w:cs="Calibri" w:hint="eastAsia"/>
+                <w:w w:val="72"/>
+                <w:sz w:val="26"/>
+                <w:szCs w:val="26"/>
+              </w:rPr>
+              <w:t>39-40</w:t>
             </w:r>
           </w:p>
         </w:tc>
@@ -25282,11 +25282,11 @@
       <w:pPr>
         <w:kinsoku w:val="0"/>
         <w:snapToGrid w:val="0"/>
-        <w:spacing w:afterLines="50" w:after="165" w:line="290" w:lineRule="exact"/>
+        <w:spacing w:afterLines="50" w:after="165" w:line="300" w:lineRule="exact"/>
         <w:jc w:val="both"/>
         <w:rPr>
           <w:rFonts w:ascii="Barlow Condensed Medium" w:eastAsia="華康細黑體" w:hAnsi="Barlow Condensed Medium" w:cs="微軟正黑體"/>
-          <w:w w:val="63"/>
+          <w:w w:val="73"/>
           <w:sz w:val="26"/>
           <w:szCs w:val="26"/>
         </w:rPr>
@@ -25294,31 +25294,67 @@
       <w:r>
         <w:rPr>
           <w:rFonts w:ascii="Barlow Condensed Medium" w:eastAsia="華康儷中黑" w:hAnsi="Barlow Condensed Medium" w:hint="eastAsia"/>
-          <w:w w:val="63"/>
+          <w:w w:val="73"/>
           <w:sz w:val="26"/>
           <w:szCs w:val="26"/>
         </w:rPr>
-        <w:t>性是生理的慾望，在文明社會中就變成一種誘惑。所謂淫亂，一是過度縱慾傷已，二是破壞家庭的倫理傷人。而社會產生婚姻制度就是要作為倫理的界線。</w:t>
+        <w:t>愛是所有屬靈恩賜的最高指導原則和動力。就恩賜而言，最大的就是先知講道，或是說先知能領受且傳達　神的心意和啟示。因為初代信徒和教會需要建造。</w:t>
       </w:r>
       <w:r>
         <w:rPr>
           <w:rFonts w:ascii="Barlow Condensed Medium" w:eastAsia="華康細黑體" w:hAnsi="Barlow Condensed Medium" w:cs="微軟正黑體" w:hint="eastAsia"/>
-          <w:w w:val="63"/>
+          <w:w w:val="73"/>
           <w:sz w:val="26"/>
           <w:szCs w:val="26"/>
         </w:rPr>
-        <w:t>慾望不是罪，是生命的動力，也是罪用來誘惑人的。像求知慾、食慾、性慾、求生意志、安全感等都是生命與生俱來的，卻都有過與不及、需要節制的問題。特別說到性慾，與人類共同生活和世代的繁衍密切相關。在早期原始的時代，形成家庭是生物求偶的本能，又可能用暴力掠奪而來。進入文明的群居社會，如何維持諸多家庭間的秩序和關係的和諧，就形成了婚姻制度和家庭倫理。又在父權社會可能有一套維護男人的女性財產的律法，像摩西律法，卻不需要去規定人要怎麼結婚，因為結婚是習俗。又在母系社會必然有另一套規矩，只是我們不太熟悉。回到經文，保羅挑戰了父權社會把女性視為產財的問題。在基督的愛裡，丈夫和妻子擁有對等的權利和義務。肉體上的忠誠要求，就像耶穌的教導，是更高於休妻的律法。其次是父權社會對單身者的歧視，保羅認為單身是來自　神的恩賜，必須被理解和尊重。下文我們會進一步討論。但是在討論之前，我們要先分辨保羅所強調允許和命令之間的不同。簡單地說，允許就是人有權選擇，卻必須為選擇負責，而選擇卻是高於律法，有更多的愛和善意；而命令，就像律法，人無從選擇。</w:t>
+        <w:t>初代教會剛剛形成，許多事尚未完備，聖靈的工作就是一直持續地建造和傳播，這是保羅所看見的福音異象。而一個群體最大的挑戰就是秩序和向心力，而教會，或說基督的肢體，的秩序是用愛來維持，它完成和取代了律法。而向心力就是福音的內容，是信仰核心，一方面來自使徒的見證，另一方面則來自聖靈在信徒心中的見證。所以，不打草稿，完全來自聖靈自由感動的講道，乃是初代教會聚會時的講道形式。在哥林多教會講道秩序的問題也是眾教會普遍的問題，就是話語權。有先知和教師認定的問題，有非共同語言使用的問題，有誰先誰後的問題，還有女性，當時特別的處境是歸信的異教女祭師，能不能發言的問題。原則上，在愛中我們尊重所有肢體所領受的感動，但是有沒有先知性言語表達的恩賜又是另一回事。因此要如何檢驗先知講道的恩賜，依保羅的見解，就是能說出造就</w:t>
+      </w:r>
+      <w:r>
+        <w:rPr>
+          <w:rFonts w:ascii="Barlow Condensed Medium" w:eastAsia="華康細黑體" w:hAnsi="Barlow Condensed Medium" w:cs="微軟正黑體" w:hint="eastAsia"/>
+          <w:w w:val="73"/>
+          <w:sz w:val="26"/>
+          <w:szCs w:val="26"/>
+        </w:rPr>
+        <w:t>(</w:t>
+      </w:r>
+      <w:r>
+        <w:rPr>
+          <w:rFonts w:ascii="Barlow Condensed Medium" w:eastAsia="華康細黑體" w:hAnsi="Barlow Condensed Medium" w:cs="微軟正黑體" w:hint="eastAsia"/>
+          <w:w w:val="73"/>
+          <w:sz w:val="26"/>
+          <w:szCs w:val="26"/>
+        </w:rPr>
+        <w:t>原意是建造</w:t>
+      </w:r>
+      <w:r>
+        <w:rPr>
+          <w:rFonts w:ascii="Barlow Condensed Medium" w:eastAsia="華康細黑體" w:hAnsi="Barlow Condensed Medium" w:cs="微軟正黑體" w:hint="eastAsia"/>
+          <w:w w:val="73"/>
+          <w:sz w:val="26"/>
+          <w:szCs w:val="26"/>
+        </w:rPr>
+        <w:t>)</w:t>
+      </w:r>
+      <w:r>
+        <w:rPr>
+          <w:rFonts w:ascii="Barlow Condensed Medium" w:eastAsia="華康細黑體" w:hAnsi="Barlow Condensed Medium" w:cs="微軟正黑體" w:hint="eastAsia"/>
+          <w:w w:val="73"/>
+          <w:sz w:val="26"/>
+          <w:szCs w:val="26"/>
+        </w:rPr>
+        <w:t>人和教會的話語，且是所有人都能共同領受和齊心說「阿們」的。</w:t>
       </w:r>
     </w:p>
     <w:p>
       <w:pPr>
         <w:kinsoku w:val="0"/>
         <w:snapToGrid w:val="0"/>
-        <w:spacing w:afterLines="50" w:after="165" w:line="290" w:lineRule="exact"/>
+        <w:spacing w:afterLines="50" w:after="165" w:line="300" w:lineRule="exact"/>
         <w:jc w:val="both"/>
         <w:rPr>
           <w:rFonts w:ascii="Barlow Condensed Medium" w:eastAsia="華康細黑體" w:hAnsi="Barlow Condensed Medium" w:cs="微軟正黑體"/>
-          <w:w w:val="63"/>
+          <w:w w:val="73"/>
           <w:sz w:val="26"/>
           <w:szCs w:val="26"/>
         </w:rPr>
@@ -25326,40 +25362,67 @@
       <w:r>
         <w:rPr>
           <w:rFonts w:ascii="Barlow Condensed Medium" w:eastAsia="華康儷中黑" w:hAnsi="Barlow Condensed Medium" w:hint="eastAsia"/>
-          <w:w w:val="63"/>
+          <w:w w:val="73"/>
           <w:sz w:val="26"/>
           <w:szCs w:val="26"/>
         </w:rPr>
-        <w:t>婚姻不是基本人權，而選擇婚姻則是更高的價值──守一個至死的盟約，如保羅說的互相交託身體的主權。也是耶穌解釋律法，容許離婚，但若違背盟仍是罪。</w:t>
+        <w:t>方言應該譯成某種或各種語言，因為語言能承載意義，說話才有意義。問題是因為聖靈感動，說的人可能說著一種自己都不懂的語言，沒有翻譯就無法造就人。</w:t>
       </w:r>
       <w:r>
         <w:rPr>
           <w:rFonts w:ascii="Barlow Condensed Medium" w:eastAsia="華康細黑體" w:hAnsi="Barlow Condensed Medium" w:cs="微軟正黑體" w:hint="eastAsia"/>
-          <w:w w:val="63"/>
+          <w:w w:val="73"/>
           <w:sz w:val="26"/>
           <w:szCs w:val="26"/>
         </w:rPr>
-        <w:t>婚姻的傳統是在人類生物性和社會性之下，藉著文化所形成的男與女配對的習俗，所涉及的卻是雙方家族的地位結構。在古代，人可能沒有自己決定結不結婚的權利，在今日的人權社會，人</w:t>
+        <w:t>方言的原文是舌頭或語言，而方言在中文的語境中卻有鮮少人聽懂的化外之民的語言。就聖靈在五旬節降臨那日的記載，耶路撒冷的信徒因為聖靈的感動而說起外國語言，被由外地回來朝聖的猶太僑民聽出來，說的是他居住地的語言，意思是在讚美　神的作為。</w:t>
       </w:r>
       <w:r>
         <w:rPr>
           <w:rFonts w:ascii="Barlow Condensed Medium" w:eastAsia="華康細黑體" w:hAnsi="Barlow Condensed Medium" w:cs="微軟正黑體" w:hint="eastAsia"/>
-          <w:w w:val="63"/>
+          <w:w w:val="73"/>
           <w:sz w:val="26"/>
           <w:szCs w:val="26"/>
         </w:rPr>
-        <w:t>則有權決定是否進入這套社會習俗。而法律只是為了保障選擇進入這套婚姻制度的人的權益。因為如此，台灣人結婚也都是在行一套家族聯姻的儀式，而政府也只能登記和認證一份締結夫妻身分的契約。反觀西方基督教婚姻傳統，則是男女在　神面前立下的契約，重大的程度是至不渝。所以，耶穌解釋摩西允許人休妻的律法，乃是陷妻子於不義。因為盟約的關係，丈夫還活著，妻子再嫁就犯姦淫。而丈夫在多妻的父權社會，再娶多少也沒有姦淫的問題。而保羅則是在休妻和再嫁之間找出另一個辦法，就是先分居，保留復合的可能。這一切都是為了不背棄自己所立的盟約，守住義和聖潔。</w:t>
+        <w:t>(</w:t>
+      </w:r>
+      <w:r>
+        <w:rPr>
+          <w:rFonts w:ascii="Barlow Condensed Medium" w:eastAsia="華康細黑體" w:hAnsi="Barlow Condensed Medium" w:cs="微軟正黑體" w:hint="eastAsia"/>
+          <w:w w:val="73"/>
+          <w:sz w:val="26"/>
+          <w:szCs w:val="26"/>
+        </w:rPr>
+        <w:t>徒</w:t>
+      </w:r>
+      <w:r>
+        <w:rPr>
+          <w:rFonts w:ascii="Barlow Condensed Medium" w:eastAsia="華康細黑體" w:hAnsi="Barlow Condensed Medium" w:cs="微軟正黑體" w:hint="eastAsia"/>
+          <w:w w:val="73"/>
+          <w:sz w:val="26"/>
+          <w:szCs w:val="26"/>
+        </w:rPr>
+        <w:t>2:4-11)</w:t>
+      </w:r>
+      <w:r>
+        <w:rPr>
+          <w:rFonts w:ascii="Barlow Condensed Medium" w:eastAsia="華康細黑體" w:hAnsi="Barlow Condensed Medium" w:cs="微軟正黑體" w:hint="eastAsia"/>
+          <w:w w:val="73"/>
+          <w:sz w:val="26"/>
+          <w:szCs w:val="26"/>
+        </w:rPr>
+        <w:t>所以聖靈賜下語言的恩賜，就直接表明了福音將傳向外邦。至於有說靈語或天使的語言的說法，若沒有人能翻譯，包括說的人，就真的只能在靈性上造就自己。就是所謂的神秘經驗，是無法向他人分享的。又對「說方言」某些認知是不正確的，如作為領受聖靈的記號，不斷重複的彈舌發音就是方言。連同一些狂喜、狂悲和被擊倒的現象，我們必須分辨是不是在有意或無意中運用催眠的心理暗示所引發的。</w:t>
       </w:r>
     </w:p>
     <w:p>
       <w:pPr>
         <w:kinsoku w:val="0"/>
         <w:snapToGrid w:val="0"/>
-        <w:spacing w:afterLines="50" w:after="165" w:line="290" w:lineRule="exact"/>
+        <w:spacing w:afterLines="50" w:after="165" w:line="300" w:lineRule="exact"/>
         <w:jc w:val="both"/>
         <w:rPr>
           <w:rFonts w:ascii="Barlow Condensed Medium" w:eastAsia="華康細黑體" w:hAnsi="Barlow Condensed Medium" w:cs="微軟正黑體"/>
-          <w:w w:val="63"/>
+          <w:w w:val="73"/>
           <w:sz w:val="26"/>
           <w:szCs w:val="26"/>
         </w:rPr>
@@ -25367,31 +25430,30 @@
       <w:r>
         <w:rPr>
           <w:rFonts w:ascii="Barlow Condensed Medium" w:eastAsia="華康儷中黑" w:hAnsi="Barlow Condensed Medium" w:hint="eastAsia"/>
-          <w:w w:val="63"/>
+          <w:w w:val="73"/>
           <w:sz w:val="26"/>
           <w:szCs w:val="26"/>
         </w:rPr>
-        <w:t>保羅認為獨身比結婚更有福，是基於初代教會相信基督就快再臨，以及單身是為了事奉基督和教會的緣故。又寡婦和處女結婚合於律法。即結不結婚都要合宜。</w:t>
+        <w:t>禱告是向　神說話，用靈性是良知直觀的體悟，用悟性是理性推導的意義。使用共同語言兩者可以兼具，使用外語且沒有翻譯，就會缺少悟性，重點仍是造就。</w:t>
       </w:r>
       <w:r>
         <w:rPr>
           <w:rFonts w:ascii="Barlow Condensed Medium" w:eastAsia="華康細黑體" w:hAnsi="Barlow Condensed Medium" w:cs="微軟正黑體" w:hint="eastAsia"/>
-          <w:w w:val="63"/>
+          <w:w w:val="73"/>
           <w:sz w:val="26"/>
           <w:szCs w:val="26"/>
         </w:rPr>
-        <w:t>經文中保羅所謂的獨身，是一種完全沒有性伴侶的單身，就是如同修士和修女與耶穌基督結婚的概念。當然，將自己奉獻給主，是一個比婚姻更高的價值，是更配得稱讚，而非歧視。然而，耶穌的再臨卻一再延遲，讓守獨身事奉主的義意受到質疑。宗教改革的馬丁路德就率先從修士還俗與一位修女結婚。又最近，天主教因為修士性侵孩童的事件，容許了修士還俗結婚也能成為神父。然而，修士和修女守童貞仍是一種高貴和自願的事奉。其實，不說高貴守貞的獨身，單身就必須面對有無性伴侶或是不只一個的問題。面對人權的時代，法律保障成年人有性自主權，卻不是性解放。與其說基督教保守，其實是對愛有聖潔的要求。最低限度的容許就是，不論同性或異性，選擇結婚、互為伴侶或是同居，守一個忠誠的盟約就是守住聖潔。而違約就是不義的罪，雖不至殺人放火，又雙方好聚好散，甚至沒有什麼承諾，這世界容許，但是　神卻要審問。</w:t>
+        <w:t>語言只是傳遞意義和信息的工具，實際上就是悟性的。若說方言或靈語能傳達　神的感動和心意，也必須由靈的領受轉化成悟性的語言才能被傳達出來。而困難描述的是靈的領受，同時也是要用人的靈去分辨的。在靈裡看見的可能是一個畫面，一種平安、美善、超越和預見的體悟，是直觀、非線性和整體巨觀的認知。它可以直接影響領受者的行為志意。就如同音樂和影像與我們的生活經驗和記憶連結和互動的形式，不只是情緒性的，也是故事性和意義性。但是，最後要將所內心領受的表達出來，就必須使用悟性的言語。所以，用講道建造人和教會是同時必須具備靈性和悟性的過程。靈性的交通是發生在人與　神的對話，而悟性的交通乃是在人與人之間的意義和信息的正確傳達。</w:t>
       </w:r>
     </w:p>
     <w:p>
       <w:pPr>
         <w:kinsoku w:val="0"/>
         <w:snapToGrid w:val="0"/>
-        <w:spacing w:afterLines="50" w:after="165" w:line="290" w:lineRule="exact"/>
-        <w:jc w:val="both"/>
+        <w:spacing w:afterLines="50" w:after="165" w:line="300" w:lineRule="exact"/>
         <w:rPr>
           <w:rFonts w:ascii="Cambria" w:eastAsia="華康細黑體" w:hAnsi="Cambria" w:cs="Cambria"/>
-          <w:w w:val="63"/>
+          <w:w w:val="73"/>
           <w:sz w:val="26"/>
           <w:szCs w:val="26"/>
         </w:rPr>
@@ -25399,7 +25461,7 @@
       <w:r>
         <w:rPr>
           <w:rFonts w:ascii="Barlow Condensed Medium" w:eastAsia="華康儷中黑" w:hAnsi="Barlow Condensed Medium" w:cs="新細明體"/>
-          <w:w w:val="63"/>
+          <w:w w:val="73"/>
           <w:sz w:val="26"/>
           <w:szCs w:val="26"/>
         </w:rPr>
@@ -25408,16 +25470,16 @@
       <w:r>
         <w:rPr>
           <w:rFonts w:ascii="Barlow Condensed Medium" w:eastAsia="華康儷中黑" w:hAnsi="Barlow Condensed Medium" w:cs="新細明體" w:hint="eastAsia"/>
-          <w:w w:val="63"/>
+          <w:w w:val="73"/>
           <w:sz w:val="26"/>
           <w:szCs w:val="26"/>
         </w:rPr>
-        <w:t>聖潔就是不混淆</w:t>
+        <w:t>聖靈充滿</w:t>
       </w:r>
       <w:r>
         <w:rPr>
           <w:rFonts w:ascii="Barlow Condensed Medium" w:eastAsia="華康儷中黑" w:hAnsi="Barlow Condensed Medium" w:cs="新細明體"/>
-          <w:w w:val="63"/>
+          <w:w w:val="73"/>
           <w:sz w:val="26"/>
           <w:szCs w:val="26"/>
         </w:rPr>
@@ -25426,49 +25488,40 @@
       <w:r>
         <w:rPr>
           <w:rFonts w:ascii="Cambria" w:eastAsia="華康細黑體" w:hAnsi="Cambria" w:cs="Cambria" w:hint="eastAsia"/>
-          <w:w w:val="63"/>
+          <w:w w:val="73"/>
           <w:sz w:val="26"/>
           <w:szCs w:val="26"/>
         </w:rPr>
-        <w:t>這個時代的倫理</w:t>
+        <w:t>人的靈性和悟性本來就可以自由地獨立運作。而藉著耶穌基督的啟示所賜下的聖靈，則是為了新約福音的大使命，作為門徒的引導和幫助。聖靈的充滿使人有熱心、有恩賜和能力，和見證宣講的悟性話語，這些只是表現在個人上的。更大又更重要的聖靈充滿是建造教會，使肢體協調合一，有愛的行動作見證，且有共榮共辱的行動意志。就像一開始的個人電腦是單獨運作的，進入到網際網路時代，通訊、虛擬角色、資料庫、大數據和</w:t>
       </w:r>
       <w:r>
         <w:rPr>
           <w:rFonts w:ascii="Cambria" w:eastAsia="華康細黑體" w:hAnsi="Cambria" w:cs="Cambria" w:hint="eastAsia"/>
-          <w:w w:val="63"/>
+          <w:w w:val="73"/>
           <w:sz w:val="26"/>
           <w:szCs w:val="26"/>
         </w:rPr>
-        <w:t>問題就是混淆不清，就過度擴大人權自由的界限。就像「婚姻平權」就是混淆了異性婚姻與同性婚姻，而且是基於一個假設，就是異性戀者壓迫同性戀者，使同性戀者不能結婚。這樣的混淆正在我們的基礎教育中有計劃地散播。而被混淆的是：一、婚姻不是基本人權，是一種選擇。二、傳統的婚姻二字指的就是異性婚姻，它的社會功能不能被忽略，與同性婚姻有根本上的差異。三、分別異性婚姻與同性婚姻不是歧視，就如同分別生理上的男、女一樣，就是一種社會關係上的相互尊重，我們難以容忍混淆生理性別的人進入不同生理性別的厠所。同理，「性別平權」也是用同相的混淆方式，它假設了認同生理性別的人歧視了不認同自己生理性別的人。除了天生生理性別難分辨的人以外，主張性別也不是基本人權，他人沒有義務要認同一個混淆的個人主張。所以。為什麼不混淆就是聖潔，基本上就是為了公共的秩序。</w:t>
+        <w:t>AI</w:t>
       </w:r>
       <w:r>
         <w:rPr>
           <w:rFonts w:ascii="Cambria" w:eastAsia="華康細黑體" w:hAnsi="Cambria" w:cs="Cambria" w:hint="eastAsia"/>
-          <w:w w:val="63"/>
+          <w:w w:val="73"/>
           <w:sz w:val="26"/>
           <w:szCs w:val="26"/>
         </w:rPr>
-        <w:t>先有客觀公認的相互尊重，才能因為包容而消除歧視。重點是</w:t>
-      </w:r>
-      <w:r>
-        <w:rPr>
-          <w:rFonts w:ascii="Cambria" w:eastAsia="華康細黑體" w:hAnsi="Cambria" w:cs="Cambria" w:hint="eastAsia"/>
-          <w:w w:val="63"/>
-          <w:sz w:val="26"/>
-          <w:szCs w:val="26"/>
-        </w:rPr>
-        <w:t>混淆和話語權無法消除歧視。</w:t>
+        <w:t>等等就將整個世界拉近在一起。像我們去一趟沖繩，首先就是要預備手機能上網國際漫遊的晶片，還有下載世界通用的翻譯軟體，連作租車生意的日本歐吉桑都會用的。而聖靈的果效是連結人，這種能獨立思考的有機生物，成為一個有共同信仰和使命的群體。所以，不要將聖靈當成滿足和安慰你情感寵物，而是要讓它提升、改變你，開啟更多的可能，與你同工。一切都只為了福音，就是自己與眾人生命的得救。</w:t>
       </w:r>
     </w:p>
     <w:p>
       <w:pPr>
         <w:kinsoku w:val="0"/>
         <w:snapToGrid w:val="0"/>
-        <w:spacing w:afterLines="50" w:after="165" w:line="290" w:lineRule="exact"/>
+        <w:spacing w:afterLines="50" w:after="165" w:line="300" w:lineRule="exact"/>
         <w:jc w:val="both"/>
         <w:rPr>
           <w:rFonts w:ascii="Barlow Condensed Medium" w:eastAsia="華康儷中黑" w:hAnsi="Barlow Condensed Medium"/>
-          <w:w w:val="66"/>
+          <w:w w:val="73"/>
           <w:sz w:val="26"/>
           <w:szCs w:val="26"/>
         </w:rPr>
@@ -25476,43 +25529,25 @@
       <w:r>
         <w:rPr>
           <w:rFonts w:ascii="Barlow Condensed Medium" w:eastAsia="華康儷中黑" w:hAnsi="Barlow Condensed Medium" w:hint="eastAsia"/>
-          <w:w w:val="63"/>
+          <w:w w:val="73"/>
           <w:sz w:val="26"/>
           <w:szCs w:val="26"/>
         </w:rPr>
-        <w:t>婚姻的社會規範是地上的事，而守在　神面前的盟約是天上的事。重點不在　神國不娶不嫁，而是人必須先守住了這些義，合宜地拿捏倫理，才能進　神國。</w:t>
+        <w:t>最後是先知講道要有秩序、講非共同語言要有翻譯，其他們則要安靜，尊重所有來自　神的感動，讓話語的意義造就人和造就教會，為了基督身體的合一。</w:t>
       </w:r>
       <w:r>
         <w:rPr>
           <w:rFonts w:ascii="Barlow Condensed Medium" w:eastAsia="華康細黑體" w:hAnsi="Barlow Condensed Medium" w:cs="微軟正黑體" w:hint="eastAsia"/>
-          <w:w w:val="63"/>
+          <w:w w:val="73"/>
           <w:sz w:val="26"/>
           <w:szCs w:val="26"/>
         </w:rPr>
-        <w:t>允許和容忍是讓倫理有彈性拿捏的空間，卻不是作任何不義的藉口。所謂義，不是單面主張自己的權利，而是追求雙方合宜的關係。就如同保羅所說的獨身比單身更好，兩人選擇結盟和守約也是合宜，價值就在於相互的忠誠，而混淆、甚至混亂的關係除了乏善可陳之外，也是罪的試探的源頭。最後保羅語重心長地說：「我為了你們自己的益處說這個，不是要放繩套在你們身上，</w:t>
+        <w:t>初代教會的聚會形式，有在猶太會堂聚會的講道形式，也有家庭聚會的自由見證形式。而一開始，福音由使徒來傳講，接著由使徒的門徒來傳講。因為不同的使徒傳統，就有不同的話語權的爭論。而保羅極力要見證的，就是只有一位基督和來自同一位聖靈的感動，根本不可能出現爭論，若有就是人的問題，愛不夠的問題，和有沒有在用悟性表達靈性的意義來造就人和教會的問題。</w:t>
       </w:r>
       <w:r>
         <w:rPr>
-          <w:rFonts w:ascii="Barlow Condensed Medium" w:eastAsia="華康細黑體" w:hAnsi="Barlow Condensed Medium" w:cs="微軟正黑體"/>
-          <w:w w:val="63"/>
-          <w:sz w:val="26"/>
-          <w:szCs w:val="26"/>
-        </w:rPr>
-        <w:t>…</w:t>
-      </w:r>
-      <w:r>
-        <w:rPr>
           <w:rFonts w:ascii="Barlow Condensed Medium" w:eastAsia="華康細黑體" w:hAnsi="Barlow Condensed Medium" w:cs="微軟正黑體" w:hint="eastAsia"/>
-          <w:w w:val="63"/>
-          <w:sz w:val="26"/>
-          <w:szCs w:val="26"/>
-        </w:rPr>
-        <w:t>」就是要信徒在聖潔、合宜的事上相互勉勵，不要用人的軟弱相互定罪；又堅持合宜的事不是歧視，惡意醜化和霸凌才是，又反過來醜化和霸凌堅持合宜的事的人也是歧視，目的就是混淆。</w:t>
-      </w:r>
-      <w:r>
-        <w:rPr>
-          <w:rFonts w:ascii="Barlow Condensed Medium" w:eastAsia="華康細黑體" w:hAnsi="Barlow Condensed Medium" w:cs="微軟正黑體" w:hint="eastAsia"/>
-          <w:w w:val="63"/>
+          <w:w w:val="73"/>
           <w:sz w:val="26"/>
           <w:szCs w:val="26"/>
         </w:rPr>
@@ -25539,7 +25574,7 @@
 </file>
 
 <file path=word/endnotes.xml><?xml version="1.0" encoding="utf-8"?>
-<w:endnotes xmlns:wpc="http://schemas.microsoft.com/office/word/2010/wordprocessingCanvas" xmlns:cx="http://schemas.microsoft.com/office/drawing/2014/chartex" xmlns:cx1="http://schemas.microsoft.com/office/drawing/2015/9/8/chartex" xmlns:cx2="http://schemas.microsoft.com/office/drawing/2015/10/21/chartex" xmlns:cx3="http://schemas.microsoft.com/office/drawing/2016/5/9/chartex" xmlns:cx4="http://schemas.microsoft.com/office/drawing/2016/5/10/chartex" xmlns:cx5="http://schemas.microsoft.com/office/drawing/2016/5/11/chartex" xmlns:cx6="http://schemas.microsoft.com/office/drawing/2016/5/12/chartex" xmlns:cx7="http://schemas.microsoft.com/office/drawing/2016/5/13/chartex" xmlns:cx8="http://schemas.microsoft.com/office/drawing/2016/5/14/chartex" xmlns:mc="http://schemas.openxmlformats.org/markup-compatibility/2006" xmlns:aink="http://schemas.microsoft.com/office/drawing/2016/ink" xmlns:am3d="http://schemas.microsoft.com/office/drawing/2017/model3d" xmlns:o="urn:schemas-microsoft-com:office:office" xmlns:oel="http://schemas.microsoft.com/office/2019/extlst" xmlns:r="http://schemas.openxmlformats.org/officeDocument/2006/relationships" xmlns:m="http://schemas.openxmlformats.org/officeDocument/2006/math" xmlns:v="urn:schemas-microsoft-com:vml" xmlns:wp14="http://schemas.microsoft.com/office/word/2010/wordprocessingDrawing" xmlns:wp="http://schemas.openxmlformats.org/drawingml/2006/wordprocessingDrawing" xmlns:w10="urn:schemas-microsoft-com:office:word" xmlns:w="http://schemas.openxmlformats.org/wordprocessingml/2006/main" xmlns:w14="http://schemas.microsoft.com/office/word/2010/wordml" xmlns:w15="http://schemas.microsoft.com/office/word/2012/wordml" xmlns:w16cex="http://schemas.microsoft.com/office/word/2018/wordml/cex" xmlns:w16cid="http://schemas.microsoft.com/office/word/2016/wordml/cid" xmlns:w16="http://schemas.microsoft.com/office/word/2018/wordml" xmlns:w16sdtdh="http://schemas.microsoft.com/office/word/2020/wordml/sdtdatahash" xmlns:w16se="http://schemas.microsoft.com/office/word/2015/wordml/symex" xmlns:wpg="http://schemas.microsoft.com/office/word/2010/wordprocessingGroup" xmlns:wpi="http://schemas.microsoft.com/office/word/2010/wordprocessingInk" xmlns:wne="http://schemas.microsoft.com/office/word/2006/wordml" xmlns:wps="http://schemas.microsoft.com/office/word/2010/wordprocessingShape" mc:Ignorable="w14 w15 w16se w16cid w16 w16cex w16sdtdh wp14">
+<w:endnotes xmlns:wpc="http://schemas.microsoft.com/office/word/2010/wordprocessingCanvas" xmlns:mc="http://schemas.openxmlformats.org/markup-compatibility/2006" xmlns:o="urn:schemas-microsoft-com:office:office" xmlns:r="http://schemas.openxmlformats.org/officeDocument/2006/relationships" xmlns:m="http://schemas.openxmlformats.org/officeDocument/2006/math" xmlns:v="urn:schemas-microsoft-com:vml" xmlns:wp14="http://schemas.microsoft.com/office/word/2010/wordprocessingDrawing" xmlns:wp="http://schemas.openxmlformats.org/drawingml/2006/wordprocessingDrawing" xmlns:w10="urn:schemas-microsoft-com:office:word" xmlns:w="http://schemas.openxmlformats.org/wordprocessingml/2006/main" xmlns:w14="http://schemas.microsoft.com/office/word/2010/wordml" xmlns:w15="http://schemas.microsoft.com/office/word/2012/wordml" xmlns:wpg="http://schemas.microsoft.com/office/word/2010/wordprocessingGroup" xmlns:wpi="http://schemas.microsoft.com/office/word/2010/wordprocessingInk" xmlns:wne="http://schemas.microsoft.com/office/word/2006/wordml" xmlns:wps="http://schemas.microsoft.com/office/word/2010/wordprocessingShape" mc:Ignorable="w14 w15 wp14">
   <w:endnote w:type="separator" w:id="-1">
     <w:p>
       <w:r>
@@ -25558,7 +25593,7 @@
 </file>
 
 <file path=word/footnotes.xml><?xml version="1.0" encoding="utf-8"?>
-<w:footnotes xmlns:wpc="http://schemas.microsoft.com/office/word/2010/wordprocessingCanvas" xmlns:cx="http://schemas.microsoft.com/office/drawing/2014/chartex" xmlns:cx1="http://schemas.microsoft.com/office/drawing/2015/9/8/chartex" xmlns:cx2="http://schemas.microsoft.com/office/drawing/2015/10/21/chartex" xmlns:cx3="http://schemas.microsoft.com/office/drawing/2016/5/9/chartex" xmlns:cx4="http://schemas.microsoft.com/office/drawing/2016/5/10/chartex" xmlns:cx5="http://schemas.microsoft.com/office/drawing/2016/5/11/chartex" xmlns:cx6="http://schemas.microsoft.com/office/drawing/2016/5/12/chartex" xmlns:cx7="http://schemas.microsoft.com/office/drawing/2016/5/13/chartex" xmlns:cx8="http://schemas.microsoft.com/office/drawing/2016/5/14/chartex" xmlns:mc="http://schemas.openxmlformats.org/markup-compatibility/2006" xmlns:aink="http://schemas.microsoft.com/office/drawing/2016/ink" xmlns:am3d="http://schemas.microsoft.com/office/drawing/2017/model3d" xmlns:o="urn:schemas-microsoft-com:office:office" xmlns:oel="http://schemas.microsoft.com/office/2019/extlst" xmlns:r="http://schemas.openxmlformats.org/officeDocument/2006/relationships" xmlns:m="http://schemas.openxmlformats.org/officeDocument/2006/math" xmlns:v="urn:schemas-microsoft-com:vml" xmlns:wp14="http://schemas.microsoft.com/office/word/2010/wordprocessingDrawing" xmlns:wp="http://schemas.openxmlformats.org/drawingml/2006/wordprocessingDrawing" xmlns:w10="urn:schemas-microsoft-com:office:word" xmlns:w="http://schemas.openxmlformats.org/wordprocessingml/2006/main" xmlns:w14="http://schemas.microsoft.com/office/word/2010/wordml" xmlns:w15="http://schemas.microsoft.com/office/word/2012/wordml" xmlns:w16cex="http://schemas.microsoft.com/office/word/2018/wordml/cex" xmlns:w16cid="http://schemas.microsoft.com/office/word/2016/wordml/cid" xmlns:w16="http://schemas.microsoft.com/office/word/2018/wordml" xmlns:w16sdtdh="http://schemas.microsoft.com/office/word/2020/wordml/sdtdatahash" xmlns:w16se="http://schemas.microsoft.com/office/word/2015/wordml/symex" xmlns:wpg="http://schemas.microsoft.com/office/word/2010/wordprocessingGroup" xmlns:wpi="http://schemas.microsoft.com/office/word/2010/wordprocessingInk" xmlns:wne="http://schemas.microsoft.com/office/word/2006/wordml" xmlns:wps="http://schemas.microsoft.com/office/word/2010/wordprocessingShape" mc:Ignorable="w14 w15 w16se w16cid w16 w16cex w16sdtdh wp14">
+<w:footnotes xmlns:wpc="http://schemas.microsoft.com/office/word/2010/wordprocessingCanvas" xmlns:mc="http://schemas.openxmlformats.org/markup-compatibility/2006" xmlns:o="urn:schemas-microsoft-com:office:office" xmlns:r="http://schemas.openxmlformats.org/officeDocument/2006/relationships" xmlns:m="http://schemas.openxmlformats.org/officeDocument/2006/math" xmlns:v="urn:schemas-microsoft-com:vml" xmlns:wp14="http://schemas.microsoft.com/office/word/2010/wordprocessingDrawing" xmlns:wp="http://schemas.openxmlformats.org/drawingml/2006/wordprocessingDrawing" xmlns:w10="urn:schemas-microsoft-com:office:word" xmlns:w="http://schemas.openxmlformats.org/wordprocessingml/2006/main" xmlns:w14="http://schemas.microsoft.com/office/word/2010/wordml" xmlns:w15="http://schemas.microsoft.com/office/word/2012/wordml" xmlns:wpg="http://schemas.microsoft.com/office/word/2010/wordprocessingGroup" xmlns:wpi="http://schemas.microsoft.com/office/word/2010/wordprocessingInk" xmlns:wne="http://schemas.microsoft.com/office/word/2006/wordml" xmlns:wps="http://schemas.microsoft.com/office/word/2010/wordprocessingShape" mc:Ignorable="w14 w15 wp14">
   <w:footnote w:type="separator" w:id="-1">
     <w:p>
       <w:r>
@@ -25577,7 +25612,7 @@
 </file>
 
 <file path=word/header1.xml><?xml version="1.0" encoding="utf-8"?>
-<w:hdr xmlns:wpc="http://schemas.microsoft.com/office/word/2010/wordprocessingCanvas" xmlns:cx="http://schemas.microsoft.com/office/drawing/2014/chartex" xmlns:cx1="http://schemas.microsoft.com/office/drawing/2015/9/8/chartex" xmlns:cx2="http://schemas.microsoft.com/office/drawing/2015/10/21/chartex" xmlns:cx3="http://schemas.microsoft.com/office/drawing/2016/5/9/chartex" xmlns:cx4="http://schemas.microsoft.com/office/drawing/2016/5/10/chartex" xmlns:cx5="http://schemas.microsoft.com/office/drawing/2016/5/11/chartex" xmlns:cx6="http://schemas.microsoft.com/office/drawing/2016/5/12/chartex" xmlns:cx7="http://schemas.microsoft.com/office/drawing/2016/5/13/chartex" xmlns:cx8="http://schemas.microsoft.com/office/drawing/2016/5/14/chartex" xmlns:mc="http://schemas.openxmlformats.org/markup-compatibility/2006" xmlns:aink="http://schemas.microsoft.com/office/drawing/2016/ink" xmlns:am3d="http://schemas.microsoft.com/office/drawing/2017/model3d" xmlns:o="urn:schemas-microsoft-com:office:office" xmlns:oel="http://schemas.microsoft.com/office/2019/extlst" xmlns:r="http://schemas.openxmlformats.org/officeDocument/2006/relationships" xmlns:m="http://schemas.openxmlformats.org/officeDocument/2006/math" xmlns:v="urn:schemas-microsoft-com:vml" xmlns:wp14="http://schemas.microsoft.com/office/word/2010/wordprocessingDrawing" xmlns:wp="http://schemas.openxmlformats.org/drawingml/2006/wordprocessingDrawing" xmlns:w10="urn:schemas-microsoft-com:office:word" xmlns:w="http://schemas.openxmlformats.org/wordprocessingml/2006/main" xmlns:w14="http://schemas.microsoft.com/office/word/2010/wordml" xmlns:w15="http://schemas.microsoft.com/office/word/2012/wordml" xmlns:w16cex="http://schemas.microsoft.com/office/word/2018/wordml/cex" xmlns:w16cid="http://schemas.microsoft.com/office/word/2016/wordml/cid" xmlns:w16="http://schemas.microsoft.com/office/word/2018/wordml" xmlns:w16sdtdh="http://schemas.microsoft.com/office/word/2020/wordml/sdtdatahash" xmlns:w16se="http://schemas.microsoft.com/office/word/2015/wordml/symex" xmlns:wpg="http://schemas.microsoft.com/office/word/2010/wordprocessingGroup" xmlns:wpi="http://schemas.microsoft.com/office/word/2010/wordprocessingInk" xmlns:wne="http://schemas.microsoft.com/office/word/2006/wordml" xmlns:wps="http://schemas.microsoft.com/office/word/2010/wordprocessingShape" mc:Ignorable="w14 w15 w16se w16cid w16 w16cex w16sdtdh wp14">
+<w:hdr xmlns:wpc="http://schemas.microsoft.com/office/word/2010/wordprocessingCanvas" xmlns:mc="http://schemas.openxmlformats.org/markup-compatibility/2006" xmlns:o="urn:schemas-microsoft-com:office:office" xmlns:r="http://schemas.openxmlformats.org/officeDocument/2006/relationships" xmlns:m="http://schemas.openxmlformats.org/officeDocument/2006/math" xmlns:v="urn:schemas-microsoft-com:vml" xmlns:wp14="http://schemas.microsoft.com/office/word/2010/wordprocessingDrawing" xmlns:wp="http://schemas.openxmlformats.org/drawingml/2006/wordprocessingDrawing" xmlns:w10="urn:schemas-microsoft-com:office:word" xmlns:w="http://schemas.openxmlformats.org/wordprocessingml/2006/main" xmlns:w14="http://schemas.microsoft.com/office/word/2010/wordml" xmlns:w15="http://schemas.microsoft.com/office/word/2012/wordml" xmlns:wpg="http://schemas.microsoft.com/office/word/2010/wordprocessingGroup" xmlns:wpi="http://schemas.microsoft.com/office/word/2010/wordprocessingInk" xmlns:wne="http://schemas.microsoft.com/office/word/2006/wordml" xmlns:wps="http://schemas.microsoft.com/office/word/2010/wordprocessingShape" mc:Ignorable="w14 w15 wp14">
   <w:p>
     <w:pPr>
       <w:pStyle w:val="a4"/>
@@ -26035,7 +26070,7 @@
 </file>
 
 <file path=word/header2.xml><?xml version="1.0" encoding="utf-8"?>
-<w:hdr xmlns:wpc="http://schemas.microsoft.com/office/word/2010/wordprocessingCanvas" xmlns:cx="http://schemas.microsoft.com/office/drawing/2014/chartex" xmlns:cx1="http://schemas.microsoft.com/office/drawing/2015/9/8/chartex" xmlns:cx2="http://schemas.microsoft.com/office/drawing/2015/10/21/chartex" xmlns:cx3="http://schemas.microsoft.com/office/drawing/2016/5/9/chartex" xmlns:cx4="http://schemas.microsoft.com/office/drawing/2016/5/10/chartex" xmlns:cx5="http://schemas.microsoft.com/office/drawing/2016/5/11/chartex" xmlns:cx6="http://schemas.microsoft.com/office/drawing/2016/5/12/chartex" xmlns:cx7="http://schemas.microsoft.com/office/drawing/2016/5/13/chartex" xmlns:cx8="http://schemas.microsoft.com/office/drawing/2016/5/14/chartex" xmlns:mc="http://schemas.openxmlformats.org/markup-compatibility/2006" xmlns:aink="http://schemas.microsoft.com/office/drawing/2016/ink" xmlns:am3d="http://schemas.microsoft.com/office/drawing/2017/model3d" xmlns:o="urn:schemas-microsoft-com:office:office" xmlns:oel="http://schemas.microsoft.com/office/2019/extlst" xmlns:r="http://schemas.openxmlformats.org/officeDocument/2006/relationships" xmlns:m="http://schemas.openxmlformats.org/officeDocument/2006/math" xmlns:v="urn:schemas-microsoft-com:vml" xmlns:wp14="http://schemas.microsoft.com/office/word/2010/wordprocessingDrawing" xmlns:wp="http://schemas.openxmlformats.org/drawingml/2006/wordprocessingDrawing" xmlns:w10="urn:schemas-microsoft-com:office:word" xmlns:w="http://schemas.openxmlformats.org/wordprocessingml/2006/main" xmlns:w14="http://schemas.microsoft.com/office/word/2010/wordml" xmlns:w15="http://schemas.microsoft.com/office/word/2012/wordml" xmlns:w16cex="http://schemas.microsoft.com/office/word/2018/wordml/cex" xmlns:w16cid="http://schemas.microsoft.com/office/word/2016/wordml/cid" xmlns:w16="http://schemas.microsoft.com/office/word/2018/wordml" xmlns:w16sdtdh="http://schemas.microsoft.com/office/word/2020/wordml/sdtdatahash" xmlns:w16se="http://schemas.microsoft.com/office/word/2015/wordml/symex" xmlns:wpg="http://schemas.microsoft.com/office/word/2010/wordprocessingGroup" xmlns:wpi="http://schemas.microsoft.com/office/word/2010/wordprocessingInk" xmlns:wne="http://schemas.microsoft.com/office/word/2006/wordml" xmlns:wps="http://schemas.microsoft.com/office/word/2010/wordprocessingShape" mc:Ignorable="w14 w15 w16se w16cid w16 w16cex w16sdtdh wp14">
+<w:hdr xmlns:wpc="http://schemas.microsoft.com/office/word/2010/wordprocessingCanvas" xmlns:mc="http://schemas.openxmlformats.org/markup-compatibility/2006" xmlns:o="urn:schemas-microsoft-com:office:office" xmlns:r="http://schemas.openxmlformats.org/officeDocument/2006/relationships" xmlns:m="http://schemas.openxmlformats.org/officeDocument/2006/math" xmlns:v="urn:schemas-microsoft-com:vml" xmlns:wp14="http://schemas.microsoft.com/office/word/2010/wordprocessingDrawing" xmlns:wp="http://schemas.openxmlformats.org/drawingml/2006/wordprocessingDrawing" xmlns:w10="urn:schemas-microsoft-com:office:word" xmlns:w="http://schemas.openxmlformats.org/wordprocessingml/2006/main" xmlns:w14="http://schemas.microsoft.com/office/word/2010/wordml" xmlns:w15="http://schemas.microsoft.com/office/word/2012/wordml" xmlns:wpg="http://schemas.microsoft.com/office/word/2010/wordprocessingGroup" xmlns:wpi="http://schemas.microsoft.com/office/word/2010/wordprocessingInk" xmlns:wne="http://schemas.microsoft.com/office/word/2006/wordml" xmlns:wps="http://schemas.microsoft.com/office/word/2010/wordprocessingShape" mc:Ignorable="w14 w15 wp14">
   <w:p>
     <w:pPr>
       <w:pStyle w:val="a4"/>
@@ -26493,7 +26528,7 @@
 </file>
 
 <file path=word/header3.xml><?xml version="1.0" encoding="utf-8"?>
-<w:hdr xmlns:wpc="http://schemas.microsoft.com/office/word/2010/wordprocessingCanvas" xmlns:cx="http://schemas.microsoft.com/office/drawing/2014/chartex" xmlns:cx1="http://schemas.microsoft.com/office/drawing/2015/9/8/chartex" xmlns:cx2="http://schemas.microsoft.com/office/drawing/2015/10/21/chartex" xmlns:cx3="http://schemas.microsoft.com/office/drawing/2016/5/9/chartex" xmlns:cx4="http://schemas.microsoft.com/office/drawing/2016/5/10/chartex" xmlns:cx5="http://schemas.microsoft.com/office/drawing/2016/5/11/chartex" xmlns:cx6="http://schemas.microsoft.com/office/drawing/2016/5/12/chartex" xmlns:cx7="http://schemas.microsoft.com/office/drawing/2016/5/13/chartex" xmlns:cx8="http://schemas.microsoft.com/office/drawing/2016/5/14/chartex" xmlns:mc="http://schemas.openxmlformats.org/markup-compatibility/2006" xmlns:aink="http://schemas.microsoft.com/office/drawing/2016/ink" xmlns:am3d="http://schemas.microsoft.com/office/drawing/2017/model3d" xmlns:o="urn:schemas-microsoft-com:office:office" xmlns:oel="http://schemas.microsoft.com/office/2019/extlst" xmlns:r="http://schemas.openxmlformats.org/officeDocument/2006/relationships" xmlns:m="http://schemas.openxmlformats.org/officeDocument/2006/math" xmlns:v="urn:schemas-microsoft-com:vml" xmlns:wp14="http://schemas.microsoft.com/office/word/2010/wordprocessingDrawing" xmlns:wp="http://schemas.openxmlformats.org/drawingml/2006/wordprocessingDrawing" xmlns:w10="urn:schemas-microsoft-com:office:word" xmlns:w="http://schemas.openxmlformats.org/wordprocessingml/2006/main" xmlns:w14="http://schemas.microsoft.com/office/word/2010/wordml" xmlns:w15="http://schemas.microsoft.com/office/word/2012/wordml" xmlns:w16cex="http://schemas.microsoft.com/office/word/2018/wordml/cex" xmlns:w16cid="http://schemas.microsoft.com/office/word/2016/wordml/cid" xmlns:w16="http://schemas.microsoft.com/office/word/2018/wordml" xmlns:w16sdtdh="http://schemas.microsoft.com/office/word/2020/wordml/sdtdatahash" xmlns:w16se="http://schemas.microsoft.com/office/word/2015/wordml/symex" xmlns:wpg="http://schemas.microsoft.com/office/word/2010/wordprocessingGroup" xmlns:wpi="http://schemas.microsoft.com/office/word/2010/wordprocessingInk" xmlns:wne="http://schemas.microsoft.com/office/word/2006/wordml" xmlns:wps="http://schemas.microsoft.com/office/word/2010/wordprocessingShape" mc:Ignorable="w14 w15 w16se w16cid w16 w16cex w16sdtdh wp14">
+<w:hdr xmlns:wpc="http://schemas.microsoft.com/office/word/2010/wordprocessingCanvas" xmlns:mc="http://schemas.openxmlformats.org/markup-compatibility/2006" xmlns:o="urn:schemas-microsoft-com:office:office" xmlns:r="http://schemas.openxmlformats.org/officeDocument/2006/relationships" xmlns:m="http://schemas.openxmlformats.org/officeDocument/2006/math" xmlns:v="urn:schemas-microsoft-com:vml" xmlns:wp14="http://schemas.microsoft.com/office/word/2010/wordprocessingDrawing" xmlns:wp="http://schemas.openxmlformats.org/drawingml/2006/wordprocessingDrawing" xmlns:w10="urn:schemas-microsoft-com:office:word" xmlns:w="http://schemas.openxmlformats.org/wordprocessingml/2006/main" xmlns:w14="http://schemas.microsoft.com/office/word/2010/wordml" xmlns:w15="http://schemas.microsoft.com/office/word/2012/wordml" xmlns:wpg="http://schemas.microsoft.com/office/word/2010/wordprocessingGroup" xmlns:wpi="http://schemas.microsoft.com/office/word/2010/wordprocessingInk" xmlns:wne="http://schemas.microsoft.com/office/word/2006/wordml" xmlns:wps="http://schemas.microsoft.com/office/word/2010/wordprocessingShape" mc:Ignorable="w14 w15 wp14">
   <w:p>
     <w:pPr>
       <w:pStyle w:val="a4"/>
@@ -26951,7 +26986,7 @@
 </file>
 
 <file path=word/header4.xml><?xml version="1.0" encoding="utf-8"?>
-<w:hdr xmlns:wpc="http://schemas.microsoft.com/office/word/2010/wordprocessingCanvas" xmlns:cx="http://schemas.microsoft.com/office/drawing/2014/chartex" xmlns:cx1="http://schemas.microsoft.com/office/drawing/2015/9/8/chartex" xmlns:cx2="http://schemas.microsoft.com/office/drawing/2015/10/21/chartex" xmlns:cx3="http://schemas.microsoft.com/office/drawing/2016/5/9/chartex" xmlns:cx4="http://schemas.microsoft.com/office/drawing/2016/5/10/chartex" xmlns:cx5="http://schemas.microsoft.com/office/drawing/2016/5/11/chartex" xmlns:cx6="http://schemas.microsoft.com/office/drawing/2016/5/12/chartex" xmlns:cx7="http://schemas.microsoft.com/office/drawing/2016/5/13/chartex" xmlns:cx8="http://schemas.microsoft.com/office/drawing/2016/5/14/chartex" xmlns:mc="http://schemas.openxmlformats.org/markup-compatibility/2006" xmlns:aink="http://schemas.microsoft.com/office/drawing/2016/ink" xmlns:am3d="http://schemas.microsoft.com/office/drawing/2017/model3d" xmlns:o="urn:schemas-microsoft-com:office:office" xmlns:oel="http://schemas.microsoft.com/office/2019/extlst" xmlns:r="http://schemas.openxmlformats.org/officeDocument/2006/relationships" xmlns:m="http://schemas.openxmlformats.org/officeDocument/2006/math" xmlns:v="urn:schemas-microsoft-com:vml" xmlns:wp14="http://schemas.microsoft.com/office/word/2010/wordprocessingDrawing" xmlns:wp="http://schemas.openxmlformats.org/drawingml/2006/wordprocessingDrawing" xmlns:w10="urn:schemas-microsoft-com:office:word" xmlns:w="http://schemas.openxmlformats.org/wordprocessingml/2006/main" xmlns:w14="http://schemas.microsoft.com/office/word/2010/wordml" xmlns:w15="http://schemas.microsoft.com/office/word/2012/wordml" xmlns:w16cex="http://schemas.microsoft.com/office/word/2018/wordml/cex" xmlns:w16cid="http://schemas.microsoft.com/office/word/2016/wordml/cid" xmlns:w16="http://schemas.microsoft.com/office/word/2018/wordml" xmlns:w16sdtdh="http://schemas.microsoft.com/office/word/2020/wordml/sdtdatahash" xmlns:w16se="http://schemas.microsoft.com/office/word/2015/wordml/symex" xmlns:wpg="http://schemas.microsoft.com/office/word/2010/wordprocessingGroup" xmlns:wpi="http://schemas.microsoft.com/office/word/2010/wordprocessingInk" xmlns:wne="http://schemas.microsoft.com/office/word/2006/wordml" xmlns:wps="http://schemas.microsoft.com/office/word/2010/wordprocessingShape" mc:Ignorable="w14 w15 w16se w16cid w16 w16cex w16sdtdh wp14">
+<w:hdr xmlns:wpc="http://schemas.microsoft.com/office/word/2010/wordprocessingCanvas" xmlns:mc="http://schemas.openxmlformats.org/markup-compatibility/2006" xmlns:o="urn:schemas-microsoft-com:office:office" xmlns:r="http://schemas.openxmlformats.org/officeDocument/2006/relationships" xmlns:m="http://schemas.openxmlformats.org/officeDocument/2006/math" xmlns:v="urn:schemas-microsoft-com:vml" xmlns:wp14="http://schemas.microsoft.com/office/word/2010/wordprocessingDrawing" xmlns:wp="http://schemas.openxmlformats.org/drawingml/2006/wordprocessingDrawing" xmlns:w10="urn:schemas-microsoft-com:office:word" xmlns:w="http://schemas.openxmlformats.org/wordprocessingml/2006/main" xmlns:w14="http://schemas.microsoft.com/office/word/2010/wordml" xmlns:w15="http://schemas.microsoft.com/office/word/2012/wordml" xmlns:wpg="http://schemas.microsoft.com/office/word/2010/wordprocessingGroup" xmlns:wpi="http://schemas.microsoft.com/office/word/2010/wordprocessingInk" xmlns:wne="http://schemas.microsoft.com/office/word/2006/wordml" xmlns:wps="http://schemas.microsoft.com/office/word/2010/wordprocessingShape" mc:Ignorable="w14 w15 wp14">
   <w:p>
     <w:pPr>
       <w:pStyle w:val="a4"/>
@@ -27023,7 +27058,7 @@
         <w:b/>
         <w:noProof/>
       </w:rPr>
-      <w:t>2625</w:t>
+      <w:t>2626</w:t>
     </w:r>
     <w:r>
       <w:rPr>
@@ -27160,7 +27195,7 @@
         <w:b/>
         <w:noProof/>
       </w:rPr>
-      <w:t>21</w:t>
+      <w:t>28</w:t>
     </w:r>
     <w:r>
       <w:rPr>
@@ -27232,7 +27267,7 @@
         <w:b/>
         <w:noProof/>
       </w:rPr>
-      <w:t>2625</w:t>
+      <w:t>2626</w:t>
     </w:r>
     <w:r>
       <w:rPr>
@@ -27369,7 +27404,7 @@
         <w:b/>
         <w:noProof/>
       </w:rPr>
-      <w:t>21</w:t>
+      <w:t>28</w:t>
     </w:r>
     <w:r>
       <w:rPr>
@@ -27409,7 +27444,7 @@
 </file>
 
 <file path=word/numbering.xml><?xml version="1.0" encoding="utf-8"?>
-<w:numbering xmlns:wpc="http://schemas.microsoft.com/office/word/2010/wordprocessingCanvas" xmlns:cx="http://schemas.microsoft.com/office/drawing/2014/chartex" xmlns:cx1="http://schemas.microsoft.com/office/drawing/2015/9/8/chartex" xmlns:cx2="http://schemas.microsoft.com/office/drawing/2015/10/21/chartex" xmlns:cx3="http://schemas.microsoft.com/office/drawing/2016/5/9/chartex" xmlns:cx4="http://schemas.microsoft.com/office/drawing/2016/5/10/chartex" xmlns:cx5="http://schemas.microsoft.com/office/drawing/2016/5/11/chartex" xmlns:cx6="http://schemas.microsoft.com/office/drawing/2016/5/12/chartex" xmlns:cx7="http://schemas.microsoft.com/office/drawing/2016/5/13/chartex" xmlns:cx8="http://schemas.microsoft.com/office/drawing/2016/5/14/chartex" xmlns:mc="http://schemas.openxmlformats.org/markup-compatibility/2006" xmlns:aink="http://schemas.microsoft.com/office/drawing/2016/ink" xmlns:am3d="http://schemas.microsoft.com/office/drawing/2017/model3d" xmlns:o="urn:schemas-microsoft-com:office:office" xmlns:oel="http://schemas.microsoft.com/office/2019/extlst" xmlns:r="http://schemas.openxmlformats.org/officeDocument/2006/relationships" xmlns:m="http://schemas.openxmlformats.org/officeDocument/2006/math" xmlns:v="urn:schemas-microsoft-com:vml" xmlns:wp14="http://schemas.microsoft.com/office/word/2010/wordprocessingDrawing" xmlns:wp="http://schemas.openxmlformats.org/drawingml/2006/wordprocessingDrawing" xmlns:w10="urn:schemas-microsoft-com:office:word" xmlns:w="http://schemas.openxmlformats.org/wordprocessingml/2006/main" xmlns:w14="http://schemas.microsoft.com/office/word/2010/wordml" xmlns:w15="http://schemas.microsoft.com/office/word/2012/wordml" xmlns:w16cex="http://schemas.microsoft.com/office/word/2018/wordml/cex" xmlns:w16cid="http://schemas.microsoft.com/office/word/2016/wordml/cid" xmlns:w16="http://schemas.microsoft.com/office/word/2018/wordml" xmlns:w16sdtdh="http://schemas.microsoft.com/office/word/2020/wordml/sdtdatahash" xmlns:w16se="http://schemas.microsoft.com/office/word/2015/wordml/symex" xmlns:wpg="http://schemas.microsoft.com/office/word/2010/wordprocessingGroup" xmlns:wpi="http://schemas.microsoft.com/office/word/2010/wordprocessingInk" xmlns:wne="http://schemas.microsoft.com/office/word/2006/wordml" xmlns:wps="http://schemas.microsoft.com/office/word/2010/wordprocessingShape" mc:Ignorable="w14 w15 w16se w16cid w16 w16cex w16sdtdh wp14">
+<w:numbering xmlns:wpc="http://schemas.microsoft.com/office/word/2010/wordprocessingCanvas" xmlns:mc="http://schemas.openxmlformats.org/markup-compatibility/2006" xmlns:o="urn:schemas-microsoft-com:office:office" xmlns:r="http://schemas.openxmlformats.org/officeDocument/2006/relationships" xmlns:m="http://schemas.openxmlformats.org/officeDocument/2006/math" xmlns:v="urn:schemas-microsoft-com:vml" xmlns:wp14="http://schemas.microsoft.com/office/word/2010/wordprocessingDrawing" xmlns:wp="http://schemas.openxmlformats.org/drawingml/2006/wordprocessingDrawing" xmlns:w10="urn:schemas-microsoft-com:office:word" xmlns:w="http://schemas.openxmlformats.org/wordprocessingml/2006/main" xmlns:w14="http://schemas.microsoft.com/office/word/2010/wordml" xmlns:w15="http://schemas.microsoft.com/office/word/2012/wordml" xmlns:wpg="http://schemas.microsoft.com/office/word/2010/wordprocessingGroup" xmlns:wpi="http://schemas.microsoft.com/office/word/2010/wordprocessingInk" xmlns:wne="http://schemas.microsoft.com/office/word/2006/wordml" xmlns:wps="http://schemas.microsoft.com/office/word/2010/wordprocessingShape" mc:Ignorable="w14 w15 wp14">
   <w:abstractNum w:abstractNumId="0" w15:restartNumberingAfterBreak="0">
     <w:nsid w:val="0397573A"/>
     <w:multiLevelType w:val="hybridMultilevel"/>
@@ -29101,68 +29136,68 @@
       </w:pPr>
     </w:lvl>
   </w:abstractNum>
-  <w:num w:numId="1" w16cid:durableId="1319505165">
+  <w:num w:numId="1">
     <w:abstractNumId w:val="18"/>
   </w:num>
-  <w:num w:numId="2" w16cid:durableId="1726487879">
+  <w:num w:numId="2">
     <w:abstractNumId w:val="5"/>
   </w:num>
-  <w:num w:numId="3" w16cid:durableId="1089081261">
+  <w:num w:numId="3">
     <w:abstractNumId w:val="9"/>
   </w:num>
-  <w:num w:numId="4" w16cid:durableId="576672096">
+  <w:num w:numId="4">
     <w:abstractNumId w:val="3"/>
   </w:num>
-  <w:num w:numId="5" w16cid:durableId="1434742385">
+  <w:num w:numId="5">
     <w:abstractNumId w:val="10"/>
   </w:num>
-  <w:num w:numId="6" w16cid:durableId="909654005">
+  <w:num w:numId="6">
     <w:abstractNumId w:val="17"/>
   </w:num>
-  <w:num w:numId="7" w16cid:durableId="657344117">
+  <w:num w:numId="7">
     <w:abstractNumId w:val="16"/>
   </w:num>
-  <w:num w:numId="8" w16cid:durableId="1423255757">
+  <w:num w:numId="8">
     <w:abstractNumId w:val="8"/>
   </w:num>
-  <w:num w:numId="9" w16cid:durableId="1879122433">
+  <w:num w:numId="9">
     <w:abstractNumId w:val="14"/>
   </w:num>
-  <w:num w:numId="10" w16cid:durableId="1624842085">
+  <w:num w:numId="10">
     <w:abstractNumId w:val="4"/>
   </w:num>
-  <w:num w:numId="11" w16cid:durableId="547500138">
+  <w:num w:numId="11">
     <w:abstractNumId w:val="11"/>
   </w:num>
-  <w:num w:numId="12" w16cid:durableId="939340322">
+  <w:num w:numId="12">
     <w:abstractNumId w:val="2"/>
   </w:num>
-  <w:num w:numId="13" w16cid:durableId="977035478">
+  <w:num w:numId="13">
     <w:abstractNumId w:val="12"/>
   </w:num>
-  <w:num w:numId="14" w16cid:durableId="574820577">
+  <w:num w:numId="14">
     <w:abstractNumId w:val="13"/>
   </w:num>
-  <w:num w:numId="15" w16cid:durableId="584608942">
+  <w:num w:numId="15">
     <w:abstractNumId w:val="1"/>
   </w:num>
-  <w:num w:numId="16" w16cid:durableId="1536041807">
+  <w:num w:numId="16">
     <w:abstractNumId w:val="0"/>
   </w:num>
-  <w:num w:numId="17" w16cid:durableId="262690184">
+  <w:num w:numId="17">
     <w:abstractNumId w:val="15"/>
   </w:num>
-  <w:num w:numId="18" w16cid:durableId="1415316869">
+  <w:num w:numId="18">
     <w:abstractNumId w:val="7"/>
   </w:num>
-  <w:num w:numId="19" w16cid:durableId="1806041769">
+  <w:num w:numId="19">
     <w:abstractNumId w:val="6"/>
   </w:num>
 </w:numbering>
 </file>
 
 <file path=word/styles.xml><?xml version="1.0" encoding="utf-8"?>
-<w:styles xmlns:mc="http://schemas.openxmlformats.org/markup-compatibility/2006" xmlns:r="http://schemas.openxmlformats.org/officeDocument/2006/relationships" xmlns:w="http://schemas.openxmlformats.org/wordprocessingml/2006/main" xmlns:w14="http://schemas.microsoft.com/office/word/2010/wordml" xmlns:w15="http://schemas.microsoft.com/office/word/2012/wordml" xmlns:w16cex="http://schemas.microsoft.com/office/word/2018/wordml/cex" xmlns:w16cid="http://schemas.microsoft.com/office/word/2016/wordml/cid" xmlns:w16="http://schemas.microsoft.com/office/word/2018/wordml" xmlns:w16sdtdh="http://schemas.microsoft.com/office/word/2020/wordml/sdtdatahash" xmlns:w16se="http://schemas.microsoft.com/office/word/2015/wordml/symex" mc:Ignorable="w14 w15 w16se w16cid w16 w16cex w16sdtdh">
+<w:styles xmlns:mc="http://schemas.openxmlformats.org/markup-compatibility/2006" xmlns:r="http://schemas.openxmlformats.org/officeDocument/2006/relationships" xmlns:w="http://schemas.openxmlformats.org/wordprocessingml/2006/main" xmlns:w14="http://schemas.microsoft.com/office/word/2010/wordml" xmlns:w15="http://schemas.microsoft.com/office/word/2012/wordml" mc:Ignorable="w14 w15">
   <w:docDefaults>
     <w:rPrDefault>
       <w:rPr>
@@ -29175,7 +29210,7 @@
     </w:rPrDefault>
     <w:pPrDefault/>
   </w:docDefaults>
-  <w:latentStyles w:defLockedState="0" w:defUIPriority="99" w:defSemiHidden="0" w:defUnhideWhenUsed="0" w:defQFormat="0" w:count="376">
+  <w:latentStyles w:defLockedState="0" w:defUIPriority="99" w:defSemiHidden="0" w:defUnhideWhenUsed="0" w:defQFormat="0" w:count="371">
     <w:lsdException w:name="Normal" w:uiPriority="0" w:qFormat="1"/>
     <w:lsdException w:name="heading 1" w:uiPriority="9" w:qFormat="1"/>
     <w:lsdException w:name="heading 2" w:semiHidden="1" w:uiPriority="9" w:unhideWhenUsed="1" w:qFormat="1"/>
@@ -29547,11 +29582,6 @@
     <w:lsdException w:name="List Table 5 Dark Accent 6" w:uiPriority="50"/>
     <w:lsdException w:name="List Table 6 Colorful Accent 6" w:uiPriority="51"/>
     <w:lsdException w:name="List Table 7 Colorful Accent 6" w:uiPriority="52"/>
-    <w:lsdException w:name="Mention" w:semiHidden="1" w:unhideWhenUsed="1"/>
-    <w:lsdException w:name="Smart Hyperlink" w:semiHidden="1" w:unhideWhenUsed="1"/>
-    <w:lsdException w:name="Hashtag" w:semiHidden="1" w:unhideWhenUsed="1"/>
-    <w:lsdException w:name="Unresolved Mention" w:semiHidden="1" w:unhideWhenUsed="1"/>
-    <w:lsdException w:name="Smart Link" w:semiHidden="1" w:unhideWhenUsed="1"/>
   </w:latentStyles>
   <w:style w:type="paragraph" w:default="1" w:styleId="a">
     <w:name w:val="Normal"/>
@@ -30207,7 +30237,7 @@
 </file>
 
 <file path=customXml/itemProps1.xml><?xml version="1.0" encoding="utf-8"?>
-<ds:datastoreItem xmlns:ds="http://schemas.openxmlformats.org/officeDocument/2006/customXml" ds:itemID="{421796AF-04CA-47B3-ADA3-7CC5AD938BC3}">
+<ds:datastoreItem xmlns:ds="http://schemas.openxmlformats.org/officeDocument/2006/customXml" ds:itemID="{D25F410F-D6A7-463D-A724-8750ABE43422}">
   <ds:schemaRefs>
     <ds:schemaRef ds:uri="http://schemas.openxmlformats.org/officeDocument/2006/bibliography"/>
   </ds:schemaRefs>
